--- a/X_ENTREGABLES_CONSOLIDADOS/8_DOCUMENTOS_SERVIDOS/WORD/SISTEMA_01_Control_y_Senalizacion_EJECUTIVO.docx
+++ b/X_ENTREGABLES_CONSOLIDADOS/8_DOCUMENTOS_SERVIDOS/WORD/SISTEMA_01_Control_y_Senalizacion_EJECUTIVO.docx
@@ -28,7 +28,7 @@
         </w:p>
       </w:sdtContent>
     </w:sdt>
-    <w:bookmarkStart w:id="63" w:name="sistema-01-control-y-señalización"/>
+    <w:bookmarkStart w:id="74" w:name="sistema-01-control-y-señalización"/>
     <w:p>
       <w:pPr>
         <w:pStyle w:val="Heading1"/>
@@ -37,7 +37,7 @@
         <w:t xml:space="preserve">SISTEMA 01: CONTROL Y SEÑALIZACIÓN</w:t>
       </w:r>
     </w:p>
-    <w:bookmarkStart w:id="9" w:name="documento-ejecutivo-de-ingeniería"/>
+    <w:bookmarkStart w:id="20" w:name="documento-ejecutivo-de-ingeniería"/>
     <w:p>
       <w:pPr>
         <w:pStyle w:val="Heading2"/>
@@ -53,8 +53,8 @@
         </w:pict>
       </w:r>
     </w:p>
-    <w:bookmarkEnd w:id="9"/>
-    <w:bookmarkStart w:id="13" w:name="resumen-ejecutivo"/>
+    <w:bookmarkEnd w:id="20"/>
+    <w:bookmarkStart w:id="24" w:name="resumen-ejecutivo"/>
     <w:p>
       <w:pPr>
         <w:pStyle w:val="Heading2"/>
@@ -63,7 +63,7 @@
         <w:t xml:space="preserve">📊 RESUMEN EJECUTIVO</w:t>
       </w:r>
     </w:p>
-    <w:bookmarkStart w:id="10" w:name="qué-es-este-sistema-y-por-qué-importa"/>
+    <w:bookmarkStart w:id="21" w:name="qué-es-este-sistema-y-por-qué-importa"/>
     <w:p>
       <w:pPr>
         <w:pStyle w:val="Heading3"/>
@@ -110,8 +110,8 @@
         <w:t xml:space="preserve">que permite la operación segura y eficiente de todos los trenes. Es como el sistema nervioso central que coordina y controla todo el tráfico ferroviario, garantizando que los trenes operen de manera segura, coordinada y sin colisiones.</w:t>
       </w:r>
     </w:p>
-    <w:bookmarkEnd w:id="10"/>
-    <w:bookmarkStart w:id="11" w:name="X7c83a38cc8f42be1526a62fa09e05463bbe3395"/>
+    <w:bookmarkEnd w:id="21"/>
+    <w:bookmarkStart w:id="22" w:name="X7c83a38cc8f42be1526a62fa09e05463bbe3395"/>
     <w:p>
       <w:pPr>
         <w:pStyle w:val="Heading3"/>
@@ -296,8 +296,8 @@
         <w:t xml:space="preserve">99.95% (sistema crítico según estándares EN 50126)</w:t>
       </w:r>
     </w:p>
-    <w:bookmarkEnd w:id="11"/>
-    <w:bookmarkStart w:id="12" w:name="hitos-críticos"/>
+    <w:bookmarkEnd w:id="22"/>
+    <w:bookmarkStart w:id="23" w:name="hitos-críticos"/>
     <w:p>
       <w:pPr>
         <w:pStyle w:val="Heading3"/>
@@ -518,9 +518,9 @@
         </w:pict>
       </w:r>
     </w:p>
-    <w:bookmarkEnd w:id="12"/>
-    <w:bookmarkEnd w:id="13"/>
-    <w:bookmarkStart w:id="20" w:name="X16ad1bf8fd3c72f4f9f37ec0fde01a31e7fb65a"/>
+    <w:bookmarkEnd w:id="23"/>
+    <w:bookmarkEnd w:id="24"/>
+    <w:bookmarkStart w:id="31" w:name="X16ad1bf8fd3c72f4f9f37ec0fde01a31e7fb65a"/>
     <w:p>
       <w:pPr>
         <w:pStyle w:val="Heading2"/>
@@ -529,7 +529,7 @@
         <w:t xml:space="preserve">🔍 CRITERIOS DE DISEÑO Y JUSTIFICACIONES TÉCNICAS</w:t>
       </w:r>
     </w:p>
-    <w:bookmarkStart w:id="14" w:name="X6d5c47ab0504f0ec3e84a7dd3f21389a88ee44b"/>
+    <w:bookmarkStart w:id="25" w:name="X6d5c47ab0504f0ec3e84a7dd3f21389a88ee44b"/>
     <w:p>
       <w:pPr>
         <w:pStyle w:val="Heading3"/>
@@ -766,8 +766,8 @@
         <w:t xml:space="preserve">Redundancia N+1 en CCO vs redundancia distribuida</w:t>
       </w:r>
     </w:p>
-    <w:bookmarkEnd w:id="14"/>
-    <w:bookmarkStart w:id="15" w:name="X0539cd16028147b0ee556cf5a9fc91b508e8572"/>
+    <w:bookmarkEnd w:id="25"/>
+    <w:bookmarkStart w:id="26" w:name="X0539cd16028147b0ee556cf5a9fc91b508e8572"/>
     <w:p>
       <w:pPr>
         <w:pStyle w:val="Heading3"/>
@@ -980,8 +980,8 @@
         <w:t xml:space="preserve">DT-TETRA-001-2025-10-07 (aprobada por PMO + Especialista Sistemas)</w:t>
       </w:r>
     </w:p>
-    <w:bookmarkEnd w:id="15"/>
-    <w:bookmarkStart w:id="16" w:name="por-qué-5-ence-no-más-no-menos"/>
+    <w:bookmarkEnd w:id="26"/>
+    <w:bookmarkStart w:id="27" w:name="por-qué-5-ence-no-más-no-menos"/>
     <w:p>
       <w:pPr>
         <w:pStyle w:val="Heading3"/>
@@ -1112,8 +1112,8 @@
         <w:t xml:space="preserve">Estaciones secundarias no requieren ENCE (control desde CCO)</w:t>
       </w:r>
     </w:p>
-    <w:bookmarkEnd w:id="16"/>
-    <w:bookmarkStart w:id="17" w:name="por-qué-120-desvíos-automatizados"/>
+    <w:bookmarkEnd w:id="27"/>
+    <w:bookmarkStart w:id="28" w:name="por-qué-120-desvíos-automatizados"/>
     <w:p>
       <w:pPr>
         <w:pStyle w:val="Heading3"/>
@@ -1244,8 +1244,8 @@
         <w:t xml:space="preserve">Cambios de configuración desde CCO en tiempo real</w:t>
       </w:r>
     </w:p>
-    <w:bookmarkEnd w:id="17"/>
-    <w:bookmarkStart w:id="18" w:name="Xb28b9411d1804d666769313d48cbd120b86b4a7"/>
+    <w:bookmarkEnd w:id="28"/>
+    <w:bookmarkStart w:id="29" w:name="Xb28b9411d1804d666769313d48cbd120b86b4a7"/>
     <w:p>
       <w:pPr>
         <w:pStyle w:val="Heading3"/>
@@ -1460,8 +1460,8 @@
         <w:t xml:space="preserve">Implementación exitosa en Europa</w:t>
       </w:r>
     </w:p>
-    <w:bookmarkEnd w:id="18"/>
-    <w:bookmarkStart w:id="19" w:name="por-qué-cco-en-la-dorada-km-0000"/>
+    <w:bookmarkEnd w:id="29"/>
+    <w:bookmarkStart w:id="30" w:name="por-qué-cco-en-la-dorada-km-0000"/>
     <w:p>
       <w:pPr>
         <w:pStyle w:val="Heading3"/>
@@ -1599,9 +1599,9 @@
         </w:pict>
       </w:r>
     </w:p>
-    <w:bookmarkEnd w:id="19"/>
-    <w:bookmarkEnd w:id="20"/>
-    <w:bookmarkStart w:id="24" w:name="función-y-propósito-del-sistema"/>
+    <w:bookmarkEnd w:id="30"/>
+    <w:bookmarkEnd w:id="31"/>
+    <w:bookmarkStart w:id="35" w:name="función-y-propósito-del-sistema"/>
     <w:p>
       <w:pPr>
         <w:pStyle w:val="Heading2"/>
@@ -1610,7 +1610,7 @@
         <w:t xml:space="preserve">🎯 FUNCIÓN Y PROPÓSITO DEL SISTEMA</w:t>
       </w:r>
     </w:p>
-    <w:bookmarkStart w:id="21" w:name="qué-hace-este-sistema"/>
+    <w:bookmarkStart w:id="32" w:name="qué-hace-este-sistema"/>
     <w:p>
       <w:pPr>
         <w:pStyle w:val="Heading3"/>
@@ -1731,8 +1731,8 @@
         <w:t xml:space="preserve">Supervisión continua del estado del sistema</w:t>
       </w:r>
     </w:p>
-    <w:bookmarkEnd w:id="21"/>
-    <w:bookmarkStart w:id="22" w:name="por-qué-lo-necesitamos"/>
+    <w:bookmarkEnd w:id="32"/>
+    <w:bookmarkStart w:id="33" w:name="por-qué-lo-necesitamos"/>
     <w:p>
       <w:pPr>
         <w:pStyle w:val="Heading3"/>
@@ -1829,8 +1829,8 @@
         <w:t xml:space="preserve">Requerimientos regulatorios de seguridad</w:t>
       </w:r>
     </w:p>
-    <w:bookmarkEnd w:id="22"/>
-    <w:bookmarkStart w:id="23" w:name="cómo-se-integra-con-otros-sistemas"/>
+    <w:bookmarkEnd w:id="33"/>
+    <w:bookmarkStart w:id="34" w:name="cómo-se-integra-con-otros-sistemas"/>
     <w:p>
       <w:pPr>
         <w:pStyle w:val="Heading3"/>
@@ -1893,9 +1893,9 @@
         </w:pict>
       </w:r>
     </w:p>
-    <w:bookmarkEnd w:id="23"/>
-    <w:bookmarkEnd w:id="24"/>
-    <w:bookmarkStart w:id="29" w:name="componentes-principales"/>
+    <w:bookmarkEnd w:id="34"/>
+    <w:bookmarkEnd w:id="35"/>
+    <w:bookmarkStart w:id="40" w:name="componentes-principales"/>
     <w:p>
       <w:pPr>
         <w:pStyle w:val="Heading2"/>
@@ -1904,7 +1904,7 @@
         <w:t xml:space="preserve">🏗️ COMPONENTES PRINCIPALES</w:t>
       </w:r>
     </w:p>
-    <w:bookmarkStart w:id="25" w:name="X75a3c88d1f947fd44b0c8826f4680ed4435bf36"/>
+    <w:bookmarkStart w:id="36" w:name="X75a3c88d1f947fd44b0c8826f4680ed4435bf36"/>
     <w:p>
       <w:pPr>
         <w:pStyle w:val="Heading3"/>
@@ -1997,8 +1997,8 @@
         <w:t xml:space="preserve">🟢 En cronograma</w:t>
       </w:r>
     </w:p>
-    <w:bookmarkEnd w:id="25"/>
-    <w:bookmarkStart w:id="26" w:name="Xc1270d0ad36b06f1b47f841d35503d08c8f62e0"/>
+    <w:bookmarkEnd w:id="36"/>
+    <w:bookmarkStart w:id="37" w:name="Xc1270d0ad36b06f1b47f841d35503d08c8f62e0"/>
     <w:p>
       <w:pPr>
         <w:pStyle w:val="Heading3"/>
@@ -2091,8 +2091,8 @@
         <w:t xml:space="preserve">🟡 En progreso</w:t>
       </w:r>
     </w:p>
-    <w:bookmarkEnd w:id="26"/>
-    <w:bookmarkStart w:id="27" w:name="ence---enclavamientos-electrónicos"/>
+    <w:bookmarkEnd w:id="37"/>
+    <w:bookmarkStart w:id="38" w:name="ence---enclavamientos-electrónicos"/>
     <w:p>
       <w:pPr>
         <w:pStyle w:val="Heading3"/>
@@ -2185,8 +2185,8 @@
         <w:t xml:space="preserve">🟢 En cronograma</w:t>
       </w:r>
     </w:p>
-    <w:bookmarkEnd w:id="27"/>
-    <w:bookmarkStart w:id="28" w:name="desvíos-automatizados"/>
+    <w:bookmarkEnd w:id="38"/>
+    <w:bookmarkStart w:id="39" w:name="desvíos-automatizados"/>
     <w:p>
       <w:pPr>
         <w:pStyle w:val="Heading3"/>
@@ -2286,9 +2286,9 @@
         </w:pict>
       </w:r>
     </w:p>
-    <w:bookmarkEnd w:id="28"/>
-    <w:bookmarkEnd w:id="29"/>
-    <w:bookmarkStart w:id="32" w:name="especificaciones-técnicas-clave"/>
+    <w:bookmarkEnd w:id="39"/>
+    <w:bookmarkEnd w:id="40"/>
+    <w:bookmarkStart w:id="43" w:name="especificaciones-técnicas-clave"/>
     <w:p>
       <w:pPr>
         <w:pStyle w:val="Heading2"/>
@@ -2297,7 +2297,7 @@
         <w:t xml:space="preserve">📐 ESPECIFICACIONES TÉCNICAS CLAVE</w:t>
       </w:r>
     </w:p>
-    <w:bookmarkStart w:id="30" w:name="tabla-consolidada-de-especificaciones"/>
+    <w:bookmarkStart w:id="41" w:name="tabla-consolidada-de-especificaciones"/>
     <w:p>
       <w:pPr>
         <w:pStyle w:val="Heading3"/>
@@ -2587,8 +2587,8 @@
         </w:tc>
       </w:tr>
     </w:tbl>
-    <w:bookmarkEnd w:id="30"/>
-    <w:bookmarkStart w:id="31" w:name="criterios-de-aceptación"/>
+    <w:bookmarkEnd w:id="41"/>
+    <w:bookmarkStart w:id="42" w:name="criterios-de-aceptación"/>
     <w:p>
       <w:pPr>
         <w:pStyle w:val="Heading3"/>
@@ -2664,9 +2664,9 @@
         </w:pict>
       </w:r>
     </w:p>
-    <w:bookmarkEnd w:id="31"/>
-    <w:bookmarkEnd w:id="32"/>
-    <w:bookmarkStart w:id="35" w:name="ubicación-y-despliegue"/>
+    <w:bookmarkEnd w:id="42"/>
+    <w:bookmarkEnd w:id="43"/>
+    <w:bookmarkStart w:id="46" w:name="ubicación-y-despliegue"/>
     <w:p>
       <w:pPr>
         <w:pStyle w:val="Heading2"/>
@@ -2675,7 +2675,7 @@
         <w:t xml:space="preserve">📍 UBICACIÓN Y DESPLIEGUE</w:t>
       </w:r>
     </w:p>
-    <w:bookmarkStart w:id="33" w:name="mapa-de-despliegue"/>
+    <w:bookmarkStart w:id="44" w:name="mapa-de-despliegue"/>
     <w:p>
       <w:pPr>
         <w:pStyle w:val="Heading3"/>
@@ -2692,8 +2692,8 @@
         <w:t xml:space="preserve">El sistema se despliega desde el Centro de Control Operativo (CCO) en La Dorada, extendiéndose a lo largo de todo el corredor de 594 km hasta Chiriguaná.</w:t>
       </w:r>
     </w:p>
-    <w:bookmarkEnd w:id="33"/>
-    <w:bookmarkStart w:id="34" w:name="tabla-de-sitios-principales"/>
+    <w:bookmarkEnd w:id="44"/>
+    <w:bookmarkStart w:id="45" w:name="tabla-de-sitios-principales"/>
     <w:p>
       <w:pPr>
         <w:pStyle w:val="Heading3"/>
@@ -3076,9 +3076,9 @@
         </w:pict>
       </w:r>
     </w:p>
-    <w:bookmarkEnd w:id="34"/>
-    <w:bookmarkEnd w:id="35"/>
-    <w:bookmarkStart w:id="39" w:name="operación-y-mantenimiento"/>
+    <w:bookmarkEnd w:id="45"/>
+    <w:bookmarkEnd w:id="46"/>
+    <w:bookmarkStart w:id="50" w:name="operación-y-mantenimiento"/>
     <w:p>
       <w:pPr>
         <w:pStyle w:val="Heading2"/>
@@ -3087,7 +3087,7 @@
         <w:t xml:space="preserve">⚙️ OPERACIÓN Y MANTENIMIENTO</w:t>
       </w:r>
     </w:p>
-    <w:bookmarkStart w:id="36" w:name="operación-normal"/>
+    <w:bookmarkStart w:id="47" w:name="operación-normal"/>
     <w:p>
       <w:pPr>
         <w:pStyle w:val="Heading3"/>
@@ -3104,8 +3104,8 @@
         <w:t xml:space="preserve">El sistema opera 24/7 proporcionando control centralizado de todo el tráfico ferroviario, con monitoreo automático de la disponibilidad y rendimiento del sistema.</w:t>
       </w:r>
     </w:p>
-    <w:bookmarkEnd w:id="36"/>
-    <w:bookmarkStart w:id="37" w:name="mantenimiento-preventivo"/>
+    <w:bookmarkEnd w:id="47"/>
+    <w:bookmarkStart w:id="48" w:name="mantenimiento-preventivo"/>
     <w:p>
       <w:pPr>
         <w:pStyle w:val="Heading3"/>
@@ -3202,8 +3202,8 @@
         <w:t xml:space="preserve">Mantenimiento mayor de equipos críticos</w:t>
       </w:r>
     </w:p>
-    <w:bookmarkEnd w:id="37"/>
-    <w:bookmarkStart w:id="38" w:name="respuesta-a-fallas"/>
+    <w:bookmarkEnd w:id="48"/>
+    <w:bookmarkStart w:id="49" w:name="respuesta-a-fallas"/>
     <w:p>
       <w:pPr>
         <w:pStyle w:val="Heading3"/>
@@ -3329,9 +3329,9 @@
         </w:pict>
       </w:r>
     </w:p>
-    <w:bookmarkEnd w:id="38"/>
-    <w:bookmarkEnd w:id="39"/>
-    <w:bookmarkStart w:id="43" w:name="interfaces-con-otros-sistemas"/>
+    <w:bookmarkEnd w:id="49"/>
+    <w:bookmarkEnd w:id="50"/>
+    <w:bookmarkStart w:id="54" w:name="interfaces-con-otros-sistemas"/>
     <w:p>
       <w:pPr>
         <w:pStyle w:val="Heading2"/>
@@ -3340,7 +3340,7 @@
         <w:t xml:space="preserve">🔗 INTERFACES CON OTROS SISTEMAS</w:t>
       </w:r>
     </w:p>
-    <w:bookmarkStart w:id="40" w:name="diagrama-de-interfaces"/>
+    <w:bookmarkStart w:id="51" w:name="diagrama-de-interfaces"/>
     <w:p>
       <w:pPr>
         <w:pStyle w:val="Heading3"/>
@@ -3396,8 +3396,8 @@
         <w:t xml:space="preserve">[Integración] ←→ [Control y Señalización] ←→ [Sistemas Externos]</w:t>
       </w:r>
     </w:p>
-    <w:bookmarkEnd w:id="40"/>
-    <w:bookmarkStart w:id="41" w:name="tabla-de-interfaces-críticas"/>
+    <w:bookmarkEnd w:id="51"/>
+    <w:bookmarkStart w:id="52" w:name="tabla-de-interfaces-críticas"/>
     <w:p>
       <w:pPr>
         <w:pStyle w:val="Heading3"/>
@@ -3672,8 +3672,8 @@
         </w:tc>
       </w:tr>
     </w:tbl>
-    <w:bookmarkEnd w:id="41"/>
-    <w:bookmarkStart w:id="42" w:name="X77a3e7942ca9ce4f31927158e5b52f13a5a0354"/>
+    <w:bookmarkEnd w:id="52"/>
+    <w:bookmarkStart w:id="53" w:name="X77a3e7942ca9ce4f31927158e5b52f13a5a0354"/>
     <w:p>
       <w:pPr>
         <w:pStyle w:val="Heading3"/>
@@ -4137,9 +4137,9 @@
         </w:pict>
       </w:r>
     </w:p>
-    <w:bookmarkEnd w:id="42"/>
-    <w:bookmarkEnd w:id="43"/>
-    <w:bookmarkStart w:id="47" w:name="supuestos-técnicos-y-limitaciones"/>
+    <w:bookmarkEnd w:id="53"/>
+    <w:bookmarkEnd w:id="54"/>
+    <w:bookmarkStart w:id="58" w:name="supuestos-técnicos-y-limitaciones"/>
     <w:p>
       <w:pPr>
         <w:pStyle w:val="Heading2"/>
@@ -4148,7 +4148,7 @@
         <w:t xml:space="preserve">📋 SUPUESTOS TÉCNICOS Y LIMITACIONES</w:t>
       </w:r>
     </w:p>
-    <w:bookmarkStart w:id="44" w:name="supuestos-críticos-del-diseño"/>
+    <w:bookmarkStart w:id="55" w:name="supuestos-críticos-del-diseño"/>
     <w:p>
       <w:pPr>
         <w:pStyle w:val="Heading3"/>
@@ -4548,8 +4548,8 @@
         </w:tc>
       </w:tr>
     </w:tbl>
-    <w:bookmarkEnd w:id="44"/>
-    <w:bookmarkStart w:id="45" w:name="limitaciones-del-diseño"/>
+    <w:bookmarkEnd w:id="55"/>
+    <w:bookmarkStart w:id="56" w:name="limitaciones-del-diseño"/>
     <w:p>
       <w:pPr>
         <w:pStyle w:val="Heading3"/>
@@ -4668,8 +4668,8 @@
         <w:t xml:space="preserve">Máximo 5 minutos para restablecer servicio</w:t>
       </w:r>
     </w:p>
-    <w:bookmarkEnd w:id="45"/>
-    <w:bookmarkStart w:id="46" w:name="dependencias-críticas"/>
+    <w:bookmarkEnd w:id="56"/>
+    <w:bookmarkStart w:id="57" w:name="dependencias-críticas"/>
     <w:p>
       <w:pPr>
         <w:pStyle w:val="Heading3"/>
@@ -4795,9 +4795,9 @@
         </w:pict>
       </w:r>
     </w:p>
-    <w:bookmarkEnd w:id="46"/>
-    <w:bookmarkEnd w:id="47"/>
-    <w:bookmarkStart w:id="48" w:name="riesgos-y-mitigaciones"/>
+    <w:bookmarkEnd w:id="57"/>
+    <w:bookmarkEnd w:id="58"/>
+    <w:bookmarkStart w:id="59" w:name="riesgos-y-mitigaciones"/>
     <w:p>
       <w:pPr>
         <w:pStyle w:val="Heading2"/>
@@ -5141,8 +5141,8 @@
         </w:pict>
       </w:r>
     </w:p>
-    <w:bookmarkEnd w:id="48"/>
-    <w:bookmarkStart w:id="51" w:name="cumplimiento-contractual"/>
+    <w:bookmarkEnd w:id="59"/>
+    <w:bookmarkStart w:id="62" w:name="cumplimiento-contractual"/>
     <w:p>
       <w:pPr>
         <w:pStyle w:val="Heading2"/>
@@ -5151,7 +5151,7 @@
         <w:t xml:space="preserve">📋 CUMPLIMIENTO CONTRACTUAL</w:t>
       </w:r>
     </w:p>
-    <w:bookmarkStart w:id="49" w:name="obligaciones-clave-del-contrato"/>
+    <w:bookmarkStart w:id="60" w:name="obligaciones-clave-del-contrato"/>
     <w:p>
       <w:pPr>
         <w:pStyle w:val="Heading3"/>
@@ -5328,8 +5328,8 @@
         <w:t xml:space="preserve">Plan de implementación por fases - Pendiente</w:t>
       </w:r>
     </w:p>
-    <w:bookmarkEnd w:id="49"/>
-    <w:bookmarkStart w:id="50" w:name="referencias-contractuales"/>
+    <w:bookmarkEnd w:id="60"/>
+    <w:bookmarkStart w:id="61" w:name="referencias-contractuales"/>
     <w:p>
       <w:pPr>
         <w:pStyle w:val="Heading3"/>
@@ -5433,9 +5433,9 @@
         </w:pict>
       </w:r>
     </w:p>
-    <w:bookmarkEnd w:id="50"/>
-    <w:bookmarkEnd w:id="51"/>
-    <w:bookmarkStart w:id="54" w:name="documentación-de-soporte"/>
+    <w:bookmarkEnd w:id="61"/>
+    <w:bookmarkEnd w:id="62"/>
+    <w:bookmarkStart w:id="65" w:name="documentación-de-soporte"/>
     <w:p>
       <w:pPr>
         <w:pStyle w:val="Heading2"/>
@@ -5444,7 +5444,7 @@
         <w:t xml:space="preserve">📚 DOCUMENTACIÓN DE SOPORTE</w:t>
       </w:r>
     </w:p>
-    <w:bookmarkStart w:id="52" w:name="documentos-técnicos-disponibles"/>
+    <w:bookmarkStart w:id="63" w:name="documentos-técnicos-disponibles"/>
     <w:p>
       <w:pPr>
         <w:pStyle w:val="Heading3"/>
@@ -5720,8 +5720,8 @@
         </w:tc>
       </w:tr>
     </w:tbl>
-    <w:bookmarkEnd w:id="52"/>
-    <w:bookmarkStart w:id="53" w:name="para-más-información-técnica"/>
+    <w:bookmarkEnd w:id="63"/>
+    <w:bookmarkStart w:id="64" w:name="para-más-información-técnica"/>
     <w:p>
       <w:pPr>
         <w:pStyle w:val="Heading3"/>
@@ -5745,9 +5745,9 @@
         </w:pict>
       </w:r>
     </w:p>
-    <w:bookmarkEnd w:id="53"/>
-    <w:bookmarkEnd w:id="54"/>
-    <w:bookmarkStart w:id="55" w:name="contactos-y-responsables"/>
+    <w:bookmarkEnd w:id="64"/>
+    <w:bookmarkEnd w:id="65"/>
+    <w:bookmarkStart w:id="66" w:name="contactos-y-responsables"/>
     <w:p>
       <w:pPr>
         <w:pStyle w:val="Heading2"/>
@@ -5930,8 +5930,8 @@
         </w:pict>
       </w:r>
     </w:p>
-    <w:bookmarkEnd w:id="55"/>
-    <w:bookmarkStart w:id="56" w:name="indicadores-de-desempeño-kpis"/>
+    <w:bookmarkEnd w:id="66"/>
+    <w:bookmarkStart w:id="67" w:name="indicadores-de-desempeño-kpis"/>
     <w:p>
       <w:pPr>
         <w:pStyle w:val="Heading2"/>
@@ -6263,8 +6263,8 @@
         </w:pict>
       </w:r>
     </w:p>
-    <w:bookmarkEnd w:id="56"/>
-    <w:bookmarkStart w:id="61" w:name="decisiones-técnicas-aplicadas"/>
+    <w:bookmarkEnd w:id="67"/>
+    <w:bookmarkStart w:id="72" w:name="decisiones-técnicas-aplicadas"/>
     <w:p>
       <w:pPr>
         <w:pStyle w:val="Heading2"/>
@@ -6273,7 +6273,7 @@
         <w:t xml:space="preserve">📋 DECISIONES TÉCNICAS APLICADAS</w:t>
       </w:r>
     </w:p>
-    <w:bookmarkStart w:id="57" w:name="dt-tetra-001-2025-10-07-atp-158-unidades"/>
+    <w:bookmarkStart w:id="68" w:name="dt-tetra-001-2025-10-07-atp-158-unidades"/>
     <w:p>
       <w:pPr>
         <w:pStyle w:val="Heading3"/>
@@ -6306,8 +6306,8 @@
         <w:t xml:space="preserve">Ahorro: $7,479,500,000 COP (-47%)</w:t>
       </w:r>
     </w:p>
-    <w:bookmarkEnd w:id="57"/>
-    <w:bookmarkStart w:id="58" w:name="Xb8eea0b47bdc2027327a3a4376b90a3360f7767"/>
+    <w:bookmarkEnd w:id="68"/>
+    <w:bookmarkStart w:id="69" w:name="Xb8eea0b47bdc2027327a3a4376b90a3360f7767"/>
     <w:p>
       <w:pPr>
         <w:pStyle w:val="Heading3"/>
@@ -6328,8 +6328,8 @@
         <w:t xml:space="preserve">Cambio: Ajustes software CTC virtual</w:t>
       </w:r>
     </w:p>
-    <w:bookmarkEnd w:id="58"/>
-    <w:bookmarkStart w:id="59" w:name="X0ab33384b2733dd69d4e34897222523e7c98e60"/>
+    <w:bookmarkEnd w:id="69"/>
+    <w:bookmarkStart w:id="70" w:name="X0ab33384b2733dd69d4e34897222523e7c98e60"/>
     <w:p>
       <w:pPr>
         <w:pStyle w:val="Heading3"/>
@@ -6350,8 +6350,8 @@
         <w:t xml:space="preserve">Cambio: Agregada IF-07 (integración CTC-ITCS-FENOCO)</w:t>
       </w:r>
     </w:p>
-    <w:bookmarkEnd w:id="59"/>
-    <w:bookmarkStart w:id="60" w:name="dt-ence-001-a-005-enclavamientos"/>
+    <w:bookmarkEnd w:id="70"/>
+    <w:bookmarkStart w:id="71" w:name="dt-ence-001-a-005-enclavamientos"/>
     <w:p>
       <w:pPr>
         <w:pStyle w:val="Heading3"/>
@@ -6379,9 +6379,9 @@
         </w:pict>
       </w:r>
     </w:p>
-    <w:bookmarkEnd w:id="60"/>
-    <w:bookmarkEnd w:id="61"/>
-    <w:bookmarkStart w:id="62" w:name="control-de-versiones"/>
+    <w:bookmarkEnd w:id="71"/>
+    <w:bookmarkEnd w:id="72"/>
+    <w:bookmarkStart w:id="73" w:name="control-de-versiones"/>
     <w:p>
       <w:pPr>
         <w:pStyle w:val="Heading2"/>
@@ -6580,8 +6580,8 @@
         <w:t xml:space="preserve">SISTEMA_01_Control_y_Senalizacion_Master.md v1.0</w:t>
       </w:r>
     </w:p>
-    <w:bookmarkEnd w:id="62"/>
-    <w:bookmarkEnd w:id="63"/>
+    <w:bookmarkEnd w:id="73"/>
+    <w:bookmarkEnd w:id="74"/>
     <w:sectPr>
       <w:footnotePr>
         <w:numRestart w:val="eachSect"/>
@@ -6957,10 +6957,10 @@
   <w:docDefaults>
     <w:rPrDefault>
       <w:rPr>
-        <w:rFonts w:asciiTheme="minorHAnsi" w:cstheme="minorBidi" w:eastAsiaTheme="minorEastAsia" w:hAnsiTheme="minorHAnsi"/>
+        <w:rFonts w:asciiTheme="minorHAnsi" w:cstheme="minorBidi" w:eastAsiaTheme="minorHAnsi" w:hAnsiTheme="minorHAnsi"/>
         <w:sz w:val="24"/>
         <w:szCs w:val="24"/>
-        <w:lang w:bidi="ar-SA" w:eastAsia="zh-CN" w:val="en-US"/>
+        <w:lang w:bidi="ar-SA" w:eastAsia="en-US" w:val="en-US"/>
       </w:rPr>
     </w:rPrDefault>
     <w:pPrDefault>
@@ -7012,6 +7012,8 @@
     </w:pPr>
     <w:rPr>
       <w:rFonts w:asciiTheme="majorHAnsi" w:cstheme="majorBidi" w:eastAsiaTheme="majorEastAsia" w:hAnsiTheme="majorHAnsi"/>
+      <w:spacing w:val="-10"/>
+      <w:kern w:val="28"/>
       <w:sz w:val="56"/>
       <w:szCs w:val="56"/>
     </w:rPr>
@@ -7024,6 +7026,8 @@
     <w:rsid w:val="00A10FD9"/>
     <w:rPr>
       <w:rFonts w:asciiTheme="majorHAnsi" w:cstheme="majorBidi" w:eastAsiaTheme="majorEastAsia" w:hAnsiTheme="majorHAnsi"/>
+      <w:spacing w:val="-10"/>
+      <w:kern w:val="28"/>
       <w:sz w:val="56"/>
       <w:szCs w:val="56"/>
     </w:rPr>
@@ -7064,31 +7068,23 @@
   </w:style>
   <w:style w:customStyle="1" w:styleId="Author" w:type="paragraph">
     <w:name w:val="Author"/>
-    <w:basedOn w:val="Title"/>
     <w:next w:val="BodyText"/>
     <w:qFormat/>
     <w:pPr>
       <w:keepNext/>
       <w:keepLines/>
+      <w:jc w:val="center"/>
     </w:pPr>
-    <w:rPr>
-      <w:sz w:val="24"/>
-      <w:szCs w:val="24"/>
-    </w:rPr>
   </w:style>
   <w:style w:styleId="Date" w:type="paragraph">
     <w:name w:val="Date"/>
-    <w:basedOn w:val="Title"/>
     <w:next w:val="BodyText"/>
     <w:qFormat/>
     <w:pPr>
       <w:keepNext/>
       <w:keepLines/>
+      <w:jc w:val="center"/>
     </w:pPr>
-    <w:rPr>
-      <w:sz w:val="24"/>
-      <w:szCs w:val="24"/>
-    </w:rPr>
   </w:style>
   <w:style w:customStyle="1" w:styleId="AbstractTitle" w:type="paragraph">
     <w:name w:val="Abstract Title"/>
@@ -7501,6 +7497,13 @@
       </w:tblCellMar>
     </w:tblPr>
     <w:tblStylePr w:type="firstRow">
+      <w:tblPr>
+        <w:jc w:val="left"/>
+        <w:tblInd w:type="dxa" w:w="0"/>
+      </w:tblPr>
+      <w:trPr>
+        <w:jc w:val="left"/>
+      </w:trPr>
       <w:tcPr>
         <w:tcBorders>
           <w:bottom w:val="single"/>

--- a/X_ENTREGABLES_CONSOLIDADOS/8_DOCUMENTOS_SERVIDOS/WORD/SISTEMA_01_Control_y_Senalizacion_EJECUTIVO.docx
+++ b/X_ENTREGABLES_CONSOLIDADOS/8_DOCUMENTOS_SERVIDOS/WORD/SISTEMA_01_Control_y_Senalizacion_EJECUTIVO.docx
@@ -183,7 +183,7 @@
         <w:t xml:space="preserve"> </w:t>
       </w:r>
       <w:r>
-        <w:t xml:space="preserve">ITCS ETCS Level 2 (reducido de 15 a 8 con DT-TETRA-001)</w:t>
+        <w:t xml:space="preserve">PTC PTC VIRTUAL Level 2 (reducido de 15 a 8 con DT-TETRA-001)</w:t>
       </w:r>
     </w:p>
     <w:p>
@@ -249,7 +249,7 @@
         <w:t xml:space="preserve"> </w:t>
       </w:r>
       <w:r>
-        <w:t xml:space="preserve">IF-07 agregada (DT-INTERFACES-001) para integración CTC-ITCS-FENOCO</w:t>
+        <w:t xml:space="preserve">IF-07 agregada (DT-INTERFACES-001) para integración CTC-PTC-FENOCO</w:t>
       </w:r>
     </w:p>
     <w:p>
@@ -949,7 +949,7 @@
           <w:b/>
           <w:bCs/>
         </w:rPr>
-        <w:t xml:space="preserve">Tecnología ETCS Level 2:</w:t>
+        <w:t xml:space="preserve">Tecnología PTC VIRTUAL Level 2:</w:t>
       </w:r>
       <w:r>
         <w:t xml:space="preserve"> </w:t>
@@ -1245,13 +1245,13 @@
       </w:r>
     </w:p>
     <w:bookmarkEnd w:id="28"/>
-    <w:bookmarkStart w:id="29" w:name="Xb28b9411d1804d666769313d48cbd120b86b4a7"/>
+    <w:bookmarkStart w:id="29" w:name="Xc4e2d71fb8711953d5fcb1d130c3e3137d88581"/>
     <w:p>
       <w:pPr>
         <w:pStyle w:val="Heading3"/>
       </w:pPr>
       <w:r>
-        <w:t xml:space="preserve">¿Por qué ETCS Level 2 (no Level 1 o Level 3)?</w:t>
+        <w:t xml:space="preserve">¿Por qué PTC VIRTUAL Level 2 (no Level 1 o Level 3)?</w:t>
       </w:r>
     </w:p>
     <w:p>
@@ -1263,7 +1263,7 @@
           <w:b/>
           <w:bCs/>
         </w:rPr>
-        <w:t xml:space="preserve">Análisis de Niveles ETCS:</w:t>
+        <w:t xml:space="preserve">Análisis de Niveles PTC VIRTUAL:</w:t>
       </w:r>
       <w:r>
         <w:t xml:space="preserve"> </w:t>
@@ -1297,7 +1297,7 @@
         <w:t xml:space="preserve"> </w:t>
       </w:r>
       <w:r>
-        <w:t xml:space="preserve">| Balizas + ATP embarcado | Simplicidad | Limitaciones de capacidad | ❌ Rechazado |</w:t>
+        <w:t xml:space="preserve">| Punto de referencia virtuals + ATP embarcado | Simplicidad | Limitaciones de capacidad | ❌ Rechazado |</w:t>
       </w:r>
       <w:r>
         <w:t xml:space="preserve"> </w:t>
@@ -1319,7 +1319,7 @@
         <w:t xml:space="preserve"> </w:t>
       </w:r>
       <w:r>
-        <w:t xml:space="preserve">| GSM-R + ATP embarcado | Óptimo costo/beneficio | Requiere GSM-R | ✅</w:t>
+        <w:t xml:space="preserve">| RED TETRA (Misión Crítica) + ATP embarcado | Óptimo costo/beneficio | Requiere RED TETRA (Misión Crítica) | ✅</w:t>
       </w:r>
       <w:r>
         <w:t xml:space="preserve"> </w:t>
@@ -3409,13 +3409,14 @@
     <w:tbl>
       <w:tblPr>
         <w:tblStyle w:val="Table"/>
-        <w:tblW w:type="auto" w:w="0"/>
+        <w:tblW w:type="pct" w:w="5000"/>
+        <w:tblLayout w:type="fixed"/>
         <w:tblLook w:firstRow="1" w:lastRow="0" w:firstColumn="0" w:lastColumn="0" w:noHBand="0" w:noVBand="0" w:val="0020"/>
       </w:tblPr>
       <w:tblGrid>
-        <w:gridCol w:w="1980"/>
-        <w:gridCol w:w="1980"/>
-        <w:gridCol w:w="1980"/>
+        <w:gridCol w:w="1370"/>
+        <w:gridCol w:w="2741"/>
+        <w:gridCol w:w="1827"/>
         <w:gridCol w:w="1980"/>
       </w:tblGrid>
       <w:tr>
@@ -3492,7 +3493,7 @@
               <w:jc w:val="left"/>
             </w:pPr>
             <w:r>
-              <w:t xml:space="preserve">TETRA + GSM-R</w:t>
+              <w:t xml:space="preserve">TETRA + RED TETRA (Misión Crítica)</w:t>
             </w:r>
           </w:p>
         </w:tc>
@@ -3757,7 +3758,7 @@
         <w:t xml:space="preserve"> </w:t>
       </w:r>
       <w:r>
-        <w:t xml:space="preserve">Conversión de protocolos entre sistemas heterogéneos (CTC↔ITCS↔FENOCO)</w:t>
+        <w:t xml:space="preserve">Conversión de protocolos entre sistemas heterogéneos (CTC↔PTC↔FENOCO)</w:t>
       </w:r>
       <w:r>
         <w:t xml:space="preserve"> </w:t>
@@ -3873,7 +3874,7 @@
           <w:b/>
           <w:bCs/>
         </w:rPr>
-        <w:t xml:space="preserve">CTC ↔ ITCS/ETCS Nivel 2:</w:t>
+        <w:t xml:space="preserve">CTC ↔ PTC/PTC VIRTUAL Nivel 2:</w:t>
       </w:r>
       <w:r>
         <w:t xml:space="preserve"> </w:t>
@@ -4033,7 +4034,7 @@
         <w:t xml:space="preserve"> </w:t>
       </w:r>
       <w:r>
-        <w:t xml:space="preserve">- Integración en entorno virtual (CTC + ETCS L2)</w:t>
+        <w:t xml:space="preserve">- Integración en entorno virtual (CTC + PTC VIRTUAL L2)</w:t>
       </w:r>
       <w:r>
         <w:t xml:space="preserve"> </w:t>
@@ -4344,7 +4345,7 @@
                 <w:b/>
                 <w:bCs/>
               </w:rPr>
-              <w:t xml:space="preserve">Cobertura GSM-R</w:t>
+              <w:t xml:space="preserve">Cobertura RED TETRA (Misión Crítica)</w:t>
             </w:r>
           </w:p>
         </w:tc>
@@ -4577,7 +4578,7 @@
         <w:t xml:space="preserve"> </w:t>
       </w:r>
       <w:r>
-        <w:t xml:space="preserve">Sistema requiere GSM-R/TETRA operativo</w:t>
+        <w:t xml:space="preserve">Sistema requiere RED TETRA (Misión Crítica)/TETRA operativo</w:t>
       </w:r>
     </w:p>
     <w:p>
@@ -4691,7 +4692,7 @@
           <w:b/>
           <w:bCs/>
         </w:rPr>
-        <w:t xml:space="preserve">GSM-R:</w:t>
+        <w:t xml:space="preserve">RED TETRA (Misión Crítica):</w:t>
       </w:r>
       <w:r>
         <w:t xml:space="preserve"> </w:t>
@@ -4992,7 +4993,7 @@
               <w:jc w:val="left"/>
             </w:pPr>
             <w:r>
-              <w:t xml:space="preserve">TETRA + GSM-R dual</w:t>
+              <w:t xml:space="preserve">TETRA + RED TETRA (Misión Crítica) dual</w:t>
             </w:r>
           </w:p>
         </w:tc>
@@ -5241,7 +5242,7 @@
         <w:t xml:space="preserve"> </w:t>
       </w:r>
       <w:r>
-        <w:t xml:space="preserve">ITCS ETCS Level 2 - Cumplida</w:t>
+        <w:t xml:space="preserve">PTC PTC VIRTUAL Level 2 - Cumplida</w:t>
       </w:r>
     </w:p>
     <w:p>
@@ -5401,7 +5402,7 @@
         <w:t xml:space="preserve"> </w:t>
       </w:r>
       <w:r>
-        <w:t xml:space="preserve">Especificaciones generales - ITCS ETCS Level 2</w:t>
+        <w:t xml:space="preserve">Especificaciones generales - PTC PTC VIRTUAL Level 2</w:t>
       </w:r>
     </w:p>
     <w:p>
@@ -6347,7 +6348,7 @@
         </w:numPr>
       </w:pPr>
       <w:r>
-        <w:t xml:space="preserve">Cambio: Agregada IF-07 (integración CTC-ITCS-FENOCO)</w:t>
+        <w:t xml:space="preserve">Cambio: Agregada IF-07 (integración CTC-PTC-FENOCO)</w:t>
       </w:r>
     </w:p>
     <w:bookmarkEnd w:id="70"/>

--- a/X_ENTREGABLES_CONSOLIDADOS/8_DOCUMENTOS_SERVIDOS/WORD/SISTEMA_01_Control_y_Senalizacion_EJECUTIVO.docx
+++ b/X_ENTREGABLES_CONSOLIDADOS/8_DOCUMENTOS_SERVIDOS/WORD/SISTEMA_01_Control_y_Senalizacion_EJECUTIVO.docx
@@ -2505,7 +2505,7 @@
               <w:jc w:val="left"/>
             </w:pPr>
             <w:r>
-              <w:t xml:space="preserve">UIC 920-2</w:t>
+              <w:t xml:space="preserve">FRA/AREMA 920-2</w:t>
             </w:r>
           </w:p>
         </w:tc>
@@ -2581,7 +2581,7 @@
               <w:jc w:val="left"/>
             </w:pPr>
             <w:r>
-              <w:t xml:space="preserve">UIC 920-2</w:t>
+              <w:t xml:space="preserve">FRA/AREMA 920-2</w:t>
             </w:r>
           </w:p>
         </w:tc>
@@ -3824,7 +3824,7 @@
         <w:t xml:space="preserve"> </w:t>
       </w:r>
       <w:r>
-        <w:t xml:space="preserve">Protocolo UIC 918-4 para integración con FENOCO</w:t>
+        <w:t xml:space="preserve">Protocolo FRA/AREMA 918-4 para integración con FENOCO</w:t>
       </w:r>
       <w:r>
         <w:t xml:space="preserve"> </w:t>
@@ -3902,7 +3902,7 @@
         <w:t xml:space="preserve"> </w:t>
       </w:r>
       <w:r>
-        <w:t xml:space="preserve">Gateway UIC con protocolo 918-4 para interoperabilidad</w:t>
+        <w:t xml:space="preserve">Gateway FRA/AREMA con protocolo 918-4 para interoperabilidad</w:t>
       </w:r>
       <w:r>
         <w:t xml:space="preserve"> </w:t>
@@ -4110,7 +4110,7 @@
         <w:t xml:space="preserve"> </w:t>
       </w:r>
       <w:r>
-        <w:t xml:space="preserve">- VII.2.4 Protocolo FFFIS: §2.2 Gateway UIC 918-4</w:t>
+        <w:t xml:space="preserve">- VII.2.4 Protocolo FFFIS: §2.2 Gateway FRA/AREMA 918-4</w:t>
       </w:r>
     </w:p>
     <w:p>

--- a/X_ENTREGABLES_CONSOLIDADOS/8_DOCUMENTOS_SERVIDOS/WORD/SISTEMA_01_Control_y_Senalizacion_EJECUTIVO.docx
+++ b/X_ENTREGABLES_CONSOLIDADOS/8_DOCUMENTOS_SERVIDOS/WORD/SISTEMA_01_Control_y_Senalizacion_EJECUTIVO.docx
@@ -1,3 +1,6596 @@
+
+<file path=word/document.xml><?xml version="1.0" encoding="utf-8"?>
+<w:document xmlns:w="http://schemas.openxmlformats.org/wordprocessingml/2006/main" xmlns:m="http://schemas.openxmlformats.org/officeDocument/2006/math" xmlns:r="http://schemas.openxmlformats.org/officeDocument/2006/relationships" xmlns:o="urn:schemas-microsoft-com:office:office" xmlns:v="urn:schemas-microsoft-com:vml" xmlns:w10="urn:schemas-microsoft-com:office:word" xmlns:a="http://schemas.openxmlformats.org/drawingml/2006/main" xmlns:pic="http://schemas.openxmlformats.org/drawingml/2006/picture" xmlns:wp="http://schemas.openxmlformats.org/drawingml/2006/wordprocessingDrawing">
+  <w:body>
+    <w:sdt>
+      <w:sdtPr>
+        <w:docPartObj>
+          <w:docPartGallery w:val="Table of Contents"/>
+          <w:docPartUnique/>
+        </w:docPartObj>
+      </w:sdtPr>
+      <w:sdtContent>
+        <w:p>
+          <w:pPr>
+            <w:pStyle w:val="TOCHeading"/>
+          </w:pPr>
+          <w:r>
+            <w:t xml:space="preserve">Table of Contents</w:t>
+          </w:r>
+        </w:p>
+        <w:p>
+          <w:r>
+            <w:fldChar w:fldCharType="begin" w:dirty="true"/>
+            <w:instrText xml:space="preserve">TOC \o "1-3" \h \z \u</w:instrText>
+            <w:fldChar w:fldCharType="separate"/>
+            <w:fldChar w:fldCharType="end"/>
+          </w:r>
+        </w:p>
+      </w:sdtContent>
+    </w:sdt>
+    <w:bookmarkStart w:id="63" w:name="sistema-01-control-y-señalización"/>
+    <w:p>
+      <w:pPr>
+        <w:pStyle w:val="Heading1"/>
+      </w:pPr>
+      <w:r>
+        <w:t xml:space="preserve">SISTEMA 01: CONTROL Y SEÑALIZACIÓN</w:t>
+      </w:r>
+    </w:p>
+    <w:bookmarkStart w:id="9" w:name="documento-ejecutivo-de-ingeniería"/>
+    <w:p>
+      <w:pPr>
+        <w:pStyle w:val="Heading2"/>
+      </w:pPr>
+      <w:r>
+        <w:t xml:space="preserve">Documento Ejecutivo de Ingeniería</w:t>
+      </w:r>
+    </w:p>
+    <w:p>
+      <w:r>
+        <w:pict>
+          <v:rect style="width:0;height:1.5pt" o:hralign="center" o:hrstd="t" o:hr="t"/>
+        </w:pict>
+      </w:r>
+    </w:p>
+    <w:bookmarkEnd w:id="9"/>
+    <w:bookmarkStart w:id="13" w:name="resumen-ejecutivo"/>
+    <w:p>
+      <w:pPr>
+        <w:pStyle w:val="Heading2"/>
+      </w:pPr>
+      <w:r>
+        <w:t xml:space="preserve">📊 RESUMEN EJECUTIVO</w:t>
+      </w:r>
+    </w:p>
+    <w:bookmarkStart w:id="10" w:name="qué-es-este-sistema-y-por-qué-importa"/>
+    <w:p>
+      <w:pPr>
+        <w:pStyle w:val="Heading3"/>
+      </w:pPr>
+      <w:r>
+        <w:t xml:space="preserve">Qué es este sistema y por qué importa</w:t>
+      </w:r>
+    </w:p>
+    <w:p>
+      <w:pPr>
+        <w:pStyle w:val="FirstParagraph"/>
+      </w:pPr>
+      <w:r>
+        <w:t xml:space="preserve">El Sistema de Control y Señalización es el</w:t>
+      </w:r>
+      <w:r>
+        <w:t xml:space="preserve"> </w:t>
+      </w:r>
+      <w:r>
+        <w:rPr>
+          <w:b/>
+          <w:bCs/>
+        </w:rPr>
+        <w:t xml:space="preserve">“cerebro”</w:t>
+      </w:r>
+      <w:r>
+        <w:rPr>
+          <w:b/>
+          <w:bCs/>
+        </w:rPr>
+        <w:t xml:space="preserve"> </w:t>
+      </w:r>
+      <w:r>
+        <w:rPr>
+          <w:b/>
+          <w:bCs/>
+        </w:rPr>
+        <w:t xml:space="preserve">del ferrocarril</w:t>
+      </w:r>
+      <w:r>
+        <w:t xml:space="preserve"> </w:t>
+      </w:r>
+      <w:r>
+        <w:t xml:space="preserve">que permite la operación segura y eficiente de todos los trenes. Es como el sistema nervioso central que coordina y controla todo el tráfico ferroviario, garantizando que los trenes operen de manera segura, coordinada y sin colisiones.</w:t>
+      </w:r>
+    </w:p>
+    <w:bookmarkEnd w:id="10"/>
+    <w:bookmarkStart w:id="11" w:name="X7c83a38cc8f42be1526a62fa09e05463bbe3395"/>
+    <w:p>
+      <w:pPr>
+        <w:pStyle w:val="Heading3"/>
+      </w:pPr>
+      <w:r>
+        <w:t xml:space="preserve">Alcance en números - JUSTIFICACIÓN TÉCNICA</w:t>
+      </w:r>
+    </w:p>
+    <w:p>
+      <w:pPr>
+        <w:pStyle w:val="Compact"/>
+        <w:numPr>
+          <w:ilvl w:val="0"/>
+          <w:numId w:val="1001"/>
+        </w:numPr>
+      </w:pPr>
+      <w:r>
+        <w:rPr>
+          <w:b/>
+          <w:bCs/>
+        </w:rPr>
+        <w:t xml:space="preserve">Inversión estimada:</w:t>
+      </w:r>
+      <w:r>
+        <w:t xml:space="preserve"> </w:t>
+      </w:r>
+      <w:r>
+        <w:t xml:space="preserve">$65,000 millones COP</w:t>
+      </w:r>
+    </w:p>
+    <w:p>
+      <w:pPr>
+        <w:pStyle w:val="Compact"/>
+        <w:numPr>
+          <w:ilvl w:val="0"/>
+          <w:numId w:val="1001"/>
+        </w:numPr>
+      </w:pPr>
+      <w:r>
+        <w:rPr>
+          <w:b/>
+          <w:bCs/>
+        </w:rPr>
+        <w:t xml:space="preserve">1 CTC Virtual:</w:t>
+      </w:r>
+      <w:r>
+        <w:t xml:space="preserve"> </w:t>
+      </w:r>
+      <w:r>
+        <w:t xml:space="preserve">Control centralizado desde CCO La Dorada (Km 0+000) con redundancia N+1</w:t>
+      </w:r>
+    </w:p>
+    <w:p>
+      <w:pPr>
+        <w:pStyle w:val="Compact"/>
+        <w:numPr>
+          <w:ilvl w:val="0"/>
+          <w:numId w:val="1001"/>
+        </w:numPr>
+      </w:pPr>
+      <w:r>
+        <w:rPr>
+          <w:b/>
+          <w:bCs/>
+        </w:rPr>
+        <w:t xml:space="preserve">8 PTC Embarcados:</w:t>
+      </w:r>
+      <w:r>
+        <w:t xml:space="preserve"> </w:t>
+      </w:r>
+      <w:r>
+        <w:t xml:space="preserve">PTC PTC Virtual (FRA 236) (reducido de 15 a 8 con DT-TETRA-001)</w:t>
+      </w:r>
+    </w:p>
+    <w:p>
+      <w:pPr>
+        <w:pStyle w:val="Compact"/>
+        <w:numPr>
+          <w:ilvl w:val="0"/>
+          <w:numId w:val="1001"/>
+        </w:numPr>
+      </w:pPr>
+      <w:r>
+        <w:rPr>
+          <w:b/>
+          <w:bCs/>
+        </w:rPr>
+        <w:t xml:space="preserve">5 ENCE:</w:t>
+      </w:r>
+      <w:r>
+        <w:t xml:space="preserve"> </w:t>
+      </w:r>
+      <w:r>
+        <w:t xml:space="preserve">Enclavamientos electrónicos en estaciones críticas (La Dorada, Puerto Berrío, Barrancabermeja, Bucaramanga, Chiriguaná)</w:t>
+      </w:r>
+    </w:p>
+    <w:p>
+      <w:pPr>
+        <w:pStyle w:val="Compact"/>
+        <w:numPr>
+          <w:ilvl w:val="0"/>
+          <w:numId w:val="1001"/>
+        </w:numPr>
+      </w:pPr>
+      <w:r>
+        <w:rPr>
+          <w:b/>
+          <w:bCs/>
+        </w:rPr>
+        <w:t xml:space="preserve">120 desvíos:</w:t>
+      </w:r>
+      <w:r>
+        <w:t xml:space="preserve"> </w:t>
+      </w:r>
+      <w:r>
+        <w:t xml:space="preserve">Control automatizado de todos los desvíos en vía principal</w:t>
+      </w:r>
+    </w:p>
+    <w:p>
+      <w:pPr>
+        <w:pStyle w:val="Compact"/>
+        <w:numPr>
+          <w:ilvl w:val="0"/>
+          <w:numId w:val="1001"/>
+        </w:numPr>
+      </w:pPr>
+      <w:r>
+        <w:rPr>
+          <w:b/>
+          <w:bCs/>
+        </w:rPr>
+        <w:t xml:space="preserve">1 Bloque Integración:</w:t>
+      </w:r>
+      <w:r>
+        <w:t xml:space="preserve"> </w:t>
+      </w:r>
+      <w:r>
+        <w:t xml:space="preserve">IF-07 agregada (DT-INTERFACES-001) para integración CTC-PTC-FENOCO</w:t>
+      </w:r>
+    </w:p>
+    <w:p>
+      <w:pPr>
+        <w:pStyle w:val="Compact"/>
+        <w:numPr>
+          <w:ilvl w:val="0"/>
+          <w:numId w:val="1001"/>
+        </w:numPr>
+      </w:pPr>
+      <w:r>
+        <w:rPr>
+          <w:b/>
+          <w:bCs/>
+        </w:rPr>
+        <w:t xml:space="preserve">Cobertura:</w:t>
+      </w:r>
+      <w:r>
+        <w:t xml:space="preserve"> </w:t>
+      </w:r>
+      <w:r>
+        <w:t xml:space="preserve">100% del corredor con filosofía virtual (sin señalización física)</w:t>
+      </w:r>
+    </w:p>
+    <w:p>
+      <w:pPr>
+        <w:pStyle w:val="Compact"/>
+        <w:numPr>
+          <w:ilvl w:val="0"/>
+          <w:numId w:val="1001"/>
+        </w:numPr>
+      </w:pPr>
+      <w:r>
+        <w:rPr>
+          <w:b/>
+          <w:bCs/>
+        </w:rPr>
+        <w:t xml:space="preserve">Disponibilidad requerida:</w:t>
+      </w:r>
+      <w:r>
+        <w:t xml:space="preserve"> </w:t>
+      </w:r>
+      <w:r>
+        <w:t xml:space="preserve">99.95% (sistema crítico según estándares EN 50126)</w:t>
+      </w:r>
+    </w:p>
+    <w:bookmarkEnd w:id="11"/>
+    <w:bookmarkStart w:id="12" w:name="hitos-críticos"/>
+    <w:p>
+      <w:pPr>
+        <w:pStyle w:val="Heading3"/>
+      </w:pPr>
+      <w:r>
+        <w:t xml:space="preserve">Hitos críticos</w:t>
+      </w:r>
+    </w:p>
+    <w:tbl>
+      <w:tblPr>
+        <w:tblStyle w:val="Table"/>
+        <w:tblW w:type="auto" w:w="0"/>
+        <w:tblLook w:firstRow="1" w:lastRow="0" w:firstColumn="0" w:lastColumn="0" w:noHBand="0" w:noVBand="0" w:val="0020"/>
+      </w:tblPr>
+      <w:tblGrid>
+        <w:gridCol w:w="2640"/>
+        <w:gridCol w:w="2640"/>
+        <w:gridCol w:w="2640"/>
+      </w:tblGrid>
+      <w:tr>
+        <w:trPr>
+          <w:tblHeader w:val="on"/>
+        </w:trPr>
+        <w:tc>
+          <w:tcPr/>
+          <w:p>
+            <w:pPr>
+              <w:pStyle w:val="Compact"/>
+              <w:jc w:val="left"/>
+            </w:pPr>
+            <w:r>
+              <w:t xml:space="preserve">Fase</w:t>
+            </w:r>
+          </w:p>
+        </w:tc>
+        <w:tc>
+          <w:tcPr/>
+          <w:p>
+            <w:pPr>
+              <w:pStyle w:val="Compact"/>
+              <w:jc w:val="left"/>
+            </w:pPr>
+            <w:r>
+              <w:t xml:space="preserve">Fecha</w:t>
+            </w:r>
+          </w:p>
+        </w:tc>
+        <w:tc>
+          <w:tcPr/>
+          <w:p>
+            <w:pPr>
+              <w:pStyle w:val="Compact"/>
+              <w:jc w:val="left"/>
+            </w:pPr>
+            <w:r>
+              <w:t xml:space="preserve">Estado</w:t>
+            </w:r>
+          </w:p>
+        </w:tc>
+      </w:tr>
+      <w:tr>
+        <w:tc>
+          <w:tcPr/>
+          <w:p>
+            <w:pPr>
+              <w:pStyle w:val="Compact"/>
+              <w:jc w:val="left"/>
+            </w:pPr>
+            <w:r>
+              <w:t xml:space="preserve">Diseño Conceptual</w:t>
+            </w:r>
+          </w:p>
+        </w:tc>
+        <w:tc>
+          <w:tcPr/>
+          <w:p>
+            <w:pPr>
+              <w:pStyle w:val="Compact"/>
+              <w:jc w:val="left"/>
+            </w:pPr>
+            <w:r>
+              <w:t xml:space="preserve">Enero 2025</w:t>
+            </w:r>
+          </w:p>
+        </w:tc>
+        <w:tc>
+          <w:tcPr/>
+          <w:p>
+            <w:pPr>
+              <w:pStyle w:val="Compact"/>
+              <w:jc w:val="left"/>
+            </w:pPr>
+            <w:r>
+              <w:t xml:space="preserve">✅ Completado</w:t>
+            </w:r>
+          </w:p>
+        </w:tc>
+      </w:tr>
+      <w:tr>
+        <w:tc>
+          <w:tcPr/>
+          <w:p>
+            <w:pPr>
+              <w:pStyle w:val="Compact"/>
+              <w:jc w:val="left"/>
+            </w:pPr>
+            <w:r>
+              <w:t xml:space="preserve">Instalación CTC</w:t>
+            </w:r>
+          </w:p>
+        </w:tc>
+        <w:tc>
+          <w:tcPr/>
+          <w:p>
+            <w:pPr>
+              <w:pStyle w:val="Compact"/>
+              <w:jc w:val="left"/>
+            </w:pPr>
+            <w:r>
+              <w:t xml:space="preserve">Marzo 2025</w:t>
+            </w:r>
+          </w:p>
+        </w:tc>
+        <w:tc>
+          <w:tcPr/>
+          <w:p>
+            <w:pPr>
+              <w:pStyle w:val="Compact"/>
+              <w:jc w:val="left"/>
+            </w:pPr>
+            <w:r>
+              <w:t xml:space="preserve">⏳ En progreso</w:t>
+            </w:r>
+          </w:p>
+        </w:tc>
+      </w:tr>
+      <w:tr>
+        <w:tc>
+          <w:tcPr/>
+          <w:p>
+            <w:pPr>
+              <w:pStyle w:val="Compact"/>
+              <w:jc w:val="left"/>
+            </w:pPr>
+            <w:r>
+              <w:t xml:space="preserve">Instalación PTC</w:t>
+            </w:r>
+          </w:p>
+        </w:tc>
+        <w:tc>
+          <w:tcPr/>
+          <w:p>
+            <w:pPr>
+              <w:pStyle w:val="Compact"/>
+              <w:jc w:val="left"/>
+            </w:pPr>
+            <w:r>
+              <w:t xml:space="preserve">Abril 2025</w:t>
+            </w:r>
+          </w:p>
+        </w:tc>
+        <w:tc>
+          <w:tcPr/>
+          <w:p>
+            <w:pPr>
+              <w:pStyle w:val="Compact"/>
+              <w:jc w:val="left"/>
+            </w:pPr>
+            <w:r>
+              <w:t xml:space="preserve">⏳ En progreso</w:t>
+            </w:r>
+          </w:p>
+        </w:tc>
+      </w:tr>
+      <w:tr>
+        <w:tc>
+          <w:tcPr/>
+          <w:p>
+            <w:pPr>
+              <w:pStyle w:val="Compact"/>
+              <w:jc w:val="left"/>
+            </w:pPr>
+            <w:r>
+              <w:t xml:space="preserve">Comisionamiento</w:t>
+            </w:r>
+          </w:p>
+        </w:tc>
+        <w:tc>
+          <w:tcPr/>
+          <w:p>
+            <w:pPr>
+              <w:pStyle w:val="Compact"/>
+              <w:jc w:val="left"/>
+            </w:pPr>
+            <w:r>
+              <w:t xml:space="preserve">Mayo 2025</w:t>
+            </w:r>
+          </w:p>
+        </w:tc>
+        <w:tc>
+          <w:tcPr/>
+          <w:p>
+            <w:pPr>
+              <w:pStyle w:val="Compact"/>
+              <w:jc w:val="left"/>
+            </w:pPr>
+            <w:r>
+              <w:t xml:space="preserve">❌ Pendiente</w:t>
+            </w:r>
+          </w:p>
+        </w:tc>
+      </w:tr>
+    </w:tbl>
+    <w:p>
+      <w:r>
+        <w:pict>
+          <v:rect style="width:0;height:1.5pt" o:hralign="center" o:hrstd="t" o:hr="t"/>
+        </w:pict>
+      </w:r>
+    </w:p>
+    <w:bookmarkEnd w:id="12"/>
+    <w:bookmarkEnd w:id="13"/>
+    <w:bookmarkStart w:id="20" w:name="X16ad1bf8fd3c72f4f9f37ec0fde01a31e7fb65a"/>
+    <w:p>
+      <w:pPr>
+        <w:pStyle w:val="Heading2"/>
+      </w:pPr>
+      <w:r>
+        <w:t xml:space="preserve">🔍 CRITERIOS DE DISEÑO Y JUSTIFICACIONES TÉCNICAS</w:t>
+      </w:r>
+    </w:p>
+    <w:bookmarkStart w:id="14" w:name="X6d5c47ab0504f0ec3e84a7dd3f21389a88ee44b"/>
+    <w:p>
+      <w:pPr>
+        <w:pStyle w:val="Heading3"/>
+      </w:pPr>
+      <w:r>
+        <w:t xml:space="preserve">¿Por qué Filosofía Virtual (sin señalización física)?</w:t>
+      </w:r>
+    </w:p>
+    <w:p>
+      <w:pPr>
+        <w:pStyle w:val="FirstParagraph"/>
+      </w:pPr>
+      <w:r>
+        <w:rPr>
+          <w:b/>
+          <w:bCs/>
+        </w:rPr>
+        <w:t xml:space="preserve">Análisis de Alternativas:</w:t>
+      </w:r>
+      <w:r>
+        <w:t xml:space="preserve"> </w:t>
+      </w:r>
+      <w:r>
+        <w:t xml:space="preserve">| Alternativa | Ventajas | Desventajas | Decisión |</w:t>
+      </w:r>
+      <w:r>
+        <w:t xml:space="preserve"> </w:t>
+      </w:r>
+      <w:r>
+        <w:t xml:space="preserve">|:————|:———|:————|:———|</w:t>
+      </w:r>
+      <w:r>
+        <w:t xml:space="preserve"> </w:t>
+      </w:r>
+      <w:r>
+        <w:t xml:space="preserve">|</w:t>
+      </w:r>
+      <w:r>
+        <w:t xml:space="preserve"> </w:t>
+      </w:r>
+      <w:r>
+        <w:rPr>
+          <w:b/>
+          <w:bCs/>
+        </w:rPr>
+        <w:t xml:space="preserve">Señalización Física</w:t>
+      </w:r>
+      <w:r>
+        <w:t xml:space="preserve"> </w:t>
+      </w:r>
+      <w:r>
+        <w:t xml:space="preserve">| Familiar, visible | Costo elevado, mantenimiento complejo | ❌ Rechazada |</w:t>
+      </w:r>
+      <w:r>
+        <w:t xml:space="preserve"> </w:t>
+      </w:r>
+      <w:r>
+        <w:t xml:space="preserve">|</w:t>
+      </w:r>
+      <w:r>
+        <w:t xml:space="preserve"> </w:t>
+      </w:r>
+      <w:r>
+        <w:rPr>
+          <w:b/>
+          <w:bCs/>
+        </w:rPr>
+        <w:t xml:space="preserve">Señalización Virtual</w:t>
+      </w:r>
+      <w:r>
+        <w:t xml:space="preserve"> </w:t>
+      </w:r>
+      <w:r>
+        <w:t xml:space="preserve">| Costo optimizado, mantenimiento simplificado | Requiere PTC embarcado | ✅</w:t>
+      </w:r>
+      <w:r>
+        <w:t xml:space="preserve"> </w:t>
+      </w:r>
+      <w:r>
+        <w:rPr>
+          <w:b/>
+          <w:bCs/>
+        </w:rPr>
+        <w:t xml:space="preserve">Seleccionada</w:t>
+      </w:r>
+      <w:r>
+        <w:t xml:space="preserve"> </w:t>
+      </w:r>
+      <w:r>
+        <w:t xml:space="preserve">|</w:t>
+      </w:r>
+      <w:r>
+        <w:t xml:space="preserve"> </w:t>
+      </w:r>
+      <w:r>
+        <w:t xml:space="preserve">|</w:t>
+      </w:r>
+      <w:r>
+        <w:t xml:space="preserve"> </w:t>
+      </w:r>
+      <w:r>
+        <w:rPr>
+          <w:b/>
+          <w:bCs/>
+        </w:rPr>
+        <w:t xml:space="preserve">RBC Centralizado</w:t>
+      </w:r>
+      <w:r>
+        <w:t xml:space="preserve"> </w:t>
+      </w:r>
+      <w:r>
+        <w:t xml:space="preserve">| Control centralizado | No aplicable para filosofía virtual | ❌ Rechazada |</w:t>
+      </w:r>
+      <w:r>
+        <w:t xml:space="preserve"> </w:t>
+      </w:r>
+      <w:r>
+        <w:t xml:space="preserve">|</w:t>
+      </w:r>
+      <w:r>
+        <w:t xml:space="preserve"> </w:t>
+      </w:r>
+      <w:r>
+        <w:rPr>
+          <w:b/>
+          <w:bCs/>
+        </w:rPr>
+        <w:t xml:space="preserve">Control Distribuido</w:t>
+      </w:r>
+      <w:r>
+        <w:t xml:space="preserve"> </w:t>
+      </w:r>
+      <w:r>
+        <w:t xml:space="preserve">| Redundancia geográfica | Complejidad operacional | ❌ Rechazada |</w:t>
+      </w:r>
+    </w:p>
+    <w:p>
+      <w:pPr>
+        <w:pStyle w:val="BodyText"/>
+      </w:pPr>
+      <w:r>
+        <w:rPr>
+          <w:b/>
+          <w:bCs/>
+        </w:rPr>
+        <w:t xml:space="preserve">Justificación de la Decisión:</w:t>
+      </w:r>
+      <w:r>
+        <w:t xml:space="preserve"> </w:t>
+      </w:r>
+      <w:r>
+        <w:t xml:space="preserve">-</w:t>
+      </w:r>
+      <w:r>
+        <w:t xml:space="preserve"> </w:t>
+      </w:r>
+      <w:r>
+        <w:rPr>
+          <w:b/>
+          <w:bCs/>
+        </w:rPr>
+        <w:t xml:space="preserve">Costo optimizado:</w:t>
+      </w:r>
+      <w:r>
+        <w:t xml:space="preserve"> </w:t>
+      </w:r>
+      <w:r>
+        <w:t xml:space="preserve">Eliminación de 120 señales físicas y cableado asociado</w:t>
+      </w:r>
+      <w:r>
+        <w:t xml:space="preserve"> </w:t>
+      </w:r>
+      <w:r>
+        <w:t xml:space="preserve">-</w:t>
+      </w:r>
+      <w:r>
+        <w:t xml:space="preserve"> </w:t>
+      </w:r>
+      <w:r>
+        <w:rPr>
+          <w:b/>
+          <w:bCs/>
+        </w:rPr>
+        <w:t xml:space="preserve">Mantenimiento simplificado:</w:t>
+      </w:r>
+      <w:r>
+        <w:t xml:space="preserve"> </w:t>
+      </w:r>
+      <w:r>
+        <w:t xml:space="preserve">Sin mantenimiento de señalización en vía</w:t>
+      </w:r>
+      <w:r>
+        <w:t xml:space="preserve"> </w:t>
+      </w:r>
+      <w:r>
+        <w:t xml:space="preserve">-</w:t>
+      </w:r>
+      <w:r>
+        <w:t xml:space="preserve"> </w:t>
+      </w:r>
+      <w:r>
+        <w:rPr>
+          <w:b/>
+          <w:bCs/>
+        </w:rPr>
+        <w:t xml:space="preserve">Flexibilidad:</w:t>
+      </w:r>
+      <w:r>
+        <w:t xml:space="preserve"> </w:t>
+      </w:r>
+      <w:r>
+        <w:t xml:space="preserve">Cambios de configuración desde CCO sin intervención en vía</w:t>
+      </w:r>
+      <w:r>
+        <w:t xml:space="preserve"> </w:t>
+      </w:r>
+      <w:r>
+        <w:t xml:space="preserve">-</w:t>
+      </w:r>
+      <w:r>
+        <w:t xml:space="preserve"> </w:t>
+      </w:r>
+      <w:r>
+        <w:rPr>
+          <w:b/>
+          <w:bCs/>
+        </w:rPr>
+        <w:t xml:space="preserve">Disponibilidad:</w:t>
+      </w:r>
+      <w:r>
+        <w:t xml:space="preserve"> </w:t>
+      </w:r>
+      <w:r>
+        <w:t xml:space="preserve">Redundancia N+1 en CCO vs redundancia distribuida</w:t>
+      </w:r>
+    </w:p>
+    <w:bookmarkEnd w:id="14"/>
+    <w:bookmarkStart w:id="15" w:name="X77e986c55b4580fa56839c68398699c65f07c5e"/>
+    <w:p>
+      <w:pPr>
+        <w:pStyle w:val="Heading3"/>
+      </w:pPr>
+      <w:r>
+        <w:t xml:space="preserve">¿Por qué 8 PTC Embarcados? (Actualizado con DT-TETRA-001)</w:t>
+      </w:r>
+    </w:p>
+    <w:p>
+      <w:pPr>
+        <w:pStyle w:val="FirstParagraph"/>
+      </w:pPr>
+      <w:r>
+        <w:rPr>
+          <w:b/>
+          <w:bCs/>
+        </w:rPr>
+        <w:t xml:space="preserve">Justificación Técnica:</w:t>
+      </w:r>
+      <w:r>
+        <w:t xml:space="preserve"> </w:t>
+      </w:r>
+      <w:r>
+        <w:t xml:space="preserve">-</w:t>
+      </w:r>
+      <w:r>
+        <w:t xml:space="preserve"> </w:t>
+      </w:r>
+      <w:r>
+        <w:rPr>
+          <w:b/>
+          <w:bCs/>
+        </w:rPr>
+        <w:t xml:space="preserve">Parque rodante contractual:</w:t>
+      </w:r>
+      <w:r>
+        <w:t xml:space="preserve"> </w:t>
+      </w:r>
+      <w:r>
+        <w:t xml:space="preserve">15 locomotoras según AT1</w:t>
+      </w:r>
+      <w:r>
+        <w:t xml:space="preserve"> </w:t>
+      </w:r>
+      <w:r>
+        <w:t xml:space="preserve">-</w:t>
+      </w:r>
+      <w:r>
+        <w:t xml:space="preserve"> </w:t>
+      </w:r>
+      <w:r>
+        <w:rPr>
+          <w:b/>
+          <w:bCs/>
+        </w:rPr>
+        <w:t xml:space="preserve">Operación simultánea:</w:t>
+      </w:r>
+      <w:r>
+        <w:t xml:space="preserve"> </w:t>
+      </w:r>
+      <w:r>
+        <w:t xml:space="preserve">Máximo 5 locomotoras operando al mismo tiempo (AT1 §3.1)</w:t>
+      </w:r>
+      <w:r>
+        <w:t xml:space="preserve"> </w:t>
+      </w:r>
+      <w:r>
+        <w:t xml:space="preserve">-</w:t>
+      </w:r>
+      <w:r>
+        <w:t xml:space="preserve"> </w:t>
+      </w:r>
+      <w:r>
+        <w:rPr>
+          <w:b/>
+          <w:bCs/>
+        </w:rPr>
+        <w:t xml:space="preserve">Criterio 5+2+1:</w:t>
+      </w:r>
+      <w:r>
+        <w:t xml:space="preserve"> </w:t>
+      </w:r>
+      <w:r>
+        <w:t xml:space="preserve">-</w:t>
+      </w:r>
+      <w:r>
+        <w:t xml:space="preserve"> </w:t>
+      </w:r>
+      <w:r>
+        <w:rPr>
+          <w:b/>
+          <w:bCs/>
+        </w:rPr>
+        <w:t xml:space="preserve">5 unidades producción:</w:t>
+      </w:r>
+      <w:r>
+        <w:t xml:space="preserve"> </w:t>
+      </w:r>
+      <w:r>
+        <w:t xml:space="preserve">Para operación normal simultánea</w:t>
+      </w:r>
+      <w:r>
+        <w:t xml:space="preserve"> </w:t>
+      </w:r>
+      <w:r>
+        <w:t xml:space="preserve">-</w:t>
+      </w:r>
+      <w:r>
+        <w:t xml:space="preserve"> </w:t>
+      </w:r>
+      <w:r>
+        <w:rPr>
+          <w:b/>
+          <w:bCs/>
+        </w:rPr>
+        <w:t xml:space="preserve">2 unidades diseño/pruebas:</w:t>
+      </w:r>
+      <w:r>
+        <w:t xml:space="preserve"> </w:t>
+      </w:r>
+      <w:r>
+        <w:t xml:space="preserve">FAT, SAT y comisionamiento</w:t>
+      </w:r>
+      <w:r>
+        <w:t xml:space="preserve"> </w:t>
+      </w:r>
+      <w:r>
+        <w:t xml:space="preserve">-</w:t>
+      </w:r>
+      <w:r>
+        <w:t xml:space="preserve"> </w:t>
+      </w:r>
+      <w:r>
+        <w:rPr>
+          <w:b/>
+          <w:bCs/>
+        </w:rPr>
+        <w:t xml:space="preserve">1 unidad contingencia:</w:t>
+      </w:r>
+      <w:r>
+        <w:t xml:space="preserve"> </w:t>
+      </w:r>
+      <w:r>
+        <w:t xml:space="preserve">Respaldo estratégico</w:t>
+      </w:r>
+      <w:r>
+        <w:t xml:space="preserve"> </w:t>
+      </w:r>
+      <w:r>
+        <w:t xml:space="preserve">-</w:t>
+      </w:r>
+      <w:r>
+        <w:t xml:space="preserve"> </w:t>
+      </w:r>
+      <w:r>
+        <w:rPr>
+          <w:b/>
+          <w:bCs/>
+        </w:rPr>
+        <w:t xml:space="preserve">Total optimizado:</w:t>
+      </w:r>
+      <w:r>
+        <w:t xml:space="preserve"> </w:t>
+      </w:r>
+      <w:r>
+        <w:t xml:space="preserve">8 PTC embarcados (ahorro 47% vs 15 originales)</w:t>
+      </w:r>
+      <w:r>
+        <w:t xml:space="preserve"> </w:t>
+      </w:r>
+      <w:r>
+        <w:t xml:space="preserve">-</w:t>
+      </w:r>
+      <w:r>
+        <w:t xml:space="preserve"> </w:t>
+      </w:r>
+      <w:r>
+        <w:rPr>
+          <w:b/>
+          <w:bCs/>
+        </w:rPr>
+        <w:t xml:space="preserve">Tecnología PTC Virtual (FRA 236):</w:t>
+      </w:r>
+      <w:r>
+        <w:t xml:space="preserve"> </w:t>
+      </w:r>
+      <w:r>
+        <w:t xml:space="preserve">Estándar europeo para control automático de trenes</w:t>
+      </w:r>
+      <w:r>
+        <w:t xml:space="preserve"> </w:t>
+      </w:r>
+      <w:r>
+        <w:t xml:space="preserve">-</w:t>
+      </w:r>
+      <w:r>
+        <w:t xml:space="preserve"> </w:t>
+      </w:r>
+      <w:r>
+        <w:rPr>
+          <w:b/>
+          <w:bCs/>
+        </w:rPr>
+        <w:t xml:space="preserve">Decisión Técnica:</w:t>
+      </w:r>
+      <w:r>
+        <w:t xml:space="preserve"> </w:t>
+      </w:r>
+      <w:r>
+        <w:t xml:space="preserve">DT-TETRA-001-2025-10-07 (aprobada por PMO + Especialista Sistemas)</w:t>
+      </w:r>
+    </w:p>
+    <w:bookmarkEnd w:id="15"/>
+    <w:bookmarkStart w:id="16" w:name="por-qué-5-ence-no-más-no-menos"/>
+    <w:p>
+      <w:pPr>
+        <w:pStyle w:val="Heading3"/>
+      </w:pPr>
+      <w:r>
+        <w:t xml:space="preserve">¿Por qué 5 ENCE (no más, no menos)?</w:t>
+      </w:r>
+    </w:p>
+    <w:p>
+      <w:pPr>
+        <w:pStyle w:val="FirstParagraph"/>
+      </w:pPr>
+      <w:r>
+        <w:rPr>
+          <w:b/>
+          <w:bCs/>
+        </w:rPr>
+        <w:t xml:space="preserve">Justificación de Ubicaciones:</w:t>
+      </w:r>
+      <w:r>
+        <w:t xml:space="preserve"> </w:t>
+      </w:r>
+      <w:r>
+        <w:t xml:space="preserve">-</w:t>
+      </w:r>
+      <w:r>
+        <w:t xml:space="preserve"> </w:t>
+      </w:r>
+      <w:r>
+        <w:rPr>
+          <w:b/>
+          <w:bCs/>
+        </w:rPr>
+        <w:t xml:space="preserve">Estaciones críticas:</w:t>
+      </w:r>
+      <w:r>
+        <w:t xml:space="preserve"> </w:t>
+      </w:r>
+      <w:r>
+        <w:t xml:space="preserve">La Dorada, Puerto Berrío, Barrancabermeja, Bucaramanga, Chiriguaná</w:t>
+      </w:r>
+      <w:r>
+        <w:t xml:space="preserve"> </w:t>
+      </w:r>
+      <w:r>
+        <w:t xml:space="preserve">-</w:t>
+      </w:r>
+      <w:r>
+        <w:t xml:space="preserve"> </w:t>
+      </w:r>
+      <w:r>
+        <w:rPr>
+          <w:b/>
+          <w:bCs/>
+        </w:rPr>
+        <w:t xml:space="preserve">Criterio de selección:</w:t>
+      </w:r>
+      <w:r>
+        <w:t xml:space="preserve"> </w:t>
+      </w:r>
+      <w:r>
+        <w:t xml:space="preserve">Estaciones principales con maniobras complejas</w:t>
+      </w:r>
+      <w:r>
+        <w:t xml:space="preserve"> </w:t>
+      </w:r>
+      <w:r>
+        <w:t xml:space="preserve">-</w:t>
+      </w:r>
+      <w:r>
+        <w:t xml:space="preserve"> </w:t>
+      </w:r>
+      <w:r>
+        <w:rPr>
+          <w:b/>
+          <w:bCs/>
+        </w:rPr>
+        <w:t xml:space="preserve">Funcionalidad:</w:t>
+      </w:r>
+      <w:r>
+        <w:t xml:space="preserve"> </w:t>
+      </w:r>
+      <w:r>
+        <w:t xml:space="preserve">Enclavamientos electrónicos para protección de maniobras</w:t>
+      </w:r>
+      <w:r>
+        <w:t xml:space="preserve"> </w:t>
+      </w:r>
+      <w:r>
+        <w:t xml:space="preserve">-</w:t>
+      </w:r>
+      <w:r>
+        <w:t xml:space="preserve"> </w:t>
+      </w:r>
+      <w:r>
+        <w:rPr>
+          <w:b/>
+          <w:bCs/>
+        </w:rPr>
+        <w:t xml:space="preserve">Cálculo:</w:t>
+      </w:r>
+      <w:r>
+        <w:t xml:space="preserve"> </w:t>
+      </w:r>
+      <w:r>
+        <w:t xml:space="preserve">Solo estaciones con conflictos de rutas requieren ENCE</w:t>
+      </w:r>
+      <w:r>
+        <w:t xml:space="preserve"> </w:t>
+      </w:r>
+      <w:r>
+        <w:t xml:space="preserve">-</w:t>
+      </w:r>
+      <w:r>
+        <w:t xml:space="preserve"> </w:t>
+      </w:r>
+      <w:r>
+        <w:rPr>
+          <w:b/>
+          <w:bCs/>
+        </w:rPr>
+        <w:t xml:space="preserve">Optimización:</w:t>
+      </w:r>
+      <w:r>
+        <w:t xml:space="preserve"> </w:t>
+      </w:r>
+      <w:r>
+        <w:t xml:space="preserve">Estaciones secundarias no requieren ENCE (control desde CCO)</w:t>
+      </w:r>
+    </w:p>
+    <w:bookmarkEnd w:id="16"/>
+    <w:bookmarkStart w:id="17" w:name="por-qué-120-desvíos-automatizados"/>
+    <w:p>
+      <w:pPr>
+        <w:pStyle w:val="Heading3"/>
+      </w:pPr>
+      <w:r>
+        <w:t xml:space="preserve">¿Por qué 120 desvíos automatizados?</w:t>
+      </w:r>
+    </w:p>
+    <w:p>
+      <w:pPr>
+        <w:pStyle w:val="FirstParagraph"/>
+      </w:pPr>
+      <w:r>
+        <w:rPr>
+          <w:b/>
+          <w:bCs/>
+        </w:rPr>
+        <w:t xml:space="preserve">Justificación Técnica:</w:t>
+      </w:r>
+      <w:r>
+        <w:t xml:space="preserve"> </w:t>
+      </w:r>
+      <w:r>
+        <w:t xml:space="preserve">-</w:t>
+      </w:r>
+      <w:r>
+        <w:t xml:space="preserve"> </w:t>
+      </w:r>
+      <w:r>
+        <w:rPr>
+          <w:b/>
+          <w:bCs/>
+        </w:rPr>
+        <w:t xml:space="preserve">Inventario de desvíos:</w:t>
+      </w:r>
+      <w:r>
+        <w:t xml:space="preserve"> </w:t>
+      </w:r>
+      <w:r>
+        <w:t xml:space="preserve">120 desvíos identificados en vía principal</w:t>
+      </w:r>
+      <w:r>
+        <w:t xml:space="preserve"> </w:t>
+      </w:r>
+      <w:r>
+        <w:t xml:space="preserve">-</w:t>
+      </w:r>
+      <w:r>
+        <w:t xml:space="preserve"> </w:t>
+      </w:r>
+      <w:r>
+        <w:rPr>
+          <w:b/>
+          <w:bCs/>
+        </w:rPr>
+        <w:t xml:space="preserve">Control centralizado:</w:t>
+      </w:r>
+      <w:r>
+        <w:t xml:space="preserve"> </w:t>
+      </w:r>
+      <w:r>
+        <w:t xml:space="preserve">Todos los desvíos controlados desde CCO</w:t>
+      </w:r>
+      <w:r>
+        <w:t xml:space="preserve"> </w:t>
+      </w:r>
+      <w:r>
+        <w:t xml:space="preserve">-</w:t>
+      </w:r>
+      <w:r>
+        <w:t xml:space="preserve"> </w:t>
+      </w:r>
+      <w:r>
+        <w:rPr>
+          <w:b/>
+          <w:bCs/>
+        </w:rPr>
+        <w:t xml:space="preserve">Automatización:</w:t>
+      </w:r>
+      <w:r>
+        <w:t xml:space="preserve"> </w:t>
+      </w:r>
+      <w:r>
+        <w:t xml:space="preserve">Reducción de errores humanos en maniobras</w:t>
+      </w:r>
+      <w:r>
+        <w:t xml:space="preserve"> </w:t>
+      </w:r>
+      <w:r>
+        <w:t xml:space="preserve">-</w:t>
+      </w:r>
+      <w:r>
+        <w:t xml:space="preserve"> </w:t>
+      </w:r>
+      <w:r>
+        <w:rPr>
+          <w:b/>
+          <w:bCs/>
+        </w:rPr>
+        <w:t xml:space="preserve">Seguridad:</w:t>
+      </w:r>
+      <w:r>
+        <w:t xml:space="preserve"> </w:t>
+      </w:r>
+      <w:r>
+        <w:t xml:space="preserve">Control automático de posición de agujas</w:t>
+      </w:r>
+      <w:r>
+        <w:t xml:space="preserve"> </w:t>
+      </w:r>
+      <w:r>
+        <w:t xml:space="preserve">-</w:t>
+      </w:r>
+      <w:r>
+        <w:t xml:space="preserve"> </w:t>
+      </w:r>
+      <w:r>
+        <w:rPr>
+          <w:b/>
+          <w:bCs/>
+        </w:rPr>
+        <w:t xml:space="preserve">Eficiencia:</w:t>
+      </w:r>
+      <w:r>
+        <w:t xml:space="preserve"> </w:t>
+      </w:r>
+      <w:r>
+        <w:t xml:space="preserve">Cambios de configuración desde CCO en tiempo real</w:t>
+      </w:r>
+    </w:p>
+    <w:bookmarkEnd w:id="17"/>
+    <w:bookmarkStart w:id="18" w:name="X12ff352ebcb2ea59c42eb16c45313dbc6a70c4a"/>
+    <w:p>
+      <w:pPr>
+        <w:pStyle w:val="Heading3"/>
+      </w:pPr>
+      <w:r>
+        <w:t xml:space="preserve">¿Por qué PTC Virtual (FRA 236) (no Level 1 o Level 3)?</w:t>
+      </w:r>
+    </w:p>
+    <w:p>
+      <w:pPr>
+        <w:pStyle w:val="FirstParagraph"/>
+      </w:pPr>
+      <w:r>
+        <w:rPr>
+          <w:b/>
+          <w:bCs/>
+        </w:rPr>
+        <w:t xml:space="preserve">Análisis de Niveles PTC VIRTUAL:</w:t>
+      </w:r>
+      <w:r>
+        <w:t xml:space="preserve"> </w:t>
+      </w:r>
+      <w:r>
+        <w:t xml:space="preserve">| Nivel | Descripción | Ventajas | Desventajas | Decisión |</w:t>
+      </w:r>
+      <w:r>
+        <w:t xml:space="preserve"> </w:t>
+      </w:r>
+      <w:r>
+        <w:t xml:space="preserve">|:——|:————|:———|:————|:———|</w:t>
+      </w:r>
+      <w:r>
+        <w:t xml:space="preserve"> </w:t>
+      </w:r>
+      <w:r>
+        <w:t xml:space="preserve">|</w:t>
+      </w:r>
+      <w:r>
+        <w:t xml:space="preserve"> </w:t>
+      </w:r>
+      <w:r>
+        <w:rPr>
+          <w:b/>
+          <w:bCs/>
+        </w:rPr>
+        <w:t xml:space="preserve">Level 1</w:t>
+      </w:r>
+      <w:r>
+        <w:t xml:space="preserve"> </w:t>
+      </w:r>
+      <w:r>
+        <w:t xml:space="preserve">| Punto de referencia virtuals + PTC embarcado | Simplicidad | Limitaciones de capacidad | ❌ Rechazado |</w:t>
+      </w:r>
+      <w:r>
+        <w:t xml:space="preserve"> </w:t>
+      </w:r>
+      <w:r>
+        <w:t xml:space="preserve">|</w:t>
+      </w:r>
+      <w:r>
+        <w:t xml:space="preserve"> </w:t>
+      </w:r>
+      <w:r>
+        <w:rPr>
+          <w:b/>
+          <w:bCs/>
+        </w:rPr>
+        <w:t xml:space="preserve">Level 2</w:t>
+      </w:r>
+      <w:r>
+        <w:t xml:space="preserve"> </w:t>
+      </w:r>
+      <w:r>
+        <w:t xml:space="preserve">| RED TETRA (Misión Crítica) + PTC embarcado | Óptimo costo/beneficio | Requiere RED TETRA (Misión Crítica) | ✅</w:t>
+      </w:r>
+      <w:r>
+        <w:t xml:space="preserve"> </w:t>
+      </w:r>
+      <w:r>
+        <w:rPr>
+          <w:b/>
+          <w:bCs/>
+        </w:rPr>
+        <w:t xml:space="preserve">Seleccionado</w:t>
+      </w:r>
+      <w:r>
+        <w:t xml:space="preserve"> </w:t>
+      </w:r>
+      <w:r>
+        <w:t xml:space="preserve">|</w:t>
+      </w:r>
+      <w:r>
+        <w:t xml:space="preserve"> </w:t>
+      </w:r>
+      <w:r>
+        <w:t xml:space="preserve">|</w:t>
+      </w:r>
+      <w:r>
+        <w:t xml:space="preserve"> </w:t>
+      </w:r>
+      <w:r>
+        <w:rPr>
+          <w:b/>
+          <w:bCs/>
+        </w:rPr>
+        <w:t xml:space="preserve">Level 3</w:t>
+      </w:r>
+      <w:r>
+        <w:t xml:space="preserve"> </w:t>
+      </w:r>
+      <w:r>
+        <w:t xml:space="preserve">| Sin bloqueo fijo | Máxima capacidad | Complejidad alta | ❌ Rechazado |</w:t>
+      </w:r>
+    </w:p>
+    <w:p>
+      <w:pPr>
+        <w:pStyle w:val="BodyText"/>
+      </w:pPr>
+      <w:r>
+        <w:rPr>
+          <w:b/>
+          <w:bCs/>
+        </w:rPr>
+        <w:t xml:space="preserve">Justificación de Level 2:</w:t>
+      </w:r>
+      <w:r>
+        <w:t xml:space="preserve"> </w:t>
+      </w:r>
+      <w:r>
+        <w:t xml:space="preserve">-</w:t>
+      </w:r>
+      <w:r>
+        <w:t xml:space="preserve"> </w:t>
+      </w:r>
+      <w:r>
+        <w:rPr>
+          <w:b/>
+          <w:bCs/>
+        </w:rPr>
+        <w:t xml:space="preserve">Balance óptimo:</w:t>
+      </w:r>
+      <w:r>
+        <w:t xml:space="preserve"> </w:t>
+      </w:r>
+      <w:r>
+        <w:t xml:space="preserve">Capacidad vs complejidad vs costo</w:t>
+      </w:r>
+      <w:r>
+        <w:t xml:space="preserve"> </w:t>
+      </w:r>
+      <w:r>
+        <w:t xml:space="preserve">-</w:t>
+      </w:r>
+      <w:r>
+        <w:t xml:space="preserve"> </w:t>
+      </w:r>
+      <w:r>
+        <w:rPr>
+          <w:b/>
+          <w:bCs/>
+        </w:rPr>
+        <w:t xml:space="preserve">Compatibilidad:</w:t>
+      </w:r>
+      <w:r>
+        <w:t xml:space="preserve"> </w:t>
+      </w:r>
+      <w:r>
+        <w:t xml:space="preserve">Estándar internacional ferroviario</w:t>
+      </w:r>
+      <w:r>
+        <w:t xml:space="preserve"> </w:t>
+      </w:r>
+      <w:r>
+        <w:t xml:space="preserve">-</w:t>
+      </w:r>
+      <w:r>
+        <w:t xml:space="preserve"> </w:t>
+      </w:r>
+      <w:r>
+        <w:rPr>
+          <w:b/>
+          <w:bCs/>
+        </w:rPr>
+        <w:t xml:space="preserve">Interoperabilidad:</w:t>
+      </w:r>
+      <w:r>
+        <w:t xml:space="preserve"> </w:t>
+      </w:r>
+      <w:r>
+        <w:t xml:space="preserve">Compatible con FENOCO</w:t>
+      </w:r>
+      <w:r>
+        <w:t xml:space="preserve"> </w:t>
+      </w:r>
+      <w:r>
+        <w:t xml:space="preserve">-</w:t>
+      </w:r>
+      <w:r>
+        <w:t xml:space="preserve"> </w:t>
+      </w:r>
+      <w:r>
+        <w:rPr>
+          <w:b/>
+          <w:bCs/>
+        </w:rPr>
+        <w:t xml:space="preserve">Tecnología probada:</w:t>
+      </w:r>
+      <w:r>
+        <w:t xml:space="preserve"> </w:t>
+      </w:r>
+      <w:r>
+        <w:t xml:space="preserve">Implementación exitosa en Europa</w:t>
+      </w:r>
+    </w:p>
+    <w:bookmarkEnd w:id="18"/>
+    <w:bookmarkStart w:id="19" w:name="por-qué-cco-en-la-dorada-km-0000"/>
+    <w:p>
+      <w:pPr>
+        <w:pStyle w:val="Heading3"/>
+      </w:pPr>
+      <w:r>
+        <w:t xml:space="preserve">¿Por qué CCO en La Dorada (Km 0+000)?</w:t>
+      </w:r>
+    </w:p>
+    <w:p>
+      <w:pPr>
+        <w:pStyle w:val="FirstParagraph"/>
+      </w:pPr>
+      <w:r>
+        <w:rPr>
+          <w:b/>
+          <w:bCs/>
+        </w:rPr>
+        <w:t xml:space="preserve">Criterios de Ubicación:</w:t>
+      </w:r>
+      <w:r>
+        <w:t xml:space="preserve"> </w:t>
+      </w:r>
+      <w:r>
+        <w:t xml:space="preserve">-</w:t>
+      </w:r>
+      <w:r>
+        <w:t xml:space="preserve"> </w:t>
+      </w:r>
+      <w:r>
+        <w:rPr>
+          <w:b/>
+          <w:bCs/>
+        </w:rPr>
+        <w:t xml:space="preserve">Punto de inicio:</w:t>
+      </w:r>
+      <w:r>
+        <w:t xml:space="preserve"> </w:t>
+      </w:r>
+      <w:r>
+        <w:t xml:space="preserve">Km 0+000 del corredor ferroviario</w:t>
+      </w:r>
+      <w:r>
+        <w:t xml:space="preserve"> </w:t>
+      </w:r>
+      <w:r>
+        <w:t xml:space="preserve">-</w:t>
+      </w:r>
+      <w:r>
+        <w:t xml:space="preserve"> </w:t>
+      </w:r>
+      <w:r>
+        <w:rPr>
+          <w:b/>
+          <w:bCs/>
+        </w:rPr>
+        <w:t xml:space="preserve">Accesibilidad:</w:t>
+      </w:r>
+      <w:r>
+        <w:t xml:space="preserve"> </w:t>
+      </w:r>
+      <w:r>
+        <w:t xml:space="preserve">Fácil acceso para personal de operación</w:t>
+      </w:r>
+      <w:r>
+        <w:t xml:space="preserve"> </w:t>
+      </w:r>
+      <w:r>
+        <w:t xml:space="preserve">-</w:t>
+      </w:r>
+      <w:r>
+        <w:t xml:space="preserve"> </w:t>
+      </w:r>
+      <w:r>
+        <w:rPr>
+          <w:b/>
+          <w:bCs/>
+        </w:rPr>
+        <w:t xml:space="preserve">Infraestructura:</w:t>
+      </w:r>
+      <w:r>
+        <w:t xml:space="preserve"> </w:t>
+      </w:r>
+      <w:r>
+        <w:t xml:space="preserve">Disponibilidad de servicios (eléctrico, telecomunicaciones)</w:t>
+      </w:r>
+      <w:r>
+        <w:t xml:space="preserve"> </w:t>
+      </w:r>
+      <w:r>
+        <w:t xml:space="preserve">-</w:t>
+      </w:r>
+      <w:r>
+        <w:t xml:space="preserve"> </w:t>
+      </w:r>
+      <w:r>
+        <w:rPr>
+          <w:b/>
+          <w:bCs/>
+        </w:rPr>
+        <w:t xml:space="preserve">Gestión:</w:t>
+      </w:r>
+      <w:r>
+        <w:t xml:space="preserve"> </w:t>
+      </w:r>
+      <w:r>
+        <w:t xml:space="preserve">Concentración de personal técnico y administrativo</w:t>
+      </w:r>
+      <w:r>
+        <w:t xml:space="preserve"> </w:t>
+      </w:r>
+      <w:r>
+        <w:t xml:space="preserve">-</w:t>
+      </w:r>
+      <w:r>
+        <w:t xml:space="preserve"> </w:t>
+      </w:r>
+      <w:r>
+        <w:rPr>
+          <w:b/>
+          <w:bCs/>
+        </w:rPr>
+        <w:t xml:space="preserve">Logística:</w:t>
+      </w:r>
+      <w:r>
+        <w:t xml:space="preserve"> </w:t>
+      </w:r>
+      <w:r>
+        <w:t xml:space="preserve">Proximidad a talleres y depósitos principales</w:t>
+      </w:r>
+    </w:p>
+    <w:p>
+      <w:r>
+        <w:pict>
+          <v:rect style="width:0;height:1.5pt" o:hralign="center" o:hrstd="t" o:hr="t"/>
+        </w:pict>
+      </w:r>
+    </w:p>
+    <w:bookmarkEnd w:id="19"/>
+    <w:bookmarkEnd w:id="20"/>
+    <w:bookmarkStart w:id="24" w:name="función-y-propósito-del-sistema"/>
+    <w:p>
+      <w:pPr>
+        <w:pStyle w:val="Heading2"/>
+      </w:pPr>
+      <w:r>
+        <w:t xml:space="preserve">🎯 FUNCIÓN Y PROPÓSITO DEL SISTEMA</w:t>
+      </w:r>
+    </w:p>
+    <w:bookmarkStart w:id="21" w:name="qué-hace-este-sistema"/>
+    <w:p>
+      <w:pPr>
+        <w:pStyle w:val="Heading3"/>
+      </w:pPr>
+      <w:r>
+        <w:t xml:space="preserve">¿Qué hace este sistema?</w:t>
+      </w:r>
+    </w:p>
+    <w:p>
+      <w:pPr>
+        <w:pStyle w:val="FirstParagraph"/>
+      </w:pPr>
+      <w:r>
+        <w:t xml:space="preserve">El Sistema de Control y Señalización proporciona</w:t>
+      </w:r>
+      <w:r>
+        <w:t xml:space="preserve"> </w:t>
+      </w:r>
+      <w:r>
+        <w:rPr>
+          <w:b/>
+          <w:bCs/>
+        </w:rPr>
+        <w:t xml:space="preserve">control centralizado</w:t>
+      </w:r>
+      <w:r>
+        <w:t xml:space="preserve"> </w:t>
+      </w:r>
+      <w:r>
+        <w:t xml:space="preserve">de todo el tráfico ferroviario:</w:t>
+      </w:r>
+      <w:r>
+        <w:t xml:space="preserve"> </w:t>
+      </w:r>
+      <w:r>
+        <w:t xml:space="preserve">-</w:t>
+      </w:r>
+      <w:r>
+        <w:t xml:space="preserve"> </w:t>
+      </w:r>
+      <w:r>
+        <w:rPr>
+          <w:b/>
+          <w:bCs/>
+        </w:rPr>
+        <w:t xml:space="preserve">Control de tráfico:</w:t>
+      </w:r>
+      <w:r>
+        <w:t xml:space="preserve"> </w:t>
+      </w:r>
+      <w:r>
+        <w:t xml:space="preserve">Coordinación de todos los trenes en el corredor</w:t>
+      </w:r>
+      <w:r>
+        <w:t xml:space="preserve"> </w:t>
+      </w:r>
+      <w:r>
+        <w:t xml:space="preserve">-</w:t>
+      </w:r>
+      <w:r>
+        <w:t xml:space="preserve"> </w:t>
+      </w:r>
+      <w:r>
+        <w:rPr>
+          <w:b/>
+          <w:bCs/>
+        </w:rPr>
+        <w:t xml:space="preserve">Protección automática:</w:t>
+      </w:r>
+      <w:r>
+        <w:t xml:space="preserve"> </w:t>
+      </w:r>
+      <w:r>
+        <w:t xml:space="preserve">Prevención de colisiones y descarrilamientos</w:t>
+      </w:r>
+      <w:r>
+        <w:t xml:space="preserve"> </w:t>
+      </w:r>
+      <w:r>
+        <w:t xml:space="preserve">-</w:t>
+      </w:r>
+      <w:r>
+        <w:t xml:space="preserve"> </w:t>
+      </w:r>
+      <w:r>
+        <w:rPr>
+          <w:b/>
+          <w:bCs/>
+        </w:rPr>
+        <w:t xml:space="preserve">Gestión de rutas:</w:t>
+      </w:r>
+      <w:r>
+        <w:t xml:space="preserve"> </w:t>
+      </w:r>
+      <w:r>
+        <w:t xml:space="preserve">Asignación y control de rutas para cada tren</w:t>
+      </w:r>
+      <w:r>
+        <w:t xml:space="preserve"> </w:t>
+      </w:r>
+      <w:r>
+        <w:t xml:space="preserve">-</w:t>
+      </w:r>
+      <w:r>
+        <w:t xml:space="preserve"> </w:t>
+      </w:r>
+      <w:r>
+        <w:rPr>
+          <w:b/>
+          <w:bCs/>
+        </w:rPr>
+        <w:t xml:space="preserve">Monitoreo en tiempo real:</w:t>
+      </w:r>
+      <w:r>
+        <w:t xml:space="preserve"> </w:t>
+      </w:r>
+      <w:r>
+        <w:t xml:space="preserve">Supervisión continua del estado del sistema</w:t>
+      </w:r>
+    </w:p>
+    <w:bookmarkEnd w:id="21"/>
+    <w:bookmarkStart w:id="22" w:name="por-qué-lo-necesitamos"/>
+    <w:p>
+      <w:pPr>
+        <w:pStyle w:val="Heading3"/>
+      </w:pPr>
+      <w:r>
+        <w:t xml:space="preserve">¿Por qué lo necesitamos?</w:t>
+      </w:r>
+    </w:p>
+    <w:p>
+      <w:pPr>
+        <w:pStyle w:val="Compact"/>
+        <w:numPr>
+          <w:ilvl w:val="0"/>
+          <w:numId w:val="1002"/>
+        </w:numPr>
+      </w:pPr>
+      <w:r>
+        <w:rPr>
+          <w:b/>
+          <w:bCs/>
+        </w:rPr>
+        <w:t xml:space="preserve">Seguridad:</w:t>
+      </w:r>
+      <w:r>
+        <w:t xml:space="preserve"> </w:t>
+      </w:r>
+      <w:r>
+        <w:t xml:space="preserve">Prevención de accidentes ferroviarios</w:t>
+      </w:r>
+    </w:p>
+    <w:p>
+      <w:pPr>
+        <w:pStyle w:val="Compact"/>
+        <w:numPr>
+          <w:ilvl w:val="0"/>
+          <w:numId w:val="1002"/>
+        </w:numPr>
+      </w:pPr>
+      <w:r>
+        <w:rPr>
+          <w:b/>
+          <w:bCs/>
+        </w:rPr>
+        <w:t xml:space="preserve">Eficiencia:</w:t>
+      </w:r>
+      <w:r>
+        <w:t xml:space="preserve"> </w:t>
+      </w:r>
+      <w:r>
+        <w:t xml:space="preserve">Optimización del flujo de tráfico</w:t>
+      </w:r>
+    </w:p>
+    <w:p>
+      <w:pPr>
+        <w:pStyle w:val="Compact"/>
+        <w:numPr>
+          <w:ilvl w:val="0"/>
+          <w:numId w:val="1002"/>
+        </w:numPr>
+      </w:pPr>
+      <w:r>
+        <w:rPr>
+          <w:b/>
+          <w:bCs/>
+        </w:rPr>
+        <w:t xml:space="preserve">Automatización:</w:t>
+      </w:r>
+      <w:r>
+        <w:t xml:space="preserve"> </w:t>
+      </w:r>
+      <w:r>
+        <w:t xml:space="preserve">Reducción de errores humanos</w:t>
+      </w:r>
+    </w:p>
+    <w:p>
+      <w:pPr>
+        <w:pStyle w:val="Compact"/>
+        <w:numPr>
+          <w:ilvl w:val="0"/>
+          <w:numId w:val="1002"/>
+        </w:numPr>
+      </w:pPr>
+      <w:r>
+        <w:rPr>
+          <w:b/>
+          <w:bCs/>
+        </w:rPr>
+        <w:t xml:space="preserve">Cumplimiento:</w:t>
+      </w:r>
+      <w:r>
+        <w:t xml:space="preserve"> </w:t>
+      </w:r>
+      <w:r>
+        <w:t xml:space="preserve">Requerimientos regulatorios de seguridad</w:t>
+      </w:r>
+    </w:p>
+    <w:bookmarkEnd w:id="22"/>
+    <w:bookmarkStart w:id="23" w:name="cómo-se-integra-con-otros-sistemas"/>
+    <w:p>
+      <w:pPr>
+        <w:pStyle w:val="Heading3"/>
+      </w:pPr>
+      <w:r>
+        <w:t xml:space="preserve">¿Cómo se integra con otros sistemas?</w:t>
+      </w:r>
+    </w:p>
+    <w:p>
+      <w:pPr>
+        <w:pStyle w:val="SourceCode"/>
+      </w:pPr>
+      <w:r>
+        <w:rPr>
+          <w:rStyle w:val="VerbatimChar"/>
+        </w:rPr>
+        <w:t xml:space="preserve">[Centro de Control] ←→ [Control y Señalización] ←→ [Locomotoras]</w:t>
+      </w:r>
+      <w:r>
+        <w:br/>
+      </w:r>
+      <w:r>
+        <w:rPr>
+          <w:rStyle w:val="VerbatimChar"/>
+        </w:rPr>
+        <w:t xml:space="preserve">                                    ↓</w:t>
+      </w:r>
+      <w:r>
+        <w:br/>
+      </w:r>
+      <w:r>
+        <w:rPr>
+          <w:rStyle w:val="VerbatimChar"/>
+        </w:rPr>
+        <w:t xml:space="preserve">[Telecomunicaciones] ←→ [Control y Señalización] ←→ [Señalización]</w:t>
+      </w:r>
+      <w:r>
+        <w:br/>
+      </w:r>
+      <w:r>
+        <w:rPr>
+          <w:rStyle w:val="VerbatimChar"/>
+        </w:rPr>
+        <w:t xml:space="preserve">                                    ↓</w:t>
+      </w:r>
+      <w:r>
+        <w:br/>
+      </w:r>
+      <w:r>
+        <w:rPr>
+          <w:rStyle w:val="VerbatimChar"/>
+        </w:rPr>
+        <w:t xml:space="preserve">[Monitoreo] ←→ [Control y Señalización] ←→ [Seguridad]</w:t>
+      </w:r>
+    </w:p>
+    <w:p>
+      <w:r>
+        <w:pict>
+          <v:rect style="width:0;height:1.5pt" o:hralign="center" o:hrstd="t" o:hr="t"/>
+        </w:pict>
+      </w:r>
+    </w:p>
+    <w:bookmarkEnd w:id="23"/>
+    <w:bookmarkEnd w:id="24"/>
+    <w:bookmarkStart w:id="29" w:name="componentes-principales"/>
+    <w:p>
+      <w:pPr>
+        <w:pStyle w:val="Heading2"/>
+      </w:pPr>
+      <w:r>
+        <w:t xml:space="preserve">🏗️ COMPONENTES PRINCIPALES</w:t>
+      </w:r>
+    </w:p>
+    <w:bookmarkStart w:id="25" w:name="X75a3c88d1f947fd44b0c8826f4680ed4435bf36"/>
+    <w:p>
+      <w:pPr>
+        <w:pStyle w:val="Heading3"/>
+      </w:pPr>
+      <w:r>
+        <w:t xml:space="preserve">1. CTC Virtual - Centro de Control Centralizado</w:t>
+      </w:r>
+    </w:p>
+    <w:p>
+      <w:pPr>
+        <w:pStyle w:val="FirstParagraph"/>
+      </w:pPr>
+      <w:r>
+        <w:rPr>
+          <w:b/>
+          <w:bCs/>
+        </w:rPr>
+        <w:t xml:space="preserve">Propósito:</w:t>
+      </w:r>
+      <w:r>
+        <w:t xml:space="preserve"> </w:t>
+      </w:r>
+      <w:r>
+        <w:t xml:space="preserve">Control centralizado de todo el tráfico ferroviario desde un centro único</w:t>
+      </w:r>
+    </w:p>
+    <w:p>
+      <w:pPr>
+        <w:pStyle w:val="BodyText"/>
+      </w:pPr>
+      <w:r>
+        <w:rPr>
+          <w:b/>
+          <w:bCs/>
+        </w:rPr>
+        <w:t xml:space="preserve">Componentes instalados:</w:t>
+      </w:r>
+      <w:r>
+        <w:t xml:space="preserve"> </w:t>
+      </w:r>
+      <w:r>
+        <w:t xml:space="preserve">| Componente | Cantidad | Ubicación | Estado |</w:t>
+      </w:r>
+      <w:r>
+        <w:t xml:space="preserve"> </w:t>
+      </w:r>
+      <w:r>
+        <w:t xml:space="preserve">|:———–|:———|:———-|:——-|</w:t>
+      </w:r>
+      <w:r>
+        <w:t xml:space="preserve"> </w:t>
+      </w:r>
+      <w:r>
+        <w:t xml:space="preserve">| Servidores principales | 4 unidades | CCO La Dorada | ✅ Instalados |</w:t>
+      </w:r>
+      <w:r>
+        <w:t xml:space="preserve"> </w:t>
+      </w:r>
+      <w:r>
+        <w:t xml:space="preserve">| Consolas de operación | 5 unidades | CCO La Dorada | ✅ Instaladas |</w:t>
+      </w:r>
+      <w:r>
+        <w:t xml:space="preserve"> </w:t>
+      </w:r>
+      <w:r>
+        <w:t xml:space="preserve">| Videowall de monitoreo | 12 pantallas | CCO La Dorada | ✅ Instalado |</w:t>
+      </w:r>
+      <w:r>
+        <w:t xml:space="preserve"> </w:t>
+      </w:r>
+      <w:r>
+        <w:t xml:space="preserve">| Sistemas de respaldo | N+1 | CCO La Dorada | ✅ Instalados |</w:t>
+      </w:r>
+    </w:p>
+    <w:p>
+      <w:pPr>
+        <w:pStyle w:val="BodyText"/>
+      </w:pPr>
+      <w:r>
+        <w:rPr>
+          <w:b/>
+          <w:bCs/>
+        </w:rPr>
+        <w:t xml:space="preserve">Estado general:</w:t>
+      </w:r>
+      <w:r>
+        <w:t xml:space="preserve"> </w:t>
+      </w:r>
+      <w:r>
+        <w:t xml:space="preserve">🟢 En cronograma</w:t>
+      </w:r>
+    </w:p>
+    <w:bookmarkEnd w:id="25"/>
+    <w:bookmarkStart w:id="26" w:name="Xe6fdcfd0a0d4924af1e60e8cc31406cbba71873"/>
+    <w:p>
+      <w:pPr>
+        <w:pStyle w:val="Heading3"/>
+      </w:pPr>
+      <w:r>
+        <w:t xml:space="preserve">2. PTC Embarcado - Protección Automática de Trenes</w:t>
+      </w:r>
+    </w:p>
+    <w:p>
+      <w:pPr>
+        <w:pStyle w:val="FirstParagraph"/>
+      </w:pPr>
+      <w:r>
+        <w:rPr>
+          <w:b/>
+          <w:bCs/>
+        </w:rPr>
+        <w:t xml:space="preserve">Propósito:</w:t>
+      </w:r>
+      <w:r>
+        <w:t xml:space="preserve"> </w:t>
+      </w:r>
+      <w:r>
+        <w:t xml:space="preserve">Sistema de protección automática instalado en cada locomotora</w:t>
+      </w:r>
+    </w:p>
+    <w:p>
+      <w:pPr>
+        <w:pStyle w:val="BodyText"/>
+      </w:pPr>
+      <w:r>
+        <w:rPr>
+          <w:b/>
+          <w:bCs/>
+        </w:rPr>
+        <w:t xml:space="preserve">Componentes instalados:</w:t>
+      </w:r>
+      <w:r>
+        <w:t xml:space="preserve"> </w:t>
+      </w:r>
+      <w:r>
+        <w:t xml:space="preserve">| Componente | Cantidad | Ubicación | Estado |</w:t>
+      </w:r>
+      <w:r>
+        <w:t xml:space="preserve"> </w:t>
+      </w:r>
+      <w:r>
+        <w:t xml:space="preserve">|:———–|:———|:———-|:——-|</w:t>
+      </w:r>
+      <w:r>
+        <w:t xml:space="preserve"> </w:t>
+      </w:r>
+      <w:r>
+        <w:t xml:space="preserve">| Módulos PTC | 8 unidades | En locomotoras | ⏳ En instalación |</w:t>
+      </w:r>
+      <w:r>
+        <w:t xml:space="preserve"> </w:t>
+      </w:r>
+      <w:r>
+        <w:t xml:space="preserve">| Antenas GPS | 8 unidades | En locomotoras | ⏳ En instalación |</w:t>
+      </w:r>
+      <w:r>
+        <w:t xml:space="preserve"> </w:t>
+      </w:r>
+      <w:r>
+        <w:t xml:space="preserve">| Radios de comunicación | 8 unidades | En locomotoras | ⏳ En instalación |</w:t>
+      </w:r>
+      <w:r>
+        <w:t xml:space="preserve"> </w:t>
+      </w:r>
+      <w:r>
+        <w:t xml:space="preserve">| Pantallas de cabina | 15 unidades | En locomotoras | ⏳ En instalación |</w:t>
+      </w:r>
+    </w:p>
+    <w:p>
+      <w:pPr>
+        <w:pStyle w:val="BodyText"/>
+      </w:pPr>
+      <w:r>
+        <w:rPr>
+          <w:b/>
+          <w:bCs/>
+        </w:rPr>
+        <w:t xml:space="preserve">Estado general:</w:t>
+      </w:r>
+      <w:r>
+        <w:t xml:space="preserve"> </w:t>
+      </w:r>
+      <w:r>
+        <w:t xml:space="preserve">🟡 En progreso</w:t>
+      </w:r>
+    </w:p>
+    <w:bookmarkEnd w:id="26"/>
+    <w:bookmarkStart w:id="27" w:name="ence---enclavamientos-electrónicos"/>
+    <w:p>
+      <w:pPr>
+        <w:pStyle w:val="Heading3"/>
+      </w:pPr>
+      <w:r>
+        <w:t xml:space="preserve">3. ENCE - Enclavamientos Electrónicos</w:t>
+      </w:r>
+    </w:p>
+    <w:p>
+      <w:pPr>
+        <w:pStyle w:val="FirstParagraph"/>
+      </w:pPr>
+      <w:r>
+        <w:rPr>
+          <w:b/>
+          <w:bCs/>
+        </w:rPr>
+        <w:t xml:space="preserve">Propósito:</w:t>
+      </w:r>
+      <w:r>
+        <w:t xml:space="preserve"> </w:t>
+      </w:r>
+      <w:r>
+        <w:t xml:space="preserve">Control automático de estaciones críticas</w:t>
+      </w:r>
+    </w:p>
+    <w:p>
+      <w:pPr>
+        <w:pStyle w:val="BodyText"/>
+      </w:pPr>
+      <w:r>
+        <w:rPr>
+          <w:b/>
+          <w:bCs/>
+        </w:rPr>
+        <w:t xml:space="preserve">Componentes instalados:</w:t>
+      </w:r>
+      <w:r>
+        <w:t xml:space="preserve"> </w:t>
+      </w:r>
+      <w:r>
+        <w:t xml:space="preserve">| Componente | Cantidad | Ubicación | Estado |</w:t>
+      </w:r>
+      <w:r>
+        <w:t xml:space="preserve"> </w:t>
+      </w:r>
+      <w:r>
+        <w:t xml:space="preserve">|:———–|:———|:———-|:——-|</w:t>
+      </w:r>
+      <w:r>
+        <w:t xml:space="preserve"> </w:t>
+      </w:r>
+      <w:r>
+        <w:t xml:space="preserve">| Enclavamientos ENCE | 5 unidades | Estaciones críticas | ✅ Instalados |</w:t>
+      </w:r>
+      <w:r>
+        <w:t xml:space="preserve"> </w:t>
+      </w:r>
+      <w:r>
+        <w:t xml:space="preserve">| Sensores de vía | 50 unidades | En estaciones ENCE | ✅ Instalados |</w:t>
+      </w:r>
+      <w:r>
+        <w:t xml:space="preserve"> </w:t>
+      </w:r>
+      <w:r>
+        <w:t xml:space="preserve">| Actuadores | 25 unidades | En estaciones ENCE | ✅ Instalados |</w:t>
+      </w:r>
+      <w:r>
+        <w:t xml:space="preserve"> </w:t>
+      </w:r>
+      <w:r>
+        <w:t xml:space="preserve">| Sistemas de comunicación | 5 unidades | En estaciones ENCE | ✅ Instalados |</w:t>
+      </w:r>
+    </w:p>
+    <w:p>
+      <w:pPr>
+        <w:pStyle w:val="BodyText"/>
+      </w:pPr>
+      <w:r>
+        <w:rPr>
+          <w:b/>
+          <w:bCs/>
+        </w:rPr>
+        <w:t xml:space="preserve">Estado general:</w:t>
+      </w:r>
+      <w:r>
+        <w:t xml:space="preserve"> </w:t>
+      </w:r>
+      <w:r>
+        <w:t xml:space="preserve">🟢 En cronograma</w:t>
+      </w:r>
+    </w:p>
+    <w:bookmarkEnd w:id="27"/>
+    <w:bookmarkStart w:id="28" w:name="desvíos-automatizados"/>
+    <w:p>
+      <w:pPr>
+        <w:pStyle w:val="Heading3"/>
+      </w:pPr>
+      <w:r>
+        <w:t xml:space="preserve">4. Desvíos Automatizados</w:t>
+      </w:r>
+    </w:p>
+    <w:p>
+      <w:pPr>
+        <w:pStyle w:val="FirstParagraph"/>
+      </w:pPr>
+      <w:r>
+        <w:rPr>
+          <w:b/>
+          <w:bCs/>
+        </w:rPr>
+        <w:t xml:space="preserve">Propósito:</w:t>
+      </w:r>
+      <w:r>
+        <w:t xml:space="preserve"> </w:t>
+      </w:r>
+      <w:r>
+        <w:t xml:space="preserve">Control automático de 120 desvíos a lo largo del corredor</w:t>
+      </w:r>
+    </w:p>
+    <w:p>
+      <w:pPr>
+        <w:pStyle w:val="BodyText"/>
+      </w:pPr>
+      <w:r>
+        <w:rPr>
+          <w:b/>
+          <w:bCs/>
+        </w:rPr>
+        <w:t xml:space="preserve">Componentes instalados:</w:t>
+      </w:r>
+      <w:r>
+        <w:t xml:space="preserve"> </w:t>
+      </w:r>
+      <w:r>
+        <w:t xml:space="preserve">| Componente | Cantidad | Ubicación | Estado |</w:t>
+      </w:r>
+      <w:r>
+        <w:t xml:space="preserve"> </w:t>
+      </w:r>
+      <w:r>
+        <w:t xml:space="preserve">|:———–|:———|:———-|:——-|</w:t>
+      </w:r>
+      <w:r>
+        <w:t xml:space="preserve"> </w:t>
+      </w:r>
+      <w:r>
+        <w:t xml:space="preserve">| Desvíos motorizados | 25 unidades | Ubicaciones críticas | ✅ Instalados |</w:t>
+      </w:r>
+      <w:r>
+        <w:t xml:space="preserve"> </w:t>
+      </w:r>
+      <w:r>
+        <w:t xml:space="preserve">| Desvíos manuales | 95 unidades | Ubicaciones secundarias | ✅ Instalados |</w:t>
+      </w:r>
+      <w:r>
+        <w:t xml:space="preserve"> </w:t>
+      </w:r>
+      <w:r>
+        <w:t xml:space="preserve">| Sistemas de control | 25 unidades | En desvíos motorizados | ✅ Instalados |</w:t>
+      </w:r>
+      <w:r>
+        <w:t xml:space="preserve"> </w:t>
+      </w:r>
+      <w:r>
+        <w:t xml:space="preserve">| Sensores de posición | 25 unidades | En desvíos motorizados | ✅ Instalados |</w:t>
+      </w:r>
+    </w:p>
+    <w:p>
+      <w:pPr>
+        <w:pStyle w:val="BodyText"/>
+      </w:pPr>
+      <w:r>
+        <w:rPr>
+          <w:b/>
+          <w:bCs/>
+        </w:rPr>
+        <w:t xml:space="preserve">Estado general:</w:t>
+      </w:r>
+      <w:r>
+        <w:t xml:space="preserve"> </w:t>
+      </w:r>
+      <w:r>
+        <w:t xml:space="preserve">🟢 En cronograma</w:t>
+      </w:r>
+    </w:p>
+    <w:p>
+      <w:r>
+        <w:pict>
+          <v:rect style="width:0;height:1.5pt" o:hralign="center" o:hrstd="t" o:hr="t"/>
+        </w:pict>
+      </w:r>
+    </w:p>
+    <w:bookmarkEnd w:id="28"/>
+    <w:bookmarkEnd w:id="29"/>
+    <w:bookmarkStart w:id="32" w:name="especificaciones-técnicas-clave"/>
+    <w:p>
+      <w:pPr>
+        <w:pStyle w:val="Heading2"/>
+      </w:pPr>
+      <w:r>
+        <w:t xml:space="preserve">📐 ESPECIFICACIONES TÉCNICAS CLAVE</w:t>
+      </w:r>
+    </w:p>
+    <w:bookmarkStart w:id="30" w:name="tabla-consolidada-de-especificaciones"/>
+    <w:p>
+      <w:pPr>
+        <w:pStyle w:val="Heading3"/>
+      </w:pPr>
+      <w:r>
+        <w:t xml:space="preserve">Tabla consolidada de especificaciones</w:t>
+      </w:r>
+    </w:p>
+    <w:tbl>
+      <w:tblPr>
+        <w:tblStyle w:val="Table"/>
+        <w:tblW w:type="auto" w:w="0"/>
+        <w:tblLook w:firstRow="1" w:lastRow="0" w:firstColumn="0" w:lastColumn="0" w:noHBand="0" w:noVBand="0" w:val="0020"/>
+      </w:tblPr>
+      <w:tblGrid>
+        <w:gridCol w:w="2640"/>
+        <w:gridCol w:w="2640"/>
+        <w:gridCol w:w="2640"/>
+      </w:tblGrid>
+      <w:tr>
+        <w:trPr>
+          <w:tblHeader w:val="on"/>
+        </w:trPr>
+        <w:tc>
+          <w:tcPr/>
+          <w:p>
+            <w:pPr>
+              <w:pStyle w:val="Compact"/>
+              <w:jc w:val="left"/>
+            </w:pPr>
+            <w:r>
+              <w:t xml:space="preserve">Parámetro</w:t>
+            </w:r>
+          </w:p>
+        </w:tc>
+        <w:tc>
+          <w:tcPr/>
+          <w:p>
+            <w:pPr>
+              <w:pStyle w:val="Compact"/>
+              <w:jc w:val="left"/>
+            </w:pPr>
+            <w:r>
+              <w:t xml:space="preserve">Valor</w:t>
+            </w:r>
+          </w:p>
+        </w:tc>
+        <w:tc>
+          <w:tcPr/>
+          <w:p>
+            <w:pPr>
+              <w:pStyle w:val="Compact"/>
+              <w:jc w:val="left"/>
+            </w:pPr>
+            <w:r>
+              <w:t xml:space="preserve">Estándar Aplicable</w:t>
+            </w:r>
+          </w:p>
+        </w:tc>
+      </w:tr>
+      <w:tr>
+        <w:tc>
+          <w:tcPr/>
+          <w:p>
+            <w:pPr>
+              <w:pStyle w:val="Compact"/>
+              <w:jc w:val="left"/>
+            </w:pPr>
+            <w:r>
+              <w:t xml:space="preserve">Disponibilidad CTC</w:t>
+            </w:r>
+          </w:p>
+        </w:tc>
+        <w:tc>
+          <w:tcPr/>
+          <w:p>
+            <w:pPr>
+              <w:pStyle w:val="Compact"/>
+              <w:jc w:val="left"/>
+            </w:pPr>
+            <w:r>
+              <w:t xml:space="preserve">99.95%</w:t>
+            </w:r>
+          </w:p>
+        </w:tc>
+        <w:tc>
+          <w:tcPr/>
+          <w:p>
+            <w:pPr>
+              <w:pStyle w:val="Compact"/>
+              <w:jc w:val="left"/>
+            </w:pPr>
+            <w:r>
+              <w:t xml:space="preserve">EN 50126</w:t>
+            </w:r>
+          </w:p>
+        </w:tc>
+      </w:tr>
+      <w:tr>
+        <w:tc>
+          <w:tcPr/>
+          <w:p>
+            <w:pPr>
+              <w:pStyle w:val="Compact"/>
+              <w:jc w:val="left"/>
+            </w:pPr>
+            <w:r>
+              <w:t xml:space="preserve">Disponibilidad PTC</w:t>
+            </w:r>
+          </w:p>
+        </w:tc>
+        <w:tc>
+          <w:tcPr/>
+          <w:p>
+            <w:pPr>
+              <w:pStyle w:val="Compact"/>
+              <w:jc w:val="left"/>
+            </w:pPr>
+            <w:r>
+              <w:t xml:space="preserve">99.95%</w:t>
+            </w:r>
+          </w:p>
+        </w:tc>
+        <w:tc>
+          <w:tcPr/>
+          <w:p>
+            <w:pPr>
+              <w:pStyle w:val="Compact"/>
+              <w:jc w:val="left"/>
+            </w:pPr>
+            <w:r>
+              <w:t xml:space="preserve">EN 50126</w:t>
+            </w:r>
+          </w:p>
+        </w:tc>
+      </w:tr>
+      <w:tr>
+        <w:tc>
+          <w:tcPr/>
+          <w:p>
+            <w:pPr>
+              <w:pStyle w:val="Compact"/>
+              <w:jc w:val="left"/>
+            </w:pPr>
+            <w:r>
+              <w:t xml:space="preserve">Disponibilidad ENCE</w:t>
+            </w:r>
+          </w:p>
+        </w:tc>
+        <w:tc>
+          <w:tcPr/>
+          <w:p>
+            <w:pPr>
+              <w:pStyle w:val="Compact"/>
+              <w:jc w:val="left"/>
+            </w:pPr>
+            <w:r>
+              <w:t xml:space="preserve">99.95%</w:t>
+            </w:r>
+          </w:p>
+        </w:tc>
+        <w:tc>
+          <w:tcPr/>
+          <w:p>
+            <w:pPr>
+              <w:pStyle w:val="Compact"/>
+              <w:jc w:val="left"/>
+            </w:pPr>
+            <w:r>
+              <w:t xml:space="preserve">EN 50126</w:t>
+            </w:r>
+          </w:p>
+        </w:tc>
+      </w:tr>
+      <w:tr>
+        <w:tc>
+          <w:tcPr/>
+          <w:p>
+            <w:pPr>
+              <w:pStyle w:val="Compact"/>
+              <w:jc w:val="left"/>
+            </w:pPr>
+            <w:r>
+              <w:t xml:space="preserve">Tiempo de respuesta</w:t>
+            </w:r>
+          </w:p>
+        </w:tc>
+        <w:tc>
+          <w:tcPr/>
+          <w:p>
+            <w:pPr>
+              <w:pStyle w:val="Compact"/>
+              <w:jc w:val="left"/>
+            </w:pPr>
+            <w:r>
+              <w:t xml:space="preserve">&lt; 2 segundos</w:t>
+            </w:r>
+          </w:p>
+        </w:tc>
+        <w:tc>
+          <w:tcPr/>
+          <w:p>
+            <w:pPr>
+              <w:pStyle w:val="Compact"/>
+              <w:jc w:val="left"/>
+            </w:pPr>
+            <w:r>
+              <w:t xml:space="preserve">FRA/AREMA 920-2</w:t>
+            </w:r>
+          </w:p>
+        </w:tc>
+      </w:tr>
+      <w:tr>
+        <w:tc>
+          <w:tcPr/>
+          <w:p>
+            <w:pPr>
+              <w:pStyle w:val="Compact"/>
+              <w:jc w:val="left"/>
+            </w:pPr>
+            <w:r>
+              <w:t xml:space="preserve">Tiempo de recuperación</w:t>
+            </w:r>
+          </w:p>
+        </w:tc>
+        <w:tc>
+          <w:tcPr/>
+          <w:p>
+            <w:pPr>
+              <w:pStyle w:val="Compact"/>
+              <w:jc w:val="left"/>
+            </w:pPr>
+            <w:r>
+              <w:t xml:space="preserve">&lt; 5 minutos</w:t>
+            </w:r>
+          </w:p>
+        </w:tc>
+        <w:tc>
+          <w:tcPr/>
+          <w:p>
+            <w:pPr>
+              <w:pStyle w:val="Compact"/>
+              <w:jc w:val="left"/>
+            </w:pPr>
+            <w:r>
+              <w:t xml:space="preserve">EN 50126</w:t>
+            </w:r>
+          </w:p>
+        </w:tc>
+      </w:tr>
+      <w:tr>
+        <w:tc>
+          <w:tcPr/>
+          <w:p>
+            <w:pPr>
+              <w:pStyle w:val="Compact"/>
+              <w:jc w:val="left"/>
+            </w:pPr>
+            <w:r>
+              <w:t xml:space="preserve">Cobertura de comunicación</w:t>
+            </w:r>
+          </w:p>
+        </w:tc>
+        <w:tc>
+          <w:tcPr/>
+          <w:p>
+            <w:pPr>
+              <w:pStyle w:val="Compact"/>
+              <w:jc w:val="left"/>
+            </w:pPr>
+            <w:r>
+              <w:t xml:space="preserve">100%</w:t>
+            </w:r>
+          </w:p>
+        </w:tc>
+        <w:tc>
+          <w:tcPr/>
+          <w:p>
+            <w:pPr>
+              <w:pStyle w:val="Compact"/>
+              <w:jc w:val="left"/>
+            </w:pPr>
+            <w:r>
+              <w:t xml:space="preserve">FRA/AREMA 920-2</w:t>
+            </w:r>
+          </w:p>
+        </w:tc>
+      </w:tr>
+    </w:tbl>
+    <w:bookmarkEnd w:id="30"/>
+    <w:bookmarkStart w:id="31" w:name="criterios-de-aceptación"/>
+    <w:p>
+      <w:pPr>
+        <w:pStyle w:val="Heading3"/>
+      </w:pPr>
+      <w:r>
+        <w:t xml:space="preserve">Criterios de aceptación</w:t>
+      </w:r>
+    </w:p>
+    <w:p>
+      <w:pPr>
+        <w:pStyle w:val="Compact"/>
+        <w:numPr>
+          <w:ilvl w:val="0"/>
+          <w:numId w:val="1003"/>
+        </w:numPr>
+      </w:pPr>
+      <w:r>
+        <w:t xml:space="preserve">✅ Disponibilidad 99.95% del sistema completo</w:t>
+      </w:r>
+    </w:p>
+    <w:p>
+      <w:pPr>
+        <w:pStyle w:val="Compact"/>
+        <w:numPr>
+          <w:ilvl w:val="0"/>
+          <w:numId w:val="1003"/>
+        </w:numPr>
+      </w:pPr>
+      <w:r>
+        <w:t xml:space="preserve">✅ Control centralizado desde CCO La Dorada</w:t>
+      </w:r>
+    </w:p>
+    <w:p>
+      <w:pPr>
+        <w:pStyle w:val="Compact"/>
+        <w:numPr>
+          <w:ilvl w:val="0"/>
+          <w:numId w:val="1003"/>
+        </w:numPr>
+      </w:pPr>
+      <w:r>
+        <w:t xml:space="preserve">✅ PTC embarcado en todas las locomotoras</w:t>
+      </w:r>
+    </w:p>
+    <w:p>
+      <w:pPr>
+        <w:pStyle w:val="Compact"/>
+        <w:numPr>
+          <w:ilvl w:val="0"/>
+          <w:numId w:val="1003"/>
+        </w:numPr>
+      </w:pPr>
+      <w:r>
+        <w:t xml:space="preserve">✅ Enclavamientos ENCE en 5 estaciones críticas</w:t>
+      </w:r>
+    </w:p>
+    <w:p>
+      <w:pPr>
+        <w:pStyle w:val="Compact"/>
+        <w:numPr>
+          <w:ilvl w:val="0"/>
+          <w:numId w:val="1003"/>
+        </w:numPr>
+      </w:pPr>
+      <w:r>
+        <w:t xml:space="preserve">✅ Control automatizado de 120 desvíos</w:t>
+      </w:r>
+    </w:p>
+    <w:p>
+      <w:r>
+        <w:pict>
+          <v:rect style="width:0;height:1.5pt" o:hralign="center" o:hrstd="t" o:hr="t"/>
+        </w:pict>
+      </w:r>
+    </w:p>
+    <w:bookmarkEnd w:id="31"/>
+    <w:bookmarkEnd w:id="32"/>
+    <w:bookmarkStart w:id="35" w:name="ubicación-y-despliegue"/>
+    <w:p>
+      <w:pPr>
+        <w:pStyle w:val="Heading2"/>
+      </w:pPr>
+      <w:r>
+        <w:t xml:space="preserve">📍 UBICACIÓN Y DESPLIEGUE</w:t>
+      </w:r>
+    </w:p>
+    <w:bookmarkStart w:id="33" w:name="mapa-de-despliegue"/>
+    <w:p>
+      <w:pPr>
+        <w:pStyle w:val="Heading3"/>
+      </w:pPr>
+      <w:r>
+        <w:t xml:space="preserve">Mapa de despliegue</w:t>
+      </w:r>
+    </w:p>
+    <w:p>
+      <w:pPr>
+        <w:pStyle w:val="FirstParagraph"/>
+      </w:pPr>
+      <w:r>
+        <w:t xml:space="preserve">El sistema se despliega desde el Centro de Control Operativo (CCO) en La Dorada, extendiéndose a lo largo de todo el corredor de 526 km hasta Chiriguaná.</w:t>
+      </w:r>
+    </w:p>
+    <w:bookmarkEnd w:id="33"/>
+    <w:bookmarkStart w:id="34" w:name="tabla-de-sitios-principales"/>
+    <w:p>
+      <w:pPr>
+        <w:pStyle w:val="Heading3"/>
+      </w:pPr>
+      <w:r>
+        <w:t xml:space="preserve">Tabla de sitios principales</w:t>
+      </w:r>
+    </w:p>
+    <w:tbl>
+      <w:tblPr>
+        <w:tblStyle w:val="Table"/>
+        <w:tblW w:type="pct" w:w="5000"/>
+        <w:tblLayout w:type="fixed"/>
+        <w:tblLook w:firstRow="1" w:lastRow="0" w:firstColumn="0" w:lastColumn="0" w:noHBand="0" w:noVBand="0" w:val="0020"/>
+      </w:tblPr>
+      <w:tblGrid>
+        <w:gridCol w:w="1352"/>
+        <w:gridCol w:w="2511"/>
+        <w:gridCol w:w="2511"/>
+        <w:gridCol w:w="1545"/>
+      </w:tblGrid>
+      <w:tr>
+        <w:trPr>
+          <w:tblHeader w:val="on"/>
+        </w:trPr>
+        <w:tc>
+          <w:tcPr/>
+          <w:p>
+            <w:pPr>
+              <w:pStyle w:val="Compact"/>
+              <w:jc w:val="left"/>
+            </w:pPr>
+            <w:r>
+              <w:t xml:space="preserve">Sitio</w:t>
+            </w:r>
+          </w:p>
+        </w:tc>
+        <w:tc>
+          <w:tcPr/>
+          <w:p>
+            <w:pPr>
+              <w:pStyle w:val="Compact"/>
+              <w:jc w:val="left"/>
+            </w:pPr>
+            <w:r>
+              <w:t xml:space="preserve">Componentes</w:t>
+            </w:r>
+          </w:p>
+        </w:tc>
+        <w:tc>
+          <w:tcPr/>
+          <w:p>
+            <w:pPr>
+              <w:pStyle w:val="Compact"/>
+              <w:jc w:val="left"/>
+            </w:pPr>
+            <w:r>
+              <w:t xml:space="preserve">Coordenadas</w:t>
+            </w:r>
+          </w:p>
+        </w:tc>
+        <w:tc>
+          <w:tcPr/>
+          <w:p>
+            <w:pPr>
+              <w:pStyle w:val="Compact"/>
+              <w:jc w:val="left"/>
+            </w:pPr>
+            <w:r>
+              <w:t xml:space="preserve">Estado</w:t>
+            </w:r>
+          </w:p>
+        </w:tc>
+      </w:tr>
+      <w:tr>
+        <w:tc>
+          <w:tcPr/>
+          <w:p>
+            <w:pPr>
+              <w:pStyle w:val="Compact"/>
+              <w:jc w:val="left"/>
+            </w:pPr>
+            <w:r>
+              <w:t xml:space="preserve">CCO La Dorada</w:t>
+            </w:r>
+          </w:p>
+        </w:tc>
+        <w:tc>
+          <w:tcPr/>
+          <w:p>
+            <w:pPr>
+              <w:pStyle w:val="Compact"/>
+              <w:jc w:val="left"/>
+            </w:pPr>
+            <w:r>
+              <w:t xml:space="preserve">CTC Virtual, Consolas, Videowall</w:t>
+            </w:r>
+          </w:p>
+        </w:tc>
+        <w:tc>
+          <w:tcPr/>
+          <w:p>
+            <w:pPr>
+              <w:pStyle w:val="Compact"/>
+              <w:jc w:val="left"/>
+            </w:pPr>
+            <w:r>
+              <w:t xml:space="preserve">5.45°N, 74.66°W</w:t>
+            </w:r>
+          </w:p>
+        </w:tc>
+        <w:tc>
+          <w:tcPr/>
+          <w:p>
+            <w:pPr>
+              <w:pStyle w:val="Compact"/>
+              <w:jc w:val="left"/>
+            </w:pPr>
+            <w:r>
+              <w:t xml:space="preserve">✅ Operativo</w:t>
+            </w:r>
+          </w:p>
+        </w:tc>
+      </w:tr>
+      <w:tr>
+        <w:tc>
+          <w:tcPr/>
+          <w:p>
+            <w:pPr>
+              <w:pStyle w:val="Compact"/>
+              <w:jc w:val="left"/>
+            </w:pPr>
+            <w:r>
+              <w:t xml:space="preserve">Estación La Dorada</w:t>
+            </w:r>
+          </w:p>
+        </w:tc>
+        <w:tc>
+          <w:tcPr/>
+          <w:p>
+            <w:pPr>
+              <w:pStyle w:val="Compact"/>
+              <w:jc w:val="left"/>
+            </w:pPr>
+            <w:r>
+              <w:t xml:space="preserve">ENCE, Desvíos</w:t>
+            </w:r>
+          </w:p>
+        </w:tc>
+        <w:tc>
+          <w:tcPr/>
+          <w:p>
+            <w:pPr>
+              <w:pStyle w:val="Compact"/>
+              <w:jc w:val="left"/>
+            </w:pPr>
+            <w:r>
+              <w:t xml:space="preserve">5.45°N, 74.66°W</w:t>
+            </w:r>
+          </w:p>
+        </w:tc>
+        <w:tc>
+          <w:tcPr/>
+          <w:p>
+            <w:pPr>
+              <w:pStyle w:val="Compact"/>
+              <w:jc w:val="left"/>
+            </w:pPr>
+            <w:r>
+              <w:t xml:space="preserve">✅ Operativo</w:t>
+            </w:r>
+          </w:p>
+        </w:tc>
+      </w:tr>
+      <w:tr>
+        <w:tc>
+          <w:tcPr/>
+          <w:p>
+            <w:pPr>
+              <w:pStyle w:val="Compact"/>
+              <w:jc w:val="left"/>
+            </w:pPr>
+            <w:r>
+              <w:t xml:space="preserve">Estación Puerto Berrío</w:t>
+            </w:r>
+          </w:p>
+        </w:tc>
+        <w:tc>
+          <w:tcPr/>
+          <w:p>
+            <w:pPr>
+              <w:pStyle w:val="Compact"/>
+              <w:jc w:val="left"/>
+            </w:pPr>
+            <w:r>
+              <w:t xml:space="preserve">ENCE, Desvíos</w:t>
+            </w:r>
+          </w:p>
+        </w:tc>
+        <w:tc>
+          <w:tcPr/>
+          <w:p>
+            <w:pPr>
+              <w:pStyle w:val="Compact"/>
+              <w:jc w:val="left"/>
+            </w:pPr>
+            <w:r>
+              <w:t xml:space="preserve">6.49°N, 74.41°W</w:t>
+            </w:r>
+          </w:p>
+        </w:tc>
+        <w:tc>
+          <w:tcPr/>
+          <w:p>
+            <w:pPr>
+              <w:pStyle w:val="Compact"/>
+              <w:jc w:val="left"/>
+            </w:pPr>
+            <w:r>
+              <w:t xml:space="preserve">✅ Operativo</w:t>
+            </w:r>
+          </w:p>
+        </w:tc>
+      </w:tr>
+      <w:tr>
+        <w:tc>
+          <w:tcPr/>
+          <w:p>
+            <w:pPr>
+              <w:pStyle w:val="Compact"/>
+              <w:jc w:val="left"/>
+            </w:pPr>
+            <w:r>
+              <w:t xml:space="preserve">Estación Barrancabermeja</w:t>
+            </w:r>
+          </w:p>
+        </w:tc>
+        <w:tc>
+          <w:tcPr/>
+          <w:p>
+            <w:pPr>
+              <w:pStyle w:val="Compact"/>
+              <w:jc w:val="left"/>
+            </w:pPr>
+            <w:r>
+              <w:t xml:space="preserve">ENCE, Desvíos</w:t>
+            </w:r>
+          </w:p>
+        </w:tc>
+        <w:tc>
+          <w:tcPr/>
+          <w:p>
+            <w:pPr>
+              <w:pStyle w:val="Compact"/>
+              <w:jc w:val="left"/>
+            </w:pPr>
+            <w:r>
+              <w:t xml:space="preserve">7.06°N, 73.85°W</w:t>
+            </w:r>
+          </w:p>
+        </w:tc>
+        <w:tc>
+          <w:tcPr/>
+          <w:p>
+            <w:pPr>
+              <w:pStyle w:val="Compact"/>
+              <w:jc w:val="left"/>
+            </w:pPr>
+            <w:r>
+              <w:t xml:space="preserve">✅ Operativo</w:t>
+            </w:r>
+          </w:p>
+        </w:tc>
+      </w:tr>
+      <w:tr>
+        <w:tc>
+          <w:tcPr/>
+          <w:p>
+            <w:pPr>
+              <w:pStyle w:val="Compact"/>
+              <w:jc w:val="left"/>
+            </w:pPr>
+            <w:r>
+              <w:t xml:space="preserve">Estación Bucaramanga</w:t>
+            </w:r>
+          </w:p>
+        </w:tc>
+        <w:tc>
+          <w:tcPr/>
+          <w:p>
+            <w:pPr>
+              <w:pStyle w:val="Compact"/>
+              <w:jc w:val="left"/>
+            </w:pPr>
+            <w:r>
+              <w:t xml:space="preserve">ENCE, Desvíos</w:t>
+            </w:r>
+          </w:p>
+        </w:tc>
+        <w:tc>
+          <w:tcPr/>
+          <w:p>
+            <w:pPr>
+              <w:pStyle w:val="Compact"/>
+              <w:jc w:val="left"/>
+            </w:pPr>
+            <w:r>
+              <w:t xml:space="preserve">7.12°N, 73.12°W</w:t>
+            </w:r>
+          </w:p>
+        </w:tc>
+        <w:tc>
+          <w:tcPr/>
+          <w:p>
+            <w:pPr>
+              <w:pStyle w:val="Compact"/>
+              <w:jc w:val="left"/>
+            </w:pPr>
+            <w:r>
+              <w:t xml:space="preserve">✅ Operativo</w:t>
+            </w:r>
+          </w:p>
+        </w:tc>
+      </w:tr>
+      <w:tr>
+        <w:tc>
+          <w:tcPr/>
+          <w:p>
+            <w:pPr>
+              <w:pStyle w:val="Compact"/>
+              <w:jc w:val="left"/>
+            </w:pPr>
+            <w:r>
+              <w:t xml:space="preserve">Estación Chiriguaná</w:t>
+            </w:r>
+          </w:p>
+        </w:tc>
+        <w:tc>
+          <w:tcPr/>
+          <w:p>
+            <w:pPr>
+              <w:pStyle w:val="Compact"/>
+              <w:jc w:val="left"/>
+            </w:pPr>
+            <w:r>
+              <w:t xml:space="preserve">ENCE, Desvíos</w:t>
+            </w:r>
+          </w:p>
+        </w:tc>
+        <w:tc>
+          <w:tcPr/>
+          <w:p>
+            <w:pPr>
+              <w:pStyle w:val="Compact"/>
+              <w:jc w:val="left"/>
+            </w:pPr>
+            <w:r>
+              <w:t xml:space="preserve">9.36°N, 73.60°W</w:t>
+            </w:r>
+          </w:p>
+        </w:tc>
+        <w:tc>
+          <w:tcPr/>
+          <w:p>
+            <w:pPr>
+              <w:pStyle w:val="Compact"/>
+              <w:jc w:val="left"/>
+            </w:pPr>
+            <w:r>
+              <w:t xml:space="preserve">✅ Operativo</w:t>
+            </w:r>
+          </w:p>
+        </w:tc>
+      </w:tr>
+    </w:tbl>
+    <w:p>
+      <w:r>
+        <w:pict>
+          <v:rect style="width:0;height:1.5pt" o:hralign="center" o:hrstd="t" o:hr="t"/>
+        </w:pict>
+      </w:r>
+    </w:p>
+    <w:bookmarkEnd w:id="34"/>
+    <w:bookmarkEnd w:id="35"/>
+    <w:bookmarkStart w:id="39" w:name="operación-y-mantenimiento"/>
+    <w:p>
+      <w:pPr>
+        <w:pStyle w:val="Heading2"/>
+      </w:pPr>
+      <w:r>
+        <w:t xml:space="preserve">⚙️ OPERACIÓN Y MANTENIMIENTO</w:t>
+      </w:r>
+    </w:p>
+    <w:bookmarkStart w:id="36" w:name="operación-normal"/>
+    <w:p>
+      <w:pPr>
+        <w:pStyle w:val="Heading3"/>
+      </w:pPr>
+      <w:r>
+        <w:t xml:space="preserve">Operación normal</w:t>
+      </w:r>
+    </w:p>
+    <w:p>
+      <w:pPr>
+        <w:pStyle w:val="FirstParagraph"/>
+      </w:pPr>
+      <w:r>
+        <w:t xml:space="preserve">El sistema opera 24/7 proporcionando control centralizado de todo el tráfico ferroviario, con monitoreo automático de la disponibilidad y rendimiento del sistema.</w:t>
+      </w:r>
+    </w:p>
+    <w:bookmarkEnd w:id="36"/>
+    <w:bookmarkStart w:id="37" w:name="mantenimiento-preventivo"/>
+    <w:p>
+      <w:pPr>
+        <w:pStyle w:val="Heading3"/>
+      </w:pPr>
+      <w:r>
+        <w:t xml:space="preserve">Mantenimiento preventivo</w:t>
+      </w:r>
+    </w:p>
+    <w:p>
+      <w:pPr>
+        <w:pStyle w:val="Compact"/>
+        <w:numPr>
+          <w:ilvl w:val="0"/>
+          <w:numId w:val="1004"/>
+        </w:numPr>
+      </w:pPr>
+      <w:r>
+        <w:rPr>
+          <w:b/>
+          <w:bCs/>
+        </w:rPr>
+        <w:t xml:space="preserve">Diario:</w:t>
+      </w:r>
+      <w:r>
+        <w:t xml:space="preserve"> </w:t>
+      </w:r>
+      <w:r>
+        <w:t xml:space="preserve">Verificación de estado de sistemas y disponibilidad</w:t>
+      </w:r>
+    </w:p>
+    <w:p>
+      <w:pPr>
+        <w:pStyle w:val="Compact"/>
+        <w:numPr>
+          <w:ilvl w:val="0"/>
+          <w:numId w:val="1004"/>
+        </w:numPr>
+      </w:pPr>
+      <w:r>
+        <w:rPr>
+          <w:b/>
+          <w:bCs/>
+        </w:rPr>
+        <w:t xml:space="preserve">Semanal:</w:t>
+      </w:r>
+      <w:r>
+        <w:t xml:space="preserve"> </w:t>
+      </w:r>
+      <w:r>
+        <w:t xml:space="preserve">Pruebas de funcionamiento y respaldo</w:t>
+      </w:r>
+    </w:p>
+    <w:p>
+      <w:pPr>
+        <w:pStyle w:val="Compact"/>
+        <w:numPr>
+          <w:ilvl w:val="0"/>
+          <w:numId w:val="1004"/>
+        </w:numPr>
+      </w:pPr>
+      <w:r>
+        <w:rPr>
+          <w:b/>
+          <w:bCs/>
+        </w:rPr>
+        <w:t xml:space="preserve">Mensual:</w:t>
+      </w:r>
+      <w:r>
+        <w:t xml:space="preserve"> </w:t>
+      </w:r>
+      <w:r>
+        <w:t xml:space="preserve">Calibración de equipos y actualización de software</w:t>
+      </w:r>
+    </w:p>
+    <w:p>
+      <w:pPr>
+        <w:pStyle w:val="Compact"/>
+        <w:numPr>
+          <w:ilvl w:val="0"/>
+          <w:numId w:val="1004"/>
+        </w:numPr>
+      </w:pPr>
+      <w:r>
+        <w:rPr>
+          <w:b/>
+          <w:bCs/>
+        </w:rPr>
+        <w:t xml:space="preserve">Trimestral:</w:t>
+      </w:r>
+      <w:r>
+        <w:t xml:space="preserve"> </w:t>
+      </w:r>
+      <w:r>
+        <w:t xml:space="preserve">Mantenimiento mayor de equipos críticos</w:t>
+      </w:r>
+    </w:p>
+    <w:bookmarkEnd w:id="37"/>
+    <w:bookmarkStart w:id="38" w:name="respuesta-a-fallas"/>
+    <w:p>
+      <w:pPr>
+        <w:pStyle w:val="Heading3"/>
+      </w:pPr>
+      <w:r>
+        <w:t xml:space="preserve">Respuesta a fallas</w:t>
+      </w:r>
+    </w:p>
+    <w:p>
+      <w:pPr>
+        <w:pStyle w:val="Compact"/>
+        <w:numPr>
+          <w:ilvl w:val="0"/>
+          <w:numId w:val="1005"/>
+        </w:numPr>
+      </w:pPr>
+      <w:r>
+        <w:rPr>
+          <w:b/>
+          <w:bCs/>
+        </w:rPr>
+        <w:t xml:space="preserve">Detección automática</w:t>
+      </w:r>
+      <w:r>
+        <w:t xml:space="preserve"> </w:t>
+      </w:r>
+      <w:r>
+        <w:t xml:space="preserve">de fallas por sistemas de monitoreo</w:t>
+      </w:r>
+    </w:p>
+    <w:p>
+      <w:pPr>
+        <w:pStyle w:val="Compact"/>
+        <w:numPr>
+          <w:ilvl w:val="0"/>
+          <w:numId w:val="1005"/>
+        </w:numPr>
+      </w:pPr>
+      <w:r>
+        <w:rPr>
+          <w:b/>
+          <w:bCs/>
+        </w:rPr>
+        <w:t xml:space="preserve">Conmutación automática</w:t>
+      </w:r>
+      <w:r>
+        <w:t xml:space="preserve"> </w:t>
+      </w:r>
+      <w:r>
+        <w:t xml:space="preserve">a sistemas de respaldo</w:t>
+      </w:r>
+    </w:p>
+    <w:p>
+      <w:pPr>
+        <w:pStyle w:val="Compact"/>
+        <w:numPr>
+          <w:ilvl w:val="0"/>
+          <w:numId w:val="1005"/>
+        </w:numPr>
+      </w:pPr>
+      <w:r>
+        <w:rPr>
+          <w:b/>
+          <w:bCs/>
+        </w:rPr>
+        <w:t xml:space="preserve">Notificación inmediata</w:t>
+      </w:r>
+      <w:r>
+        <w:t xml:space="preserve"> </w:t>
+      </w:r>
+      <w:r>
+        <w:t xml:space="preserve">al personal de mantenimiento</w:t>
+      </w:r>
+    </w:p>
+    <w:p>
+      <w:pPr>
+        <w:pStyle w:val="Compact"/>
+        <w:numPr>
+          <w:ilvl w:val="0"/>
+          <w:numId w:val="1005"/>
+        </w:numPr>
+      </w:pPr>
+      <w:r>
+        <w:rPr>
+          <w:b/>
+          <w:bCs/>
+        </w:rPr>
+        <w:t xml:space="preserve">Reparación</w:t>
+      </w:r>
+      <w:r>
+        <w:t xml:space="preserve"> </w:t>
+      </w:r>
+      <w:r>
+        <w:t xml:space="preserve">según procedimientos establecidos</w:t>
+      </w:r>
+    </w:p>
+    <w:p>
+      <w:pPr>
+        <w:pStyle w:val="Compact"/>
+        <w:numPr>
+          <w:ilvl w:val="0"/>
+          <w:numId w:val="1005"/>
+        </w:numPr>
+      </w:pPr>
+      <w:r>
+        <w:rPr>
+          <w:b/>
+          <w:bCs/>
+        </w:rPr>
+        <w:t xml:space="preserve">Verificación</w:t>
+      </w:r>
+      <w:r>
+        <w:t xml:space="preserve"> </w:t>
+      </w:r>
+      <w:r>
+        <w:t xml:space="preserve">de funcionamiento normal</w:t>
+      </w:r>
+    </w:p>
+    <w:p>
+      <w:r>
+        <w:pict>
+          <v:rect style="width:0;height:1.5pt" o:hralign="center" o:hrstd="t" o:hr="t"/>
+        </w:pict>
+      </w:r>
+    </w:p>
+    <w:bookmarkEnd w:id="38"/>
+    <w:bookmarkEnd w:id="39"/>
+    <w:bookmarkStart w:id="43" w:name="interfaces-con-otros-sistemas"/>
+    <w:p>
+      <w:pPr>
+        <w:pStyle w:val="Heading2"/>
+      </w:pPr>
+      <w:r>
+        <w:t xml:space="preserve">🔗 INTERFACES CON OTROS SISTEMAS</w:t>
+      </w:r>
+    </w:p>
+    <w:bookmarkStart w:id="40" w:name="diagrama-de-interfaces"/>
+    <w:p>
+      <w:pPr>
+        <w:pStyle w:val="Heading3"/>
+      </w:pPr>
+      <w:r>
+        <w:t xml:space="preserve">Diagrama de interfaces</w:t>
+      </w:r>
+    </w:p>
+    <w:p>
+      <w:pPr>
+        <w:pStyle w:val="SourceCode"/>
+      </w:pPr>
+      <w:r>
+        <w:rPr>
+          <w:rStyle w:val="VerbatimChar"/>
+        </w:rPr>
+        <w:t xml:space="preserve">[Telecomunicaciones] ←→ [Control y Señalización] ←→ [Material Rodante]</w:t>
+      </w:r>
+      <w:r>
+        <w:br/>
+      </w:r>
+      <w:r>
+        <w:rPr>
+          <w:rStyle w:val="VerbatimChar"/>
+        </w:rPr>
+        <w:t xml:space="preserve">                                    ↓</w:t>
+      </w:r>
+      <w:r>
+        <w:br/>
+      </w:r>
+      <w:r>
+        <w:rPr>
+          <w:rStyle w:val="VerbatimChar"/>
+        </w:rPr>
+        <w:t xml:space="preserve">[ITS y Seguridad] ←→ [Control y Señalización] ←→ [Infraestructura]</w:t>
+      </w:r>
+      <w:r>
+        <w:br/>
+      </w:r>
+      <w:r>
+        <w:rPr>
+          <w:rStyle w:val="VerbatimChar"/>
+        </w:rPr>
+        <w:t xml:space="preserve">                                    ↓</w:t>
+      </w:r>
+      <w:r>
+        <w:br/>
+      </w:r>
+      <w:r>
+        <w:rPr>
+          <w:rStyle w:val="VerbatimChar"/>
+        </w:rPr>
+        <w:t xml:space="preserve">[Integración] ←→ [Control y Señalización] ←→ [Sistemas Externos]</w:t>
+      </w:r>
+    </w:p>
+    <w:bookmarkEnd w:id="40"/>
+    <w:bookmarkStart w:id="41" w:name="tabla-de-interfaces-críticas"/>
+    <w:p>
+      <w:pPr>
+        <w:pStyle w:val="Heading3"/>
+      </w:pPr>
+      <w:r>
+        <w:t xml:space="preserve">Tabla de interfaces críticas</w:t>
+      </w:r>
+    </w:p>
+    <w:tbl>
+      <w:tblPr>
+        <w:tblStyle w:val="Table"/>
+        <w:tblW w:type="pct" w:w="5000"/>
+        <w:tblLayout w:type="fixed"/>
+        <w:tblLook w:firstRow="1" w:lastRow="0" w:firstColumn="0" w:lastColumn="0" w:noHBand="0" w:noVBand="0" w:val="0020"/>
+      </w:tblPr>
+      <w:tblGrid>
+        <w:gridCol w:w="1370"/>
+        <w:gridCol w:w="2741"/>
+        <w:gridCol w:w="1827"/>
+        <w:gridCol w:w="1980"/>
+      </w:tblGrid>
+      <w:tr>
+        <w:trPr>
+          <w:tblHeader w:val="on"/>
+        </w:trPr>
+        <w:tc>
+          <w:tcPr/>
+          <w:p>
+            <w:pPr>
+              <w:pStyle w:val="Compact"/>
+              <w:jc w:val="left"/>
+            </w:pPr>
+            <w:r>
+              <w:t xml:space="preserve">Sistema</w:t>
+            </w:r>
+          </w:p>
+        </w:tc>
+        <w:tc>
+          <w:tcPr/>
+          <w:p>
+            <w:pPr>
+              <w:pStyle w:val="Compact"/>
+              <w:jc w:val="left"/>
+            </w:pPr>
+            <w:r>
+              <w:t xml:space="preserve">Tipo de Interfaz</w:t>
+            </w:r>
+          </w:p>
+        </w:tc>
+        <w:tc>
+          <w:tcPr/>
+          <w:p>
+            <w:pPr>
+              <w:pStyle w:val="Compact"/>
+              <w:jc w:val="left"/>
+            </w:pPr>
+            <w:r>
+              <w:t xml:space="preserve">Criticidad</w:t>
+            </w:r>
+          </w:p>
+        </w:tc>
+        <w:tc>
+          <w:tcPr/>
+          <w:p>
+            <w:pPr>
+              <w:pStyle w:val="Compact"/>
+              <w:jc w:val="left"/>
+            </w:pPr>
+            <w:r>
+              <w:t xml:space="preserve">Responsable</w:t>
+            </w:r>
+          </w:p>
+        </w:tc>
+      </w:tr>
+      <w:tr>
+        <w:tc>
+          <w:tcPr/>
+          <w:p>
+            <w:pPr>
+              <w:pStyle w:val="Compact"/>
+              <w:jc w:val="left"/>
+            </w:pPr>
+            <w:r>
+              <w:t xml:space="preserve">Telecomunicaciones</w:t>
+            </w:r>
+          </w:p>
+        </w:tc>
+        <w:tc>
+          <w:tcPr/>
+          <w:p>
+            <w:pPr>
+              <w:pStyle w:val="Compact"/>
+              <w:jc w:val="left"/>
+            </w:pPr>
+            <w:r>
+              <w:t xml:space="preserve">TETRA + RED TETRA (Misión Crítica)</w:t>
+            </w:r>
+          </w:p>
+        </w:tc>
+        <w:tc>
+          <w:tcPr/>
+          <w:p>
+            <w:pPr>
+              <w:pStyle w:val="Compact"/>
+              <w:jc w:val="left"/>
+            </w:pPr>
+            <w:r>
+              <w:t xml:space="preserve">Alta</w:t>
+            </w:r>
+          </w:p>
+        </w:tc>
+        <w:tc>
+          <w:tcPr/>
+          <w:p>
+            <w:pPr>
+              <w:pStyle w:val="Compact"/>
+              <w:jc w:val="left"/>
+            </w:pPr>
+            <w:r>
+              <w:t xml:space="preserve">EPC Telecomunicaciones</w:t>
+            </w:r>
+          </w:p>
+        </w:tc>
+      </w:tr>
+      <w:tr>
+        <w:tc>
+          <w:tcPr/>
+          <w:p>
+            <w:pPr>
+              <w:pStyle w:val="Compact"/>
+              <w:jc w:val="left"/>
+            </w:pPr>
+            <w:r>
+              <w:t xml:space="preserve">Material Rodante</w:t>
+            </w:r>
+          </w:p>
+        </w:tc>
+        <w:tc>
+          <w:tcPr/>
+          <w:p>
+            <w:pPr>
+              <w:pStyle w:val="Compact"/>
+              <w:jc w:val="left"/>
+            </w:pPr>
+            <w:r>
+              <w:t xml:space="preserve">PTC Embarcado</w:t>
+            </w:r>
+          </w:p>
+        </w:tc>
+        <w:tc>
+          <w:tcPr/>
+          <w:p>
+            <w:pPr>
+              <w:pStyle w:val="Compact"/>
+              <w:jc w:val="left"/>
+            </w:pPr>
+            <w:r>
+              <w:t xml:space="preserve">Alta</w:t>
+            </w:r>
+          </w:p>
+        </w:tc>
+        <w:tc>
+          <w:tcPr/>
+          <w:p>
+            <w:pPr>
+              <w:pStyle w:val="Compact"/>
+              <w:jc w:val="left"/>
+            </w:pPr>
+            <w:r>
+              <w:t xml:space="preserve">EPC Sistemas</w:t>
+            </w:r>
+          </w:p>
+        </w:tc>
+      </w:tr>
+      <w:tr>
+        <w:tc>
+          <w:tcPr/>
+          <w:p>
+            <w:pPr>
+              <w:pStyle w:val="Compact"/>
+              <w:jc w:val="left"/>
+            </w:pPr>
+            <w:r>
+              <w:t xml:space="preserve">ITS y Seguridad</w:t>
+            </w:r>
+          </w:p>
+        </w:tc>
+        <w:tc>
+          <w:tcPr/>
+          <w:p>
+            <w:pPr>
+              <w:pStyle w:val="Compact"/>
+              <w:jc w:val="left"/>
+            </w:pPr>
+            <w:r>
+              <w:t xml:space="preserve">CCTV + Monitoreo</w:t>
+            </w:r>
+          </w:p>
+        </w:tc>
+        <w:tc>
+          <w:tcPr/>
+          <w:p>
+            <w:pPr>
+              <w:pStyle w:val="Compact"/>
+              <w:jc w:val="left"/>
+            </w:pPr>
+            <w:r>
+              <w:t xml:space="preserve">Media</w:t>
+            </w:r>
+          </w:p>
+        </w:tc>
+        <w:tc>
+          <w:tcPr/>
+          <w:p>
+            <w:pPr>
+              <w:pStyle w:val="Compact"/>
+              <w:jc w:val="left"/>
+            </w:pPr>
+            <w:r>
+              <w:t xml:space="preserve">EPC Sistemas</w:t>
+            </w:r>
+          </w:p>
+        </w:tc>
+      </w:tr>
+      <w:tr>
+        <w:tc>
+          <w:tcPr/>
+          <w:p>
+            <w:pPr>
+              <w:pStyle w:val="Compact"/>
+              <w:jc w:val="left"/>
+            </w:pPr>
+            <w:r>
+              <w:t xml:space="preserve">Infraestructura</w:t>
+            </w:r>
+          </w:p>
+        </w:tc>
+        <w:tc>
+          <w:tcPr/>
+          <w:p>
+            <w:pPr>
+              <w:pStyle w:val="Compact"/>
+              <w:jc w:val="left"/>
+            </w:pPr>
+            <w:r>
+              <w:t xml:space="preserve">ENCE + Desvíos</w:t>
+            </w:r>
+          </w:p>
+        </w:tc>
+        <w:tc>
+          <w:tcPr/>
+          <w:p>
+            <w:pPr>
+              <w:pStyle w:val="Compact"/>
+              <w:jc w:val="left"/>
+            </w:pPr>
+            <w:r>
+              <w:t xml:space="preserve">Alta</w:t>
+            </w:r>
+          </w:p>
+        </w:tc>
+        <w:tc>
+          <w:tcPr/>
+          <w:p>
+            <w:pPr>
+              <w:pStyle w:val="Compact"/>
+              <w:jc w:val="left"/>
+            </w:pPr>
+            <w:r>
+              <w:t xml:space="preserve">EPC Sistemas</w:t>
+            </w:r>
+          </w:p>
+        </w:tc>
+      </w:tr>
+    </w:tbl>
+    <w:bookmarkEnd w:id="41"/>
+    <w:bookmarkStart w:id="42" w:name="X77a3e7942ca9ce4f31927158e5b52f13a5a0354"/>
+    <w:p>
+      <w:pPr>
+        <w:pStyle w:val="Heading3"/>
+      </w:pPr>
+      <w:r>
+        <w:rPr>
+          <w:b/>
+          <w:bCs/>
+        </w:rPr>
+        <w:t xml:space="preserve">Ítem WBS 1.1.106 - Bloque de Integración de Interfaces</w:t>
+      </w:r>
+      <w:r>
+        <w:t xml:space="preserve"> </w:t>
+      </w:r>
+      <w:r>
+        <w:t xml:space="preserve">⭐ ACTUALIZADO (DT-INTERFACES-001)</w:t>
+      </w:r>
+    </w:p>
+    <w:p>
+      <w:pPr>
+        <w:pStyle w:val="FirstParagraph"/>
+      </w:pPr>
+      <w:r>
+        <w:rPr>
+          <w:b/>
+          <w:bCs/>
+        </w:rPr>
+        <w:t xml:space="preserve">Función técnica:</w:t>
+      </w:r>
+      <w:r>
+        <w:t xml:space="preserve"> </w:t>
+      </w:r>
+      <w:r>
+        <w:t xml:space="preserve">Este ítem NO es un hardware físico único, sino un</w:t>
+      </w:r>
+      <w:r>
+        <w:t xml:space="preserve"> </w:t>
+      </w:r>
+      <w:r>
+        <w:rPr>
+          <w:b/>
+          <w:bCs/>
+        </w:rPr>
+        <w:t xml:space="preserve">bloque lógico de integración</w:t>
+      </w:r>
+      <w:r>
+        <w:t xml:space="preserve"> </w:t>
+      </w:r>
+      <w:r>
+        <w:t xml:space="preserve">que conecta el CTC con todos los subsistemas del proyecto.</w:t>
+      </w:r>
+    </w:p>
+    <w:p>
+      <w:pPr>
+        <w:pStyle w:val="BodyText"/>
+      </w:pPr>
+      <w:r>
+        <w:rPr>
+          <w:b/>
+          <w:bCs/>
+        </w:rPr>
+        <w:t xml:space="preserve">Composición del bloque ($150.000.000 COP):</w:t>
+      </w:r>
+      <w:r>
+        <w:t xml:space="preserve"> </w:t>
+      </w:r>
+      <w:r>
+        <w:t xml:space="preserve">-</w:t>
+      </w:r>
+      <w:r>
+        <w:t xml:space="preserve"> </w:t>
+      </w:r>
+      <w:r>
+        <w:rPr>
+          <w:b/>
+          <w:bCs/>
+        </w:rPr>
+        <w:t xml:space="preserve">Gateways industriales:</w:t>
+      </w:r>
+      <w:r>
+        <w:t xml:space="preserve"> </w:t>
+      </w:r>
+      <w:r>
+        <w:t xml:space="preserve">Conversión de protocolos entre sistemas heterogéneos (CTC↔PTC↔FENOCO)</w:t>
+      </w:r>
+      <w:r>
+        <w:t xml:space="preserve"> </w:t>
+      </w:r>
+      <w:r>
+        <w:t xml:space="preserve">-</w:t>
+      </w:r>
+      <w:r>
+        <w:t xml:space="preserve"> </w:t>
+      </w:r>
+      <w:r>
+        <w:rPr>
+          <w:b/>
+          <w:bCs/>
+        </w:rPr>
+        <w:t xml:space="preserve">Switches de borde ferroviario:</w:t>
+      </w:r>
+      <w:r>
+        <w:t xml:space="preserve"> </w:t>
+      </w:r>
+      <w:r>
+        <w:t xml:space="preserve">Segmentación de red por subsistema</w:t>
+      </w:r>
+      <w:r>
+        <w:t xml:space="preserve"> </w:t>
+      </w:r>
+      <w:r>
+        <w:t xml:space="preserve">-</w:t>
+      </w:r>
+      <w:r>
+        <w:t xml:space="preserve"> </w:t>
+      </w:r>
+      <w:r>
+        <w:rPr>
+          <w:b/>
+          <w:bCs/>
+        </w:rPr>
+        <w:t xml:space="preserve">Firewalls IEC 62443:</w:t>
+      </w:r>
+      <w:r>
+        <w:t xml:space="preserve"> </w:t>
+      </w:r>
+      <w:r>
+        <w:t xml:space="preserve">Ciberseguridad industrial (Security Level SL-3)</w:t>
+      </w:r>
+      <w:r>
+        <w:t xml:space="preserve"> </w:t>
+      </w:r>
+      <w:r>
+        <w:t xml:space="preserve">-</w:t>
+      </w:r>
+      <w:r>
+        <w:t xml:space="preserve"> </w:t>
+      </w:r>
+      <w:r>
+        <w:rPr>
+          <w:b/>
+          <w:bCs/>
+        </w:rPr>
+        <w:t xml:space="preserve">Middleware interoperabilidad:</w:t>
+      </w:r>
+      <w:r>
+        <w:t xml:space="preserve"> </w:t>
+      </w:r>
+      <w:r>
+        <w:t xml:space="preserve">Protocolo FRA/AREMA 918-4 para integración con FENOCO</w:t>
+      </w:r>
+      <w:r>
+        <w:t xml:space="preserve"> </w:t>
+      </w:r>
+      <w:r>
+        <w:t xml:space="preserve">-</w:t>
+      </w:r>
+      <w:r>
+        <w:t xml:space="preserve"> </w:t>
+      </w:r>
+      <w:r>
+        <w:rPr>
+          <w:b/>
+          <w:bCs/>
+        </w:rPr>
+        <w:t xml:space="preserve">Licencias software SCADA:</w:t>
+      </w:r>
+      <w:r>
+        <w:t xml:space="preserve"> </w:t>
+      </w:r>
+      <w:r>
+        <w:t xml:space="preserve">Gestión de comunicaciones y visualización</w:t>
+      </w:r>
+    </w:p>
+    <w:p>
+      <w:pPr>
+        <w:pStyle w:val="BodyText"/>
+      </w:pPr>
+      <w:r>
+        <w:rPr>
+          <w:b/>
+          <w:bCs/>
+        </w:rPr>
+        <w:t xml:space="preserve">Interfaces que soporta:</w:t>
+      </w:r>
+      <w:r>
+        <w:t xml:space="preserve"> </w:t>
+      </w:r>
+      <w:r>
+        <w:t xml:space="preserve">1.</w:t>
+      </w:r>
+      <w:r>
+        <w:t xml:space="preserve"> </w:t>
+      </w:r>
+      <w:r>
+        <w:rPr>
+          <w:b/>
+          <w:bCs/>
+        </w:rPr>
+        <w:t xml:space="preserve">CTC ↔ PTC/PTC VIRTUAL Nivel 2:</w:t>
+      </w:r>
+      <w:r>
+        <w:t xml:space="preserve"> </w:t>
+      </w:r>
+      <w:r>
+        <w:t xml:space="preserve">Intercambio de telegramas de movimiento, datos de ocupación desde RBC</w:t>
+      </w:r>
+      <w:r>
+        <w:t xml:space="preserve"> </w:t>
+      </w:r>
+      <w:r>
+        <w:t xml:space="preserve">2.</w:t>
+      </w:r>
+      <w:r>
+        <w:t xml:space="preserve"> </w:t>
+      </w:r>
+      <w:r>
+        <w:rPr>
+          <w:b/>
+          <w:bCs/>
+        </w:rPr>
+        <w:t xml:space="preserve">CTC ↔ FENOCO:</w:t>
+      </w:r>
+      <w:r>
+        <w:t xml:space="preserve"> </w:t>
+      </w:r>
+      <w:r>
+        <w:t xml:space="preserve">Gateway FRA/AREMA con protocolo 918-4 para interoperabilidad</w:t>
+      </w:r>
+      <w:r>
+        <w:t xml:space="preserve"> </w:t>
+      </w:r>
+      <w:r>
+        <w:t xml:space="preserve">3.</w:t>
+      </w:r>
+      <w:r>
+        <w:t xml:space="preserve"> </w:t>
+      </w:r>
+      <w:r>
+        <w:rPr>
+          <w:b/>
+          <w:bCs/>
+        </w:rPr>
+        <w:t xml:space="preserve">CTC ↔ TETRA:</w:t>
+      </w:r>
+      <w:r>
+        <w:t xml:space="preserve"> </w:t>
+      </w:r>
+      <w:r>
+        <w:t xml:space="preserve">Canal de voz y datos para comunicaciones tren-tierra</w:t>
+      </w:r>
+      <w:r>
+        <w:t xml:space="preserve"> </w:t>
+      </w:r>
+      <w:r>
+        <w:t xml:space="preserve">4.</w:t>
+      </w:r>
+      <w:r>
+        <w:t xml:space="preserve"> </w:t>
+      </w:r>
+      <w:r>
+        <w:rPr>
+          <w:b/>
+          <w:bCs/>
+        </w:rPr>
+        <w:t xml:space="preserve">CTC ↔ Fibra Óptica:</w:t>
+      </w:r>
+      <w:r>
+        <w:t xml:space="preserve"> </w:t>
+      </w:r>
+      <w:r>
+        <w:t xml:space="preserve">Backbone redundante N+1 del corredor (526 km)</w:t>
+      </w:r>
+      <w:r>
+        <w:t xml:space="preserve"> </w:t>
+      </w:r>
+      <w:r>
+        <w:t xml:space="preserve">5.</w:t>
+      </w:r>
+      <w:r>
+        <w:t xml:space="preserve"> </w:t>
+      </w:r>
+      <w:r>
+        <w:rPr>
+          <w:b/>
+          <w:bCs/>
+        </w:rPr>
+        <w:t xml:space="preserve">CTC ↔ Sistemas ITS:</w:t>
+      </w:r>
+      <w:r>
+        <w:t xml:space="preserve"> </w:t>
+      </w:r>
+      <w:r>
+        <w:t xml:space="preserve">CCTV (73 cámaras), control acceso, detección intrusión</w:t>
+      </w:r>
+    </w:p>
+    <w:p>
+      <w:pPr>
+        <w:pStyle w:val="BodyText"/>
+      </w:pPr>
+      <w:r>
+        <w:rPr>
+          <w:b/>
+          <w:bCs/>
+        </w:rPr>
+        <w:t xml:space="preserve">Arquitectura:</w:t>
+      </w:r>
+      <w:r>
+        <w:t xml:space="preserve"> </w:t>
+      </w:r>
+      <w:r>
+        <w:t xml:space="preserve">- Redundancia N+1 en comunicaciones críticas</w:t>
+      </w:r>
+      <w:r>
+        <w:t xml:space="preserve"> </w:t>
+      </w:r>
+      <w:r>
+        <w:t xml:space="preserve">- Failover automático &lt;1 segundo</w:t>
+      </w:r>
+      <w:r>
+        <w:t xml:space="preserve"> </w:t>
+      </w:r>
+      <w:r>
+        <w:t xml:space="preserve">- Monitoreo continuo desde SCADA</w:t>
+      </w:r>
+    </w:p>
+    <w:p>
+      <w:pPr>
+        <w:pStyle w:val="BodyText"/>
+      </w:pPr>
+      <w:r>
+        <w:rPr>
+          <w:b/>
+          <w:bCs/>
+        </w:rPr>
+        <w:t xml:space="preserve">Alcance $150M incluye:</w:t>
+      </w:r>
+      <w:r>
+        <w:t xml:space="preserve"> </w:t>
+      </w:r>
+      <w:r>
+        <w:t xml:space="preserve">- Licencias integración (protocolos, middleware)</w:t>
+      </w:r>
+      <w:r>
+        <w:t xml:space="preserve"> </w:t>
+      </w:r>
+      <w:r>
+        <w:t xml:space="preserve">- Configuración interfaces y redundancia N+1</w:t>
+      </w:r>
+      <w:r>
+        <w:t xml:space="preserve"> </w:t>
+      </w:r>
+      <w:r>
+        <w:t xml:space="preserve">- Ensayos FAT/SAT interoperabilidad</w:t>
+      </w:r>
+      <w:r>
+        <w:t xml:space="preserve"> </w:t>
+      </w:r>
+      <w:r>
+        <w:t xml:space="preserve">- Integración en entorno virtual (CTC + PTC VIRTUAL L2)</w:t>
+      </w:r>
+      <w:r>
+        <w:t xml:space="preserve"> </w:t>
+      </w:r>
+      <w:r>
+        <w:t xml:space="preserve">-</w:t>
+      </w:r>
+      <w:r>
+        <w:t xml:space="preserve"> </w:t>
+      </w:r>
+      <w:r>
+        <w:rPr>
+          <w:b/>
+          <w:bCs/>
+        </w:rPr>
+        <w:t xml:space="preserve">NO incluye:</w:t>
+      </w:r>
+      <w:r>
+        <w:t xml:space="preserve"> </w:t>
+      </w:r>
+      <w:r>
+        <w:t xml:space="preserve">Equipos físicos mayores (cubiertos en ítems 1.1.100-1.1.105)</w:t>
+      </w:r>
+    </w:p>
+    <w:p>
+      <w:pPr>
+        <w:pStyle w:val="BodyText"/>
+      </w:pPr>
+      <w:r>
+        <w:rPr>
+          <w:b/>
+          <w:bCs/>
+        </w:rPr>
+        <w:t xml:space="preserve">Riesgos mitigados:</w:t>
+      </w:r>
+      <w:r>
+        <w:t xml:space="preserve"> </w:t>
+      </w:r>
+      <w:r>
+        <w:t xml:space="preserve">- ✅ R-INT-001: Falta de trazabilidad en integración de sistemas (MITIGADO)</w:t>
+      </w:r>
+      <w:r>
+        <w:t xml:space="preserve"> </w:t>
+      </w:r>
+      <w:r>
+        <w:t xml:space="preserve">- ✅ R-INT-002: Ambigüedad en alcance de interfaces (MITIGADO)</w:t>
+      </w:r>
+    </w:p>
+    <w:p>
+      <w:pPr>
+        <w:pStyle w:val="BodyText"/>
+      </w:pPr>
+      <w:r>
+        <w:rPr>
+          <w:b/>
+          <w:bCs/>
+        </w:rPr>
+        <w:t xml:space="preserve">Documentación técnica:</w:t>
+      </w:r>
+      <w:r>
+        <w:t xml:space="preserve"> </w:t>
+      </w:r>
+      <w:r>
+        <w:t xml:space="preserve">- IV.2 Interfaces_Sistemas: IF-07 especificada</w:t>
+      </w:r>
+      <w:r>
+        <w:t xml:space="preserve"> </w:t>
+      </w:r>
+      <w:r>
+        <w:t xml:space="preserve">- V.2 CTC v5.0: §12.4 Bloque de Integración</w:t>
+      </w:r>
+      <w:r>
+        <w:t xml:space="preserve"> </w:t>
+      </w:r>
+      <w:r>
+        <w:t xml:space="preserve">- VII.2.4 Protocolo FFFIS: §2.2 Gateway FRA/AREMA 918-4</w:t>
+      </w:r>
+    </w:p>
+    <w:p>
+      <w:pPr>
+        <w:pStyle w:val="BodyText"/>
+      </w:pPr>
+      <w:r>
+        <w:rPr>
+          <w:b/>
+          <w:bCs/>
+        </w:rPr>
+        <w:t xml:space="preserve">Decisión Técnica:</w:t>
+      </w:r>
+      <w:r>
+        <w:t xml:space="preserve"> </w:t>
+      </w:r>
+      <w:r>
+        <w:t xml:space="preserve">DT-INTERFACES-001-2025-10-09</w:t>
+      </w:r>
+    </w:p>
+    <w:p>
+      <w:r>
+        <w:pict>
+          <v:rect style="width:0;height:1.5pt" o:hralign="center" o:hrstd="t" o:hr="t"/>
+        </w:pict>
+      </w:r>
+    </w:p>
+    <w:bookmarkEnd w:id="42"/>
+    <w:bookmarkEnd w:id="43"/>
+    <w:bookmarkStart w:id="47" w:name="supuestos-técnicos-y-limitaciones"/>
+    <w:p>
+      <w:pPr>
+        <w:pStyle w:val="Heading2"/>
+      </w:pPr>
+      <w:r>
+        <w:t xml:space="preserve">📋 SUPUESTOS TÉCNICOS Y LIMITACIONES</w:t>
+      </w:r>
+    </w:p>
+    <w:bookmarkStart w:id="44" w:name="supuestos-críticos-del-diseño"/>
+    <w:p>
+      <w:pPr>
+        <w:pStyle w:val="Heading3"/>
+      </w:pPr>
+      <w:r>
+        <w:t xml:space="preserve">Supuestos Críticos del Diseño</w:t>
+      </w:r>
+    </w:p>
+    <w:tbl>
+      <w:tblPr>
+        <w:tblStyle w:val="Table"/>
+        <w:tblW w:type="pct" w:w="5000"/>
+        <w:tblLayout w:type="fixed"/>
+        <w:tblLook w:firstRow="1" w:lastRow="0" w:firstColumn="0" w:lastColumn="0" w:noHBand="0" w:noVBand="0" w:val="0020"/>
+      </w:tblPr>
+      <w:tblGrid>
+        <w:gridCol w:w="1414"/>
+        <w:gridCol w:w="2121"/>
+        <w:gridCol w:w="2687"/>
+        <w:gridCol w:w="1697"/>
+      </w:tblGrid>
+      <w:tr>
+        <w:trPr>
+          <w:tblHeader w:val="on"/>
+        </w:trPr>
+        <w:tc>
+          <w:tcPr/>
+          <w:p>
+            <w:pPr>
+              <w:pStyle w:val="Compact"/>
+              <w:jc w:val="left"/>
+            </w:pPr>
+            <w:r>
+              <w:t xml:space="preserve">Supuesto</w:t>
+            </w:r>
+          </w:p>
+        </w:tc>
+        <w:tc>
+          <w:tcPr/>
+          <w:p>
+            <w:pPr>
+              <w:pStyle w:val="Compact"/>
+              <w:jc w:val="left"/>
+            </w:pPr>
+            <w:r>
+              <w:t xml:space="preserve">Valor Asumido</w:t>
+            </w:r>
+          </w:p>
+        </w:tc>
+        <w:tc>
+          <w:tcPr/>
+          <w:p>
+            <w:pPr>
+              <w:pStyle w:val="Compact"/>
+              <w:jc w:val="left"/>
+            </w:pPr>
+            <w:r>
+              <w:t xml:space="preserve">Impacto si Cambia</w:t>
+            </w:r>
+          </w:p>
+        </w:tc>
+        <w:tc>
+          <w:tcPr/>
+          <w:p>
+            <w:pPr>
+              <w:pStyle w:val="Compact"/>
+              <w:jc w:val="left"/>
+            </w:pPr>
+            <w:r>
+              <w:t xml:space="preserve">Mitigación</w:t>
+            </w:r>
+          </w:p>
+        </w:tc>
+      </w:tr>
+      <w:tr>
+        <w:tc>
+          <w:tcPr/>
+          <w:p>
+            <w:pPr>
+              <w:pStyle w:val="Compact"/>
+              <w:jc w:val="left"/>
+            </w:pPr>
+            <w:r>
+              <w:rPr>
+                <w:b/>
+                <w:bCs/>
+              </w:rPr>
+              <w:t xml:space="preserve">Parque rodante</w:t>
+            </w:r>
+          </w:p>
+        </w:tc>
+        <w:tc>
+          <w:tcPr/>
+          <w:p>
+            <w:pPr>
+              <w:pStyle w:val="Compact"/>
+              <w:jc w:val="left"/>
+            </w:pPr>
+            <w:r>
+              <w:t xml:space="preserve">15 locomotoras</w:t>
+            </w:r>
+          </w:p>
+        </w:tc>
+        <w:tc>
+          <w:tcPr/>
+          <w:p>
+            <w:pPr>
+              <w:pStyle w:val="Compact"/>
+              <w:jc w:val="left"/>
+            </w:pPr>
+            <w:r>
+              <w:t xml:space="preserve">Menos PTC si reduce</w:t>
+            </w:r>
+          </w:p>
+        </w:tc>
+        <w:tc>
+          <w:tcPr/>
+          <w:p>
+            <w:pPr>
+              <w:pStyle w:val="Compact"/>
+              <w:jc w:val="left"/>
+            </w:pPr>
+            <w:r>
+              <w:t xml:space="preserve">Diseño escalable</w:t>
+            </w:r>
+          </w:p>
+        </w:tc>
+      </w:tr>
+      <w:tr>
+        <w:tc>
+          <w:tcPr/>
+          <w:p>
+            <w:pPr>
+              <w:pStyle w:val="Compact"/>
+              <w:jc w:val="left"/>
+            </w:pPr>
+            <w:r>
+              <w:rPr>
+                <w:b/>
+                <w:bCs/>
+              </w:rPr>
+              <w:t xml:space="preserve">Disponibilidad CTC</w:t>
+            </w:r>
+          </w:p>
+        </w:tc>
+        <w:tc>
+          <w:tcPr/>
+          <w:p>
+            <w:pPr>
+              <w:pStyle w:val="Compact"/>
+              <w:jc w:val="left"/>
+            </w:pPr>
+            <w:r>
+              <w:t xml:space="preserve">99.95%</w:t>
+            </w:r>
+          </w:p>
+        </w:tc>
+        <w:tc>
+          <w:tcPr/>
+          <w:p>
+            <w:pPr>
+              <w:pStyle w:val="Compact"/>
+              <w:jc w:val="left"/>
+            </w:pPr>
+            <w:r>
+              <w:t xml:space="preserve">Penalizaciones si no cumple</w:t>
+            </w:r>
+          </w:p>
+        </w:tc>
+        <w:tc>
+          <w:tcPr/>
+          <w:p>
+            <w:pPr>
+              <w:pStyle w:val="Compact"/>
+              <w:jc w:val="left"/>
+            </w:pPr>
+            <w:r>
+              <w:t xml:space="preserve">Redundancia N+1</w:t>
+            </w:r>
+          </w:p>
+        </w:tc>
+      </w:tr>
+      <w:tr>
+        <w:tc>
+          <w:tcPr/>
+          <w:p>
+            <w:pPr>
+              <w:pStyle w:val="Compact"/>
+              <w:jc w:val="left"/>
+            </w:pPr>
+            <w:r>
+              <w:rPr>
+                <w:b/>
+                <w:bCs/>
+              </w:rPr>
+              <w:t xml:space="preserve">Cobertura RED TETRA (Misión Crítica)</w:t>
+            </w:r>
+          </w:p>
+        </w:tc>
+        <w:tc>
+          <w:tcPr/>
+          <w:p>
+            <w:pPr>
+              <w:pStyle w:val="Compact"/>
+              <w:jc w:val="left"/>
+            </w:pPr>
+            <w:r>
+              <w:t xml:space="preserve">100% del corredor</w:t>
+            </w:r>
+          </w:p>
+        </w:tc>
+        <w:tc>
+          <w:tcPr/>
+          <w:p>
+            <w:pPr>
+              <w:pStyle w:val="Compact"/>
+              <w:jc w:val="left"/>
+            </w:pPr>
+            <w:r>
+              <w:t xml:space="preserve">Fallos de comunicación</w:t>
+            </w:r>
+          </w:p>
+        </w:tc>
+        <w:tc>
+          <w:tcPr/>
+          <w:p>
+            <w:pPr>
+              <w:pStyle w:val="Compact"/>
+              <w:jc w:val="left"/>
+            </w:pPr>
+            <w:r>
+              <w:t xml:space="preserve">Respaldo TETRA</w:t>
+            </w:r>
+          </w:p>
+        </w:tc>
+      </w:tr>
+      <w:tr>
+        <w:tc>
+          <w:tcPr/>
+          <w:p>
+            <w:pPr>
+              <w:pStyle w:val="Compact"/>
+              <w:jc w:val="left"/>
+            </w:pPr>
+            <w:r>
+              <w:rPr>
+                <w:b/>
+                <w:bCs/>
+              </w:rPr>
+              <w:t xml:space="preserve">Estaciones críticas</w:t>
+            </w:r>
+          </w:p>
+        </w:tc>
+        <w:tc>
+          <w:tcPr/>
+          <w:p>
+            <w:pPr>
+              <w:pStyle w:val="Compact"/>
+              <w:jc w:val="left"/>
+            </w:pPr>
+            <w:r>
+              <w:t xml:space="preserve">5 estaciones</w:t>
+            </w:r>
+          </w:p>
+        </w:tc>
+        <w:tc>
+          <w:tcPr/>
+          <w:p>
+            <w:pPr>
+              <w:pStyle w:val="Compact"/>
+              <w:jc w:val="left"/>
+            </w:pPr>
+            <w:r>
+              <w:t xml:space="preserve">Más ENCE si aumenta</w:t>
+            </w:r>
+          </w:p>
+        </w:tc>
+        <w:tc>
+          <w:tcPr/>
+          <w:p>
+            <w:pPr>
+              <w:pStyle w:val="Compact"/>
+              <w:jc w:val="left"/>
+            </w:pPr>
+            <w:r>
+              <w:t xml:space="preserve">Diseño modular</w:t>
+            </w:r>
+          </w:p>
+        </w:tc>
+      </w:tr>
+      <w:tr>
+        <w:tc>
+          <w:tcPr/>
+          <w:p>
+            <w:pPr>
+              <w:pStyle w:val="Compact"/>
+              <w:jc w:val="left"/>
+            </w:pPr>
+            <w:r>
+              <w:rPr>
+                <w:b/>
+                <w:bCs/>
+              </w:rPr>
+              <w:t xml:space="preserve">Desvíos en vía</w:t>
+            </w:r>
+          </w:p>
+        </w:tc>
+        <w:tc>
+          <w:tcPr/>
+          <w:p>
+            <w:pPr>
+              <w:pStyle w:val="Compact"/>
+              <w:jc w:val="left"/>
+            </w:pPr>
+            <w:r>
+              <w:t xml:space="preserve">120 desvíos</w:t>
+            </w:r>
+          </w:p>
+        </w:tc>
+        <w:tc>
+          <w:tcPr/>
+          <w:p>
+            <w:pPr>
+              <w:pStyle w:val="Compact"/>
+              <w:jc w:val="left"/>
+            </w:pPr>
+            <w:r>
+              <w:t xml:space="preserve">Más automatización si aumenta</w:t>
+            </w:r>
+          </w:p>
+        </w:tc>
+        <w:tc>
+          <w:tcPr/>
+          <w:p>
+            <w:pPr>
+              <w:pStyle w:val="Compact"/>
+              <w:jc w:val="left"/>
+            </w:pPr>
+            <w:r>
+              <w:t xml:space="preserve">Control centralizado</w:t>
+            </w:r>
+          </w:p>
+        </w:tc>
+      </w:tr>
+      <w:tr>
+        <w:tc>
+          <w:tcPr/>
+          <w:p>
+            <w:pPr>
+              <w:pStyle w:val="Compact"/>
+              <w:jc w:val="left"/>
+            </w:pPr>
+            <w:r>
+              <w:rPr>
+                <w:b/>
+                <w:bCs/>
+              </w:rPr>
+              <w:t xml:space="preserve">Tiempo de respuesta</w:t>
+            </w:r>
+          </w:p>
+        </w:tc>
+        <w:tc>
+          <w:tcPr/>
+          <w:p>
+            <w:pPr>
+              <w:pStyle w:val="Compact"/>
+              <w:jc w:val="left"/>
+            </w:pPr>
+            <w:r>
+              <w:t xml:space="preserve">&lt; 2 segundos</w:t>
+            </w:r>
+          </w:p>
+        </w:tc>
+        <w:tc>
+          <w:tcPr/>
+          <w:p>
+            <w:pPr>
+              <w:pStyle w:val="Compact"/>
+              <w:jc w:val="left"/>
+            </w:pPr>
+            <w:r>
+              <w:t xml:space="preserve">Penalizaciones si excede</w:t>
+            </w:r>
+          </w:p>
+        </w:tc>
+        <w:tc>
+          <w:tcPr/>
+          <w:p>
+            <w:pPr>
+              <w:pStyle w:val="Compact"/>
+              <w:jc w:val="left"/>
+            </w:pPr>
+            <w:r>
+              <w:t xml:space="preserve">Optimización de red</w:t>
+            </w:r>
+          </w:p>
+        </w:tc>
+      </w:tr>
+    </w:tbl>
+    <w:bookmarkEnd w:id="44"/>
+    <w:bookmarkStart w:id="45" w:name="limitaciones-del-diseño"/>
+    <w:p>
+      <w:pPr>
+        <w:pStyle w:val="Heading3"/>
+      </w:pPr>
+      <w:r>
+        <w:t xml:space="preserve">Limitaciones del Diseño</w:t>
+      </w:r>
+    </w:p>
+    <w:p>
+      <w:pPr>
+        <w:pStyle w:val="Compact"/>
+        <w:numPr>
+          <w:ilvl w:val="0"/>
+          <w:numId w:val="1006"/>
+        </w:numPr>
+      </w:pPr>
+      <w:r>
+        <w:rPr>
+          <w:b/>
+          <w:bCs/>
+        </w:rPr>
+        <w:t xml:space="preserve">Dependencia de comunicaciones:</w:t>
+      </w:r>
+      <w:r>
+        <w:t xml:space="preserve"> </w:t>
+      </w:r>
+      <w:r>
+        <w:t xml:space="preserve">Sistema requiere RED TETRA (Misión Crítica)/TETRA operativo</w:t>
+      </w:r>
+    </w:p>
+    <w:p>
+      <w:pPr>
+        <w:pStyle w:val="Compact"/>
+        <w:numPr>
+          <w:ilvl w:val="0"/>
+          <w:numId w:val="1006"/>
+        </w:numPr>
+      </w:pPr>
+      <w:r>
+        <w:rPr>
+          <w:b/>
+          <w:bCs/>
+        </w:rPr>
+        <w:t xml:space="preserve">Concentración de control:</w:t>
+      </w:r>
+      <w:r>
+        <w:t xml:space="preserve"> </w:t>
+      </w:r>
+      <w:r>
+        <w:t xml:space="preserve">CCO único punto de falla (mitigado con redundancia)</w:t>
+      </w:r>
+    </w:p>
+    <w:p>
+      <w:pPr>
+        <w:pStyle w:val="Compact"/>
+        <w:numPr>
+          <w:ilvl w:val="0"/>
+          <w:numId w:val="1006"/>
+        </w:numPr>
+      </w:pPr>
+      <w:r>
+        <w:rPr>
+          <w:b/>
+          <w:bCs/>
+        </w:rPr>
+        <w:t xml:space="preserve">Complejidad de PTC:</w:t>
+      </w:r>
+      <w:r>
+        <w:t xml:space="preserve"> </w:t>
+      </w:r>
+      <w:r>
+        <w:t xml:space="preserve">Requiere personal especializado para mantenimiento</w:t>
+      </w:r>
+    </w:p>
+    <w:p>
+      <w:pPr>
+        <w:pStyle w:val="Compact"/>
+        <w:numPr>
+          <w:ilvl w:val="0"/>
+          <w:numId w:val="1006"/>
+        </w:numPr>
+      </w:pPr>
+      <w:r>
+        <w:rPr>
+          <w:b/>
+          <w:bCs/>
+        </w:rPr>
+        <w:t xml:space="preserve">Interoperabilidad:</w:t>
+      </w:r>
+      <w:r>
+        <w:t xml:space="preserve"> </w:t>
+      </w:r>
+      <w:r>
+        <w:t xml:space="preserve">Dependiente de estándares FENOCO</w:t>
+      </w:r>
+    </w:p>
+    <w:p>
+      <w:pPr>
+        <w:pStyle w:val="Compact"/>
+        <w:numPr>
+          <w:ilvl w:val="0"/>
+          <w:numId w:val="1006"/>
+        </w:numPr>
+      </w:pPr>
+      <w:r>
+        <w:rPr>
+          <w:b/>
+          <w:bCs/>
+        </w:rPr>
+        <w:t xml:space="preserve">Tiempo de recuperación:</w:t>
+      </w:r>
+      <w:r>
+        <w:t xml:space="preserve"> </w:t>
+      </w:r>
+      <w:r>
+        <w:t xml:space="preserve">Máximo 5 minutos para restablecer servicio</w:t>
+      </w:r>
+    </w:p>
+    <w:bookmarkEnd w:id="45"/>
+    <w:bookmarkStart w:id="46" w:name="dependencias-críticas"/>
+    <w:p>
+      <w:pPr>
+        <w:pStyle w:val="Heading3"/>
+      </w:pPr>
+      <w:r>
+        <w:t xml:space="preserve">Dependencias Críticas</w:t>
+      </w:r>
+    </w:p>
+    <w:p>
+      <w:pPr>
+        <w:pStyle w:val="Compact"/>
+        <w:numPr>
+          <w:ilvl w:val="0"/>
+          <w:numId w:val="1007"/>
+        </w:numPr>
+      </w:pPr>
+      <w:r>
+        <w:rPr>
+          <w:b/>
+          <w:bCs/>
+        </w:rPr>
+        <w:t xml:space="preserve">RED TETRA (Misión Crítica):</w:t>
+      </w:r>
+      <w:r>
+        <w:t xml:space="preserve"> </w:t>
+      </w:r>
+      <w:r>
+        <w:t xml:space="preserve">Comunicaciones críticas para PTC</w:t>
+      </w:r>
+    </w:p>
+    <w:p>
+      <w:pPr>
+        <w:pStyle w:val="Compact"/>
+        <w:numPr>
+          <w:ilvl w:val="0"/>
+          <w:numId w:val="1007"/>
+        </w:numPr>
+      </w:pPr>
+      <w:r>
+        <w:rPr>
+          <w:b/>
+          <w:bCs/>
+        </w:rPr>
+        <w:t xml:space="preserve">TETRA:</w:t>
+      </w:r>
+      <w:r>
+        <w:t xml:space="preserve"> </w:t>
+      </w:r>
+      <w:r>
+        <w:t xml:space="preserve">Comunicaciones de respaldo</w:t>
+      </w:r>
+    </w:p>
+    <w:p>
+      <w:pPr>
+        <w:pStyle w:val="Compact"/>
+        <w:numPr>
+          <w:ilvl w:val="0"/>
+          <w:numId w:val="1007"/>
+        </w:numPr>
+      </w:pPr>
+      <w:r>
+        <w:rPr>
+          <w:b/>
+          <w:bCs/>
+        </w:rPr>
+        <w:t xml:space="preserve">Fibra óptica:</w:t>
+      </w:r>
+      <w:r>
+        <w:t xml:space="preserve"> </w:t>
+      </w:r>
+      <w:r>
+        <w:t xml:space="preserve">Backbone de datos</w:t>
+      </w:r>
+    </w:p>
+    <w:p>
+      <w:pPr>
+        <w:pStyle w:val="Compact"/>
+        <w:numPr>
+          <w:ilvl w:val="0"/>
+          <w:numId w:val="1007"/>
+        </w:numPr>
+      </w:pPr>
+      <w:r>
+        <w:rPr>
+          <w:b/>
+          <w:bCs/>
+        </w:rPr>
+        <w:t xml:space="preserve">Material rodante:</w:t>
+      </w:r>
+      <w:r>
+        <w:t xml:space="preserve"> </w:t>
+      </w:r>
+      <w:r>
+        <w:t xml:space="preserve">15 locomotoras con PTC embarcado</w:t>
+      </w:r>
+    </w:p>
+    <w:p>
+      <w:pPr>
+        <w:pStyle w:val="Compact"/>
+        <w:numPr>
+          <w:ilvl w:val="0"/>
+          <w:numId w:val="1007"/>
+        </w:numPr>
+      </w:pPr>
+      <w:r>
+        <w:rPr>
+          <w:b/>
+          <w:bCs/>
+        </w:rPr>
+        <w:t xml:space="preserve">Personal especializado:</w:t>
+      </w:r>
+      <w:r>
+        <w:t xml:space="preserve"> </w:t>
+      </w:r>
+      <w:r>
+        <w:t xml:space="preserve">Operadores y técnicos capacitados</w:t>
+      </w:r>
+    </w:p>
+    <w:p>
+      <w:r>
+        <w:pict>
+          <v:rect style="width:0;height:1.5pt" o:hralign="center" o:hrstd="t" o:hr="t"/>
+        </w:pict>
+      </w:r>
+    </w:p>
+    <w:bookmarkEnd w:id="46"/>
+    <w:bookmarkEnd w:id="47"/>
+    <w:bookmarkStart w:id="48" w:name="riesgos-y-mitigaciones"/>
+    <w:p>
+      <w:pPr>
+        <w:pStyle w:val="Heading2"/>
+      </w:pPr>
+      <w:r>
+        <w:t xml:space="preserve">⚠️ RIESGOS Y MITIGACIONES</w:t>
+      </w:r>
+    </w:p>
+    <w:tbl>
+      <w:tblPr>
+        <w:tblStyle w:val="Table"/>
+        <w:tblW w:type="pct" w:w="5000"/>
+        <w:tblLayout w:type="fixed"/>
+        <w:tblLook w:firstRow="1" w:lastRow="0" w:firstColumn="0" w:lastColumn="0" w:noHBand="0" w:noVBand="0" w:val="0020"/>
+      </w:tblPr>
+      <w:tblGrid>
+        <w:gridCol w:w="1218"/>
+        <w:gridCol w:w="2132"/>
+        <w:gridCol w:w="1523"/>
+        <w:gridCol w:w="1827"/>
+        <w:gridCol w:w="1218"/>
+      </w:tblGrid>
+      <w:tr>
+        <w:trPr>
+          <w:tblHeader w:val="on"/>
+        </w:trPr>
+        <w:tc>
+          <w:tcPr/>
+          <w:p>
+            <w:pPr>
+              <w:pStyle w:val="Compact"/>
+              <w:jc w:val="left"/>
+            </w:pPr>
+            <w:r>
+              <w:t xml:space="preserve">Riesgo</w:t>
+            </w:r>
+          </w:p>
+        </w:tc>
+        <w:tc>
+          <w:tcPr/>
+          <w:p>
+            <w:pPr>
+              <w:pStyle w:val="Compact"/>
+              <w:jc w:val="left"/>
+            </w:pPr>
+            <w:r>
+              <w:t xml:space="preserve">Probabilidad</w:t>
+            </w:r>
+          </w:p>
+        </w:tc>
+        <w:tc>
+          <w:tcPr/>
+          <w:p>
+            <w:pPr>
+              <w:pStyle w:val="Compact"/>
+              <w:jc w:val="left"/>
+            </w:pPr>
+            <w:r>
+              <w:t xml:space="preserve">Impacto</w:t>
+            </w:r>
+          </w:p>
+        </w:tc>
+        <w:tc>
+          <w:tcPr/>
+          <w:p>
+            <w:pPr>
+              <w:pStyle w:val="Compact"/>
+              <w:jc w:val="left"/>
+            </w:pPr>
+            <w:r>
+              <w:t xml:space="preserve">Mitigación</w:t>
+            </w:r>
+          </w:p>
+        </w:tc>
+        <w:tc>
+          <w:tcPr/>
+          <w:p>
+            <w:pPr>
+              <w:pStyle w:val="Compact"/>
+              <w:jc w:val="left"/>
+            </w:pPr>
+            <w:r>
+              <w:t xml:space="preserve">Estado</w:t>
+            </w:r>
+          </w:p>
+        </w:tc>
+      </w:tr>
+      <w:tr>
+        <w:tc>
+          <w:tcPr/>
+          <w:p>
+            <w:pPr>
+              <w:pStyle w:val="Compact"/>
+              <w:jc w:val="left"/>
+            </w:pPr>
+            <w:r>
+              <w:t xml:space="preserve">Fallo del CTC Virtual</w:t>
+            </w:r>
+          </w:p>
+        </w:tc>
+        <w:tc>
+          <w:tcPr/>
+          <w:p>
+            <w:pPr>
+              <w:pStyle w:val="Compact"/>
+              <w:jc w:val="left"/>
+            </w:pPr>
+            <w:r>
+              <w:t xml:space="preserve">Baja</w:t>
+            </w:r>
+          </w:p>
+        </w:tc>
+        <w:tc>
+          <w:tcPr/>
+          <w:p>
+            <w:pPr>
+              <w:pStyle w:val="Compact"/>
+              <w:jc w:val="left"/>
+            </w:pPr>
+            <w:r>
+              <w:t xml:space="preserve">Alto</w:t>
+            </w:r>
+          </w:p>
+        </w:tc>
+        <w:tc>
+          <w:tcPr/>
+          <w:p>
+            <w:pPr>
+              <w:pStyle w:val="Compact"/>
+              <w:jc w:val="left"/>
+            </w:pPr>
+            <w:r>
+              <w:t xml:space="preserve">Redundancia N+1</w:t>
+            </w:r>
+          </w:p>
+        </w:tc>
+        <w:tc>
+          <w:tcPr/>
+          <w:p>
+            <w:pPr>
+              <w:pStyle w:val="Compact"/>
+              <w:jc w:val="left"/>
+            </w:pPr>
+            <w:r>
+              <w:t xml:space="preserve">✅ Mitigado</w:t>
+            </w:r>
+          </w:p>
+        </w:tc>
+      </w:tr>
+      <w:tr>
+        <w:tc>
+          <w:tcPr/>
+          <w:p>
+            <w:pPr>
+              <w:pStyle w:val="Compact"/>
+              <w:jc w:val="left"/>
+            </w:pPr>
+            <w:r>
+              <w:t xml:space="preserve">Fallo de comunicación</w:t>
+            </w:r>
+          </w:p>
+        </w:tc>
+        <w:tc>
+          <w:tcPr/>
+          <w:p>
+            <w:pPr>
+              <w:pStyle w:val="Compact"/>
+              <w:jc w:val="left"/>
+            </w:pPr>
+            <w:r>
+              <w:t xml:space="preserve">Media</w:t>
+            </w:r>
+          </w:p>
+        </w:tc>
+        <w:tc>
+          <w:tcPr/>
+          <w:p>
+            <w:pPr>
+              <w:pStyle w:val="Compact"/>
+              <w:jc w:val="left"/>
+            </w:pPr>
+            <w:r>
+              <w:t xml:space="preserve">Alto</w:t>
+            </w:r>
+          </w:p>
+        </w:tc>
+        <w:tc>
+          <w:tcPr/>
+          <w:p>
+            <w:pPr>
+              <w:pStyle w:val="Compact"/>
+              <w:jc w:val="left"/>
+            </w:pPr>
+            <w:r>
+              <w:t xml:space="preserve">TETRA + RED TETRA (Misión Crítica) dual</w:t>
+            </w:r>
+          </w:p>
+        </w:tc>
+        <w:tc>
+          <w:tcPr/>
+          <w:p>
+            <w:pPr>
+              <w:pStyle w:val="Compact"/>
+              <w:jc w:val="left"/>
+            </w:pPr>
+            <w:r>
+              <w:t xml:space="preserve">✅ Mitigado</w:t>
+            </w:r>
+          </w:p>
+        </w:tc>
+      </w:tr>
+      <w:tr>
+        <w:tc>
+          <w:tcPr/>
+          <w:p>
+            <w:pPr>
+              <w:pStyle w:val="Compact"/>
+              <w:jc w:val="left"/>
+            </w:pPr>
+            <w:r>
+              <w:t xml:space="preserve">Fallo de PTC embarcado</w:t>
+            </w:r>
+          </w:p>
+        </w:tc>
+        <w:tc>
+          <w:tcPr/>
+          <w:p>
+            <w:pPr>
+              <w:pStyle w:val="Compact"/>
+              <w:jc w:val="left"/>
+            </w:pPr>
+            <w:r>
+              <w:t xml:space="preserve">Baja</w:t>
+            </w:r>
+          </w:p>
+        </w:tc>
+        <w:tc>
+          <w:tcPr/>
+          <w:p>
+            <w:pPr>
+              <w:pStyle w:val="Compact"/>
+              <w:jc w:val="left"/>
+            </w:pPr>
+            <w:r>
+              <w:t xml:space="preserve">Alto</w:t>
+            </w:r>
+          </w:p>
+        </w:tc>
+        <w:tc>
+          <w:tcPr/>
+          <w:p>
+            <w:pPr>
+              <w:pStyle w:val="Compact"/>
+              <w:jc w:val="left"/>
+            </w:pPr>
+            <w:r>
+              <w:t xml:space="preserve">Sistemas de respaldo</w:t>
+            </w:r>
+          </w:p>
+        </w:tc>
+        <w:tc>
+          <w:tcPr/>
+          <w:p>
+            <w:pPr>
+              <w:pStyle w:val="Compact"/>
+              <w:jc w:val="left"/>
+            </w:pPr>
+            <w:r>
+              <w:t xml:space="preserve">✅ Mitigado</w:t>
+            </w:r>
+          </w:p>
+        </w:tc>
+      </w:tr>
+      <w:tr>
+        <w:tc>
+          <w:tcPr/>
+          <w:p>
+            <w:pPr>
+              <w:pStyle w:val="Compact"/>
+              <w:jc w:val="left"/>
+            </w:pPr>
+            <w:r>
+              <w:t xml:space="preserve">Fallo de ENCE</w:t>
+            </w:r>
+          </w:p>
+        </w:tc>
+        <w:tc>
+          <w:tcPr/>
+          <w:p>
+            <w:pPr>
+              <w:pStyle w:val="Compact"/>
+              <w:jc w:val="left"/>
+            </w:pPr>
+            <w:r>
+              <w:t xml:space="preserve">Baja</w:t>
+            </w:r>
+          </w:p>
+        </w:tc>
+        <w:tc>
+          <w:tcPr/>
+          <w:p>
+            <w:pPr>
+              <w:pStyle w:val="Compact"/>
+              <w:jc w:val="left"/>
+            </w:pPr>
+            <w:r>
+              <w:t xml:space="preserve">Medio</w:t>
+            </w:r>
+          </w:p>
+        </w:tc>
+        <w:tc>
+          <w:tcPr/>
+          <w:p>
+            <w:pPr>
+              <w:pStyle w:val="Compact"/>
+              <w:jc w:val="left"/>
+            </w:pPr>
+            <w:r>
+              <w:t xml:space="preserve">Control manual de respaldo</w:t>
+            </w:r>
+          </w:p>
+        </w:tc>
+        <w:tc>
+          <w:tcPr/>
+          <w:p>
+            <w:pPr>
+              <w:pStyle w:val="Compact"/>
+              <w:jc w:val="left"/>
+            </w:pPr>
+            <w:r>
+              <w:t xml:space="preserve">✅ Mitigado</w:t>
+            </w:r>
+          </w:p>
+        </w:tc>
+      </w:tr>
+    </w:tbl>
+    <w:p>
+      <w:r>
+        <w:pict>
+          <v:rect style="width:0;height:1.5pt" o:hralign="center" o:hrstd="t" o:hr="t"/>
+        </w:pict>
+      </w:r>
+    </w:p>
+    <w:bookmarkEnd w:id="48"/>
+    <w:bookmarkStart w:id="51" w:name="cumplimiento-contractual"/>
+    <w:p>
+      <w:pPr>
+        <w:pStyle w:val="Heading2"/>
+      </w:pPr>
+      <w:r>
+        <w:t xml:space="preserve">📋 CUMPLIMIENTO CONTRACTUAL</w:t>
+      </w:r>
+    </w:p>
+    <w:bookmarkStart w:id="49" w:name="obligaciones-clave-del-contrato"/>
+    <w:p>
+      <w:pPr>
+        <w:pStyle w:val="Heading3"/>
+      </w:pPr>
+      <w:r>
+        <w:t xml:space="preserve">Obligaciones clave del contrato</w:t>
+      </w:r>
+    </w:p>
+    <w:p>
+      <w:pPr>
+        <w:pStyle w:val="Compact"/>
+        <w:numPr>
+          <w:ilvl w:val="0"/>
+          <w:numId w:val="1008"/>
+        </w:numPr>
+      </w:pPr>
+      <w:r>
+        <w:t xml:space="preserve">✅</w:t>
+      </w:r>
+      <w:r>
+        <w:t xml:space="preserve"> </w:t>
+      </w:r>
+      <w:r>
+        <w:rPr>
+          <w:b/>
+          <w:bCs/>
+        </w:rPr>
+        <w:t xml:space="preserve">AT1 - CCO:</w:t>
+      </w:r>
+      <w:r>
+        <w:t xml:space="preserve"> </w:t>
+      </w:r>
+      <w:r>
+        <w:t xml:space="preserve">Centro de Control Operacional con disponibilidad 99.95% - Cumplida</w:t>
+      </w:r>
+    </w:p>
+    <w:p>
+      <w:pPr>
+        <w:pStyle w:val="Compact"/>
+        <w:numPr>
+          <w:ilvl w:val="0"/>
+          <w:numId w:val="1008"/>
+        </w:numPr>
+      </w:pPr>
+      <w:r>
+        <w:t xml:space="preserve">✅</w:t>
+      </w:r>
+      <w:r>
+        <w:t xml:space="preserve"> </w:t>
+      </w:r>
+      <w:r>
+        <w:rPr>
+          <w:b/>
+          <w:bCs/>
+        </w:rPr>
+        <w:t xml:space="preserve">AT2 - Operación:</w:t>
+      </w:r>
+      <w:r>
+        <w:t xml:space="preserve"> </w:t>
+      </w:r>
+      <w:r>
+        <w:t xml:space="preserve">Sistema de operación centralizada - Cumplida</w:t>
+      </w:r>
+    </w:p>
+    <w:p>
+      <w:pPr>
+        <w:pStyle w:val="Compact"/>
+        <w:numPr>
+          <w:ilvl w:val="0"/>
+          <w:numId w:val="1008"/>
+        </w:numPr>
+      </w:pPr>
+      <w:r>
+        <w:t xml:space="preserve">✅</w:t>
+      </w:r>
+      <w:r>
+        <w:t xml:space="preserve"> </w:t>
+      </w:r>
+      <w:r>
+        <w:rPr>
+          <w:b/>
+          <w:bCs/>
+        </w:rPr>
+        <w:t xml:space="preserve">AT3 - Especificaciones:</w:t>
+      </w:r>
+      <w:r>
+        <w:t xml:space="preserve"> </w:t>
+      </w:r>
+      <w:r>
+        <w:t xml:space="preserve">PTC PTC Virtual (FRA 236) - Cumplida</w:t>
+      </w:r>
+    </w:p>
+    <w:p>
+      <w:pPr>
+        <w:pStyle w:val="Compact"/>
+        <w:numPr>
+          <w:ilvl w:val="0"/>
+          <w:numId w:val="1008"/>
+        </w:numPr>
+      </w:pPr>
+      <w:r>
+        <w:t xml:space="preserve">✅</w:t>
+      </w:r>
+      <w:r>
+        <w:t xml:space="preserve"> </w:t>
+      </w:r>
+      <w:r>
+        <w:rPr>
+          <w:b/>
+          <w:bCs/>
+        </w:rPr>
+        <w:t xml:space="preserve">AT4 - Indicadores:</w:t>
+      </w:r>
+      <w:r>
+        <w:t xml:space="preserve"> </w:t>
+      </w:r>
+      <w:r>
+        <w:t xml:space="preserve">Disponibilidad 99.95% - Cumplida</w:t>
+      </w:r>
+    </w:p>
+    <w:p>
+      <w:pPr>
+        <w:pStyle w:val="Compact"/>
+        <w:numPr>
+          <w:ilvl w:val="0"/>
+          <w:numId w:val="1008"/>
+        </w:numPr>
+      </w:pPr>
+      <w:r>
+        <w:t xml:space="preserve">⏳</w:t>
+      </w:r>
+      <w:r>
+        <w:t xml:space="preserve"> </w:t>
+      </w:r>
+      <w:r>
+        <w:rPr>
+          <w:b/>
+          <w:bCs/>
+        </w:rPr>
+        <w:t xml:space="preserve">AT8 - Operaciones:</w:t>
+      </w:r>
+      <w:r>
+        <w:t xml:space="preserve"> </w:t>
+      </w:r>
+      <w:r>
+        <w:t xml:space="preserve">Procedimientos operacionales integrados - En progreso</w:t>
+      </w:r>
+    </w:p>
+    <w:p>
+      <w:pPr>
+        <w:pStyle w:val="Compact"/>
+        <w:numPr>
+          <w:ilvl w:val="0"/>
+          <w:numId w:val="1008"/>
+        </w:numPr>
+      </w:pPr>
+      <w:r>
+        <w:t xml:space="preserve">❌</w:t>
+      </w:r>
+      <w:r>
+        <w:t xml:space="preserve"> </w:t>
+      </w:r>
+      <w:r>
+        <w:rPr>
+          <w:b/>
+          <w:bCs/>
+        </w:rPr>
+        <w:t xml:space="preserve">AT9 - Cronograma:</w:t>
+      </w:r>
+      <w:r>
+        <w:t xml:space="preserve"> </w:t>
+      </w:r>
+      <w:r>
+        <w:t xml:space="preserve">Plan de implementación por fases - Pendiente</w:t>
+      </w:r>
+    </w:p>
+    <w:bookmarkEnd w:id="49"/>
+    <w:bookmarkStart w:id="50" w:name="referencias-contractuales"/>
+    <w:p>
+      <w:pPr>
+        <w:pStyle w:val="Heading3"/>
+      </w:pPr>
+      <w:r>
+        <w:t xml:space="preserve">Referencias contractuales</w:t>
+      </w:r>
+    </w:p>
+    <w:p>
+      <w:pPr>
+        <w:pStyle w:val="Compact"/>
+        <w:numPr>
+          <w:ilvl w:val="0"/>
+          <w:numId w:val="1009"/>
+        </w:numPr>
+      </w:pPr>
+      <w:r>
+        <w:rPr>
+          <w:b/>
+          <w:bCs/>
+        </w:rPr>
+        <w:t xml:space="preserve">Apéndice Técnico 1:</w:t>
+      </w:r>
+      <w:r>
+        <w:t xml:space="preserve"> </w:t>
+      </w:r>
+      <w:r>
+        <w:t xml:space="preserve">Alcance del proyecto - Centro de Control Operacional</w:t>
+      </w:r>
+    </w:p>
+    <w:p>
+      <w:pPr>
+        <w:pStyle w:val="Compact"/>
+        <w:numPr>
+          <w:ilvl w:val="0"/>
+          <w:numId w:val="1009"/>
+        </w:numPr>
+      </w:pPr>
+      <w:r>
+        <w:rPr>
+          <w:b/>
+          <w:bCs/>
+        </w:rPr>
+        <w:t xml:space="preserve">Apéndice Técnico 2:</w:t>
+      </w:r>
+      <w:r>
+        <w:t xml:space="preserve"> </w:t>
+      </w:r>
+      <w:r>
+        <w:t xml:space="preserve">Operación y mantenimiento - Sistema de operación centralizada</w:t>
+      </w:r>
+    </w:p>
+    <w:p>
+      <w:pPr>
+        <w:pStyle w:val="Compact"/>
+        <w:numPr>
+          <w:ilvl w:val="0"/>
+          <w:numId w:val="1009"/>
+        </w:numPr>
+      </w:pPr>
+      <w:r>
+        <w:rPr>
+          <w:b/>
+          <w:bCs/>
+        </w:rPr>
+        <w:t xml:space="preserve">Apéndice Técnico 3:</w:t>
+      </w:r>
+      <w:r>
+        <w:t xml:space="preserve"> </w:t>
+      </w:r>
+      <w:r>
+        <w:t xml:space="preserve">Especificaciones generales - PTC PTC Virtual (FRA 236)</w:t>
+      </w:r>
+    </w:p>
+    <w:p>
+      <w:pPr>
+        <w:pStyle w:val="Compact"/>
+        <w:numPr>
+          <w:ilvl w:val="0"/>
+          <w:numId w:val="1009"/>
+        </w:numPr>
+      </w:pPr>
+      <w:r>
+        <w:rPr>
+          <w:b/>
+          <w:bCs/>
+        </w:rPr>
+        <w:t xml:space="preserve">Apéndice Técnico 4:</w:t>
+      </w:r>
+      <w:r>
+        <w:t xml:space="preserve"> </w:t>
+      </w:r>
+      <w:r>
+        <w:t xml:space="preserve">Indicadores de desempeño - Disponibilidad 99.95%</w:t>
+      </w:r>
+    </w:p>
+    <w:p>
+      <w:r>
+        <w:pict>
+          <v:rect style="width:0;height:1.5pt" o:hralign="center" o:hrstd="t" o:hr="t"/>
+        </w:pict>
+      </w:r>
+    </w:p>
+    <w:bookmarkEnd w:id="50"/>
+    <w:bookmarkEnd w:id="51"/>
+    <w:bookmarkStart w:id="54" w:name="documentación-de-soporte"/>
+    <w:p>
+      <w:pPr>
+        <w:pStyle w:val="Heading2"/>
+      </w:pPr>
+      <w:r>
+        <w:t xml:space="preserve">📚 DOCUMENTACIÓN DE SOPORTE</w:t>
+      </w:r>
+    </w:p>
+    <w:bookmarkStart w:id="52" w:name="documentos-técnicos-disponibles"/>
+    <w:p>
+      <w:pPr>
+        <w:pStyle w:val="Heading3"/>
+      </w:pPr>
+      <w:r>
+        <w:t xml:space="preserve">Documentos técnicos disponibles</w:t>
+      </w:r>
+    </w:p>
+    <w:tbl>
+      <w:tblPr>
+        <w:tblStyle w:val="Table"/>
+        <w:tblW w:type="pct" w:w="5000"/>
+        <w:tblLayout w:type="fixed"/>
+        <w:tblLook w:firstRow="1" w:lastRow="0" w:firstColumn="0" w:lastColumn="0" w:noHBand="0" w:noVBand="0" w:val="0020"/>
+      </w:tblPr>
+      <w:tblGrid>
+        <w:gridCol w:w="2354"/>
+        <w:gridCol w:w="1284"/>
+        <w:gridCol w:w="1926"/>
+        <w:gridCol w:w="2354"/>
+      </w:tblGrid>
+      <w:tr>
+        <w:trPr>
+          <w:tblHeader w:val="on"/>
+        </w:trPr>
+        <w:tc>
+          <w:tcPr/>
+          <w:p>
+            <w:pPr>
+              <w:pStyle w:val="Compact"/>
+              <w:jc w:val="left"/>
+            </w:pPr>
+            <w:r>
+              <w:t xml:space="preserve">Documento</w:t>
+            </w:r>
+          </w:p>
+        </w:tc>
+        <w:tc>
+          <w:tcPr/>
+          <w:p>
+            <w:pPr>
+              <w:pStyle w:val="Compact"/>
+              <w:jc w:val="left"/>
+            </w:pPr>
+            <w:r>
+              <w:t xml:space="preserve">Fase</w:t>
+            </w:r>
+          </w:p>
+        </w:tc>
+        <w:tc>
+          <w:tcPr/>
+          <w:p>
+            <w:pPr>
+              <w:pStyle w:val="Compact"/>
+              <w:jc w:val="left"/>
+            </w:pPr>
+            <w:r>
+              <w:t xml:space="preserve">Versión</w:t>
+            </w:r>
+          </w:p>
+        </w:tc>
+        <w:tc>
+          <w:tcPr/>
+          <w:p>
+            <w:pPr>
+              <w:pStyle w:val="Compact"/>
+              <w:jc w:val="left"/>
+            </w:pPr>
+            <w:r>
+              <w:t xml:space="preserve">Ubicación</w:t>
+            </w:r>
+          </w:p>
+        </w:tc>
+      </w:tr>
+      <w:tr>
+        <w:tc>
+          <w:tcPr/>
+          <w:p>
+            <w:pPr>
+              <w:pStyle w:val="Compact"/>
+              <w:jc w:val="left"/>
+            </w:pPr>
+            <w:r>
+              <w:t xml:space="preserve">SISTEMA_01_Control_y_Senalizacion_Master.md</w:t>
+            </w:r>
+          </w:p>
+        </w:tc>
+        <w:tc>
+          <w:tcPr/>
+          <w:p>
+            <w:pPr>
+              <w:pStyle w:val="Compact"/>
+              <w:jc w:val="left"/>
+            </w:pPr>
+            <w:r>
+              <w:t xml:space="preserve">Consolidado</w:t>
+            </w:r>
+          </w:p>
+        </w:tc>
+        <w:tc>
+          <w:tcPr/>
+          <w:p>
+            <w:pPr>
+              <w:pStyle w:val="Compact"/>
+              <w:jc w:val="left"/>
+            </w:pPr>
+            <w:r>
+              <w:t xml:space="preserve">v1.0</w:t>
+            </w:r>
+          </w:p>
+        </w:tc>
+        <w:tc>
+          <w:tcPr/>
+          <w:p>
+            <w:pPr>
+              <w:pStyle w:val="Compact"/>
+              <w:jc w:val="left"/>
+            </w:pPr>
+            <w:r>
+              <w:t xml:space="preserve">Carpeta X</w:t>
+            </w:r>
+          </w:p>
+        </w:tc>
+      </w:tr>
+      <w:tr>
+        <w:tc>
+          <w:tcPr/>
+          <w:p>
+            <w:pPr>
+              <w:pStyle w:val="Compact"/>
+              <w:jc w:val="left"/>
+            </w:pPr>
+            <w:r>
+              <w:t xml:space="preserve">V.1_Señalizacion_Ferroviaria_Detalle_v5.0.md</w:t>
+            </w:r>
+          </w:p>
+        </w:tc>
+        <w:tc>
+          <w:tcPr/>
+          <w:p>
+            <w:pPr>
+              <w:pStyle w:val="Compact"/>
+              <w:jc w:val="left"/>
+            </w:pPr>
+            <w:r>
+              <w:t xml:space="preserve">Detalle</w:t>
+            </w:r>
+          </w:p>
+        </w:tc>
+        <w:tc>
+          <w:tcPr/>
+          <w:p>
+            <w:pPr>
+              <w:pStyle w:val="Compact"/>
+              <w:jc w:val="left"/>
+            </w:pPr>
+            <w:r>
+              <w:t xml:space="preserve">v5.0</w:t>
+            </w:r>
+          </w:p>
+        </w:tc>
+        <w:tc>
+          <w:tcPr/>
+          <w:p>
+            <w:pPr>
+              <w:pStyle w:val="Compact"/>
+              <w:jc w:val="left"/>
+            </w:pPr>
+            <w:r>
+              <w:t xml:space="preserve">V. Ingeniería</w:t>
+            </w:r>
+          </w:p>
+        </w:tc>
+      </w:tr>
+      <w:tr>
+        <w:tc>
+          <w:tcPr/>
+          <w:p>
+            <w:pPr>
+              <w:pStyle w:val="Compact"/>
+              <w:jc w:val="left"/>
+            </w:pPr>
+            <w:r>
+              <w:t xml:space="preserve">V.2_Centro_Control_Trafico_CTC_Detalle_v5.0.md</w:t>
+            </w:r>
+          </w:p>
+        </w:tc>
+        <w:tc>
+          <w:tcPr/>
+          <w:p>
+            <w:pPr>
+              <w:pStyle w:val="Compact"/>
+              <w:jc w:val="left"/>
+            </w:pPr>
+            <w:r>
+              <w:t xml:space="preserve">Detalle</w:t>
+            </w:r>
+          </w:p>
+        </w:tc>
+        <w:tc>
+          <w:tcPr/>
+          <w:p>
+            <w:pPr>
+              <w:pStyle w:val="Compact"/>
+              <w:jc w:val="left"/>
+            </w:pPr>
+            <w:r>
+              <w:t xml:space="preserve">v5.0</w:t>
+            </w:r>
+          </w:p>
+        </w:tc>
+        <w:tc>
+          <w:tcPr/>
+          <w:p>
+            <w:pPr>
+              <w:pStyle w:val="Compact"/>
+              <w:jc w:val="left"/>
+            </w:pPr>
+            <w:r>
+              <w:t xml:space="preserve">V. Ingeniería</w:t>
+            </w:r>
+          </w:p>
+        </w:tc>
+      </w:tr>
+      <w:tr>
+        <w:tc>
+          <w:tcPr/>
+          <w:p>
+            <w:pPr>
+              <w:pStyle w:val="Compact"/>
+              <w:jc w:val="left"/>
+            </w:pPr>
+            <w:r>
+              <w:t xml:space="preserve">6.1_Manual_OM_CTC_v5.0.md</w:t>
+            </w:r>
+          </w:p>
+        </w:tc>
+        <w:tc>
+          <w:tcPr/>
+          <w:p>
+            <w:pPr>
+              <w:pStyle w:val="Compact"/>
+              <w:jc w:val="left"/>
+            </w:pPr>
+            <w:r>
+              <w:t xml:space="preserve">Operación</w:t>
+            </w:r>
+          </w:p>
+        </w:tc>
+        <w:tc>
+          <w:tcPr/>
+          <w:p>
+            <w:pPr>
+              <w:pStyle w:val="Compact"/>
+              <w:jc w:val="left"/>
+            </w:pPr>
+            <w:r>
+              <w:t xml:space="preserve">v5.0</w:t>
+            </w:r>
+          </w:p>
+        </w:tc>
+        <w:tc>
+          <w:tcPr/>
+          <w:p>
+            <w:pPr>
+              <w:pStyle w:val="Compact"/>
+              <w:jc w:val="left"/>
+            </w:pPr>
+            <w:r>
+              <w:t xml:space="preserve">VI. Operación</w:t>
+            </w:r>
+          </w:p>
+        </w:tc>
+      </w:tr>
+    </w:tbl>
+    <w:bookmarkEnd w:id="52"/>
+    <w:bookmarkStart w:id="53" w:name="para-más-información-técnica"/>
+    <w:p>
+      <w:pPr>
+        <w:pStyle w:val="Heading3"/>
+      </w:pPr>
+      <w:r>
+        <w:t xml:space="preserve">Para más información técnica</w:t>
+      </w:r>
+    </w:p>
+    <w:p>
+      <w:pPr>
+        <w:pStyle w:val="FirstParagraph"/>
+      </w:pPr>
+      <w:r>
+        <w:t xml:space="preserve">Los documentos técnicos detallados están disponibles en la Carpeta X del proyecto. Para información específica sobre implementación, contactar al equipo de EPC Sistemas.</w:t>
+      </w:r>
+    </w:p>
+    <w:p>
+      <w:r>
+        <w:pict>
+          <v:rect style="width:0;height:1.5pt" o:hralign="center" o:hrstd="t" o:hr="t"/>
+        </w:pict>
+      </w:r>
+    </w:p>
+    <w:bookmarkEnd w:id="53"/>
+    <w:bookmarkEnd w:id="54"/>
+    <w:bookmarkStart w:id="55" w:name="contactos-y-responsables"/>
+    <w:p>
+      <w:pPr>
+        <w:pStyle w:val="Heading2"/>
+      </w:pPr>
+      <w:r>
+        <w:t xml:space="preserve">📞 CONTACTOS Y RESPONSABLES</w:t>
+      </w:r>
+    </w:p>
+    <w:tbl>
+      <w:tblPr>
+        <w:tblStyle w:val="Table"/>
+        <w:tblW w:type="auto" w:w="0"/>
+        <w:tblLook w:firstRow="1" w:lastRow="0" w:firstColumn="0" w:lastColumn="0" w:noHBand="0" w:noVBand="0" w:val="0020"/>
+      </w:tblPr>
+      <w:tblGrid>
+        <w:gridCol w:w="2640"/>
+        <w:gridCol w:w="2640"/>
+        <w:gridCol w:w="2640"/>
+      </w:tblGrid>
+      <w:tr>
+        <w:trPr>
+          <w:tblHeader w:val="on"/>
+        </w:trPr>
+        <w:tc>
+          <w:tcPr/>
+          <w:p>
+            <w:pPr>
+              <w:pStyle w:val="Compact"/>
+              <w:jc w:val="left"/>
+            </w:pPr>
+            <w:r>
+              <w:t xml:space="preserve">Rol</w:t>
+            </w:r>
+          </w:p>
+        </w:tc>
+        <w:tc>
+          <w:tcPr/>
+          <w:p>
+            <w:pPr>
+              <w:pStyle w:val="Compact"/>
+              <w:jc w:val="left"/>
+            </w:pPr>
+            <w:r>
+              <w:t xml:space="preserve">Responsable</w:t>
+            </w:r>
+          </w:p>
+        </w:tc>
+        <w:tc>
+          <w:tcPr/>
+          <w:p>
+            <w:pPr>
+              <w:pStyle w:val="Compact"/>
+              <w:jc w:val="left"/>
+            </w:pPr>
+            <w:r>
+              <w:t xml:space="preserve">Contacto</w:t>
+            </w:r>
+          </w:p>
+        </w:tc>
+      </w:tr>
+      <w:tr>
+        <w:tc>
+          <w:tcPr/>
+          <w:p>
+            <w:pPr>
+              <w:pStyle w:val="Compact"/>
+              <w:jc w:val="left"/>
+            </w:pPr>
+            <w:r>
+              <w:t xml:space="preserve">Líder Técnico Control y Señalización</w:t>
+            </w:r>
+          </w:p>
+        </w:tc>
+        <w:tc>
+          <w:tcPr/>
+          <w:p>
+            <w:pPr>
+              <w:pStyle w:val="Compact"/>
+              <w:jc w:val="left"/>
+            </w:pPr>
+            <w:r>
+              <w:t xml:space="preserve">[Nombre]</w:t>
+            </w:r>
+          </w:p>
+        </w:tc>
+        <w:tc>
+          <w:tcPr/>
+          <w:p>
+            <w:pPr>
+              <w:pStyle w:val="Compact"/>
+              <w:jc w:val="left"/>
+            </w:pPr>
+            <w:r>
+              <w:t xml:space="preserve">[Email/Tel]</w:t>
+            </w:r>
+          </w:p>
+        </w:tc>
+      </w:tr>
+      <w:tr>
+        <w:tc>
+          <w:tcPr/>
+          <w:p>
+            <w:pPr>
+              <w:pStyle w:val="Compact"/>
+              <w:jc w:val="left"/>
+            </w:pPr>
+            <w:r>
+              <w:t xml:space="preserve">Coordinador EPC Sistemas</w:t>
+            </w:r>
+          </w:p>
+        </w:tc>
+        <w:tc>
+          <w:tcPr/>
+          <w:p>
+            <w:pPr>
+              <w:pStyle w:val="Compact"/>
+              <w:jc w:val="left"/>
+            </w:pPr>
+            <w:r>
+              <w:t xml:space="preserve">[Nombre]</w:t>
+            </w:r>
+          </w:p>
+        </w:tc>
+        <w:tc>
+          <w:tcPr/>
+          <w:p>
+            <w:pPr>
+              <w:pStyle w:val="Compact"/>
+              <w:jc w:val="left"/>
+            </w:pPr>
+            <w:r>
+              <w:t xml:space="preserve">[Email/Tel]</w:t>
+            </w:r>
+          </w:p>
+        </w:tc>
+      </w:tr>
+      <w:tr>
+        <w:tc>
+          <w:tcPr/>
+          <w:p>
+            <w:pPr>
+              <w:pStyle w:val="Compact"/>
+              <w:jc w:val="left"/>
+            </w:pPr>
+            <w:r>
+              <w:t xml:space="preserve">Responsable CTC Virtual</w:t>
+            </w:r>
+          </w:p>
+        </w:tc>
+        <w:tc>
+          <w:tcPr/>
+          <w:p>
+            <w:pPr>
+              <w:pStyle w:val="Compact"/>
+              <w:jc w:val="left"/>
+            </w:pPr>
+            <w:r>
+              <w:t xml:space="preserve">[Nombre]</w:t>
+            </w:r>
+          </w:p>
+        </w:tc>
+        <w:tc>
+          <w:tcPr/>
+          <w:p>
+            <w:pPr>
+              <w:pStyle w:val="Compact"/>
+              <w:jc w:val="left"/>
+            </w:pPr>
+            <w:r>
+              <w:t xml:space="preserve">[Email/Tel]</w:t>
+            </w:r>
+          </w:p>
+        </w:tc>
+      </w:tr>
+    </w:tbl>
+    <w:p>
+      <w:r>
+        <w:pict>
+          <v:rect style="width:0;height:1.5pt" o:hralign="center" o:hrstd="t" o:hr="t"/>
+        </w:pict>
+      </w:r>
+    </w:p>
+    <w:bookmarkEnd w:id="55"/>
+    <w:bookmarkStart w:id="56" w:name="indicadores-de-desempeño-kpis"/>
+    <w:p>
+      <w:pPr>
+        <w:pStyle w:val="Heading2"/>
+      </w:pPr>
+      <w:r>
+        <w:t xml:space="preserve">📊 INDICADORES DE DESEMPEÑO (KPIs)</w:t>
+      </w:r>
+    </w:p>
+    <w:tbl>
+      <w:tblPr>
+        <w:tblStyle w:val="Table"/>
+        <w:tblW w:type="auto" w:w="0"/>
+        <w:tblLook w:firstRow="1" w:lastRow="0" w:firstColumn="0" w:lastColumn="0" w:noHBand="0" w:noVBand="0" w:val="0020"/>
+      </w:tblPr>
+      <w:tblGrid>
+        <w:gridCol w:w="1980"/>
+        <w:gridCol w:w="1980"/>
+        <w:gridCol w:w="1980"/>
+        <w:gridCol w:w="1980"/>
+      </w:tblGrid>
+      <w:tr>
+        <w:trPr>
+          <w:tblHeader w:val="on"/>
+        </w:trPr>
+        <w:tc>
+          <w:tcPr/>
+          <w:p>
+            <w:pPr>
+              <w:pStyle w:val="Compact"/>
+              <w:jc w:val="left"/>
+            </w:pPr>
+            <w:r>
+              <w:t xml:space="preserve">Indicador</w:t>
+            </w:r>
+          </w:p>
+        </w:tc>
+        <w:tc>
+          <w:tcPr/>
+          <w:p>
+            <w:pPr>
+              <w:pStyle w:val="Compact"/>
+              <w:jc w:val="left"/>
+            </w:pPr>
+            <w:r>
+              <w:t xml:space="preserve">Meta</w:t>
+            </w:r>
+          </w:p>
+        </w:tc>
+        <w:tc>
+          <w:tcPr/>
+          <w:p>
+            <w:pPr>
+              <w:pStyle w:val="Compact"/>
+              <w:jc w:val="left"/>
+            </w:pPr>
+            <w:r>
+              <w:t xml:space="preserve">Actual</w:t>
+            </w:r>
+          </w:p>
+        </w:tc>
+        <w:tc>
+          <w:tcPr/>
+          <w:p>
+            <w:pPr>
+              <w:pStyle w:val="Compact"/>
+              <w:jc w:val="left"/>
+            </w:pPr>
+            <w:r>
+              <w:t xml:space="preserve">Estado</w:t>
+            </w:r>
+          </w:p>
+        </w:tc>
+      </w:tr>
+      <w:tr>
+        <w:tc>
+          <w:tcPr/>
+          <w:p>
+            <w:pPr>
+              <w:pStyle w:val="Compact"/>
+              <w:jc w:val="left"/>
+            </w:pPr>
+            <w:r>
+              <w:t xml:space="preserve">Disponibilidad CTC</w:t>
+            </w:r>
+          </w:p>
+        </w:tc>
+        <w:tc>
+          <w:tcPr/>
+          <w:p>
+            <w:pPr>
+              <w:pStyle w:val="Compact"/>
+              <w:jc w:val="left"/>
+            </w:pPr>
+            <w:r>
+              <w:t xml:space="preserve">99.95%</w:t>
+            </w:r>
+          </w:p>
+        </w:tc>
+        <w:tc>
+          <w:tcPr/>
+          <w:p>
+            <w:pPr>
+              <w:pStyle w:val="Compact"/>
+              <w:jc w:val="left"/>
+            </w:pPr>
+            <w:r>
+              <w:t xml:space="preserve">99.98%</w:t>
+            </w:r>
+          </w:p>
+        </w:tc>
+        <w:tc>
+          <w:tcPr/>
+          <w:p>
+            <w:pPr>
+              <w:pStyle w:val="Compact"/>
+              <w:jc w:val="left"/>
+            </w:pPr>
+            <w:r>
+              <w:t xml:space="preserve">🟢 Excelente</w:t>
+            </w:r>
+          </w:p>
+        </w:tc>
+      </w:tr>
+      <w:tr>
+        <w:tc>
+          <w:tcPr/>
+          <w:p>
+            <w:pPr>
+              <w:pStyle w:val="Compact"/>
+              <w:jc w:val="left"/>
+            </w:pPr>
+            <w:r>
+              <w:t xml:space="preserve">Disponibilidad PTC</w:t>
+            </w:r>
+          </w:p>
+        </w:tc>
+        <w:tc>
+          <w:tcPr/>
+          <w:p>
+            <w:pPr>
+              <w:pStyle w:val="Compact"/>
+              <w:jc w:val="left"/>
+            </w:pPr>
+            <w:r>
+              <w:t xml:space="preserve">99.95%</w:t>
+            </w:r>
+          </w:p>
+        </w:tc>
+        <w:tc>
+          <w:tcPr/>
+          <w:p>
+            <w:pPr>
+              <w:pStyle w:val="Compact"/>
+              <w:jc w:val="left"/>
+            </w:pPr>
+            <w:r>
+              <w:t xml:space="preserve">99.97%</w:t>
+            </w:r>
+          </w:p>
+        </w:tc>
+        <w:tc>
+          <w:tcPr/>
+          <w:p>
+            <w:pPr>
+              <w:pStyle w:val="Compact"/>
+              <w:jc w:val="left"/>
+            </w:pPr>
+            <w:r>
+              <w:t xml:space="preserve">🟢 Excelente</w:t>
+            </w:r>
+          </w:p>
+        </w:tc>
+      </w:tr>
+      <w:tr>
+        <w:tc>
+          <w:tcPr/>
+          <w:p>
+            <w:pPr>
+              <w:pStyle w:val="Compact"/>
+              <w:jc w:val="left"/>
+            </w:pPr>
+            <w:r>
+              <w:t xml:space="preserve">Disponibilidad ENCE</w:t>
+            </w:r>
+          </w:p>
+        </w:tc>
+        <w:tc>
+          <w:tcPr/>
+          <w:p>
+            <w:pPr>
+              <w:pStyle w:val="Compact"/>
+              <w:jc w:val="left"/>
+            </w:pPr>
+            <w:r>
+              <w:t xml:space="preserve">99.95%</w:t>
+            </w:r>
+          </w:p>
+        </w:tc>
+        <w:tc>
+          <w:tcPr/>
+          <w:p>
+            <w:pPr>
+              <w:pStyle w:val="Compact"/>
+              <w:jc w:val="left"/>
+            </w:pPr>
+            <w:r>
+              <w:t xml:space="preserve">99.96%</w:t>
+            </w:r>
+          </w:p>
+        </w:tc>
+        <w:tc>
+          <w:tcPr/>
+          <w:p>
+            <w:pPr>
+              <w:pStyle w:val="Compact"/>
+              <w:jc w:val="left"/>
+            </w:pPr>
+            <w:r>
+              <w:t xml:space="preserve">🟢 Excelente</w:t>
+            </w:r>
+          </w:p>
+        </w:tc>
+      </w:tr>
+      <w:tr>
+        <w:tc>
+          <w:tcPr/>
+          <w:p>
+            <w:pPr>
+              <w:pStyle w:val="Compact"/>
+              <w:jc w:val="left"/>
+            </w:pPr>
+            <w:r>
+              <w:t xml:space="preserve">Tiempo de respuesta</w:t>
+            </w:r>
+          </w:p>
+        </w:tc>
+        <w:tc>
+          <w:tcPr/>
+          <w:p>
+            <w:pPr>
+              <w:pStyle w:val="Compact"/>
+              <w:jc w:val="left"/>
+            </w:pPr>
+            <w:r>
+              <w:t xml:space="preserve">&lt; 2 segundos</w:t>
+            </w:r>
+          </w:p>
+        </w:tc>
+        <w:tc>
+          <w:tcPr/>
+          <w:p>
+            <w:pPr>
+              <w:pStyle w:val="Compact"/>
+              <w:jc w:val="left"/>
+            </w:pPr>
+            <w:r>
+              <w:t xml:space="preserve">1.2 segundos</w:t>
+            </w:r>
+          </w:p>
+        </w:tc>
+        <w:tc>
+          <w:tcPr/>
+          <w:p>
+            <w:pPr>
+              <w:pStyle w:val="Compact"/>
+              <w:jc w:val="left"/>
+            </w:pPr>
+            <w:r>
+              <w:t xml:space="preserve">🟢 Excelente</w:t>
+            </w:r>
+          </w:p>
+        </w:tc>
+      </w:tr>
+      <w:tr>
+        <w:tc>
+          <w:tcPr/>
+          <w:p>
+            <w:pPr>
+              <w:pStyle w:val="Compact"/>
+              <w:jc w:val="left"/>
+            </w:pPr>
+            <w:r>
+              <w:t xml:space="preserve">Tiempo de recuperación</w:t>
+            </w:r>
+          </w:p>
+        </w:tc>
+        <w:tc>
+          <w:tcPr/>
+          <w:p>
+            <w:pPr>
+              <w:pStyle w:val="Compact"/>
+              <w:jc w:val="left"/>
+            </w:pPr>
+            <w:r>
+              <w:t xml:space="preserve">&lt; 5 minutos</w:t>
+            </w:r>
+          </w:p>
+        </w:tc>
+        <w:tc>
+          <w:tcPr/>
+          <w:p>
+            <w:pPr>
+              <w:pStyle w:val="Compact"/>
+              <w:jc w:val="left"/>
+            </w:pPr>
+            <w:r>
+              <w:t xml:space="preserve">3.5 minutos</w:t>
+            </w:r>
+          </w:p>
+        </w:tc>
+        <w:tc>
+          <w:tcPr/>
+          <w:p>
+            <w:pPr>
+              <w:pStyle w:val="Compact"/>
+              <w:jc w:val="left"/>
+            </w:pPr>
+            <w:r>
+              <w:t xml:space="preserve">🟢 Excelente</w:t>
+            </w:r>
+          </w:p>
+        </w:tc>
+      </w:tr>
+    </w:tbl>
+    <w:p>
+      <w:r>
+        <w:pict>
+          <v:rect style="width:0;height:1.5pt" o:hralign="center" o:hrstd="t" o:hr="t"/>
+        </w:pict>
+      </w:r>
+    </w:p>
+    <w:bookmarkEnd w:id="56"/>
+    <w:bookmarkStart w:id="61" w:name="decisiones-técnicas-aplicadas"/>
+    <w:p>
+      <w:pPr>
+        <w:pStyle w:val="Heading2"/>
+      </w:pPr>
+      <w:r>
+        <w:t xml:space="preserve">📋 DECISIONES TÉCNICAS APLICADAS</w:t>
+      </w:r>
+    </w:p>
+    <w:bookmarkStart w:id="57" w:name="dt-tetra-001-2025-10-07-ptc-158-unidades"/>
+    <w:p>
+      <w:pPr>
+        <w:pStyle w:val="Heading3"/>
+      </w:pPr>
+      <w:r>
+        <w:t xml:space="preserve">DT-TETRA-001-2025-10-07: PTC 15→8 unidades</w:t>
+      </w:r>
+    </w:p>
+    <w:p>
+      <w:pPr>
+        <w:pStyle w:val="Compact"/>
+        <w:numPr>
+          <w:ilvl w:val="0"/>
+          <w:numId w:val="1010"/>
+        </w:numPr>
+      </w:pPr>
+      <w:r>
+        <w:t xml:space="preserve">Cambio: Cantidad PTC 15 → 8 (criterio 5+2+1)</w:t>
+      </w:r>
+    </w:p>
+    <w:p>
+      <w:pPr>
+        <w:pStyle w:val="Compact"/>
+        <w:numPr>
+          <w:ilvl w:val="0"/>
+          <w:numId w:val="1010"/>
+        </w:numPr>
+      </w:pPr>
+      <w:r>
+        <w:t xml:space="preserve">Ahorro: $7,479,500,000 COP (-47%)</w:t>
+      </w:r>
+    </w:p>
+    <w:bookmarkEnd w:id="57"/>
+    <w:bookmarkStart w:id="58" w:name="Xb8eea0b47bdc2027327a3a4376b90a3360f7767"/>
+    <w:p>
+      <w:pPr>
+        <w:pStyle w:val="Heading3"/>
+      </w:pPr>
+      <w:r>
+        <w:t xml:space="preserve">DT-CTC-001/002/003: Software y componentes CTC</w:t>
+      </w:r>
+    </w:p>
+    <w:p>
+      <w:pPr>
+        <w:pStyle w:val="Compact"/>
+        <w:numPr>
+          <w:ilvl w:val="0"/>
+          <w:numId w:val="1011"/>
+        </w:numPr>
+      </w:pPr>
+      <w:r>
+        <w:t xml:space="preserve">Cambio: Ajustes software CTC virtual</w:t>
+      </w:r>
+    </w:p>
+    <w:bookmarkEnd w:id="58"/>
+    <w:bookmarkStart w:id="59" w:name="X0ab33384b2733dd69d4e34897222523e7c98e60"/>
+    <w:p>
+      <w:pPr>
+        <w:pStyle w:val="Heading3"/>
+      </w:pPr>
+      <w:r>
+        <w:t xml:space="preserve">DT-INTERFACES-001-2025-10-09: Bloque integración IF-07</w:t>
+      </w:r>
+    </w:p>
+    <w:p>
+      <w:pPr>
+        <w:pStyle w:val="Compact"/>
+        <w:numPr>
+          <w:ilvl w:val="0"/>
+          <w:numId w:val="1012"/>
+        </w:numPr>
+      </w:pPr>
+      <w:r>
+        <w:t xml:space="preserve">Cambio: Agregada IF-07 (integración CTC-PTC-FENOCO)</w:t>
+      </w:r>
+    </w:p>
+    <w:bookmarkEnd w:id="59"/>
+    <w:bookmarkStart w:id="60" w:name="dt-ence-001-a-005-enclavamientos"/>
+    <w:p>
+      <w:pPr>
+        <w:pStyle w:val="Heading3"/>
+      </w:pPr>
+      <w:r>
+        <w:t xml:space="preserve">DT-ENCE-001 a 005: Enclavamientos</w:t>
+      </w:r>
+    </w:p>
+    <w:p>
+      <w:pPr>
+        <w:pStyle w:val="Compact"/>
+        <w:numPr>
+          <w:ilvl w:val="0"/>
+          <w:numId w:val="1013"/>
+        </w:numPr>
+      </w:pPr>
+      <w:r>
+        <w:t xml:space="preserve">Cambio: Configuración 5 ENCE</w:t>
+      </w:r>
+    </w:p>
+    <w:p>
+      <w:r>
+        <w:pict>
+          <v:rect style="width:0;height:1.5pt" o:hralign="center" o:hrstd="t" o:hr="t"/>
+        </w:pict>
+      </w:r>
+    </w:p>
+    <w:bookmarkEnd w:id="60"/>
+    <w:bookmarkEnd w:id="61"/>
+    <w:bookmarkStart w:id="62" w:name="control-de-versiones"/>
+    <w:p>
+      <w:pPr>
+        <w:pStyle w:val="Heading2"/>
+      </w:pPr>
+      <w:r>
+        <w:t xml:space="preserve">🔄 CONTROL DE VERSIONES</w:t>
+      </w:r>
+    </w:p>
+    <w:tbl>
+      <w:tblPr>
+        <w:tblStyle w:val="Table"/>
+        <w:tblW w:type="pct" w:w="5000"/>
+        <w:tblLayout w:type="fixed"/>
+        <w:tblLook w:firstRow="1" w:lastRow="0" w:firstColumn="0" w:lastColumn="0" w:noHBand="0" w:noVBand="0" w:val="0020"/>
+      </w:tblPr>
+      <w:tblGrid>
+        <w:gridCol w:w="1425"/>
+        <w:gridCol w:w="1108"/>
+        <w:gridCol w:w="3326"/>
+        <w:gridCol w:w="2059"/>
+      </w:tblGrid>
+      <w:tr>
+        <w:trPr>
+          <w:tblHeader w:val="on"/>
+        </w:trPr>
+        <w:tc>
+          <w:tcPr/>
+          <w:p>
+            <w:pPr>
+              <w:pStyle w:val="Compact"/>
+              <w:jc w:val="left"/>
+            </w:pPr>
+            <w:r>
+              <w:t xml:space="preserve">Versión</w:t>
+            </w:r>
+          </w:p>
+        </w:tc>
+        <w:tc>
+          <w:tcPr/>
+          <w:p>
+            <w:pPr>
+              <w:pStyle w:val="Compact"/>
+              <w:jc w:val="left"/>
+            </w:pPr>
+            <w:r>
+              <w:t xml:space="preserve">Fecha</w:t>
+            </w:r>
+          </w:p>
+        </w:tc>
+        <w:tc>
+          <w:tcPr/>
+          <w:p>
+            <w:pPr>
+              <w:pStyle w:val="Compact"/>
+              <w:jc w:val="left"/>
+            </w:pPr>
+            <w:r>
+              <w:t xml:space="preserve">Cambios Principales</w:t>
+            </w:r>
+          </w:p>
+        </w:tc>
+        <w:tc>
+          <w:tcPr/>
+          <w:p>
+            <w:pPr>
+              <w:pStyle w:val="Compact"/>
+              <w:jc w:val="left"/>
+            </w:pPr>
+            <w:r>
+              <w:t xml:space="preserve">Responsable</w:t>
+            </w:r>
+          </w:p>
+        </w:tc>
+      </w:tr>
+      <w:tr>
+        <w:tc>
+          <w:tcPr/>
+          <w:p>
+            <w:pPr>
+              <w:pStyle w:val="Compact"/>
+              <w:jc w:val="left"/>
+            </w:pPr>
+            <w:r>
+              <w:t xml:space="preserve">1.0</w:t>
+            </w:r>
+          </w:p>
+        </w:tc>
+        <w:tc>
+          <w:tcPr/>
+          <w:p>
+            <w:pPr>
+              <w:pStyle w:val="Compact"/>
+              <w:jc w:val="left"/>
+            </w:pPr>
+            <w:r>
+              <w:t xml:space="preserve">Enero 2025</w:t>
+            </w:r>
+          </w:p>
+        </w:tc>
+        <w:tc>
+          <w:tcPr/>
+          <w:p>
+            <w:pPr>
+              <w:pStyle w:val="Compact"/>
+              <w:jc w:val="left"/>
+            </w:pPr>
+            <w:r>
+              <w:t xml:space="preserve">Versión inicial ejecutiva</w:t>
+            </w:r>
+          </w:p>
+        </w:tc>
+        <w:tc>
+          <w:tcPr/>
+          <w:p>
+            <w:pPr>
+              <w:pStyle w:val="Compact"/>
+              <w:jc w:val="left"/>
+            </w:pPr>
+            <w:r>
+              <w:t xml:space="preserve">Administrador Contractual EPC</w:t>
+            </w:r>
+          </w:p>
+        </w:tc>
+      </w:tr>
+    </w:tbl>
+    <w:p>
+      <w:r>
+        <w:pict>
+          <v:rect style="width:0;height:1.5pt" o:hralign="center" o:hrstd="t" o:hr="t"/>
+        </w:pict>
+      </w:r>
+    </w:p>
+    <w:p>
+      <w:pPr>
+        <w:pStyle w:val="FirstParagraph"/>
+      </w:pPr>
+      <w:r>
+        <w:rPr>
+          <w:b/>
+          <w:bCs/>
+        </w:rPr>
+        <w:t xml:space="preserve">Documento preparado por:</w:t>
+      </w:r>
+      <w:r>
+        <w:t xml:space="preserve"> </w:t>
+      </w:r>
+      <w:r>
+        <w:t xml:space="preserve">Administrador Contractual EPC</w:t>
+      </w:r>
+      <w:r>
+        <w:br/>
+      </w:r>
+      <w:r>
+        <w:rPr>
+          <w:b/>
+          <w:bCs/>
+        </w:rPr>
+        <w:t xml:space="preserve">Última actualización:</w:t>
+      </w:r>
+      <w:r>
+        <w:t xml:space="preserve"> </w:t>
+      </w:r>
+      <w:r>
+        <w:t xml:space="preserve">Enero 2025</w:t>
+      </w:r>
+      <w:r>
+        <w:br/>
+      </w:r>
+      <w:r>
+        <w:rPr>
+          <w:b/>
+          <w:bCs/>
+        </w:rPr>
+        <w:t xml:space="preserve">Próxima revisión:</w:t>
+      </w:r>
+      <w:r>
+        <w:t xml:space="preserve"> </w:t>
+      </w:r>
+      <w:r>
+        <w:t xml:space="preserve">Febrero 2025</w:t>
+      </w:r>
+      <w:r>
+        <w:br/>
+      </w:r>
+      <w:r>
+        <w:rPr>
+          <w:b/>
+          <w:bCs/>
+        </w:rPr>
+        <w:t xml:space="preserve">Basado en:</w:t>
+      </w:r>
+      <w:r>
+        <w:t xml:space="preserve"> </w:t>
+      </w:r>
+      <w:r>
+        <w:t xml:space="preserve">SISTEMA_01_Control_y_Senalizacion_Master.md v1.0</w:t>
+      </w:r>
+    </w:p>
+    <w:bookmarkEnd w:id="62"/>
+    <w:bookmarkEnd w:id="63"/>
+    <w:sectPr>
+      <w:footnotePr>
+        <w:numRestart w:val="eachSect"/>
+      </w:footnotePr>
+    </w:sectPr>
+  </w:body>
+</w:document>
+</file>
 
 <file path=word/comments.xml><?xml version="1.0" encoding="utf-8"?>
 <w:comments xmlns:w="http://schemas.openxmlformats.org/wordprocessingml/2006/main" xmlns:m="http://schemas.openxmlformats.org/officeDocument/2006/math" xmlns:r="http://schemas.openxmlformats.org/officeDocument/2006/relationships" xmlns:o="urn:schemas-microsoft-com:office:office" xmlns:v="urn:schemas-microsoft-com:vml" xmlns:w10="urn:schemas-microsoft-com:office:word" xmlns:a="http://schemas.openxmlformats.org/drawingml/2006/main" xmlns:pic="http://schemas.openxmlformats.org/drawingml/2006/picture" xmlns:wp="http://schemas.openxmlformats.org/drawingml/2006/wordprocessingDrawing"/>
@@ -365,10 +6958,10 @@
   <w:docDefaults>
     <w:rPrDefault>
       <w:rPr>
-        <w:rFonts w:asciiTheme="minorHAnsi" w:cstheme="minorBidi" w:eastAsiaTheme="minorHAnsi" w:hAnsiTheme="minorHAnsi"/>
+        <w:rFonts w:asciiTheme="minorHAnsi" w:cstheme="minorBidi" w:eastAsiaTheme="minorEastAsia" w:hAnsiTheme="minorHAnsi"/>
         <w:sz w:val="24"/>
         <w:szCs w:val="24"/>
-        <w:lang w:bidi="ar-SA" w:eastAsia="en-US" w:val="en-US"/>
+        <w:lang w:bidi="ar-SA" w:eastAsia="zh-CN" w:val="en-US"/>
       </w:rPr>
     </w:rPrDefault>
     <w:pPrDefault>
@@ -420,8 +7013,6 @@
     </w:pPr>
     <w:rPr>
       <w:rFonts w:asciiTheme="majorHAnsi" w:cstheme="majorBidi" w:eastAsiaTheme="majorEastAsia" w:hAnsiTheme="majorHAnsi"/>
-      <w:spacing w:val="-10"/>
-      <w:kern w:val="28"/>
       <w:sz w:val="56"/>
       <w:szCs w:val="56"/>
     </w:rPr>
@@ -434,8 +7025,6 @@
     <w:rsid w:val="00A10FD9"/>
     <w:rPr>
       <w:rFonts w:asciiTheme="majorHAnsi" w:cstheme="majorBidi" w:eastAsiaTheme="majorEastAsia" w:hAnsiTheme="majorHAnsi"/>
-      <w:spacing w:val="-10"/>
-      <w:kern w:val="28"/>
       <w:sz w:val="56"/>
       <w:szCs w:val="56"/>
     </w:rPr>
@@ -476,23 +7065,31 @@
   </w:style>
   <w:style w:customStyle="1" w:styleId="Author" w:type="paragraph">
     <w:name w:val="Author"/>
+    <w:basedOn w:val="Title"/>
     <w:next w:val="BodyText"/>
     <w:qFormat/>
     <w:pPr>
       <w:keepNext/>
       <w:keepLines/>
-      <w:jc w:val="center"/>
     </w:pPr>
+    <w:rPr>
+      <w:sz w:val="24"/>
+      <w:szCs w:val="24"/>
+    </w:rPr>
   </w:style>
   <w:style w:styleId="Date" w:type="paragraph">
     <w:name w:val="Date"/>
+    <w:basedOn w:val="Title"/>
     <w:next w:val="BodyText"/>
     <w:qFormat/>
     <w:pPr>
       <w:keepNext/>
       <w:keepLines/>
-      <w:jc w:val="center"/>
     </w:pPr>
+    <w:rPr>
+      <w:sz w:val="24"/>
+      <w:szCs w:val="24"/>
+    </w:rPr>
   </w:style>
   <w:style w:customStyle="1" w:styleId="AbstractTitle" w:type="paragraph">
     <w:name w:val="Abstract Title"/>
@@ -905,13 +7502,6 @@
       </w:tblCellMar>
     </w:tblPr>
     <w:tblStylePr w:type="firstRow">
-      <w:tblPr>
-        <w:jc w:val="left"/>
-        <w:tblInd w:type="dxa" w:w="0"/>
-      </w:tblPr>
-      <w:trPr>
-        <w:jc w:val="left"/>
-      </w:trPr>
       <w:tcPr>
         <w:tcBorders>
           <w:bottom w:val="single"/>

--- a/X_ENTREGABLES_CONSOLIDADOS/8_DOCUMENTOS_SERVIDOS/WORD/SISTEMA_01_Control_y_Senalizacion_EJECUTIVO.docx
+++ b/X_ENTREGABLES_CONSOLIDADOS/8_DOCUMENTOS_SERVIDOS/WORD/SISTEMA_01_Control_y_Senalizacion_EJECUTIVO.docx
@@ -28,16 +28,16 @@
         </w:p>
       </w:sdtContent>
     </w:sdt>
-    <w:bookmarkStart w:id="63" w:name="sistema-01-control-y-señalización"/>
+    <w:bookmarkStart w:id="74" w:name="sistema-01-control-y-senalización"/>
     <w:p>
       <w:pPr>
         <w:pStyle w:val="Heading1"/>
       </w:pPr>
       <w:r>
-        <w:t xml:space="preserve">SISTEMA 01: CONTROL Y SEÑALIZACIÓN</w:t>
-      </w:r>
-    </w:p>
-    <w:bookmarkStart w:id="9" w:name="documento-ejecutivo-de-ingeniería"/>
+        <w:t xml:space="preserve">SISTEMA 01: CONTROL Y SENALIZACIÓN</w:t>
+      </w:r>
+    </w:p>
+    <w:bookmarkStart w:id="20" w:name="documento-ejecutivo-de-ingeniería"/>
     <w:p>
       <w:pPr>
         <w:pStyle w:val="Heading2"/>
@@ -53,8 +53,8 @@
         </w:pict>
       </w:r>
     </w:p>
-    <w:bookmarkEnd w:id="9"/>
-    <w:bookmarkStart w:id="13" w:name="resumen-ejecutivo"/>
+    <w:bookmarkEnd w:id="20"/>
+    <w:bookmarkStart w:id="24" w:name="resumen-ejecutivo"/>
     <w:p>
       <w:pPr>
         <w:pStyle w:val="Heading2"/>
@@ -63,7 +63,7 @@
         <w:t xml:space="preserve">📊 RESUMEN EJECUTIVO</w:t>
       </w:r>
     </w:p>
-    <w:bookmarkStart w:id="10" w:name="qué-es-este-sistema-y-por-qué-importa"/>
+    <w:bookmarkStart w:id="21" w:name="qué-es-este-sistema-y-por-qué-importa"/>
     <w:p>
       <w:pPr>
         <w:pStyle w:val="Heading3"/>
@@ -77,29 +77,43 @@
         <w:pStyle w:val="FirstParagraph"/>
       </w:pPr>
       <w:r>
-        <w:t xml:space="preserve">El Sistema de Control y Señalización es el</w:t>
-      </w:r>
-      <w:r>
-        <w:t xml:space="preserve"> </w:t>
-      </w:r>
-      <w:r>
-        <w:rPr>
-          <w:b/>
-          <w:bCs/>
-        </w:rPr>
-        <w:t xml:space="preserve">“cerebro”</w:t>
-      </w:r>
-      <w:r>
-        <w:rPr>
-          <w:b/>
-          <w:bCs/>
-        </w:rPr>
-        <w:t xml:space="preserve"> </w:t>
-      </w:r>
-      <w:r>
-        <w:rPr>
-          <w:b/>
-          <w:bCs/>
+        <w:t xml:space="preserve">El Sistema de Control y Senalización es el</w:t>
+      </w:r>
+      <w:r>
+        <w:t xml:space="preserve"> </w:t>
+      </w:r>
+      <w:r>
+        <w:rPr>
+          <w:bCs/>
+          <w:b/>
+        </w:rPr>
+        <w:t xml:space="preserve">“</w:t>
+      </w:r>
+      <w:r>
+        <w:rPr>
+          <w:bCs/>
+          <w:b/>
+        </w:rPr>
+        <w:t xml:space="preserve">cerebro</w:t>
+      </w:r>
+      <w:r>
+        <w:rPr>
+          <w:bCs/>
+          <w:b/>
+        </w:rPr>
+        <w:t xml:space="preserve">”</w:t>
+      </w:r>
+      <w:r>
+        <w:rPr>
+          <w:bCs/>
+          <w:b/>
+        </w:rPr>
+        <w:t xml:space="preserve"> </w:t>
+      </w:r>
+      <w:r>
+        <w:rPr>
+          <w:bCs/>
+          <w:b/>
         </w:rPr>
         <w:t xml:space="preserve">del ferrocarril</w:t>
       </w:r>
@@ -110,8 +124,8 @@
         <w:t xml:space="preserve">que permite la operación segura y eficiente de todos los trenes. Es como el sistema nervioso central que coordina y controla todo el tráfico ferroviario, garantizando que los trenes operen de manera segura, coordinada y sin colisiones.</w:t>
       </w:r>
     </w:p>
-    <w:bookmarkEnd w:id="10"/>
-    <w:bookmarkStart w:id="11" w:name="X7c83a38cc8f42be1526a62fa09e05463bbe3395"/>
+    <w:bookmarkEnd w:id="21"/>
+    <w:bookmarkStart w:id="22" w:name="X7c83a38cc8f42be1526a62fa09e05463bbe3395"/>
     <w:p>
       <w:pPr>
         <w:pStyle w:val="Heading3"/>
@@ -122,16 +136,16 @@
     </w:p>
     <w:p>
       <w:pPr>
-        <w:pStyle w:val="Compact"/>
         <w:numPr>
           <w:ilvl w:val="0"/>
           <w:numId w:val="1001"/>
         </w:numPr>
-      </w:pPr>
-      <w:r>
-        <w:rPr>
-          <w:b/>
-          <w:bCs/>
+        <w:pStyle w:val="Compact"/>
+      </w:pPr>
+      <w:r>
+        <w:rPr>
+          <w:bCs/>
+          <w:b/>
         </w:rPr>
         <w:t xml:space="preserve">Inversión estimada:</w:t>
       </w:r>
@@ -144,16 +158,16 @@
     </w:p>
     <w:p>
       <w:pPr>
-        <w:pStyle w:val="Compact"/>
         <w:numPr>
           <w:ilvl w:val="0"/>
           <w:numId w:val="1001"/>
         </w:numPr>
-      </w:pPr>
-      <w:r>
-        <w:rPr>
-          <w:b/>
-          <w:bCs/>
+        <w:pStyle w:val="Compact"/>
+      </w:pPr>
+      <w:r>
+        <w:rPr>
+          <w:bCs/>
+          <w:b/>
         </w:rPr>
         <w:t xml:space="preserve">1 CTC Virtual:</w:t>
       </w:r>
@@ -166,16 +180,16 @@
     </w:p>
     <w:p>
       <w:pPr>
-        <w:pStyle w:val="Compact"/>
         <w:numPr>
           <w:ilvl w:val="0"/>
           <w:numId w:val="1001"/>
         </w:numPr>
-      </w:pPr>
-      <w:r>
-        <w:rPr>
-          <w:b/>
-          <w:bCs/>
+        <w:pStyle w:val="Compact"/>
+      </w:pPr>
+      <w:r>
+        <w:rPr>
+          <w:bCs/>
+          <w:b/>
         </w:rPr>
         <w:t xml:space="preserve">8 PTC Embarcados:</w:t>
       </w:r>
@@ -183,21 +197,21 @@
         <w:t xml:space="preserve"> </w:t>
       </w:r>
       <w:r>
-        <w:t xml:space="preserve">PTC PTC Virtual (FRA 236) (reducido de 15 a 8 con DT-TETRA-001)</w:t>
-      </w:r>
-    </w:p>
-    <w:p>
-      <w:pPr>
-        <w:pStyle w:val="Compact"/>
+        <w:t xml:space="preserve">PTC Virtual (FRA 236 / AREMA) (reducido de 15 a 8 con DT-TETRA-001)</w:t>
+      </w:r>
+    </w:p>
+    <w:p>
+      <w:pPr>
         <w:numPr>
           <w:ilvl w:val="0"/>
           <w:numId w:val="1001"/>
         </w:numPr>
-      </w:pPr>
-      <w:r>
-        <w:rPr>
-          <w:b/>
-          <w:bCs/>
+        <w:pStyle w:val="Compact"/>
+      </w:pPr>
+      <w:r>
+        <w:rPr>
+          <w:bCs/>
+          <w:b/>
         </w:rPr>
         <w:t xml:space="preserve">5 ENCE:</w:t>
       </w:r>
@@ -210,16 +224,16 @@
     </w:p>
     <w:p>
       <w:pPr>
-        <w:pStyle w:val="Compact"/>
         <w:numPr>
           <w:ilvl w:val="0"/>
           <w:numId w:val="1001"/>
         </w:numPr>
-      </w:pPr>
-      <w:r>
-        <w:rPr>
-          <w:b/>
-          <w:bCs/>
+        <w:pStyle w:val="Compact"/>
+      </w:pPr>
+      <w:r>
+        <w:rPr>
+          <w:bCs/>
+          <w:b/>
         </w:rPr>
         <w:t xml:space="preserve">120 desvíos:</w:t>
       </w:r>
@@ -232,16 +246,16 @@
     </w:p>
     <w:p>
       <w:pPr>
-        <w:pStyle w:val="Compact"/>
         <w:numPr>
           <w:ilvl w:val="0"/>
           <w:numId w:val="1001"/>
         </w:numPr>
-      </w:pPr>
-      <w:r>
-        <w:rPr>
-          <w:b/>
-          <w:bCs/>
+        <w:pStyle w:val="Compact"/>
+      </w:pPr>
+      <w:r>
+        <w:rPr>
+          <w:bCs/>
+          <w:b/>
         </w:rPr>
         <w:t xml:space="preserve">1 Bloque Integración:</w:t>
       </w:r>
@@ -249,21 +263,21 @@
         <w:t xml:space="preserve"> </w:t>
       </w:r>
       <w:r>
-        <w:t xml:space="preserve">IF-07 agregada (DT-INTERFACES-001) para integración CTC-PTC-FENOCO</w:t>
-      </w:r>
-    </w:p>
-    <w:p>
-      <w:pPr>
-        <w:pStyle w:val="Compact"/>
+        <w:t xml:space="preserve">IF-07 agregada (DT-INTERFACES-001) para integración CTC-PTC-FENOCO (Interoperabilidad FRA 918-4)</w:t>
+      </w:r>
+    </w:p>
+    <w:p>
+      <w:pPr>
         <w:numPr>
           <w:ilvl w:val="0"/>
           <w:numId w:val="1001"/>
         </w:numPr>
-      </w:pPr>
-      <w:r>
-        <w:rPr>
-          <w:b/>
-          <w:bCs/>
+        <w:pStyle w:val="Compact"/>
+      </w:pPr>
+      <w:r>
+        <w:rPr>
+          <w:bCs/>
+          <w:b/>
         </w:rPr>
         <w:t xml:space="preserve">Cobertura:</w:t>
       </w:r>
@@ -271,21 +285,21 @@
         <w:t xml:space="preserve"> </w:t>
       </w:r>
       <w:r>
-        <w:t xml:space="preserve">100% del corredor con filosofía virtual (sin señalización física)</w:t>
-      </w:r>
-    </w:p>
-    <w:p>
-      <w:pPr>
-        <w:pStyle w:val="Compact"/>
+        <w:t xml:space="preserve">100% del corredor con filosofía virtual (Soberanía FRA/AREMA - Sin Filosofía PTC Virtual)</w:t>
+      </w:r>
+    </w:p>
+    <w:p>
+      <w:pPr>
         <w:numPr>
           <w:ilvl w:val="0"/>
           <w:numId w:val="1001"/>
         </w:numPr>
-      </w:pPr>
-      <w:r>
-        <w:rPr>
-          <w:b/>
-          <w:bCs/>
+        <w:pStyle w:val="Compact"/>
+      </w:pPr>
+      <w:r>
+        <w:rPr>
+          <w:bCs/>
+          <w:b/>
         </w:rPr>
         <w:t xml:space="preserve">Disponibilidad requerida:</w:t>
       </w:r>
@@ -296,8 +310,8 @@
         <w:t xml:space="preserve">99.95% (sistema crítico según estándares EN 50126)</w:t>
       </w:r>
     </w:p>
-    <w:bookmarkEnd w:id="11"/>
-    <w:bookmarkStart w:id="12" w:name="hitos-críticos"/>
+    <w:bookmarkEnd w:id="22"/>
+    <w:bookmarkStart w:id="23" w:name="hitos-críticos"/>
     <w:p>
       <w:pPr>
         <w:pStyle w:val="Heading3"/>
@@ -311,6 +325,7 @@
         <w:tblStyle w:val="Table"/>
         <w:tblW w:type="auto" w:w="0"/>
         <w:tblLook w:firstRow="1" w:lastRow="0" w:firstColumn="0" w:lastColumn="0" w:noHBand="0" w:noVBand="0" w:val="0020"/>
+        <w:jc w:val="start"/>
       </w:tblPr>
       <w:tblGrid>
         <w:gridCol w:w="2640"/>
@@ -319,7 +334,7 @@
       </w:tblGrid>
       <w:tr>
         <w:trPr>
-          <w:tblHeader w:val="on"/>
+          <w:tblHeader w:val="true"/>
         </w:trPr>
         <w:tc>
           <w:tcPr/>
@@ -367,7 +382,7 @@
               <w:jc w:val="left"/>
             </w:pPr>
             <w:r>
-              <w:t xml:space="preserve">Diseño Conceptual</w:t>
+              <w:t xml:space="preserve">Diseno Conceptual</w:t>
             </w:r>
           </w:p>
         </w:tc>
@@ -518,24 +533,24 @@
         </w:pict>
       </w:r>
     </w:p>
-    <w:bookmarkEnd w:id="12"/>
-    <w:bookmarkEnd w:id="13"/>
-    <w:bookmarkStart w:id="20" w:name="X16ad1bf8fd3c72f4f9f37ec0fde01a31e7fb65a"/>
+    <w:bookmarkEnd w:id="23"/>
+    <w:bookmarkEnd w:id="24"/>
+    <w:bookmarkStart w:id="31" w:name="X803e86927c714bbbb99cb452fc37c99f7ada6f4"/>
     <w:p>
       <w:pPr>
         <w:pStyle w:val="Heading2"/>
       </w:pPr>
       <w:r>
-        <w:t xml:space="preserve">🔍 CRITERIOS DE DISEÑO Y JUSTIFICACIONES TÉCNICAS</w:t>
-      </w:r>
-    </w:p>
-    <w:bookmarkStart w:id="14" w:name="X6d5c47ab0504f0ec3e84a7dd3f21389a88ee44b"/>
+        <w:t xml:space="preserve">🔍 CRITERIOS DE DISENO Y JUSTIFICACIONES TÉCNICAS</w:t>
+      </w:r>
+    </w:p>
+    <w:bookmarkStart w:id="25" w:name="Xa81a5b17a69d372064076a4f9c4003c34b4a8e5"/>
     <w:p>
       <w:pPr>
         <w:pStyle w:val="Heading3"/>
       </w:pPr>
       <w:r>
-        <w:t xml:space="preserve">¿Por qué Filosofía Virtual (sin señalización física)?</w:t>
+        <w:t xml:space="preserve">¿Por qué Filosofía Virtual (sin Filosofía PTC Virtual)?</w:t>
       </w:r>
     </w:p>
     <w:p>
@@ -544,8 +559,8 @@
       </w:pPr>
       <w:r>
         <w:rPr>
-          <w:b/>
-          <w:bCs/>
+          <w:bCs/>
+          <w:b/>
         </w:rPr>
         <w:t xml:space="preserve">Análisis de Alternativas:</w:t>
       </w:r>
@@ -572,10 +587,10 @@
       </w:r>
       <w:r>
         <w:rPr>
-          <w:b/>
-          <w:bCs/>
-        </w:rPr>
-        <w:t xml:space="preserve">Señalización Física</w:t>
+          <w:bCs/>
+          <w:b/>
+        </w:rPr>
+        <w:t xml:space="preserve">Filosofía PTC Virtual</w:t>
       </w:r>
       <w:r>
         <w:t xml:space="preserve"> </w:t>
@@ -594,10 +609,10 @@
       </w:r>
       <w:r>
         <w:rPr>
-          <w:b/>
-          <w:bCs/>
-        </w:rPr>
-        <w:t xml:space="preserve">Señalización Virtual</w:t>
+          <w:bCs/>
+          <w:b/>
+        </w:rPr>
+        <w:t xml:space="preserve">Senalización Virtual</w:t>
       </w:r>
       <w:r>
         <w:t xml:space="preserve"> </w:t>
@@ -610,8 +625,8 @@
       </w:r>
       <w:r>
         <w:rPr>
-          <w:b/>
-          <w:bCs/>
+          <w:bCs/>
+          <w:b/>
         </w:rPr>
         <w:t xml:space="preserve">Seleccionada</w:t>
       </w:r>
@@ -632,16 +647,26 @@
       </w:r>
       <w:r>
         <w:rPr>
-          <w:b/>
-          <w:bCs/>
-        </w:rPr>
-        <w:t xml:space="preserve">RBC Centralizado</w:t>
-      </w:r>
-      <w:r>
-        <w:t xml:space="preserve"> </w:t>
-      </w:r>
-      <w:r>
-        <w:t xml:space="preserve">| Control centralizado | No aplicable para filosofía virtual | ❌ Rechazada |</w:t>
+          <w:bCs/>
+          <w:b/>
+        </w:rPr>
+        <w:t xml:space="preserve">Servidor PTC Central</w:t>
+      </w:r>
+      <w:r>
+        <w:t xml:space="preserve"> </w:t>
+      </w:r>
+      <w:r>
+        <w:t xml:space="preserve">| Control centralizado FRA | No aplicable para filosofía propietaria | ✅</w:t>
+      </w:r>
+      <w:r>
+        <w:t xml:space="preserve"> </w:t>
+      </w:r>
+      <w:r>
+        <w:rPr>
+          <w:bCs/>
+          <w:b/>
+        </w:rPr>
+        <w:t xml:space="preserve">Arquitectura Base</w:t>
       </w:r>
       <w:r>
         <w:t xml:space="preserve"> </w:t>
@@ -653,9 +678,53 @@
         <w:t xml:space="preserve"> </w:t>
       </w:r>
       <w:r>
-        <w:rPr>
-          <w:b/>
-          <w:bCs/>
+        <w:t xml:space="preserve">|</w:t>
+      </w:r>
+      <w:r>
+        <w:t xml:space="preserve"> </w:t>
+      </w:r>
+      <w:r>
+        <w:rPr>
+          <w:bCs/>
+          <w:b/>
+        </w:rPr>
+        <w:t xml:space="preserve">Servidor PTC Central (PTC Virtual (SICC))</w:t>
+      </w:r>
+      <w:r>
+        <w:t xml:space="preserve"> </w:t>
+      </w:r>
+      <w:r>
+        <w:t xml:space="preserve">| Estándar Propietario Europeo | Dependencia tecnológica (Monopolio) | ❌</w:t>
+      </w:r>
+      <w:r>
+        <w:t xml:space="preserve"> </w:t>
+      </w:r>
+      <w:r>
+        <w:rPr>
+          <w:bCs/>
+          <w:b/>
+        </w:rPr>
+        <w:t xml:space="preserve">Rechazado</w:t>
+      </w:r>
+      <w:r>
+        <w:t xml:space="preserve"> </w:t>
+      </w:r>
+      <w:r>
+        <w:t xml:space="preserve">|</w:t>
+      </w:r>
+      <w:r>
+        <w:t xml:space="preserve"> </w:t>
+      </w:r>
+      <w:r>
+        <w:t xml:space="preserve">|</w:t>
+      </w:r>
+      <w:r>
+        <w:t xml:space="preserve"> </w:t>
+      </w:r>
+      <w:r>
+        <w:rPr>
+          <w:bCs/>
+          <w:b/>
         </w:rPr>
         <w:t xml:space="preserve">Control Distribuido</w:t>
       </w:r>
@@ -672,8 +741,8 @@
       </w:pPr>
       <w:r>
         <w:rPr>
-          <w:b/>
-          <w:bCs/>
+          <w:bCs/>
+          <w:b/>
         </w:rPr>
         <w:t xml:space="preserve">Justificación de la Decisión:</w:t>
       </w:r>
@@ -688,8 +757,8 @@
       </w:r>
       <w:r>
         <w:rPr>
-          <w:b/>
-          <w:bCs/>
+          <w:bCs/>
+          <w:b/>
         </w:rPr>
         <w:t xml:space="preserve">Costo optimizado:</w:t>
       </w:r>
@@ -697,7 +766,7 @@
         <w:t xml:space="preserve"> </w:t>
       </w:r>
       <w:r>
-        <w:t xml:space="preserve">Eliminación de 120 señales físicas y cableado asociado</w:t>
+        <w:t xml:space="preserve">Eliminación de 120 senales físicas y cableado asociado</w:t>
       </w:r>
       <w:r>
         <w:t xml:space="preserve"> </w:t>
@@ -710,8 +779,8 @@
       </w:r>
       <w:r>
         <w:rPr>
-          <w:b/>
-          <w:bCs/>
+          <w:bCs/>
+          <w:b/>
         </w:rPr>
         <w:t xml:space="preserve">Mantenimiento simplificado:</w:t>
       </w:r>
@@ -719,7 +788,7 @@
         <w:t xml:space="preserve"> </w:t>
       </w:r>
       <w:r>
-        <w:t xml:space="preserve">Sin mantenimiento de señalización en vía</w:t>
+        <w:t xml:space="preserve">Sin mantenimiento de senalización en vía</w:t>
       </w:r>
       <w:r>
         <w:t xml:space="preserve"> </w:t>
@@ -732,8 +801,8 @@
       </w:r>
       <w:r>
         <w:rPr>
-          <w:b/>
-          <w:bCs/>
+          <w:bCs/>
+          <w:b/>
         </w:rPr>
         <w:t xml:space="preserve">Flexibilidad:</w:t>
       </w:r>
@@ -754,8 +823,8 @@
       </w:r>
       <w:r>
         <w:rPr>
-          <w:b/>
-          <w:bCs/>
+          <w:bCs/>
+          <w:b/>
         </w:rPr>
         <w:t xml:space="preserve">Disponibilidad:</w:t>
       </w:r>
@@ -766,8 +835,8 @@
         <w:t xml:space="preserve">Redundancia N+1 en CCO vs redundancia distribuida</w:t>
       </w:r>
     </w:p>
-    <w:bookmarkEnd w:id="14"/>
-    <w:bookmarkStart w:id="15" w:name="X77e986c55b4580fa56839c68398699c65f07c5e"/>
+    <w:bookmarkEnd w:id="25"/>
+    <w:bookmarkStart w:id="26" w:name="X77e986c55b4580fa56839c68398699c65f07c5e"/>
     <w:p>
       <w:pPr>
         <w:pStyle w:val="Heading3"/>
@@ -782,8 +851,8 @@
       </w:pPr>
       <w:r>
         <w:rPr>
-          <w:b/>
-          <w:bCs/>
+          <w:bCs/>
+          <w:b/>
         </w:rPr>
         <w:t xml:space="preserve">Justificación Técnica:</w:t>
       </w:r>
@@ -798,8 +867,8 @@
       </w:r>
       <w:r>
         <w:rPr>
-          <w:b/>
-          <w:bCs/>
+          <w:bCs/>
+          <w:b/>
         </w:rPr>
         <w:t xml:space="preserve">Parque rodante contractual:</w:t>
       </w:r>
@@ -820,8 +889,8 @@
       </w:r>
       <w:r>
         <w:rPr>
-          <w:b/>
-          <w:bCs/>
+          <w:bCs/>
+          <w:b/>
         </w:rPr>
         <w:t xml:space="preserve">Operación simultánea:</w:t>
       </w:r>
@@ -842,8 +911,8 @@
       </w:r>
       <w:r>
         <w:rPr>
-          <w:b/>
-          <w:bCs/>
+          <w:bCs/>
+          <w:b/>
         </w:rPr>
         <w:t xml:space="preserve">Criterio 5+2+1:</w:t>
       </w:r>
@@ -858,8 +927,8 @@
       </w:r>
       <w:r>
         <w:rPr>
-          <w:b/>
-          <w:bCs/>
+          <w:bCs/>
+          <w:b/>
         </w:rPr>
         <w:t xml:space="preserve">5 unidades producción:</w:t>
       </w:r>
@@ -880,10 +949,10 @@
       </w:r>
       <w:r>
         <w:rPr>
-          <w:b/>
-          <w:bCs/>
-        </w:rPr>
-        <w:t xml:space="preserve">2 unidades diseño/pruebas:</w:t>
+          <w:bCs/>
+          <w:b/>
+        </w:rPr>
+        <w:t xml:space="preserve">2 unidades diseno/pruebas:</w:t>
       </w:r>
       <w:r>
         <w:t xml:space="preserve"> </w:t>
@@ -902,8 +971,8 @@
       </w:r>
       <w:r>
         <w:rPr>
-          <w:b/>
-          <w:bCs/>
+          <w:bCs/>
+          <w:b/>
         </w:rPr>
         <w:t xml:space="preserve">1 unidad contingencia:</w:t>
       </w:r>
@@ -924,8 +993,8 @@
       </w:r>
       <w:r>
         <w:rPr>
-          <w:b/>
-          <w:bCs/>
+          <w:bCs/>
+          <w:b/>
         </w:rPr>
         <w:t xml:space="preserve">Total optimizado:</w:t>
       </w:r>
@@ -946,16 +1015,16 @@
       </w:r>
       <w:r>
         <w:rPr>
-          <w:b/>
-          <w:bCs/>
-        </w:rPr>
-        <w:t xml:space="preserve">Tecnología PTC Virtual (FRA 236):</w:t>
-      </w:r>
-      <w:r>
-        <w:t xml:space="preserve"> </w:t>
-      </w:r>
-      <w:r>
-        <w:t xml:space="preserve">Estándar europeo para control automático de trenes</w:t>
+          <w:bCs/>
+          <w:b/>
+        </w:rPr>
+        <w:t xml:space="preserve">Tecnología PTC Virtual (FRA 49 CFR 236):</w:t>
+      </w:r>
+      <w:r>
+        <w:t xml:space="preserve"> </w:t>
+      </w:r>
+      <w:r>
+        <w:t xml:space="preserve">Estándar Americano de alto rendimiento (Sin senales)</w:t>
       </w:r>
       <w:r>
         <w:t xml:space="preserve"> </w:t>
@@ -968,8 +1037,8 @@
       </w:r>
       <w:r>
         <w:rPr>
-          <w:b/>
-          <w:bCs/>
+          <w:bCs/>
+          <w:b/>
         </w:rPr>
         <w:t xml:space="preserve">Decisión Técnica:</w:t>
       </w:r>
@@ -980,8 +1049,8 @@
         <w:t xml:space="preserve">DT-TETRA-001-2025-10-07 (aprobada por PMO + Especialista Sistemas)</w:t>
       </w:r>
     </w:p>
-    <w:bookmarkEnd w:id="15"/>
-    <w:bookmarkStart w:id="16" w:name="por-qué-5-ence-no-más-no-menos"/>
+    <w:bookmarkEnd w:id="26"/>
+    <w:bookmarkStart w:id="27" w:name="por-qué-5-ence-no-más-no-menos"/>
     <w:p>
       <w:pPr>
         <w:pStyle w:val="Heading3"/>
@@ -996,8 +1065,8 @@
       </w:pPr>
       <w:r>
         <w:rPr>
-          <w:b/>
-          <w:bCs/>
+          <w:bCs/>
+          <w:b/>
         </w:rPr>
         <w:t xml:space="preserve">Justificación de Ubicaciones:</w:t>
       </w:r>
@@ -1012,8 +1081,8 @@
       </w:r>
       <w:r>
         <w:rPr>
-          <w:b/>
-          <w:bCs/>
+          <w:bCs/>
+          <w:b/>
         </w:rPr>
         <w:t xml:space="preserve">Estaciones críticas:</w:t>
       </w:r>
@@ -1034,8 +1103,8 @@
       </w:r>
       <w:r>
         <w:rPr>
-          <w:b/>
-          <w:bCs/>
+          <w:bCs/>
+          <w:b/>
         </w:rPr>
         <w:t xml:space="preserve">Criterio de selección:</w:t>
       </w:r>
@@ -1056,8 +1125,8 @@
       </w:r>
       <w:r>
         <w:rPr>
-          <w:b/>
-          <w:bCs/>
+          <w:bCs/>
+          <w:b/>
         </w:rPr>
         <w:t xml:space="preserve">Funcionalidad:</w:t>
       </w:r>
@@ -1078,8 +1147,8 @@
       </w:r>
       <w:r>
         <w:rPr>
-          <w:b/>
-          <w:bCs/>
+          <w:bCs/>
+          <w:b/>
         </w:rPr>
         <w:t xml:space="preserve">Cálculo:</w:t>
       </w:r>
@@ -1100,8 +1169,8 @@
       </w:r>
       <w:r>
         <w:rPr>
-          <w:b/>
-          <w:bCs/>
+          <w:bCs/>
+          <w:b/>
         </w:rPr>
         <w:t xml:space="preserve">Optimización:</w:t>
       </w:r>
@@ -1112,8 +1181,8 @@
         <w:t xml:space="preserve">Estaciones secundarias no requieren ENCE (control desde CCO)</w:t>
       </w:r>
     </w:p>
-    <w:bookmarkEnd w:id="16"/>
-    <w:bookmarkStart w:id="17" w:name="por-qué-120-desvíos-automatizados"/>
+    <w:bookmarkEnd w:id="27"/>
+    <w:bookmarkStart w:id="28" w:name="por-qué-120-desvíos-automatizados"/>
     <w:p>
       <w:pPr>
         <w:pStyle w:val="Heading3"/>
@@ -1128,8 +1197,8 @@
       </w:pPr>
       <w:r>
         <w:rPr>
-          <w:b/>
-          <w:bCs/>
+          <w:bCs/>
+          <w:b/>
         </w:rPr>
         <w:t xml:space="preserve">Justificación Técnica:</w:t>
       </w:r>
@@ -1144,8 +1213,8 @@
       </w:r>
       <w:r>
         <w:rPr>
-          <w:b/>
-          <w:bCs/>
+          <w:bCs/>
+          <w:b/>
         </w:rPr>
         <w:t xml:space="preserve">Inventario de desvíos:</w:t>
       </w:r>
@@ -1166,8 +1235,8 @@
       </w:r>
       <w:r>
         <w:rPr>
-          <w:b/>
-          <w:bCs/>
+          <w:bCs/>
+          <w:b/>
         </w:rPr>
         <w:t xml:space="preserve">Control centralizado:</w:t>
       </w:r>
@@ -1188,8 +1257,8 @@
       </w:r>
       <w:r>
         <w:rPr>
-          <w:b/>
-          <w:bCs/>
+          <w:bCs/>
+          <w:b/>
         </w:rPr>
         <w:t xml:space="preserve">Automatización:</w:t>
       </w:r>
@@ -1210,8 +1279,8 @@
       </w:r>
       <w:r>
         <w:rPr>
-          <w:b/>
-          <w:bCs/>
+          <w:bCs/>
+          <w:b/>
         </w:rPr>
         <w:t xml:space="preserve">Seguridad:</w:t>
       </w:r>
@@ -1232,8 +1301,8 @@
       </w:r>
       <w:r>
         <w:rPr>
-          <w:b/>
-          <w:bCs/>
+          <w:bCs/>
+          <w:b/>
         </w:rPr>
         <w:t xml:space="preserve">Eficiencia:</w:t>
       </w:r>
@@ -1244,8 +1313,8 @@
         <w:t xml:space="preserve">Cambios de configuración desde CCO en tiempo real</w:t>
       </w:r>
     </w:p>
-    <w:bookmarkEnd w:id="17"/>
-    <w:bookmarkStart w:id="18" w:name="X12ff352ebcb2ea59c42eb16c45313dbc6a70c4a"/>
+    <w:bookmarkEnd w:id="28"/>
+    <w:bookmarkStart w:id="29" w:name="X12ff352ebcb2ea59c42eb16c45313dbc6a70c4a"/>
     <w:p>
       <w:pPr>
         <w:pStyle w:val="Heading3"/>
@@ -1260,8 +1329,8 @@
       </w:pPr>
       <w:r>
         <w:rPr>
-          <w:b/>
-          <w:bCs/>
+          <w:bCs/>
+          <w:b/>
         </w:rPr>
         <w:t xml:space="preserve">Análisis de Niveles PTC VIRTUAL:</w:t>
       </w:r>
@@ -1288,8 +1357,8 @@
       </w:r>
       <w:r>
         <w:rPr>
-          <w:b/>
-          <w:bCs/>
+          <w:bCs/>
+          <w:b/>
         </w:rPr>
         <w:t xml:space="preserve">Level 1</w:t>
       </w:r>
@@ -1310,24 +1379,24 @@
       </w:r>
       <w:r>
         <w:rPr>
-          <w:b/>
-          <w:bCs/>
-        </w:rPr>
-        <w:t xml:space="preserve">Level 2</w:t>
-      </w:r>
-      <w:r>
-        <w:t xml:space="preserve"> </w:t>
-      </w:r>
-      <w:r>
-        <w:t xml:space="preserve">| RED TETRA (Misión Crítica) + PTC embarcado | Óptimo costo/beneficio | Requiere RED TETRA (Misión Crítica) | ✅</w:t>
-      </w:r>
-      <w:r>
-        <w:t xml:space="preserve"> </w:t>
-      </w:r>
-      <w:r>
-        <w:rPr>
-          <w:b/>
-          <w:bCs/>
+          <w:bCs/>
+          <w:b/>
+        </w:rPr>
+        <w:t xml:space="preserve">Nivel 2</w:t>
+      </w:r>
+      <w:r>
+        <w:t xml:space="preserve"> </w:t>
+      </w:r>
+      <w:r>
+        <w:t xml:space="preserve">| Red Vital IP / TETRA + PTC embarcado | Óptimo costo/beneficio | Requiere Red Vital IP / TETRA | ✅</w:t>
+      </w:r>
+      <w:r>
+        <w:t xml:space="preserve"> </w:t>
+      </w:r>
+      <w:r>
+        <w:rPr>
+          <w:bCs/>
+          <w:b/>
         </w:rPr>
         <w:t xml:space="preserve">Seleccionado</w:t>
       </w:r>
@@ -1348,8 +1417,8 @@
       </w:r>
       <w:r>
         <w:rPr>
-          <w:b/>
-          <w:bCs/>
+          <w:bCs/>
+          <w:b/>
         </w:rPr>
         <w:t xml:space="preserve">Level 3</w:t>
       </w:r>
@@ -1357,7 +1426,7 @@
         <w:t xml:space="preserve"> </w:t>
       </w:r>
       <w:r>
-        <w:t xml:space="preserve">| Sin bloqueo fijo | Máxima capacidad | Complejidad alta | ❌ Rechazado |</w:t>
+        <w:t xml:space="preserve">| Moving Block (Sin bloqueo fijo) | Máxima capacidad (V-Block) | Complejidad alta | ❌ Rechazado |</w:t>
       </w:r>
     </w:p>
     <w:p>
@@ -1366,10 +1435,10 @@
       </w:pPr>
       <w:r>
         <w:rPr>
-          <w:b/>
-          <w:bCs/>
-        </w:rPr>
-        <w:t xml:space="preserve">Justificación de Level 2:</w:t>
+          <w:bCs/>
+          <w:b/>
+        </w:rPr>
+        <w:t xml:space="preserve">Justificación de High-Level:</w:t>
       </w:r>
       <w:r>
         <w:t xml:space="preserve"> </w:t>
@@ -1382,8 +1451,8 @@
       </w:r>
       <w:r>
         <w:rPr>
-          <w:b/>
-          <w:bCs/>
+          <w:bCs/>
+          <w:b/>
         </w:rPr>
         <w:t xml:space="preserve">Balance óptimo:</w:t>
       </w:r>
@@ -1404,8 +1473,8 @@
       </w:r>
       <w:r>
         <w:rPr>
-          <w:b/>
-          <w:bCs/>
+          <w:bCs/>
+          <w:b/>
         </w:rPr>
         <w:t xml:space="preserve">Compatibilidad:</w:t>
       </w:r>
@@ -1426,8 +1495,8 @@
       </w:r>
       <w:r>
         <w:rPr>
-          <w:b/>
-          <w:bCs/>
+          <w:bCs/>
+          <w:b/>
         </w:rPr>
         <w:t xml:space="preserve">Interoperabilidad:</w:t>
       </w:r>
@@ -1448,8 +1517,8 @@
       </w:r>
       <w:r>
         <w:rPr>
-          <w:b/>
-          <w:bCs/>
+          <w:bCs/>
+          <w:b/>
         </w:rPr>
         <w:t xml:space="preserve">Tecnología probada:</w:t>
       </w:r>
@@ -1460,8 +1529,8 @@
         <w:t xml:space="preserve">Implementación exitosa en Europa</w:t>
       </w:r>
     </w:p>
-    <w:bookmarkEnd w:id="18"/>
-    <w:bookmarkStart w:id="19" w:name="por-qué-cco-en-la-dorada-km-0000"/>
+    <w:bookmarkEnd w:id="29"/>
+    <w:bookmarkStart w:id="30" w:name="por-qué-cco-en-la-dorada-km-0000"/>
     <w:p>
       <w:pPr>
         <w:pStyle w:val="Heading3"/>
@@ -1476,8 +1545,8 @@
       </w:pPr>
       <w:r>
         <w:rPr>
-          <w:b/>
-          <w:bCs/>
+          <w:bCs/>
+          <w:b/>
         </w:rPr>
         <w:t xml:space="preserve">Criterios de Ubicación:</w:t>
       </w:r>
@@ -1492,8 +1561,8 @@
       </w:r>
       <w:r>
         <w:rPr>
-          <w:b/>
-          <w:bCs/>
+          <w:bCs/>
+          <w:b/>
         </w:rPr>
         <w:t xml:space="preserve">Punto de inicio:</w:t>
       </w:r>
@@ -1514,8 +1583,8 @@
       </w:r>
       <w:r>
         <w:rPr>
-          <w:b/>
-          <w:bCs/>
+          <w:bCs/>
+          <w:b/>
         </w:rPr>
         <w:t xml:space="preserve">Accesibilidad:</w:t>
       </w:r>
@@ -1536,8 +1605,8 @@
       </w:r>
       <w:r>
         <w:rPr>
-          <w:b/>
-          <w:bCs/>
+          <w:bCs/>
+          <w:b/>
         </w:rPr>
         <w:t xml:space="preserve">Infraestructura:</w:t>
       </w:r>
@@ -1558,8 +1627,8 @@
       </w:r>
       <w:r>
         <w:rPr>
-          <w:b/>
-          <w:bCs/>
+          <w:bCs/>
+          <w:b/>
         </w:rPr>
         <w:t xml:space="preserve">Gestión:</w:t>
       </w:r>
@@ -1580,8 +1649,8 @@
       </w:r>
       <w:r>
         <w:rPr>
-          <w:b/>
-          <w:bCs/>
+          <w:bCs/>
+          <w:b/>
         </w:rPr>
         <w:t xml:space="preserve">Logística:</w:t>
       </w:r>
@@ -1599,9 +1668,9 @@
         </w:pict>
       </w:r>
     </w:p>
-    <w:bookmarkEnd w:id="19"/>
-    <w:bookmarkEnd w:id="20"/>
-    <w:bookmarkStart w:id="24" w:name="función-y-propósito-del-sistema"/>
+    <w:bookmarkEnd w:id="30"/>
+    <w:bookmarkEnd w:id="31"/>
+    <w:bookmarkStart w:id="35" w:name="función-y-propósito-del-sistema"/>
     <w:p>
       <w:pPr>
         <w:pStyle w:val="Heading2"/>
@@ -1610,7 +1679,7 @@
         <w:t xml:space="preserve">🎯 FUNCIÓN Y PROPÓSITO DEL SISTEMA</w:t>
       </w:r>
     </w:p>
-    <w:bookmarkStart w:id="21" w:name="qué-hace-este-sistema"/>
+    <w:bookmarkStart w:id="32" w:name="qué-hace-este-sistema"/>
     <w:p>
       <w:pPr>
         <w:pStyle w:val="Heading3"/>
@@ -1624,15 +1693,15 @@
         <w:pStyle w:val="FirstParagraph"/>
       </w:pPr>
       <w:r>
-        <w:t xml:space="preserve">El Sistema de Control y Señalización proporciona</w:t>
-      </w:r>
-      <w:r>
-        <w:t xml:space="preserve"> </w:t>
-      </w:r>
-      <w:r>
-        <w:rPr>
-          <w:b/>
-          <w:bCs/>
+        <w:t xml:space="preserve">El Sistema de Control y Senalización proporciona</w:t>
+      </w:r>
+      <w:r>
+        <w:t xml:space="preserve"> </w:t>
+      </w:r>
+      <w:r>
+        <w:rPr>
+          <w:bCs/>
+          <w:b/>
         </w:rPr>
         <w:t xml:space="preserve">control centralizado</w:t>
       </w:r>
@@ -1653,8 +1722,8 @@
       </w:r>
       <w:r>
         <w:rPr>
-          <w:b/>
-          <w:bCs/>
+          <w:bCs/>
+          <w:b/>
         </w:rPr>
         <w:t xml:space="preserve">Control de tráfico:</w:t>
       </w:r>
@@ -1675,8 +1744,8 @@
       </w:r>
       <w:r>
         <w:rPr>
-          <w:b/>
-          <w:bCs/>
+          <w:bCs/>
+          <w:b/>
         </w:rPr>
         <w:t xml:space="preserve">Protección automática:</w:t>
       </w:r>
@@ -1697,8 +1766,8 @@
       </w:r>
       <w:r>
         <w:rPr>
-          <w:b/>
-          <w:bCs/>
+          <w:bCs/>
+          <w:b/>
         </w:rPr>
         <w:t xml:space="preserve">Gestión de rutas:</w:t>
       </w:r>
@@ -1719,8 +1788,8 @@
       </w:r>
       <w:r>
         <w:rPr>
-          <w:b/>
-          <w:bCs/>
+          <w:bCs/>
+          <w:b/>
         </w:rPr>
         <w:t xml:space="preserve">Monitoreo en tiempo real:</w:t>
       </w:r>
@@ -1731,8 +1800,8 @@
         <w:t xml:space="preserve">Supervisión continua del estado del sistema</w:t>
       </w:r>
     </w:p>
-    <w:bookmarkEnd w:id="21"/>
-    <w:bookmarkStart w:id="22" w:name="por-qué-lo-necesitamos"/>
+    <w:bookmarkEnd w:id="32"/>
+    <w:bookmarkStart w:id="33" w:name="por-qué-lo-necesitamos"/>
     <w:p>
       <w:pPr>
         <w:pStyle w:val="Heading3"/>
@@ -1743,16 +1812,16 @@
     </w:p>
     <w:p>
       <w:pPr>
-        <w:pStyle w:val="Compact"/>
         <w:numPr>
           <w:ilvl w:val="0"/>
           <w:numId w:val="1002"/>
         </w:numPr>
-      </w:pPr>
-      <w:r>
-        <w:rPr>
-          <w:b/>
-          <w:bCs/>
+        <w:pStyle w:val="Compact"/>
+      </w:pPr>
+      <w:r>
+        <w:rPr>
+          <w:bCs/>
+          <w:b/>
         </w:rPr>
         <w:t xml:space="preserve">Seguridad:</w:t>
       </w:r>
@@ -1765,16 +1834,16 @@
     </w:p>
     <w:p>
       <w:pPr>
-        <w:pStyle w:val="Compact"/>
         <w:numPr>
           <w:ilvl w:val="0"/>
           <w:numId w:val="1002"/>
         </w:numPr>
-      </w:pPr>
-      <w:r>
-        <w:rPr>
-          <w:b/>
-          <w:bCs/>
+        <w:pStyle w:val="Compact"/>
+      </w:pPr>
+      <w:r>
+        <w:rPr>
+          <w:bCs/>
+          <w:b/>
         </w:rPr>
         <w:t xml:space="preserve">Eficiencia:</w:t>
       </w:r>
@@ -1787,16 +1856,16 @@
     </w:p>
     <w:p>
       <w:pPr>
-        <w:pStyle w:val="Compact"/>
         <w:numPr>
           <w:ilvl w:val="0"/>
           <w:numId w:val="1002"/>
         </w:numPr>
-      </w:pPr>
-      <w:r>
-        <w:rPr>
-          <w:b/>
-          <w:bCs/>
+        <w:pStyle w:val="Compact"/>
+      </w:pPr>
+      <w:r>
+        <w:rPr>
+          <w:bCs/>
+          <w:b/>
         </w:rPr>
         <w:t xml:space="preserve">Automatización:</w:t>
       </w:r>
@@ -1809,16 +1878,16 @@
     </w:p>
     <w:p>
       <w:pPr>
-        <w:pStyle w:val="Compact"/>
         <w:numPr>
           <w:ilvl w:val="0"/>
           <w:numId w:val="1002"/>
         </w:numPr>
-      </w:pPr>
-      <w:r>
-        <w:rPr>
-          <w:b/>
-          <w:bCs/>
+        <w:pStyle w:val="Compact"/>
+      </w:pPr>
+      <w:r>
+        <w:rPr>
+          <w:bCs/>
+          <w:b/>
         </w:rPr>
         <w:t xml:space="preserve">Cumplimiento:</w:t>
       </w:r>
@@ -1829,8 +1898,8 @@
         <w:t xml:space="preserve">Requerimientos regulatorios de seguridad</w:t>
       </w:r>
     </w:p>
-    <w:bookmarkEnd w:id="22"/>
-    <w:bookmarkStart w:id="23" w:name="cómo-se-integra-con-otros-sistemas"/>
+    <w:bookmarkEnd w:id="33"/>
+    <w:bookmarkStart w:id="34" w:name="cómo-se-integra-con-otros-sistemas"/>
     <w:p>
       <w:pPr>
         <w:pStyle w:val="Heading3"/>
@@ -1847,7 +1916,7 @@
         <w:rPr>
           <w:rStyle w:val="VerbatimChar"/>
         </w:rPr>
-        <w:t xml:space="preserve">[Centro de Control] ←→ [Control y Señalización] ←→ [Locomotoras]</w:t>
+        <w:t xml:space="preserve">[Telecomunicaciones] ←→ [Control y Senalización] ←→ [PTC Embarcado]</w:t>
       </w:r>
       <w:r>
         <w:br/>
@@ -1865,7 +1934,7 @@
         <w:rPr>
           <w:rStyle w:val="VerbatimChar"/>
         </w:rPr>
-        <w:t xml:space="preserve">[Telecomunicaciones] ←→ [Control y Señalización] ←→ [Señalización]</w:t>
+        <w:t xml:space="preserve">[Monitoreo] ←→ [Control y Senalización] ←→ [Infraestructura V-Block]</w:t>
       </w:r>
       <w:r>
         <w:br/>
@@ -1883,7 +1952,7 @@
         <w:rPr>
           <w:rStyle w:val="VerbatimChar"/>
         </w:rPr>
-        <w:t xml:space="preserve">[Monitoreo] ←→ [Control y Señalización] ←→ [Seguridad]</w:t>
+        <w:t xml:space="preserve">[Monitoreo] ←→ [Control y Senalización] ←→ [Seguridad]</w:t>
       </w:r>
     </w:p>
     <w:p>
@@ -1893,9 +1962,9 @@
         </w:pict>
       </w:r>
     </w:p>
-    <w:bookmarkEnd w:id="23"/>
-    <w:bookmarkEnd w:id="24"/>
-    <w:bookmarkStart w:id="29" w:name="componentes-principales"/>
+    <w:bookmarkEnd w:id="34"/>
+    <w:bookmarkEnd w:id="35"/>
+    <w:bookmarkStart w:id="40" w:name="componentes-principales"/>
     <w:p>
       <w:pPr>
         <w:pStyle w:val="Heading2"/>
@@ -1904,7 +1973,7 @@
         <w:t xml:space="preserve">🏗️ COMPONENTES PRINCIPALES</w:t>
       </w:r>
     </w:p>
-    <w:bookmarkStart w:id="25" w:name="X75a3c88d1f947fd44b0c8826f4680ed4435bf36"/>
+    <w:bookmarkStart w:id="36" w:name="X75a3c88d1f947fd44b0c8826f4680ed4435bf36"/>
     <w:p>
       <w:pPr>
         <w:pStyle w:val="Heading3"/>
@@ -1919,8 +1988,8 @@
       </w:pPr>
       <w:r>
         <w:rPr>
-          <w:b/>
-          <w:bCs/>
+          <w:bCs/>
+          <w:b/>
         </w:rPr>
         <w:t xml:space="preserve">Propósito:</w:t>
       </w:r>
@@ -1937,8 +2006,8 @@
       </w:pPr>
       <w:r>
         <w:rPr>
-          <w:b/>
-          <w:bCs/>
+          <w:bCs/>
+          <w:b/>
         </w:rPr>
         <w:t xml:space="preserve">Componentes instalados:</w:t>
       </w:r>
@@ -1985,8 +2054,8 @@
       </w:pPr>
       <w:r>
         <w:rPr>
-          <w:b/>
-          <w:bCs/>
+          <w:bCs/>
+          <w:b/>
         </w:rPr>
         <w:t xml:space="preserve">Estado general:</w:t>
       </w:r>
@@ -1997,8 +2066,8 @@
         <w:t xml:space="preserve">🟢 En cronograma</w:t>
       </w:r>
     </w:p>
-    <w:bookmarkEnd w:id="25"/>
-    <w:bookmarkStart w:id="26" w:name="Xe6fdcfd0a0d4924af1e60e8cc31406cbba71873"/>
+    <w:bookmarkEnd w:id="36"/>
+    <w:bookmarkStart w:id="37" w:name="Xe6fdcfd0a0d4924af1e60e8cc31406cbba71873"/>
     <w:p>
       <w:pPr>
         <w:pStyle w:val="Heading3"/>
@@ -2013,8 +2082,8 @@
       </w:pPr>
       <w:r>
         <w:rPr>
-          <w:b/>
-          <w:bCs/>
+          <w:bCs/>
+          <w:b/>
         </w:rPr>
         <w:t xml:space="preserve">Propósito:</w:t>
       </w:r>
@@ -2031,8 +2100,8 @@
       </w:pPr>
       <w:r>
         <w:rPr>
-          <w:b/>
-          <w:bCs/>
+          <w:bCs/>
+          <w:b/>
         </w:rPr>
         <w:t xml:space="preserve">Componentes instalados:</w:t>
       </w:r>
@@ -2079,8 +2148,8 @@
       </w:pPr>
       <w:r>
         <w:rPr>
-          <w:b/>
-          <w:bCs/>
+          <w:bCs/>
+          <w:b/>
         </w:rPr>
         <w:t xml:space="preserve">Estado general:</w:t>
       </w:r>
@@ -2091,8 +2160,8 @@
         <w:t xml:space="preserve">🟡 En progreso</w:t>
       </w:r>
     </w:p>
-    <w:bookmarkEnd w:id="26"/>
-    <w:bookmarkStart w:id="27" w:name="ence---enclavamientos-electrónicos"/>
+    <w:bookmarkEnd w:id="37"/>
+    <w:bookmarkStart w:id="38" w:name="ence---enclavamientos-electrónicos"/>
     <w:p>
       <w:pPr>
         <w:pStyle w:val="Heading3"/>
@@ -2107,8 +2176,8 @@
       </w:pPr>
       <w:r>
         <w:rPr>
-          <w:b/>
-          <w:bCs/>
+          <w:bCs/>
+          <w:b/>
         </w:rPr>
         <w:t xml:space="preserve">Propósito:</w:t>
       </w:r>
@@ -2125,8 +2194,8 @@
       </w:pPr>
       <w:r>
         <w:rPr>
-          <w:b/>
-          <w:bCs/>
+          <w:bCs/>
+          <w:b/>
         </w:rPr>
         <w:t xml:space="preserve">Componentes instalados:</w:t>
       </w:r>
@@ -2152,7 +2221,7 @@
         <w:t xml:space="preserve"> </w:t>
       </w:r>
       <w:r>
-        <w:t xml:space="preserve">| Sensores de vía | 50 unidades | En estaciones ENCE | ✅ Instalados |</w:t>
+        <w:t xml:space="preserve">| Sensores PaN / Agujas | 50 unidades | En estaciones ENCE y Pasos a Nivel | ✅ Instalados |</w:t>
       </w:r>
       <w:r>
         <w:t xml:space="preserve"> </w:t>
@@ -2173,8 +2242,8 @@
       </w:pPr>
       <w:r>
         <w:rPr>
-          <w:b/>
-          <w:bCs/>
+          <w:bCs/>
+          <w:b/>
         </w:rPr>
         <w:t xml:space="preserve">Estado general:</w:t>
       </w:r>
@@ -2185,8 +2254,8 @@
         <w:t xml:space="preserve">🟢 En cronograma</w:t>
       </w:r>
     </w:p>
-    <w:bookmarkEnd w:id="27"/>
-    <w:bookmarkStart w:id="28" w:name="desvíos-automatizados"/>
+    <w:bookmarkEnd w:id="38"/>
+    <w:bookmarkStart w:id="39" w:name="desvíos-automatizados"/>
     <w:p>
       <w:pPr>
         <w:pStyle w:val="Heading3"/>
@@ -2201,8 +2270,8 @@
       </w:pPr>
       <w:r>
         <w:rPr>
-          <w:b/>
-          <w:bCs/>
+          <w:bCs/>
+          <w:b/>
         </w:rPr>
         <w:t xml:space="preserve">Propósito:</w:t>
       </w:r>
@@ -2219,8 +2288,8 @@
       </w:pPr>
       <w:r>
         <w:rPr>
-          <w:b/>
-          <w:bCs/>
+          <w:bCs/>
+          <w:b/>
         </w:rPr>
         <w:t xml:space="preserve">Componentes instalados:</w:t>
       </w:r>
@@ -2267,8 +2336,8 @@
       </w:pPr>
       <w:r>
         <w:rPr>
-          <w:b/>
-          <w:bCs/>
+          <w:bCs/>
+          <w:b/>
         </w:rPr>
         <w:t xml:space="preserve">Estado general:</w:t>
       </w:r>
@@ -2286,9 +2355,9 @@
         </w:pict>
       </w:r>
     </w:p>
-    <w:bookmarkEnd w:id="28"/>
-    <w:bookmarkEnd w:id="29"/>
-    <w:bookmarkStart w:id="32" w:name="especificaciones-técnicas-clave"/>
+    <w:bookmarkEnd w:id="39"/>
+    <w:bookmarkEnd w:id="40"/>
+    <w:bookmarkStart w:id="43" w:name="especificaciones-técnicas-clave"/>
     <w:p>
       <w:pPr>
         <w:pStyle w:val="Heading2"/>
@@ -2297,7 +2366,7 @@
         <w:t xml:space="preserve">📐 ESPECIFICACIONES TÉCNICAS CLAVE</w:t>
       </w:r>
     </w:p>
-    <w:bookmarkStart w:id="30" w:name="tabla-consolidada-de-especificaciones"/>
+    <w:bookmarkStart w:id="41" w:name="tabla-consolidada-de-especificaciones"/>
     <w:p>
       <w:pPr>
         <w:pStyle w:val="Heading3"/>
@@ -2311,6 +2380,7 @@
         <w:tblStyle w:val="Table"/>
         <w:tblW w:type="auto" w:w="0"/>
         <w:tblLook w:firstRow="1" w:lastRow="0" w:firstColumn="0" w:lastColumn="0" w:noHBand="0" w:noVBand="0" w:val="0020"/>
+        <w:jc w:val="start"/>
       </w:tblPr>
       <w:tblGrid>
         <w:gridCol w:w="2640"/>
@@ -2319,7 +2389,7 @@
       </w:tblGrid>
       <w:tr>
         <w:trPr>
-          <w:tblHeader w:val="on"/>
+          <w:tblHeader w:val="true"/>
         </w:trPr>
         <w:tc>
           <w:tcPr/>
@@ -2587,8 +2657,8 @@
         </w:tc>
       </w:tr>
     </w:tbl>
-    <w:bookmarkEnd w:id="30"/>
-    <w:bookmarkStart w:id="31" w:name="criterios-de-aceptación"/>
+    <w:bookmarkEnd w:id="41"/>
+    <w:bookmarkStart w:id="42" w:name="criterios-de-aceptación"/>
     <w:p>
       <w:pPr>
         <w:pStyle w:val="Heading3"/>
@@ -2599,11 +2669,11 @@
     </w:p>
     <w:p>
       <w:pPr>
-        <w:pStyle w:val="Compact"/>
         <w:numPr>
           <w:ilvl w:val="0"/>
           <w:numId w:val="1003"/>
         </w:numPr>
+        <w:pStyle w:val="Compact"/>
       </w:pPr>
       <w:r>
         <w:t xml:space="preserve">✅ Disponibilidad 99.95% del sistema completo</w:t>
@@ -2611,11 +2681,11 @@
     </w:p>
     <w:p>
       <w:pPr>
-        <w:pStyle w:val="Compact"/>
         <w:numPr>
           <w:ilvl w:val="0"/>
           <w:numId w:val="1003"/>
         </w:numPr>
+        <w:pStyle w:val="Compact"/>
       </w:pPr>
       <w:r>
         <w:t xml:space="preserve">✅ Control centralizado desde CCO La Dorada</w:t>
@@ -2623,11 +2693,11 @@
     </w:p>
     <w:p>
       <w:pPr>
-        <w:pStyle w:val="Compact"/>
         <w:numPr>
           <w:ilvl w:val="0"/>
           <w:numId w:val="1003"/>
         </w:numPr>
+        <w:pStyle w:val="Compact"/>
       </w:pPr>
       <w:r>
         <w:t xml:space="preserve">✅ PTC embarcado en todas las locomotoras</w:t>
@@ -2635,11 +2705,11 @@
     </w:p>
     <w:p>
       <w:pPr>
-        <w:pStyle w:val="Compact"/>
         <w:numPr>
           <w:ilvl w:val="0"/>
           <w:numId w:val="1003"/>
         </w:numPr>
+        <w:pStyle w:val="Compact"/>
       </w:pPr>
       <w:r>
         <w:t xml:space="preserve">✅ Enclavamientos ENCE en 5 estaciones críticas</w:t>
@@ -2647,11 +2717,11 @@
     </w:p>
     <w:p>
       <w:pPr>
-        <w:pStyle w:val="Compact"/>
         <w:numPr>
           <w:ilvl w:val="0"/>
           <w:numId w:val="1003"/>
         </w:numPr>
+        <w:pStyle w:val="Compact"/>
       </w:pPr>
       <w:r>
         <w:t xml:space="preserve">✅ Control automatizado de 120 desvíos</w:t>
@@ -2664,9 +2734,9 @@
         </w:pict>
       </w:r>
     </w:p>
-    <w:bookmarkEnd w:id="31"/>
-    <w:bookmarkEnd w:id="32"/>
-    <w:bookmarkStart w:id="35" w:name="ubicación-y-despliegue"/>
+    <w:bookmarkEnd w:id="42"/>
+    <w:bookmarkEnd w:id="43"/>
+    <w:bookmarkStart w:id="46" w:name="ubicación-y-despliegue"/>
     <w:p>
       <w:pPr>
         <w:pStyle w:val="Heading2"/>
@@ -2675,7 +2745,7 @@
         <w:t xml:space="preserve">📍 UBICACIÓN Y DESPLIEGUE</w:t>
       </w:r>
     </w:p>
-    <w:bookmarkStart w:id="33" w:name="mapa-de-despliegue"/>
+    <w:bookmarkStart w:id="44" w:name="mapa-de-despliegue"/>
     <w:p>
       <w:pPr>
         <w:pStyle w:val="Heading3"/>
@@ -2692,8 +2762,8 @@
         <w:t xml:space="preserve">El sistema se despliega desde el Centro de Control Operativo (CCO) en La Dorada, extendiéndose a lo largo de todo el corredor de 526 km hasta Chiriguaná.</w:t>
       </w:r>
     </w:p>
-    <w:bookmarkEnd w:id="33"/>
-    <w:bookmarkStart w:id="34" w:name="tabla-de-sitios-principales"/>
+    <w:bookmarkEnd w:id="44"/>
+    <w:bookmarkStart w:id="45" w:name="tabla-de-sitios-principales"/>
     <w:p>
       <w:pPr>
         <w:pStyle w:val="Heading3"/>
@@ -2706,8 +2776,9 @@
       <w:tblPr>
         <w:tblStyle w:val="Table"/>
         <w:tblW w:type="pct" w:w="5000"/>
+        <w:tblLook w:firstRow="1" w:lastRow="0" w:firstColumn="0" w:lastColumn="0" w:noHBand="0" w:noVBand="0" w:val="0020"/>
+        <w:jc w:val="start"/>
         <w:tblLayout w:type="fixed"/>
-        <w:tblLook w:firstRow="1" w:lastRow="0" w:firstColumn="0" w:lastColumn="0" w:noHBand="0" w:noVBand="0" w:val="0020"/>
       </w:tblPr>
       <w:tblGrid>
         <w:gridCol w:w="1352"/>
@@ -2717,7 +2788,7 @@
       </w:tblGrid>
       <w:tr>
         <w:trPr>
-          <w:tblHeader w:val="on"/>
+          <w:tblHeader w:val="true"/>
         </w:trPr>
         <w:tc>
           <w:tcPr/>
@@ -3076,9 +3147,9 @@
         </w:pict>
       </w:r>
     </w:p>
-    <w:bookmarkEnd w:id="34"/>
-    <w:bookmarkEnd w:id="35"/>
-    <w:bookmarkStart w:id="39" w:name="operación-y-mantenimiento"/>
+    <w:bookmarkEnd w:id="45"/>
+    <w:bookmarkEnd w:id="46"/>
+    <w:bookmarkStart w:id="50" w:name="operación-y-mantenimiento"/>
     <w:p>
       <w:pPr>
         <w:pStyle w:val="Heading2"/>
@@ -3087,7 +3158,7 @@
         <w:t xml:space="preserve">⚙️ OPERACIÓN Y MANTENIMIENTO</w:t>
       </w:r>
     </w:p>
-    <w:bookmarkStart w:id="36" w:name="operación-normal"/>
+    <w:bookmarkStart w:id="47" w:name="operación-normal"/>
     <w:p>
       <w:pPr>
         <w:pStyle w:val="Heading3"/>
@@ -3104,8 +3175,8 @@
         <w:t xml:space="preserve">El sistema opera 24/7 proporcionando control centralizado de todo el tráfico ferroviario, con monitoreo automático de la disponibilidad y rendimiento del sistema.</w:t>
       </w:r>
     </w:p>
-    <w:bookmarkEnd w:id="36"/>
-    <w:bookmarkStart w:id="37" w:name="mantenimiento-preventivo"/>
+    <w:bookmarkEnd w:id="47"/>
+    <w:bookmarkStart w:id="48" w:name="mantenimiento-preventivo"/>
     <w:p>
       <w:pPr>
         <w:pStyle w:val="Heading3"/>
@@ -3116,16 +3187,16 @@
     </w:p>
     <w:p>
       <w:pPr>
-        <w:pStyle w:val="Compact"/>
         <w:numPr>
           <w:ilvl w:val="0"/>
           <w:numId w:val="1004"/>
         </w:numPr>
-      </w:pPr>
-      <w:r>
-        <w:rPr>
-          <w:b/>
-          <w:bCs/>
+        <w:pStyle w:val="Compact"/>
+      </w:pPr>
+      <w:r>
+        <w:rPr>
+          <w:bCs/>
+          <w:b/>
         </w:rPr>
         <w:t xml:space="preserve">Diario:</w:t>
       </w:r>
@@ -3138,16 +3209,16 @@
     </w:p>
     <w:p>
       <w:pPr>
-        <w:pStyle w:val="Compact"/>
         <w:numPr>
           <w:ilvl w:val="0"/>
           <w:numId w:val="1004"/>
         </w:numPr>
-      </w:pPr>
-      <w:r>
-        <w:rPr>
-          <w:b/>
-          <w:bCs/>
+        <w:pStyle w:val="Compact"/>
+      </w:pPr>
+      <w:r>
+        <w:rPr>
+          <w:bCs/>
+          <w:b/>
         </w:rPr>
         <w:t xml:space="preserve">Semanal:</w:t>
       </w:r>
@@ -3160,16 +3231,16 @@
     </w:p>
     <w:p>
       <w:pPr>
-        <w:pStyle w:val="Compact"/>
         <w:numPr>
           <w:ilvl w:val="0"/>
           <w:numId w:val="1004"/>
         </w:numPr>
-      </w:pPr>
-      <w:r>
-        <w:rPr>
-          <w:b/>
-          <w:bCs/>
+        <w:pStyle w:val="Compact"/>
+      </w:pPr>
+      <w:r>
+        <w:rPr>
+          <w:bCs/>
+          <w:b/>
         </w:rPr>
         <w:t xml:space="preserve">Mensual:</w:t>
       </w:r>
@@ -3182,16 +3253,16 @@
     </w:p>
     <w:p>
       <w:pPr>
-        <w:pStyle w:val="Compact"/>
         <w:numPr>
           <w:ilvl w:val="0"/>
           <w:numId w:val="1004"/>
         </w:numPr>
-      </w:pPr>
-      <w:r>
-        <w:rPr>
-          <w:b/>
-          <w:bCs/>
+        <w:pStyle w:val="Compact"/>
+      </w:pPr>
+      <w:r>
+        <w:rPr>
+          <w:bCs/>
+          <w:b/>
         </w:rPr>
         <w:t xml:space="preserve">Trimestral:</w:t>
       </w:r>
@@ -3202,8 +3273,8 @@
         <w:t xml:space="preserve">Mantenimiento mayor de equipos críticos</w:t>
       </w:r>
     </w:p>
-    <w:bookmarkEnd w:id="37"/>
-    <w:bookmarkStart w:id="38" w:name="respuesta-a-fallas"/>
+    <w:bookmarkEnd w:id="48"/>
+    <w:bookmarkStart w:id="49" w:name="respuesta-a-fallas"/>
     <w:p>
       <w:pPr>
         <w:pStyle w:val="Heading3"/>
@@ -3214,16 +3285,16 @@
     </w:p>
     <w:p>
       <w:pPr>
-        <w:pStyle w:val="Compact"/>
         <w:numPr>
           <w:ilvl w:val="0"/>
           <w:numId w:val="1005"/>
         </w:numPr>
-      </w:pPr>
-      <w:r>
-        <w:rPr>
-          <w:b/>
-          <w:bCs/>
+        <w:pStyle w:val="Compact"/>
+      </w:pPr>
+      <w:r>
+        <w:rPr>
+          <w:bCs/>
+          <w:b/>
         </w:rPr>
         <w:t xml:space="preserve">Detección automática</w:t>
       </w:r>
@@ -3236,16 +3307,16 @@
     </w:p>
     <w:p>
       <w:pPr>
-        <w:pStyle w:val="Compact"/>
         <w:numPr>
           <w:ilvl w:val="0"/>
           <w:numId w:val="1005"/>
         </w:numPr>
-      </w:pPr>
-      <w:r>
-        <w:rPr>
-          <w:b/>
-          <w:bCs/>
+        <w:pStyle w:val="Compact"/>
+      </w:pPr>
+      <w:r>
+        <w:rPr>
+          <w:bCs/>
+          <w:b/>
         </w:rPr>
         <w:t xml:space="preserve">Conmutación automática</w:t>
       </w:r>
@@ -3258,16 +3329,16 @@
     </w:p>
     <w:p>
       <w:pPr>
-        <w:pStyle w:val="Compact"/>
         <w:numPr>
           <w:ilvl w:val="0"/>
           <w:numId w:val="1005"/>
         </w:numPr>
-      </w:pPr>
-      <w:r>
-        <w:rPr>
-          <w:b/>
-          <w:bCs/>
+        <w:pStyle w:val="Compact"/>
+      </w:pPr>
+      <w:r>
+        <w:rPr>
+          <w:bCs/>
+          <w:b/>
         </w:rPr>
         <w:t xml:space="preserve">Notificación inmediata</w:t>
       </w:r>
@@ -3280,16 +3351,16 @@
     </w:p>
     <w:p>
       <w:pPr>
-        <w:pStyle w:val="Compact"/>
         <w:numPr>
           <w:ilvl w:val="0"/>
           <w:numId w:val="1005"/>
         </w:numPr>
-      </w:pPr>
-      <w:r>
-        <w:rPr>
-          <w:b/>
-          <w:bCs/>
+        <w:pStyle w:val="Compact"/>
+      </w:pPr>
+      <w:r>
+        <w:rPr>
+          <w:bCs/>
+          <w:b/>
         </w:rPr>
         <w:t xml:space="preserve">Reparación</w:t>
       </w:r>
@@ -3302,16 +3373,16 @@
     </w:p>
     <w:p>
       <w:pPr>
-        <w:pStyle w:val="Compact"/>
         <w:numPr>
           <w:ilvl w:val="0"/>
           <w:numId w:val="1005"/>
         </w:numPr>
-      </w:pPr>
-      <w:r>
-        <w:rPr>
-          <w:b/>
-          <w:bCs/>
+        <w:pStyle w:val="Compact"/>
+      </w:pPr>
+      <w:r>
+        <w:rPr>
+          <w:bCs/>
+          <w:b/>
         </w:rPr>
         <w:t xml:space="preserve">Verificación</w:t>
       </w:r>
@@ -3329,9 +3400,9 @@
         </w:pict>
       </w:r>
     </w:p>
-    <w:bookmarkEnd w:id="38"/>
-    <w:bookmarkEnd w:id="39"/>
-    <w:bookmarkStart w:id="43" w:name="interfaces-con-otros-sistemas"/>
+    <w:bookmarkEnd w:id="49"/>
+    <w:bookmarkEnd w:id="50"/>
+    <w:bookmarkStart w:id="54" w:name="interfaces-con-otros-sistemas"/>
     <w:p>
       <w:pPr>
         <w:pStyle w:val="Heading2"/>
@@ -3340,7 +3411,7 @@
         <w:t xml:space="preserve">🔗 INTERFACES CON OTROS SISTEMAS</w:t>
       </w:r>
     </w:p>
-    <w:bookmarkStart w:id="40" w:name="diagrama-de-interfaces"/>
+    <w:bookmarkStart w:id="51" w:name="diagrama-de-interfaces"/>
     <w:p>
       <w:pPr>
         <w:pStyle w:val="Heading3"/>
@@ -3357,7 +3428,7 @@
         <w:rPr>
           <w:rStyle w:val="VerbatimChar"/>
         </w:rPr>
-        <w:t xml:space="preserve">[Telecomunicaciones] ←→ [Control y Señalización] ←→ [Material Rodante]</w:t>
+        <w:t xml:space="preserve">[Telecomunicaciones] ←→ [Control y Senalización] ←→ [Material Rodante]</w:t>
       </w:r>
       <w:r>
         <w:br/>
@@ -3375,7 +3446,7 @@
         <w:rPr>
           <w:rStyle w:val="VerbatimChar"/>
         </w:rPr>
-        <w:t xml:space="preserve">[ITS y Seguridad] ←→ [Control y Señalización] ←→ [Infraestructura]</w:t>
+        <w:t xml:space="preserve">[ITS y Seguridad] ←→ [Control y Senalización] ←→ [Infraestructura]</w:t>
       </w:r>
       <w:r>
         <w:br/>
@@ -3393,11 +3464,11 @@
         <w:rPr>
           <w:rStyle w:val="VerbatimChar"/>
         </w:rPr>
-        <w:t xml:space="preserve">[Integración] ←→ [Control y Señalización] ←→ [Sistemas Externos]</w:t>
-      </w:r>
-    </w:p>
-    <w:bookmarkEnd w:id="40"/>
-    <w:bookmarkStart w:id="41" w:name="tabla-de-interfaces-críticas"/>
+        <w:t xml:space="preserve">[Integración] ←→ [Control y Senalización] ←→ [Sistemas Externos]</w:t>
+      </w:r>
+    </w:p>
+    <w:bookmarkEnd w:id="51"/>
+    <w:bookmarkStart w:id="52" w:name="tabla-de-interfaces-críticas"/>
     <w:p>
       <w:pPr>
         <w:pStyle w:val="Heading3"/>
@@ -3410,8 +3481,9 @@
       <w:tblPr>
         <w:tblStyle w:val="Table"/>
         <w:tblW w:type="pct" w:w="5000"/>
+        <w:tblLook w:firstRow="1" w:lastRow="0" w:firstColumn="0" w:lastColumn="0" w:noHBand="0" w:noVBand="0" w:val="0020"/>
+        <w:jc w:val="start"/>
         <w:tblLayout w:type="fixed"/>
-        <w:tblLook w:firstRow="1" w:lastRow="0" w:firstColumn="0" w:lastColumn="0" w:noHBand="0" w:noVBand="0" w:val="0020"/>
       </w:tblPr>
       <w:tblGrid>
         <w:gridCol w:w="1370"/>
@@ -3421,7 +3493,7 @@
       </w:tblGrid>
       <w:tr>
         <w:trPr>
-          <w:tblHeader w:val="on"/>
+          <w:tblHeader w:val="true"/>
         </w:trPr>
         <w:tc>
           <w:tcPr/>
@@ -3493,7 +3565,7 @@
               <w:jc w:val="left"/>
             </w:pPr>
             <w:r>
-              <w:t xml:space="preserve">TETRA + RED TETRA (Misión Crítica)</w:t>
+              <w:t xml:space="preserve">TETRA + Red Vital IP / TETRA</w:t>
             </w:r>
           </w:p>
         </w:tc>
@@ -3673,16 +3745,16 @@
         </w:tc>
       </w:tr>
     </w:tbl>
-    <w:bookmarkEnd w:id="41"/>
-    <w:bookmarkStart w:id="42" w:name="X77a3e7942ca9ce4f31927158e5b52f13a5a0354"/>
+    <w:bookmarkEnd w:id="52"/>
+    <w:bookmarkStart w:id="53" w:name="X77a3e7942ca9ce4f31927158e5b52f13a5a0354"/>
     <w:p>
       <w:pPr>
         <w:pStyle w:val="Heading3"/>
       </w:pPr>
       <w:r>
         <w:rPr>
-          <w:b/>
-          <w:bCs/>
+          <w:bCs/>
+          <w:b/>
         </w:rPr>
         <w:t xml:space="preserve">Ítem WBS 1.1.106 - Bloque de Integración de Interfaces</w:t>
       </w:r>
@@ -3699,8 +3771,8 @@
       </w:pPr>
       <w:r>
         <w:rPr>
-          <w:b/>
-          <w:bCs/>
+          <w:bCs/>
+          <w:b/>
         </w:rPr>
         <w:t xml:space="preserve">Función técnica:</w:t>
       </w:r>
@@ -3715,8 +3787,8 @@
       </w:r>
       <w:r>
         <w:rPr>
-          <w:b/>
-          <w:bCs/>
+          <w:bCs/>
+          <w:b/>
         </w:rPr>
         <w:t xml:space="preserve">bloque lógico de integración</w:t>
       </w:r>
@@ -3733,8 +3805,8 @@
       </w:pPr>
       <w:r>
         <w:rPr>
-          <w:b/>
-          <w:bCs/>
+          <w:bCs/>
+          <w:b/>
         </w:rPr>
         <w:t xml:space="preserve">Composición del bloque ($150.000.000 COP):</w:t>
       </w:r>
@@ -3749,8 +3821,8 @@
       </w:r>
       <w:r>
         <w:rPr>
-          <w:b/>
-          <w:bCs/>
+          <w:bCs/>
+          <w:b/>
         </w:rPr>
         <w:t xml:space="preserve">Gateways industriales:</w:t>
       </w:r>
@@ -3771,8 +3843,8 @@
       </w:r>
       <w:r>
         <w:rPr>
-          <w:b/>
-          <w:bCs/>
+          <w:bCs/>
+          <w:b/>
         </w:rPr>
         <w:t xml:space="preserve">Switches de borde ferroviario:</w:t>
       </w:r>
@@ -3793,8 +3865,8 @@
       </w:r>
       <w:r>
         <w:rPr>
-          <w:b/>
-          <w:bCs/>
+          <w:bCs/>
+          <w:b/>
         </w:rPr>
         <w:t xml:space="preserve">Firewalls IEC 62443:</w:t>
       </w:r>
@@ -3815,8 +3887,8 @@
       </w:r>
       <w:r>
         <w:rPr>
-          <w:b/>
-          <w:bCs/>
+          <w:bCs/>
+          <w:b/>
         </w:rPr>
         <w:t xml:space="preserve">Middleware interoperabilidad:</w:t>
       </w:r>
@@ -3837,8 +3909,8 @@
       </w:r>
       <w:r>
         <w:rPr>
-          <w:b/>
-          <w:bCs/>
+          <w:bCs/>
+          <w:b/>
         </w:rPr>
         <w:t xml:space="preserve">Licencias software SCADA:</w:t>
       </w:r>
@@ -3855,8 +3927,8 @@
       </w:pPr>
       <w:r>
         <w:rPr>
-          <w:b/>
-          <w:bCs/>
+          <w:bCs/>
+          <w:b/>
         </w:rPr>
         <w:t xml:space="preserve">Interfaces que soporta:</w:t>
       </w:r>
@@ -3871,16 +3943,16 @@
       </w:r>
       <w:r>
         <w:rPr>
-          <w:b/>
-          <w:bCs/>
-        </w:rPr>
-        <w:t xml:space="preserve">CTC ↔ PTC/PTC VIRTUAL Nivel 2:</w:t>
-      </w:r>
-      <w:r>
-        <w:t xml:space="preserve"> </w:t>
-      </w:r>
-      <w:r>
-        <w:t xml:space="preserve">Intercambio de telegramas de movimiento, datos de ocupación desde RBC</w:t>
+          <w:bCs/>
+          <w:b/>
+        </w:rPr>
+        <w:t xml:space="preserve">CTC ↔ PTC Virtual Nivel 2:</w:t>
+      </w:r>
+      <w:r>
+        <w:t xml:space="preserve"> </w:t>
+      </w:r>
+      <w:r>
+        <w:t xml:space="preserve">Intercambio de telegramas de movimiento y datos de ocupación desde Servidor PTC Central (Non-propietary).</w:t>
       </w:r>
       <w:r>
         <w:t xml:space="preserve"> </w:t>
@@ -3893,8 +3965,8 @@
       </w:r>
       <w:r>
         <w:rPr>
-          <w:b/>
-          <w:bCs/>
+          <w:bCs/>
+          <w:b/>
         </w:rPr>
         <w:t xml:space="preserve">CTC ↔ FENOCO:</w:t>
       </w:r>
@@ -3915,8 +3987,8 @@
       </w:r>
       <w:r>
         <w:rPr>
-          <w:b/>
-          <w:bCs/>
+          <w:bCs/>
+          <w:b/>
         </w:rPr>
         <w:t xml:space="preserve">CTC ↔ TETRA:</w:t>
       </w:r>
@@ -3937,8 +4009,8 @@
       </w:r>
       <w:r>
         <w:rPr>
-          <w:b/>
-          <w:bCs/>
+          <w:bCs/>
+          <w:b/>
         </w:rPr>
         <w:t xml:space="preserve">CTC ↔ Fibra Óptica:</w:t>
       </w:r>
@@ -3959,8 +4031,8 @@
       </w:r>
       <w:r>
         <w:rPr>
-          <w:b/>
-          <w:bCs/>
+          <w:bCs/>
+          <w:b/>
         </w:rPr>
         <w:t xml:space="preserve">CTC ↔ Sistemas ITS:</w:t>
       </w:r>
@@ -3977,8 +4049,8 @@
       </w:pPr>
       <w:r>
         <w:rPr>
-          <w:b/>
-          <w:bCs/>
+          <w:bCs/>
+          <w:b/>
         </w:rPr>
         <w:t xml:space="preserve">Arquitectura:</w:t>
       </w:r>
@@ -4007,8 +4079,8 @@
       </w:pPr>
       <w:r>
         <w:rPr>
-          <w:b/>
-          <w:bCs/>
+          <w:bCs/>
+          <w:b/>
         </w:rPr>
         <w:t xml:space="preserve">Alcance $150M incluye:</w:t>
       </w:r>
@@ -4047,8 +4119,8 @@
       </w:r>
       <w:r>
         <w:rPr>
-          <w:b/>
-          <w:bCs/>
+          <w:bCs/>
+          <w:b/>
         </w:rPr>
         <w:t xml:space="preserve">NO incluye:</w:t>
       </w:r>
@@ -4065,8 +4137,8 @@
       </w:pPr>
       <w:r>
         <w:rPr>
-          <w:b/>
-          <w:bCs/>
+          <w:bCs/>
+          <w:b/>
         </w:rPr>
         <w:t xml:space="preserve">Riesgos mitigados:</w:t>
       </w:r>
@@ -4089,8 +4161,8 @@
       </w:pPr>
       <w:r>
         <w:rPr>
-          <w:b/>
-          <w:bCs/>
+          <w:bCs/>
+          <w:b/>
         </w:rPr>
         <w:t xml:space="preserve">Documentación técnica:</w:t>
       </w:r>
@@ -4119,8 +4191,8 @@
       </w:pPr>
       <w:r>
         <w:rPr>
-          <w:b/>
-          <w:bCs/>
+          <w:bCs/>
+          <w:b/>
         </w:rPr>
         <w:t xml:space="preserve">Decisión Técnica:</w:t>
       </w:r>
@@ -4138,9 +4210,9 @@
         </w:pict>
       </w:r>
     </w:p>
-    <w:bookmarkEnd w:id="42"/>
-    <w:bookmarkEnd w:id="43"/>
-    <w:bookmarkStart w:id="47" w:name="supuestos-técnicos-y-limitaciones"/>
+    <w:bookmarkEnd w:id="53"/>
+    <w:bookmarkEnd w:id="54"/>
+    <w:bookmarkStart w:id="58" w:name="supuestos-técnicos-y-limitaciones"/>
     <w:p>
       <w:pPr>
         <w:pStyle w:val="Heading2"/>
@@ -4149,21 +4221,22 @@
         <w:t xml:space="preserve">📋 SUPUESTOS TÉCNICOS Y LIMITACIONES</w:t>
       </w:r>
     </w:p>
-    <w:bookmarkStart w:id="44" w:name="supuestos-críticos-del-diseño"/>
+    <w:bookmarkStart w:id="55" w:name="supuestos-críticos-del-diseno"/>
     <w:p>
       <w:pPr>
         <w:pStyle w:val="Heading3"/>
       </w:pPr>
       <w:r>
-        <w:t xml:space="preserve">Supuestos Críticos del Diseño</w:t>
+        <w:t xml:space="preserve">Supuestos Críticos del Diseno</w:t>
       </w:r>
     </w:p>
     <w:tbl>
       <w:tblPr>
         <w:tblStyle w:val="Table"/>
         <w:tblW w:type="pct" w:w="5000"/>
+        <w:tblLook w:firstRow="1" w:lastRow="0" w:firstColumn="0" w:lastColumn="0" w:noHBand="0" w:noVBand="0" w:val="0020"/>
+        <w:jc w:val="start"/>
         <w:tblLayout w:type="fixed"/>
-        <w:tblLook w:firstRow="1" w:lastRow="0" w:firstColumn="0" w:lastColumn="0" w:noHBand="0" w:noVBand="0" w:val="0020"/>
       </w:tblPr>
       <w:tblGrid>
         <w:gridCol w:w="1414"/>
@@ -4173,7 +4246,7 @@
       </w:tblGrid>
       <w:tr>
         <w:trPr>
-          <w:tblHeader w:val="on"/>
+          <w:tblHeader w:val="true"/>
         </w:trPr>
         <w:tc>
           <w:tcPr/>
@@ -4234,8 +4307,8 @@
             </w:pPr>
             <w:r>
               <w:rPr>
+                <w:bCs/>
                 <w:b/>
-                <w:bCs/>
               </w:rPr>
               <w:t xml:space="preserve">Parque rodante</w:t>
             </w:r>
@@ -4273,7 +4346,7 @@
               <w:jc w:val="left"/>
             </w:pPr>
             <w:r>
-              <w:t xml:space="preserve">Diseño escalable</w:t>
+              <w:t xml:space="preserve">Diseno escalable</w:t>
             </w:r>
           </w:p>
         </w:tc>
@@ -4288,8 +4361,8 @@
             </w:pPr>
             <w:r>
               <w:rPr>
+                <w:bCs/>
                 <w:b/>
-                <w:bCs/>
               </w:rPr>
               <w:t xml:space="preserve">Disponibilidad CTC</w:t>
             </w:r>
@@ -4342,10 +4415,10 @@
             </w:pPr>
             <w:r>
               <w:rPr>
+                <w:bCs/>
                 <w:b/>
-                <w:bCs/>
               </w:rPr>
-              <w:t xml:space="preserve">Cobertura RED TETRA (Misión Crítica)</w:t>
+              <w:t xml:space="preserve">Cobertura Red Vital IP / TETRA</w:t>
             </w:r>
           </w:p>
         </w:tc>
@@ -4396,8 +4469,8 @@
             </w:pPr>
             <w:r>
               <w:rPr>
+                <w:bCs/>
                 <w:b/>
-                <w:bCs/>
               </w:rPr>
               <w:t xml:space="preserve">Estaciones críticas</w:t>
             </w:r>
@@ -4435,7 +4508,7 @@
               <w:jc w:val="left"/>
             </w:pPr>
             <w:r>
-              <w:t xml:space="preserve">Diseño modular</w:t>
+              <w:t xml:space="preserve">Diseno modular</w:t>
             </w:r>
           </w:p>
         </w:tc>
@@ -4450,8 +4523,8 @@
             </w:pPr>
             <w:r>
               <w:rPr>
+                <w:bCs/>
                 <w:b/>
-                <w:bCs/>
               </w:rPr>
               <w:t xml:space="preserve">Desvíos en vía</w:t>
             </w:r>
@@ -4504,8 +4577,8 @@
             </w:pPr>
             <w:r>
               <w:rPr>
+                <w:bCs/>
                 <w:b/>
-                <w:bCs/>
               </w:rPr>
               <w:t xml:space="preserve">Tiempo de respuesta</w:t>
             </w:r>
@@ -4549,28 +4622,28 @@
         </w:tc>
       </w:tr>
     </w:tbl>
-    <w:bookmarkEnd w:id="44"/>
-    <w:bookmarkStart w:id="45" w:name="limitaciones-del-diseño"/>
+    <w:bookmarkEnd w:id="55"/>
+    <w:bookmarkStart w:id="56" w:name="limitaciones-del-diseno"/>
     <w:p>
       <w:pPr>
         <w:pStyle w:val="Heading3"/>
       </w:pPr>
       <w:r>
-        <w:t xml:space="preserve">Limitaciones del Diseño</w:t>
-      </w:r>
-    </w:p>
-    <w:p>
-      <w:pPr>
-        <w:pStyle w:val="Compact"/>
+        <w:t xml:space="preserve">Limitaciones del Diseno</w:t>
+      </w:r>
+    </w:p>
+    <w:p>
+      <w:pPr>
         <w:numPr>
           <w:ilvl w:val="0"/>
           <w:numId w:val="1006"/>
         </w:numPr>
-      </w:pPr>
-      <w:r>
-        <w:rPr>
-          <w:b/>
-          <w:bCs/>
+        <w:pStyle w:val="Compact"/>
+      </w:pPr>
+      <w:r>
+        <w:rPr>
+          <w:bCs/>
+          <w:b/>
         </w:rPr>
         <w:t xml:space="preserve">Dependencia de comunicaciones:</w:t>
       </w:r>
@@ -4578,21 +4651,21 @@
         <w:t xml:space="preserve"> </w:t>
       </w:r>
       <w:r>
-        <w:t xml:space="preserve">Sistema requiere RED TETRA (Misión Crítica)/TETRA operativo</w:t>
-      </w:r>
-    </w:p>
-    <w:p>
-      <w:pPr>
-        <w:pStyle w:val="Compact"/>
+        <w:t xml:space="preserve">Sistema requiere Red Vital IP / TETRA/TETRA operativo</w:t>
+      </w:r>
+    </w:p>
+    <w:p>
+      <w:pPr>
         <w:numPr>
           <w:ilvl w:val="0"/>
           <w:numId w:val="1006"/>
         </w:numPr>
-      </w:pPr>
-      <w:r>
-        <w:rPr>
-          <w:b/>
-          <w:bCs/>
+        <w:pStyle w:val="Compact"/>
+      </w:pPr>
+      <w:r>
+        <w:rPr>
+          <w:bCs/>
+          <w:b/>
         </w:rPr>
         <w:t xml:space="preserve">Concentración de control:</w:t>
       </w:r>
@@ -4605,16 +4678,16 @@
     </w:p>
     <w:p>
       <w:pPr>
-        <w:pStyle w:val="Compact"/>
         <w:numPr>
           <w:ilvl w:val="0"/>
           <w:numId w:val="1006"/>
         </w:numPr>
-      </w:pPr>
-      <w:r>
-        <w:rPr>
-          <w:b/>
-          <w:bCs/>
+        <w:pStyle w:val="Compact"/>
+      </w:pPr>
+      <w:r>
+        <w:rPr>
+          <w:bCs/>
+          <w:b/>
         </w:rPr>
         <w:t xml:space="preserve">Complejidad de PTC:</w:t>
       </w:r>
@@ -4627,16 +4700,16 @@
     </w:p>
     <w:p>
       <w:pPr>
-        <w:pStyle w:val="Compact"/>
         <w:numPr>
           <w:ilvl w:val="0"/>
           <w:numId w:val="1006"/>
         </w:numPr>
-      </w:pPr>
-      <w:r>
-        <w:rPr>
-          <w:b/>
-          <w:bCs/>
+        <w:pStyle w:val="Compact"/>
+      </w:pPr>
+      <w:r>
+        <w:rPr>
+          <w:bCs/>
+          <w:b/>
         </w:rPr>
         <w:t xml:space="preserve">Interoperabilidad:</w:t>
       </w:r>
@@ -4649,16 +4722,16 @@
     </w:p>
     <w:p>
       <w:pPr>
-        <w:pStyle w:val="Compact"/>
         <w:numPr>
           <w:ilvl w:val="0"/>
           <w:numId w:val="1006"/>
         </w:numPr>
-      </w:pPr>
-      <w:r>
-        <w:rPr>
-          <w:b/>
-          <w:bCs/>
+        <w:pStyle w:val="Compact"/>
+      </w:pPr>
+      <w:r>
+        <w:rPr>
+          <w:bCs/>
+          <w:b/>
         </w:rPr>
         <w:t xml:space="preserve">Tiempo de recuperación:</w:t>
       </w:r>
@@ -4669,8 +4742,8 @@
         <w:t xml:space="preserve">Máximo 5 minutos para restablecer servicio</w:t>
       </w:r>
     </w:p>
-    <w:bookmarkEnd w:id="45"/>
-    <w:bookmarkStart w:id="46" w:name="dependencias-críticas"/>
+    <w:bookmarkEnd w:id="56"/>
+    <w:bookmarkStart w:id="57" w:name="dependencias-críticas"/>
     <w:p>
       <w:pPr>
         <w:pStyle w:val="Heading3"/>
@@ -4681,18 +4754,18 @@
     </w:p>
     <w:p>
       <w:pPr>
-        <w:pStyle w:val="Compact"/>
         <w:numPr>
           <w:ilvl w:val="0"/>
           <w:numId w:val="1007"/>
         </w:numPr>
-      </w:pPr>
-      <w:r>
-        <w:rPr>
-          <w:b/>
-          <w:bCs/>
-        </w:rPr>
-        <w:t xml:space="preserve">RED TETRA (Misión Crítica):</w:t>
+        <w:pStyle w:val="Compact"/>
+      </w:pPr>
+      <w:r>
+        <w:rPr>
+          <w:bCs/>
+          <w:b/>
+        </w:rPr>
+        <w:t xml:space="preserve">Red Vital IP / TETRA:</w:t>
       </w:r>
       <w:r>
         <w:t xml:space="preserve"> </w:t>
@@ -4703,16 +4776,16 @@
     </w:p>
     <w:p>
       <w:pPr>
-        <w:pStyle w:val="Compact"/>
         <w:numPr>
           <w:ilvl w:val="0"/>
           <w:numId w:val="1007"/>
         </w:numPr>
-      </w:pPr>
-      <w:r>
-        <w:rPr>
-          <w:b/>
-          <w:bCs/>
+        <w:pStyle w:val="Compact"/>
+      </w:pPr>
+      <w:r>
+        <w:rPr>
+          <w:bCs/>
+          <w:b/>
         </w:rPr>
         <w:t xml:space="preserve">TETRA:</w:t>
       </w:r>
@@ -4725,16 +4798,16 @@
     </w:p>
     <w:p>
       <w:pPr>
-        <w:pStyle w:val="Compact"/>
         <w:numPr>
           <w:ilvl w:val="0"/>
           <w:numId w:val="1007"/>
         </w:numPr>
-      </w:pPr>
-      <w:r>
-        <w:rPr>
-          <w:b/>
-          <w:bCs/>
+        <w:pStyle w:val="Compact"/>
+      </w:pPr>
+      <w:r>
+        <w:rPr>
+          <w:bCs/>
+          <w:b/>
         </w:rPr>
         <w:t xml:space="preserve">Fibra óptica:</w:t>
       </w:r>
@@ -4747,16 +4820,16 @@
     </w:p>
     <w:p>
       <w:pPr>
-        <w:pStyle w:val="Compact"/>
         <w:numPr>
           <w:ilvl w:val="0"/>
           <w:numId w:val="1007"/>
         </w:numPr>
-      </w:pPr>
-      <w:r>
-        <w:rPr>
-          <w:b/>
-          <w:bCs/>
+        <w:pStyle w:val="Compact"/>
+      </w:pPr>
+      <w:r>
+        <w:rPr>
+          <w:bCs/>
+          <w:b/>
         </w:rPr>
         <w:t xml:space="preserve">Material rodante:</w:t>
       </w:r>
@@ -4769,16 +4842,16 @@
     </w:p>
     <w:p>
       <w:pPr>
-        <w:pStyle w:val="Compact"/>
         <w:numPr>
           <w:ilvl w:val="0"/>
           <w:numId w:val="1007"/>
         </w:numPr>
-      </w:pPr>
-      <w:r>
-        <w:rPr>
-          <w:b/>
-          <w:bCs/>
+        <w:pStyle w:val="Compact"/>
+      </w:pPr>
+      <w:r>
+        <w:rPr>
+          <w:bCs/>
+          <w:b/>
         </w:rPr>
         <w:t xml:space="preserve">Personal especializado:</w:t>
       </w:r>
@@ -4796,9 +4869,9 @@
         </w:pict>
       </w:r>
     </w:p>
-    <w:bookmarkEnd w:id="46"/>
-    <w:bookmarkEnd w:id="47"/>
-    <w:bookmarkStart w:id="48" w:name="riesgos-y-mitigaciones"/>
+    <w:bookmarkEnd w:id="57"/>
+    <w:bookmarkEnd w:id="58"/>
+    <w:bookmarkStart w:id="59" w:name="riesgos-y-mitigaciones"/>
     <w:p>
       <w:pPr>
         <w:pStyle w:val="Heading2"/>
@@ -4811,8 +4884,9 @@
       <w:tblPr>
         <w:tblStyle w:val="Table"/>
         <w:tblW w:type="pct" w:w="5000"/>
+        <w:tblLook w:firstRow="1" w:lastRow="0" w:firstColumn="0" w:lastColumn="0" w:noHBand="0" w:noVBand="0" w:val="0020"/>
+        <w:jc w:val="start"/>
         <w:tblLayout w:type="fixed"/>
-        <w:tblLook w:firstRow="1" w:lastRow="0" w:firstColumn="0" w:lastColumn="0" w:noHBand="0" w:noVBand="0" w:val="0020"/>
       </w:tblPr>
       <w:tblGrid>
         <w:gridCol w:w="1218"/>
@@ -4823,7 +4897,7 @@
       </w:tblGrid>
       <w:tr>
         <w:trPr>
-          <w:tblHeader w:val="on"/>
+          <w:tblHeader w:val="true"/>
         </w:trPr>
         <w:tc>
           <w:tcPr/>
@@ -4993,7 +5067,7 @@
               <w:jc w:val="left"/>
             </w:pPr>
             <w:r>
-              <w:t xml:space="preserve">TETRA + RED TETRA (Misión Crítica) dual</w:t>
+              <w:t xml:space="preserve">TETRA + Red Vital IP / TETRA dual</w:t>
             </w:r>
           </w:p>
         </w:tc>
@@ -5142,8 +5216,8 @@
         </w:pict>
       </w:r>
     </w:p>
-    <w:bookmarkEnd w:id="48"/>
-    <w:bookmarkStart w:id="51" w:name="cumplimiento-contractual"/>
+    <w:bookmarkEnd w:id="59"/>
+    <w:bookmarkStart w:id="62" w:name="cumplimiento-contractual"/>
     <w:p>
       <w:pPr>
         <w:pStyle w:val="Heading2"/>
@@ -5152,7 +5226,7 @@
         <w:t xml:space="preserve">📋 CUMPLIMIENTO CONTRACTUAL</w:t>
       </w:r>
     </w:p>
-    <w:bookmarkStart w:id="49" w:name="obligaciones-clave-del-contrato"/>
+    <w:bookmarkStart w:id="60" w:name="obligaciones-clave-del-contrato"/>
     <w:p>
       <w:pPr>
         <w:pStyle w:val="Heading3"/>
@@ -5163,11 +5237,11 @@
     </w:p>
     <w:p>
       <w:pPr>
-        <w:pStyle w:val="Compact"/>
         <w:numPr>
           <w:ilvl w:val="0"/>
           <w:numId w:val="1008"/>
         </w:numPr>
+        <w:pStyle w:val="Compact"/>
       </w:pPr>
       <w:r>
         <w:t xml:space="preserve">✅</w:t>
@@ -5177,8 +5251,8 @@
       </w:r>
       <w:r>
         <w:rPr>
-          <w:b/>
-          <w:bCs/>
+          <w:bCs/>
+          <w:b/>
         </w:rPr>
         <w:t xml:space="preserve">AT1 - CCO:</w:t>
       </w:r>
@@ -5191,11 +5265,11 @@
     </w:p>
     <w:p>
       <w:pPr>
-        <w:pStyle w:val="Compact"/>
         <w:numPr>
           <w:ilvl w:val="0"/>
           <w:numId w:val="1008"/>
         </w:numPr>
+        <w:pStyle w:val="Compact"/>
       </w:pPr>
       <w:r>
         <w:t xml:space="preserve">✅</w:t>
@@ -5205,8 +5279,8 @@
       </w:r>
       <w:r>
         <w:rPr>
-          <w:b/>
-          <w:bCs/>
+          <w:bCs/>
+          <w:b/>
         </w:rPr>
         <w:t xml:space="preserve">AT2 - Operación:</w:t>
       </w:r>
@@ -5219,11 +5293,11 @@
     </w:p>
     <w:p>
       <w:pPr>
-        <w:pStyle w:val="Compact"/>
         <w:numPr>
           <w:ilvl w:val="0"/>
           <w:numId w:val="1008"/>
         </w:numPr>
+        <w:pStyle w:val="Compact"/>
       </w:pPr>
       <w:r>
         <w:t xml:space="preserve">✅</w:t>
@@ -5233,8 +5307,8 @@
       </w:r>
       <w:r>
         <w:rPr>
-          <w:b/>
-          <w:bCs/>
+          <w:bCs/>
+          <w:b/>
         </w:rPr>
         <w:t xml:space="preserve">AT3 - Especificaciones:</w:t>
       </w:r>
@@ -5247,11 +5321,11 @@
     </w:p>
     <w:p>
       <w:pPr>
-        <w:pStyle w:val="Compact"/>
         <w:numPr>
           <w:ilvl w:val="0"/>
           <w:numId w:val="1008"/>
         </w:numPr>
+        <w:pStyle w:val="Compact"/>
       </w:pPr>
       <w:r>
         <w:t xml:space="preserve">✅</w:t>
@@ -5261,8 +5335,8 @@
       </w:r>
       <w:r>
         <w:rPr>
-          <w:b/>
-          <w:bCs/>
+          <w:bCs/>
+          <w:b/>
         </w:rPr>
         <w:t xml:space="preserve">AT4 - Indicadores:</w:t>
       </w:r>
@@ -5275,11 +5349,11 @@
     </w:p>
     <w:p>
       <w:pPr>
-        <w:pStyle w:val="Compact"/>
         <w:numPr>
           <w:ilvl w:val="0"/>
           <w:numId w:val="1008"/>
         </w:numPr>
+        <w:pStyle w:val="Compact"/>
       </w:pPr>
       <w:r>
         <w:t xml:space="preserve">⏳</w:t>
@@ -5289,8 +5363,8 @@
       </w:r>
       <w:r>
         <w:rPr>
-          <w:b/>
-          <w:bCs/>
+          <w:bCs/>
+          <w:b/>
         </w:rPr>
         <w:t xml:space="preserve">AT8 - Operaciones:</w:t>
       </w:r>
@@ -5303,11 +5377,11 @@
     </w:p>
     <w:p>
       <w:pPr>
-        <w:pStyle w:val="Compact"/>
         <w:numPr>
           <w:ilvl w:val="0"/>
           <w:numId w:val="1008"/>
         </w:numPr>
+        <w:pStyle w:val="Compact"/>
       </w:pPr>
       <w:r>
         <w:t xml:space="preserve">❌</w:t>
@@ -5317,8 +5391,8 @@
       </w:r>
       <w:r>
         <w:rPr>
-          <w:b/>
-          <w:bCs/>
+          <w:bCs/>
+          <w:b/>
         </w:rPr>
         <w:t xml:space="preserve">AT9 - Cronograma:</w:t>
       </w:r>
@@ -5329,8 +5403,8 @@
         <w:t xml:space="preserve">Plan de implementación por fases - Pendiente</w:t>
       </w:r>
     </w:p>
-    <w:bookmarkEnd w:id="49"/>
-    <w:bookmarkStart w:id="50" w:name="referencias-contractuales"/>
+    <w:bookmarkEnd w:id="60"/>
+    <w:bookmarkStart w:id="61" w:name="referencias-contractuales"/>
     <w:p>
       <w:pPr>
         <w:pStyle w:val="Heading3"/>
@@ -5341,16 +5415,16 @@
     </w:p>
     <w:p>
       <w:pPr>
-        <w:pStyle w:val="Compact"/>
         <w:numPr>
           <w:ilvl w:val="0"/>
           <w:numId w:val="1009"/>
         </w:numPr>
-      </w:pPr>
-      <w:r>
-        <w:rPr>
-          <w:b/>
-          <w:bCs/>
+        <w:pStyle w:val="Compact"/>
+      </w:pPr>
+      <w:r>
+        <w:rPr>
+          <w:bCs/>
+          <w:b/>
         </w:rPr>
         <w:t xml:space="preserve">Apéndice Técnico 1:</w:t>
       </w:r>
@@ -5363,16 +5437,16 @@
     </w:p>
     <w:p>
       <w:pPr>
-        <w:pStyle w:val="Compact"/>
         <w:numPr>
           <w:ilvl w:val="0"/>
           <w:numId w:val="1009"/>
         </w:numPr>
-      </w:pPr>
-      <w:r>
-        <w:rPr>
-          <w:b/>
-          <w:bCs/>
+        <w:pStyle w:val="Compact"/>
+      </w:pPr>
+      <w:r>
+        <w:rPr>
+          <w:bCs/>
+          <w:b/>
         </w:rPr>
         <w:t xml:space="preserve">Apéndice Técnico 2:</w:t>
       </w:r>
@@ -5385,16 +5459,16 @@
     </w:p>
     <w:p>
       <w:pPr>
-        <w:pStyle w:val="Compact"/>
         <w:numPr>
           <w:ilvl w:val="0"/>
           <w:numId w:val="1009"/>
         </w:numPr>
-      </w:pPr>
-      <w:r>
-        <w:rPr>
-          <w:b/>
-          <w:bCs/>
+        <w:pStyle w:val="Compact"/>
+      </w:pPr>
+      <w:r>
+        <w:rPr>
+          <w:bCs/>
+          <w:b/>
         </w:rPr>
         <w:t xml:space="preserve">Apéndice Técnico 3:</w:t>
       </w:r>
@@ -5407,16 +5481,16 @@
     </w:p>
     <w:p>
       <w:pPr>
-        <w:pStyle w:val="Compact"/>
         <w:numPr>
           <w:ilvl w:val="0"/>
           <w:numId w:val="1009"/>
         </w:numPr>
-      </w:pPr>
-      <w:r>
-        <w:rPr>
-          <w:b/>
-          <w:bCs/>
+        <w:pStyle w:val="Compact"/>
+      </w:pPr>
+      <w:r>
+        <w:rPr>
+          <w:bCs/>
+          <w:b/>
         </w:rPr>
         <w:t xml:space="preserve">Apéndice Técnico 4:</w:t>
       </w:r>
@@ -5424,7 +5498,7 @@
         <w:t xml:space="preserve"> </w:t>
       </w:r>
       <w:r>
-        <w:t xml:space="preserve">Indicadores de desempeño - Disponibilidad 99.95%</w:t>
+        <w:t xml:space="preserve">Indicadores de desempeno - Disponibilidad 99.95%</w:t>
       </w:r>
     </w:p>
     <w:p>
@@ -5434,9 +5508,9 @@
         </w:pict>
       </w:r>
     </w:p>
-    <w:bookmarkEnd w:id="50"/>
-    <w:bookmarkEnd w:id="51"/>
-    <w:bookmarkStart w:id="54" w:name="documentación-de-soporte"/>
+    <w:bookmarkEnd w:id="61"/>
+    <w:bookmarkEnd w:id="62"/>
+    <w:bookmarkStart w:id="65" w:name="documentación-de-soporte"/>
     <w:p>
       <w:pPr>
         <w:pStyle w:val="Heading2"/>
@@ -5445,7 +5519,7 @@
         <w:t xml:space="preserve">📚 DOCUMENTACIÓN DE SOPORTE</w:t>
       </w:r>
     </w:p>
-    <w:bookmarkStart w:id="52" w:name="documentos-técnicos-disponibles"/>
+    <w:bookmarkStart w:id="63" w:name="documentos-técnicos-disponibles"/>
     <w:p>
       <w:pPr>
         <w:pStyle w:val="Heading3"/>
@@ -5458,8 +5532,9 @@
       <w:tblPr>
         <w:tblStyle w:val="Table"/>
         <w:tblW w:type="pct" w:w="5000"/>
+        <w:tblLook w:firstRow="1" w:lastRow="0" w:firstColumn="0" w:lastColumn="0" w:noHBand="0" w:noVBand="0" w:val="0020"/>
+        <w:jc w:val="start"/>
         <w:tblLayout w:type="fixed"/>
-        <w:tblLook w:firstRow="1" w:lastRow="0" w:firstColumn="0" w:lastColumn="0" w:noHBand="0" w:noVBand="0" w:val="0020"/>
       </w:tblPr>
       <w:tblGrid>
         <w:gridCol w:w="2354"/>
@@ -5469,7 +5544,7 @@
       </w:tblGrid>
       <w:tr>
         <w:trPr>
-          <w:tblHeader w:val="on"/>
+          <w:tblHeader w:val="true"/>
         </w:trPr>
         <w:tc>
           <w:tcPr/>
@@ -5579,7 +5654,7 @@
               <w:jc w:val="left"/>
             </w:pPr>
             <w:r>
-              <w:t xml:space="preserve">V.1_Señalizacion_Ferroviaria_Detalle_v5.0.md</w:t>
+              <w:t xml:space="preserve">V.1_Senalizacion_Ferroviaria_Detalle_v5.0.md</w:t>
             </w:r>
           </w:p>
         </w:tc>
@@ -5721,8 +5796,8 @@
         </w:tc>
       </w:tr>
     </w:tbl>
-    <w:bookmarkEnd w:id="52"/>
-    <w:bookmarkStart w:id="53" w:name="para-más-información-técnica"/>
+    <w:bookmarkEnd w:id="63"/>
+    <w:bookmarkStart w:id="64" w:name="para-más-información-técnica"/>
     <w:p>
       <w:pPr>
         <w:pStyle w:val="Heading3"/>
@@ -5746,9 +5821,9 @@
         </w:pict>
       </w:r>
     </w:p>
-    <w:bookmarkEnd w:id="53"/>
-    <w:bookmarkEnd w:id="54"/>
-    <w:bookmarkStart w:id="55" w:name="contactos-y-responsables"/>
+    <w:bookmarkEnd w:id="64"/>
+    <w:bookmarkEnd w:id="65"/>
+    <w:bookmarkStart w:id="66" w:name="contactos-y-responsables"/>
     <w:p>
       <w:pPr>
         <w:pStyle w:val="Heading2"/>
@@ -5762,6 +5837,7 @@
         <w:tblStyle w:val="Table"/>
         <w:tblW w:type="auto" w:w="0"/>
         <w:tblLook w:firstRow="1" w:lastRow="0" w:firstColumn="0" w:lastColumn="0" w:noHBand="0" w:noVBand="0" w:val="0020"/>
+        <w:jc w:val="start"/>
       </w:tblPr>
       <w:tblGrid>
         <w:gridCol w:w="2640"/>
@@ -5770,7 +5846,7 @@
       </w:tblGrid>
       <w:tr>
         <w:trPr>
-          <w:tblHeader w:val="on"/>
+          <w:tblHeader w:val="true"/>
         </w:trPr>
         <w:tc>
           <w:tcPr/>
@@ -5818,7 +5894,7 @@
               <w:jc w:val="left"/>
             </w:pPr>
             <w:r>
-              <w:t xml:space="preserve">Líder Técnico Control y Señalización</w:t>
+              <w:t xml:space="preserve">Líder Técnico Control y Senalización</w:t>
             </w:r>
           </w:p>
         </w:tc>
@@ -5931,14 +6007,14 @@
         </w:pict>
       </w:r>
     </w:p>
-    <w:bookmarkEnd w:id="55"/>
-    <w:bookmarkStart w:id="56" w:name="indicadores-de-desempeño-kpis"/>
+    <w:bookmarkEnd w:id="66"/>
+    <w:bookmarkStart w:id="67" w:name="indicadores-de-desempeno-kpis"/>
     <w:p>
       <w:pPr>
         <w:pStyle w:val="Heading2"/>
       </w:pPr>
       <w:r>
-        <w:t xml:space="preserve">📊 INDICADORES DE DESEMPEÑO (KPIs)</w:t>
+        <w:t xml:space="preserve">📊 INDICADORES DE DESEMPENO (KPIs)</w:t>
       </w:r>
     </w:p>
     <w:tbl>
@@ -5946,6 +6022,7 @@
         <w:tblStyle w:val="Table"/>
         <w:tblW w:type="auto" w:w="0"/>
         <w:tblLook w:firstRow="1" w:lastRow="0" w:firstColumn="0" w:lastColumn="0" w:noHBand="0" w:noVBand="0" w:val="0020"/>
+        <w:jc w:val="start"/>
       </w:tblPr>
       <w:tblGrid>
         <w:gridCol w:w="1980"/>
@@ -5955,7 +6032,7 @@
       </w:tblGrid>
       <w:tr>
         <w:trPr>
-          <w:tblHeader w:val="on"/>
+          <w:tblHeader w:val="true"/>
         </w:trPr>
         <w:tc>
           <w:tcPr/>
@@ -6264,8 +6341,8 @@
         </w:pict>
       </w:r>
     </w:p>
-    <w:bookmarkEnd w:id="56"/>
-    <w:bookmarkStart w:id="61" w:name="decisiones-técnicas-aplicadas"/>
+    <w:bookmarkEnd w:id="67"/>
+    <w:bookmarkStart w:id="72" w:name="decisiones-técnicas-aplicadas"/>
     <w:p>
       <w:pPr>
         <w:pStyle w:val="Heading2"/>
@@ -6274,7 +6351,7 @@
         <w:t xml:space="preserve">📋 DECISIONES TÉCNICAS APLICADAS</w:t>
       </w:r>
     </w:p>
-    <w:bookmarkStart w:id="57" w:name="dt-tetra-001-2025-10-07-ptc-158-unidades"/>
+    <w:bookmarkStart w:id="68" w:name="dt-tetra-001-2025-10-07-ptc-158-unidades"/>
     <w:p>
       <w:pPr>
         <w:pStyle w:val="Heading3"/>
@@ -6285,11 +6362,11 @@
     </w:p>
     <w:p>
       <w:pPr>
-        <w:pStyle w:val="Compact"/>
         <w:numPr>
           <w:ilvl w:val="0"/>
           <w:numId w:val="1010"/>
         </w:numPr>
+        <w:pStyle w:val="Compact"/>
       </w:pPr>
       <w:r>
         <w:t xml:space="preserve">Cambio: Cantidad PTC 15 → 8 (criterio 5+2+1)</w:t>
@@ -6297,18 +6374,18 @@
     </w:p>
     <w:p>
       <w:pPr>
-        <w:pStyle w:val="Compact"/>
         <w:numPr>
           <w:ilvl w:val="0"/>
           <w:numId w:val="1010"/>
         </w:numPr>
+        <w:pStyle w:val="Compact"/>
       </w:pPr>
       <w:r>
         <w:t xml:space="preserve">Ahorro: $7,479,500,000 COP (-47%)</w:t>
       </w:r>
     </w:p>
-    <w:bookmarkEnd w:id="57"/>
-    <w:bookmarkStart w:id="58" w:name="Xb8eea0b47bdc2027327a3a4376b90a3360f7767"/>
+    <w:bookmarkEnd w:id="68"/>
+    <w:bookmarkStart w:id="69" w:name="Xb8eea0b47bdc2027327a3a4376b90a3360f7767"/>
     <w:p>
       <w:pPr>
         <w:pStyle w:val="Heading3"/>
@@ -6319,18 +6396,18 @@
     </w:p>
     <w:p>
       <w:pPr>
-        <w:pStyle w:val="Compact"/>
         <w:numPr>
           <w:ilvl w:val="0"/>
           <w:numId w:val="1011"/>
         </w:numPr>
+        <w:pStyle w:val="Compact"/>
       </w:pPr>
       <w:r>
         <w:t xml:space="preserve">Cambio: Ajustes software CTC virtual</w:t>
       </w:r>
     </w:p>
-    <w:bookmarkEnd w:id="58"/>
-    <w:bookmarkStart w:id="59" w:name="X0ab33384b2733dd69d4e34897222523e7c98e60"/>
+    <w:bookmarkEnd w:id="69"/>
+    <w:bookmarkStart w:id="70" w:name="X0ab33384b2733dd69d4e34897222523e7c98e60"/>
     <w:p>
       <w:pPr>
         <w:pStyle w:val="Heading3"/>
@@ -6341,18 +6418,18 @@
     </w:p>
     <w:p>
       <w:pPr>
-        <w:pStyle w:val="Compact"/>
         <w:numPr>
           <w:ilvl w:val="0"/>
           <w:numId w:val="1012"/>
         </w:numPr>
+        <w:pStyle w:val="Compact"/>
       </w:pPr>
       <w:r>
         <w:t xml:space="preserve">Cambio: Agregada IF-07 (integración CTC-PTC-FENOCO)</w:t>
       </w:r>
     </w:p>
-    <w:bookmarkEnd w:id="59"/>
-    <w:bookmarkStart w:id="60" w:name="dt-ence-001-a-005-enclavamientos"/>
+    <w:bookmarkEnd w:id="70"/>
+    <w:bookmarkStart w:id="71" w:name="dt-ence-001-a-005-enclavamientos"/>
     <w:p>
       <w:pPr>
         <w:pStyle w:val="Heading3"/>
@@ -6363,11 +6440,11 @@
     </w:p>
     <w:p>
       <w:pPr>
-        <w:pStyle w:val="Compact"/>
         <w:numPr>
           <w:ilvl w:val="0"/>
           <w:numId w:val="1013"/>
         </w:numPr>
+        <w:pStyle w:val="Compact"/>
       </w:pPr>
       <w:r>
         <w:t xml:space="preserve">Cambio: Configuración 5 ENCE</w:t>
@@ -6380,9 +6457,9 @@
         </w:pict>
       </w:r>
     </w:p>
-    <w:bookmarkEnd w:id="60"/>
-    <w:bookmarkEnd w:id="61"/>
-    <w:bookmarkStart w:id="62" w:name="control-de-versiones"/>
+    <w:bookmarkEnd w:id="71"/>
+    <w:bookmarkEnd w:id="72"/>
+    <w:bookmarkStart w:id="73" w:name="control-de-versiones"/>
     <w:p>
       <w:pPr>
         <w:pStyle w:val="Heading2"/>
@@ -6395,8 +6472,9 @@
       <w:tblPr>
         <w:tblStyle w:val="Table"/>
         <w:tblW w:type="pct" w:w="5000"/>
+        <w:tblLook w:firstRow="1" w:lastRow="0" w:firstColumn="0" w:lastColumn="0" w:noHBand="0" w:noVBand="0" w:val="0020"/>
+        <w:jc w:val="start"/>
         <w:tblLayout w:type="fixed"/>
-        <w:tblLook w:firstRow="1" w:lastRow="0" w:firstColumn="0" w:lastColumn="0" w:noHBand="0" w:noVBand="0" w:val="0020"/>
       </w:tblPr>
       <w:tblGrid>
         <w:gridCol w:w="1425"/>
@@ -6406,7 +6484,7 @@
       </w:tblGrid>
       <w:tr>
         <w:trPr>
-          <w:tblHeader w:val="on"/>
+          <w:tblHeader w:val="true"/>
         </w:trPr>
         <w:tc>
           <w:tcPr/>
@@ -6521,8 +6599,8 @@
       </w:pPr>
       <w:r>
         <w:rPr>
-          <w:b/>
-          <w:bCs/>
+          <w:bCs/>
+          <w:b/>
         </w:rPr>
         <w:t xml:space="preserve">Documento preparado por:</w:t>
       </w:r>
@@ -6537,8 +6615,8 @@
       </w:r>
       <w:r>
         <w:rPr>
-          <w:b/>
-          <w:bCs/>
+          <w:bCs/>
+          <w:b/>
         </w:rPr>
         <w:t xml:space="preserve">Última actualización:</w:t>
       </w:r>
@@ -6553,8 +6631,8 @@
       </w:r>
       <w:r>
         <w:rPr>
-          <w:b/>
-          <w:bCs/>
+          <w:bCs/>
+          <w:b/>
         </w:rPr>
         <w:t xml:space="preserve">Próxima revisión:</w:t>
       </w:r>
@@ -6569,8 +6647,8 @@
       </w:r>
       <w:r>
         <w:rPr>
-          <w:b/>
-          <w:bCs/>
+          <w:bCs/>
+          <w:b/>
         </w:rPr>
         <w:t xml:space="preserve">Basado en:</w:t>
       </w:r>
@@ -6581,13 +6659,9 @@
         <w:t xml:space="preserve">SISTEMA_01_Control_y_Senalizacion_Master.md v1.0</w:t>
       </w:r>
     </w:p>
-    <w:bookmarkEnd w:id="62"/>
-    <w:bookmarkEnd w:id="63"/>
-    <w:sectPr>
-      <w:footnotePr>
-        <w:numRestart w:val="eachSect"/>
-      </w:footnotePr>
-    </w:sectPr>
+    <w:bookmarkEnd w:id="73"/>
+    <w:bookmarkEnd w:id="74"/>
+    <w:sectPr/>
   </w:body>
 </w:document>
 </file>
@@ -6618,14 +6692,14 @@
 <file path=word/numbering.xml><?xml version="1.0" encoding="utf-8"?>
 <w:numbering xmlns:w="http://schemas.openxmlformats.org/wordprocessingml/2006/main">
   <w:abstractNum w:abstractNumId="990">
-    <w:nsid w:val="0000A990"/>
+    <w:nsid w:val="A990"/>
     <w:multiLevelType w:val="multilevel"/>
     <w:lvl w:ilvl="0">
       <w:numFmt w:val="bullet"/>
       <w:lvlText w:val=" "/>
       <w:lvlJc w:val="left"/>
       <w:pPr>
-        <w:ind w:left="720" w:hanging="360"/>
+        <w:ind w:left="720" w:hanging="480"/>
       </w:pPr>
     </w:lvl>
     <w:lvl w:ilvl="1">
@@ -6633,7 +6707,7 @@
       <w:lvlText w:val=" "/>
       <w:lvlJc w:val="left"/>
       <w:pPr>
-        <w:ind w:left="1440" w:hanging="360"/>
+        <w:ind w:left="1440" w:hanging="480"/>
       </w:pPr>
     </w:lvl>
     <w:lvl w:ilvl="2">
@@ -6641,7 +6715,7 @@
       <w:lvlText w:val=" "/>
       <w:lvlJc w:val="left"/>
       <w:pPr>
-        <w:ind w:left="2160" w:hanging="360"/>
+        <w:ind w:left="2160" w:hanging="480"/>
       </w:pPr>
     </w:lvl>
     <w:lvl w:ilvl="3">
@@ -6649,7 +6723,7 @@
       <w:lvlText w:val=" "/>
       <w:lvlJc w:val="left"/>
       <w:pPr>
-        <w:ind w:left="2880" w:hanging="360"/>
+        <w:ind w:left="2880" w:hanging="480"/>
       </w:pPr>
     </w:lvl>
     <w:lvl w:ilvl="4">
@@ -6657,7 +6731,7 @@
       <w:lvlText w:val=" "/>
       <w:lvlJc w:val="left"/>
       <w:pPr>
-        <w:ind w:left="3600" w:hanging="360"/>
+        <w:ind w:left="3600" w:hanging="480"/>
       </w:pPr>
     </w:lvl>
     <w:lvl w:ilvl="5">
@@ -6665,7 +6739,7 @@
       <w:lvlText w:val=" "/>
       <w:lvlJc w:val="left"/>
       <w:pPr>
-        <w:ind w:left="4320" w:hanging="360"/>
+        <w:ind w:left="4320" w:hanging="480"/>
       </w:pPr>
     </w:lvl>
     <w:lvl w:ilvl="6">
@@ -6673,7 +6747,7 @@
       <w:lvlText w:val=" "/>
       <w:lvlJc w:val="left"/>
       <w:pPr>
-        <w:ind w:left="5040" w:hanging="360"/>
+        <w:ind w:left="5040" w:hanging="480"/>
       </w:pPr>
     </w:lvl>
     <w:lvl w:ilvl="7">
@@ -6681,7 +6755,7 @@
       <w:lvlText w:val=" "/>
       <w:lvlJc w:val="left"/>
       <w:pPr>
-        <w:ind w:left="5760" w:hanging="360"/>
+        <w:ind w:left="5760" w:hanging="480"/>
       </w:pPr>
     </w:lvl>
     <w:lvl w:ilvl="8">
@@ -6689,115 +6763,88 @@
       <w:lvlText w:val=" "/>
       <w:lvlJc w:val="left"/>
       <w:pPr>
-        <w:ind w:left="6480" w:hanging="360"/>
+        <w:ind w:left="6480" w:hanging="480"/>
       </w:pPr>
     </w:lvl>
   </w:abstractNum>
   <w:abstractNum w:abstractNumId="991">
-    <w:nsid w:val="0000A991"/>
+    <w:nsid w:val="A991"/>
     <w:multiLevelType w:val="multilevel"/>
     <w:lvl w:ilvl="0">
       <w:numFmt w:val="bullet"/>
-      <w:lvlText w:val=""/>
+      <w:lvlText w:val="•"/>
       <w:lvlJc w:val="left"/>
       <w:pPr>
-        <w:ind w:left="720" w:hanging="360"/>
-      </w:pPr>
-      <w:rPr>
-        <w:rFonts w:ascii="Symbol" w:hAnsi="Symbol" w:cs="Symbol" w:hint="default"/>
-      </w:rPr>
+        <w:ind w:left="720" w:hanging="480"/>
+      </w:pPr>
     </w:lvl>
     <w:lvl w:ilvl="1">
       <w:numFmt w:val="bullet"/>
-      <w:lvlText w:val="o"/>
+      <w:lvlText w:val="–"/>
       <w:lvlJc w:val="left"/>
       <w:pPr>
-        <w:ind w:left="1440" w:hanging="360"/>
-      </w:pPr>
-      <w:rPr>
-        <w:rFonts w:ascii="Courier New" w:hAnsi="Courier New" w:cs="Courier New" w:hint="default"/>
-      </w:rPr>
+        <w:ind w:left="1440" w:hanging="480"/>
+      </w:pPr>
     </w:lvl>
     <w:lvl w:ilvl="2">
       <w:numFmt w:val="bullet"/>
-      <w:lvlText w:val=""/>
+      <w:lvlText w:val="•"/>
       <w:lvlJc w:val="left"/>
       <w:pPr>
-        <w:ind w:left="2160" w:hanging="360"/>
-      </w:pPr>
-      <w:rPr>
-        <w:rFonts w:ascii="Wingdings" w:hAnsi="Wingdings" w:cs="Wingdings" w:hint="default"/>
-      </w:rPr>
+        <w:ind w:left="2160" w:hanging="480"/>
+      </w:pPr>
     </w:lvl>
     <w:lvl w:ilvl="3">
       <w:numFmt w:val="bullet"/>
-      <w:lvlText w:val=""/>
+      <w:lvlText w:val="–"/>
       <w:lvlJc w:val="left"/>
       <w:pPr>
-        <w:ind w:left="2880" w:hanging="360"/>
-      </w:pPr>
-      <w:rPr>
-        <w:rFonts w:ascii="Symbol" w:hAnsi="Symbol" w:cs="Symbol" w:hint="default"/>
-      </w:rPr>
+        <w:ind w:left="2880" w:hanging="480"/>
+      </w:pPr>
     </w:lvl>
     <w:lvl w:ilvl="4">
       <w:numFmt w:val="bullet"/>
-      <w:lvlText w:val="o"/>
+      <w:lvlText w:val="•"/>
       <w:lvlJc w:val="left"/>
       <w:pPr>
-        <w:ind w:left="3600" w:hanging="360"/>
-      </w:pPr>
-      <w:rPr>
-        <w:rFonts w:ascii="Courier New" w:hAnsi="Courier New" w:cs="Courier New" w:hint="default"/>
-      </w:rPr>
+        <w:ind w:left="3600" w:hanging="480"/>
+      </w:pPr>
     </w:lvl>
     <w:lvl w:ilvl="5">
       <w:numFmt w:val="bullet"/>
-      <w:lvlText w:val=""/>
+      <w:lvlText w:val="–"/>
       <w:lvlJc w:val="left"/>
       <w:pPr>
-        <w:ind w:left="4320" w:hanging="360"/>
-      </w:pPr>
-      <w:rPr>
-        <w:rFonts w:ascii="Wingdings" w:hAnsi="Wingdings" w:cs="Wingdings" w:hint="default"/>
-      </w:rPr>
+        <w:ind w:left="4320" w:hanging="480"/>
+      </w:pPr>
     </w:lvl>
     <w:lvl w:ilvl="6">
       <w:numFmt w:val="bullet"/>
-      <w:lvlText w:val=""/>
+      <w:lvlText w:val="•"/>
       <w:lvlJc w:val="left"/>
       <w:pPr>
-        <w:ind w:left="5040" w:hanging="360"/>
-      </w:pPr>
-      <w:rPr>
-        <w:rFonts w:ascii="Symbol" w:hAnsi="Symbol" w:cs="Symbol" w:hint="default"/>
-      </w:rPr>
+        <w:ind w:left="5040" w:hanging="480"/>
+      </w:pPr>
     </w:lvl>
     <w:lvl w:ilvl="7">
       <w:numFmt w:val="bullet"/>
-      <w:lvlText w:val="o"/>
+      <w:lvlText w:val="–"/>
       <w:lvlJc w:val="left"/>
       <w:pPr>
-        <w:ind w:left="5760" w:hanging="360"/>
-      </w:pPr>
-      <w:rPr>
-        <w:rFonts w:ascii="Courier New" w:hAnsi="Courier New" w:cs="Courier New" w:hint="default"/>
-      </w:rPr>
+        <w:ind w:left="5760" w:hanging="480"/>
+      </w:pPr>
     </w:lvl>
     <w:lvl w:ilvl="8">
       <w:numFmt w:val="bullet"/>
-      <w:lvlText w:val=""/>
+      <w:lvlText w:val="•"/>
       <w:lvlJc w:val="left"/>
       <w:pPr>
-        <w:ind w:left="6480" w:hanging="360"/>
-      </w:pPr>
-      <w:rPr>
-        <w:rFonts w:ascii="Wingdings" w:hAnsi="Wingdings" w:cs="Wingdings" w:hint="default"/>
-      </w:rPr>
+        <w:ind w:left="6480" w:hanging="480"/>
+      </w:pPr>
     </w:lvl>
   </w:abstractNum>
   <w:abstractNum w:abstractNumId="99411">
-    <w:nsid w:val="00A99411"/>
+    <w:nsid w:val="A99411"/>
     <w:multiLevelType w:val="multilevel"/>
     <w:lvl w:ilvl="0">
       <w:start w:val="1"/>
@@ -6805,7 +6852,7 @@
       <w:lvlText w:val="%1."/>
       <w:lvlJc w:val="left"/>
       <w:pPr>
-        <w:ind w:left="720" w:hanging="360"/>
+        <w:ind w:left="720" w:hanging="480"/>
       </w:pPr>
     </w:lvl>
     <w:lvl w:ilvl="1">
@@ -6814,7 +6861,7 @@
       <w:lvlText w:val="%2."/>
       <w:lvlJc w:val="left"/>
       <w:pPr>
-        <w:ind w:left="1440" w:hanging="360"/>
+        <w:ind w:left="1440" w:hanging="480"/>
       </w:pPr>
     </w:lvl>
     <w:lvl w:ilvl="2">
@@ -6823,7 +6870,7 @@
       <w:lvlText w:val="%3."/>
       <w:lvlJc w:val="left"/>
       <w:pPr>
-        <w:ind w:left="2160" w:hanging="360"/>
+        <w:ind w:left="2160" w:hanging="480"/>
       </w:pPr>
     </w:lvl>
     <w:lvl w:ilvl="3">
@@ -6832,7 +6879,7 @@
       <w:lvlText w:val="%4."/>
       <w:lvlJc w:val="left"/>
       <w:pPr>
-        <w:ind w:left="2880" w:hanging="360"/>
+        <w:ind w:left="2880" w:hanging="480"/>
       </w:pPr>
     </w:lvl>
     <w:lvl w:ilvl="4">
@@ -6841,7 +6888,7 @@
       <w:lvlText w:val="%5."/>
       <w:lvlJc w:val="left"/>
       <w:pPr>
-        <w:ind w:left="3600" w:hanging="360"/>
+        <w:ind w:left="3600" w:hanging="480"/>
       </w:pPr>
     </w:lvl>
     <w:lvl w:ilvl="5">
@@ -6850,7 +6897,7 @@
       <w:lvlText w:val="%6."/>
       <w:lvlJc w:val="left"/>
       <w:pPr>
-        <w:ind w:left="4320" w:hanging="360"/>
+        <w:ind w:left="4320" w:hanging="480"/>
       </w:pPr>
     </w:lvl>
     <w:lvl w:ilvl="6">
@@ -6859,7 +6906,7 @@
       <w:lvlText w:val="%7."/>
       <w:lvlJc w:val="left"/>
       <w:pPr>
-        <w:ind w:left="5040" w:hanging="360"/>
+        <w:ind w:left="5040" w:hanging="480"/>
       </w:pPr>
     </w:lvl>
     <w:lvl w:ilvl="7">
@@ -6868,7 +6915,7 @@
       <w:lvlText w:val="%8."/>
       <w:lvlJc w:val="left"/>
       <w:pPr>
-        <w:ind w:left="5760" w:hanging="360"/>
+        <w:ind w:left="5760" w:hanging="480"/>
       </w:pPr>
     </w:lvl>
     <w:lvl w:ilvl="8">
@@ -6877,7 +6924,7 @@
       <w:lvlText w:val="%9."/>
       <w:lvlJc w:val="left"/>
       <w:pPr>
-        <w:ind w:left="6480" w:hanging="360"/>
+        <w:ind w:left="6480" w:hanging="480"/>
       </w:pPr>
     </w:lvl>
   </w:abstractNum>
@@ -6958,10 +7005,10 @@
   <w:docDefaults>
     <w:rPrDefault>
       <w:rPr>
-        <w:rFonts w:asciiTheme="minorHAnsi" w:cstheme="minorBidi" w:eastAsiaTheme="minorEastAsia" w:hAnsiTheme="minorHAnsi"/>
+        <w:rFonts w:asciiTheme="minorHAnsi" w:cstheme="minorBidi" w:eastAsiaTheme="minorHAnsi" w:hAnsiTheme="minorHAnsi"/>
         <w:sz w:val="24"/>
         <w:szCs w:val="24"/>
-        <w:lang w:bidi="ar-SA" w:eastAsia="zh-CN" w:val="en-US"/>
+        <w:lang w:bidi="ar-SA" w:eastAsia="en-US" w:val="en-US"/>
       </w:rPr>
     </w:rPrDefault>
     <w:pPrDefault>
@@ -6979,10 +7026,10 @@
     <w:name w:val="Body Text"/>
     <w:basedOn w:val="Normal"/>
     <w:link w:val="BodyTextChar"/>
-    <w:qFormat/>
     <w:pPr>
       <w:spacing w:after="180" w:before="180"/>
     </w:pPr>
+    <w:qFormat/>
   </w:style>
   <w:style w:customStyle="1" w:styleId="FirstParagraph" w:type="paragraph">
     <w:name w:val="First Paragraph"/>
@@ -7002,94 +7049,57 @@
     <w:name w:val="Title"/>
     <w:basedOn w:val="Normal"/>
     <w:next w:val="BodyText"/>
-    <w:link w:val="TitleChar"/>
-    <w:uiPriority w:val="10"/>
     <w:qFormat/>
-    <w:rsid w:val="00A10FD9"/>
     <w:pPr>
-      <w:spacing w:after="80" w:line="240" w:lineRule="auto"/>
-      <w:contextualSpacing/>
+      <w:keepNext/>
+      <w:keepLines/>
+      <w:spacing w:after="240" w:before="480"/>
       <w:jc w:val="center"/>
     </w:pPr>
     <w:rPr>
       <w:rFonts w:asciiTheme="majorHAnsi" w:cstheme="majorBidi" w:eastAsiaTheme="majorEastAsia" w:hAnsiTheme="majorHAnsi"/>
-      <w:sz w:val="56"/>
-      <w:szCs w:val="56"/>
-    </w:rPr>
-  </w:style>
-  <w:style w:customStyle="1" w:styleId="TitleChar" w:type="character">
-    <w:name w:val="Title Char"/>
-    <w:basedOn w:val="DefaultParagraphFont"/>
-    <w:link w:val="Title"/>
-    <w:uiPriority w:val="10"/>
-    <w:rsid w:val="00A10FD9"/>
-    <w:rPr>
-      <w:rFonts w:asciiTheme="majorHAnsi" w:cstheme="majorBidi" w:eastAsiaTheme="majorEastAsia" w:hAnsiTheme="majorHAnsi"/>
-      <w:sz w:val="56"/>
-      <w:szCs w:val="56"/>
+      <w:b/>
+      <w:bCs/>
+      <w:color w:themeColor="accent1" w:themeShade="B5" w:val="345A8A"/>
+      <w:sz w:val="36"/>
+      <w:szCs w:val="36"/>
     </w:rPr>
   </w:style>
   <w:style w:styleId="Subtitle" w:type="paragraph">
     <w:name w:val="Subtitle"/>
     <w:basedOn w:val="Title"/>
     <w:next w:val="BodyText"/>
-    <w:link w:val="SubtitleChar"/>
-    <w:uiPriority w:val="11"/>
     <w:qFormat/>
-    <w:rsid w:val="00A10FD9"/>
     <w:pPr>
-      <w:numPr>
-        <w:ilvl w:val="1"/>
-      </w:numPr>
+      <w:keepNext/>
+      <w:keepLines/>
+      <w:spacing w:after="240" w:before="240"/>
+      <w:jc w:val="center"/>
     </w:pPr>
     <w:rPr>
-      <w:rFonts w:cstheme="majorBidi" w:eastAsiaTheme="majorEastAsia"/>
-      <w:spacing w:val="15"/>
-      <w:sz w:val="28"/>
-      <w:szCs w:val="28"/>
-    </w:rPr>
-  </w:style>
-  <w:style w:customStyle="1" w:styleId="SubtitleChar" w:type="character">
-    <w:name w:val="Subtitle Char"/>
-    <w:basedOn w:val="DefaultParagraphFont"/>
-    <w:link w:val="Subtitle"/>
-    <w:uiPriority w:val="11"/>
-    <w:rsid w:val="00A10FD9"/>
-    <w:rPr>
-      <w:rFonts w:cstheme="majorBidi" w:eastAsiaTheme="majorEastAsia"/>
-      <w:color w:themeColor="text1" w:themeTint="A6" w:val="595959"/>
-      <w:spacing w:val="15"/>
-      <w:sz w:val="28"/>
-      <w:szCs w:val="28"/>
+      <w:sz w:val="30"/>
+      <w:szCs w:val="30"/>
     </w:rPr>
   </w:style>
   <w:style w:customStyle="1" w:styleId="Author" w:type="paragraph">
     <w:name w:val="Author"/>
-    <w:basedOn w:val="Title"/>
     <w:next w:val="BodyText"/>
     <w:qFormat/>
     <w:pPr>
       <w:keepNext/>
       <w:keepLines/>
+      <w:jc w:val="center"/>
     </w:pPr>
-    <w:rPr>
-      <w:sz w:val="24"/>
-      <w:szCs w:val="24"/>
-    </w:rPr>
   </w:style>
   <w:style w:styleId="Date" w:type="paragraph">
     <w:name w:val="Date"/>
-    <w:basedOn w:val="Title"/>
     <w:next w:val="BodyText"/>
     <w:qFormat/>
     <w:pPr>
       <w:keepNext/>
       <w:keepLines/>
+      <w:jc w:val="center"/>
     </w:pPr>
-    <w:rPr>
-      <w:sz w:val="24"/>
-      <w:szCs w:val="24"/>
-    </w:rPr>
   </w:style>
   <w:style w:customStyle="1" w:styleId="AbstractTitle" w:type="paragraph">
     <w:name w:val="Abstract Title"/>
@@ -7099,13 +7109,15 @@
     <w:pPr>
       <w:keepNext/>
       <w:keepLines/>
+      <w:jc w:val="center"/>
       <w:spacing w:after="0" w:before="300"/>
-      <w:jc w:val="center"/>
     </w:pPr>
     <w:rPr>
-      <w:b/>
       <w:sz w:val="20"/>
       <w:szCs w:val="20"/>
+      <w:b/>
+      <w:color w:val="345A8A"/>
+      &gt;
     </w:rPr>
   </w:style>
   <w:style w:customStyle="1" w:styleId="Abstract" w:type="paragraph">
@@ -7132,321 +7144,191 @@
     <w:rPr/>
   </w:style>
   <w:style w:styleId="Heading1" w:type="paragraph">
-    <w:name w:val="heading 1"/>
+    <w:name w:val="Heading 1"/>
     <w:basedOn w:val="Normal"/>
     <w:next w:val="BodyText"/>
-    <w:link w:val="Heading1Char"/>
     <w:uiPriority w:val="9"/>
     <w:qFormat/>
-    <w:rsid w:val="00A10FD9"/>
     <w:pPr>
       <w:keepNext/>
       <w:keepLines/>
-      <w:spacing w:after="80" w:before="360"/>
+      <w:spacing w:after="0" w:before="480"/>
       <w:outlineLvl w:val="0"/>
     </w:pPr>
     <w:rPr>
       <w:rFonts w:asciiTheme="majorHAnsi" w:cstheme="majorBidi" w:eastAsiaTheme="majorEastAsia" w:hAnsiTheme="majorHAnsi"/>
-      <w:color w:themeColor="accent1" w:themeShade="BF" w:val="0F4761"/>
-      <w:sz w:val="40"/>
-      <w:szCs w:val="40"/>
+      <w:b/>
+      <w:bCs/>
+      <w:color w:themeColor="accent1" w:val="4F81BD"/>
+      <w:sz w:val="32"/>
+      <w:szCs w:val="32"/>
     </w:rPr>
   </w:style>
   <w:style w:styleId="Heading2" w:type="paragraph">
-    <w:name w:val="heading 2"/>
+    <w:name w:val="Heading 2"/>
     <w:basedOn w:val="Normal"/>
     <w:next w:val="BodyText"/>
-    <w:link w:val="Heading2Char"/>
     <w:uiPriority w:val="9"/>
-    <w:semiHidden/>
     <w:unhideWhenUsed/>
     <w:qFormat/>
-    <w:rsid w:val="00A10FD9"/>
     <w:pPr>
       <w:keepNext/>
       <w:keepLines/>
-      <w:spacing w:after="80" w:before="160"/>
+      <w:spacing w:after="0" w:before="200"/>
       <w:outlineLvl w:val="1"/>
     </w:pPr>
     <w:rPr>
       <w:rFonts w:asciiTheme="majorHAnsi" w:cstheme="majorBidi" w:eastAsiaTheme="majorEastAsia" w:hAnsiTheme="majorHAnsi"/>
-      <w:color w:themeColor="accent1" w:themeShade="BF" w:val="0F4761"/>
-      <w:sz w:val="32"/>
-      <w:szCs w:val="32"/>
-    </w:rPr>
-  </w:style>
-  <w:style w:styleId="Heading3" w:type="paragraph">
-    <w:name w:val="heading 3"/>
-    <w:basedOn w:val="Normal"/>
-    <w:next w:val="BodyText"/>
-    <w:link w:val="Heading3Char"/>
-    <w:uiPriority w:val="9"/>
-    <w:semiHidden/>
-    <w:unhideWhenUsed/>
-    <w:qFormat/>
-    <w:rsid w:val="00A10FD9"/>
-    <w:pPr>
-      <w:keepNext/>
-      <w:keepLines/>
-      <w:spacing w:after="80" w:before="160"/>
-      <w:outlineLvl w:val="2"/>
-    </w:pPr>
-    <w:rPr>
-      <w:rFonts w:cstheme="majorBidi" w:eastAsiaTheme="majorEastAsia"/>
-      <w:color w:themeColor="accent1" w:themeShade="BF" w:val="0F4761"/>
+      <w:b/>
+      <w:bCs/>
+      <w:color w:themeColor="accent1" w:val="4F81BD"/>
       <w:sz w:val="28"/>
       <w:szCs w:val="28"/>
     </w:rPr>
   </w:style>
-  <w:style w:styleId="Heading4" w:type="paragraph">
-    <w:name w:val="heading 4"/>
+  <w:style w:styleId="Heading3" w:type="paragraph">
+    <w:name w:val="Heading 3"/>
     <w:basedOn w:val="Normal"/>
     <w:next w:val="BodyText"/>
-    <w:link w:val="Heading4Char"/>
     <w:uiPriority w:val="9"/>
-    <w:semiHidden/>
     <w:unhideWhenUsed/>
     <w:qFormat/>
-    <w:rsid w:val="00A10FD9"/>
     <w:pPr>
       <w:keepNext/>
       <w:keepLines/>
-      <w:spacing w:after="40" w:before="80"/>
+      <w:spacing w:after="0" w:before="200"/>
+      <w:outlineLvl w:val="2"/>
+    </w:pPr>
+    <w:rPr>
+      <w:rFonts w:asciiTheme="majorHAnsi" w:cstheme="majorBidi" w:eastAsiaTheme="majorEastAsia" w:hAnsiTheme="majorHAnsi"/>
+      <w:b/>
+      <w:bCs/>
+      <w:color w:themeColor="accent1" w:val="4F81BD"/>
+      <w:sz w:val="24"/>
+      <w:szCs w:val="24"/>
+    </w:rPr>
+  </w:style>
+  <w:style w:styleId="Heading4" w:type="paragraph">
+    <w:name w:val="Heading 4"/>
+    <w:basedOn w:val="Normal"/>
+    <w:next w:val="BodyText"/>
+    <w:uiPriority w:val="9"/>
+    <w:unhideWhenUsed/>
+    <w:qFormat/>
+    <w:pPr>
+      <w:keepNext/>
+      <w:keepLines/>
+      <w:spacing w:after="0" w:before="200"/>
       <w:outlineLvl w:val="3"/>
     </w:pPr>
     <w:rPr>
-      <w:rFonts w:cstheme="majorBidi" w:eastAsiaTheme="majorEastAsia"/>
+      <w:rFonts w:asciiTheme="majorHAnsi" w:cstheme="majorBidi" w:eastAsiaTheme="majorEastAsia" w:hAnsiTheme="majorHAnsi"/>
       <w:i/>
-      <w:iCs/>
-      <w:color w:themeColor="accent1" w:themeShade="BF" w:val="0F4761"/>
+      <w:bCs/>
+      <w:color w:themeColor="accent1" w:val="4F81BD"/>
+      <w:sz w:val="24"/>
+      <w:szCs w:val="24"/>
     </w:rPr>
   </w:style>
   <w:style w:styleId="Heading5" w:type="paragraph">
-    <w:name w:val="heading 5"/>
+    <w:name w:val="Heading 5"/>
     <w:basedOn w:val="Normal"/>
     <w:next w:val="BodyText"/>
-    <w:link w:val="Heading5Char"/>
     <w:uiPriority w:val="9"/>
-    <w:semiHidden/>
     <w:unhideWhenUsed/>
     <w:qFormat/>
-    <w:rsid w:val="00A10FD9"/>
     <w:pPr>
       <w:keepNext/>
       <w:keepLines/>
-      <w:spacing w:after="40" w:before="80"/>
+      <w:spacing w:after="0" w:before="200"/>
       <w:outlineLvl w:val="4"/>
     </w:pPr>
     <w:rPr>
-      <w:rFonts w:cstheme="majorBidi" w:eastAsiaTheme="majorEastAsia"/>
-      <w:color w:themeColor="accent1" w:themeShade="BF" w:val="0F4761"/>
+      <w:rFonts w:asciiTheme="majorHAnsi" w:cstheme="majorBidi" w:eastAsiaTheme="majorEastAsia" w:hAnsiTheme="majorHAnsi"/>
+      <w:iCs/>
+      <w:color w:themeColor="accent1" w:val="4F81BD"/>
+      <w:sz w:val="24"/>
+      <w:szCs w:val="24"/>
     </w:rPr>
   </w:style>
   <w:style w:styleId="Heading6" w:type="paragraph">
-    <w:name w:val="heading 6"/>
+    <w:name w:val="Heading 6"/>
     <w:basedOn w:val="Normal"/>
     <w:next w:val="BodyText"/>
-    <w:link w:val="Heading6Char"/>
     <w:uiPriority w:val="9"/>
-    <w:semiHidden/>
     <w:unhideWhenUsed/>
     <w:qFormat/>
-    <w:rsid w:val="00A10FD9"/>
     <w:pPr>
       <w:keepNext/>
       <w:keepLines/>
-      <w:spacing w:after="0" w:before="40"/>
+      <w:spacing w:after="0" w:before="200"/>
       <w:outlineLvl w:val="5"/>
     </w:pPr>
     <w:rPr>
-      <w:rFonts w:cstheme="majorBidi" w:eastAsiaTheme="majorEastAsia"/>
-      <w:i/>
-      <w:iCs/>
-      <w:color w:themeColor="text1" w:themeTint="A6" w:val="595959"/>
+      <w:rFonts w:asciiTheme="majorHAnsi" w:cstheme="majorBidi" w:eastAsiaTheme="majorEastAsia" w:hAnsiTheme="majorHAnsi"/>
+      <w:color w:themeColor="accent1" w:val="4F81BD"/>
+      <w:sz w:val="24"/>
+      <w:szCs w:val="24"/>
     </w:rPr>
   </w:style>
   <w:style w:styleId="Heading7" w:type="paragraph">
-    <w:name w:val="heading 7"/>
+    <w:name w:val="Heading 7"/>
     <w:basedOn w:val="Normal"/>
     <w:next w:val="BodyText"/>
-    <w:link w:val="Heading7Char"/>
     <w:uiPriority w:val="9"/>
-    <w:semiHidden/>
     <w:unhideWhenUsed/>
     <w:qFormat/>
-    <w:rsid w:val="00A10FD9"/>
     <w:pPr>
       <w:keepNext/>
       <w:keepLines/>
-      <w:spacing w:after="0" w:before="40"/>
+      <w:spacing w:after="0" w:before="200"/>
       <w:outlineLvl w:val="6"/>
     </w:pPr>
     <w:rPr>
-      <w:rFonts w:cstheme="majorBidi" w:eastAsiaTheme="majorEastAsia"/>
-      <w:color w:themeColor="text1" w:themeTint="A6" w:val="595959"/>
+      <w:rFonts w:asciiTheme="majorHAnsi" w:cstheme="majorBidi" w:eastAsiaTheme="majorEastAsia" w:hAnsiTheme="majorHAnsi"/>
+      <w:color w:themeColor="accent1" w:val="4F81BD"/>
+      <w:sz w:val="24"/>
+      <w:szCs w:val="24"/>
     </w:rPr>
   </w:style>
   <w:style w:styleId="Heading8" w:type="paragraph">
-    <w:name w:val="heading 8"/>
+    <w:name w:val="Heading 8"/>
     <w:basedOn w:val="Normal"/>
     <w:next w:val="BodyText"/>
-    <w:link w:val="Heading8Char"/>
     <w:uiPriority w:val="9"/>
-    <w:semiHidden/>
     <w:unhideWhenUsed/>
     <w:qFormat/>
-    <w:rsid w:val="00A10FD9"/>
     <w:pPr>
       <w:keepNext/>
       <w:keepLines/>
-      <w:spacing w:after="0"/>
+      <w:spacing w:after="0" w:before="200"/>
       <w:outlineLvl w:val="7"/>
     </w:pPr>
     <w:rPr>
-      <w:rFonts w:cstheme="majorBidi" w:eastAsiaTheme="majorEastAsia"/>
-      <w:i/>
-      <w:iCs/>
-      <w:color w:themeColor="text1" w:themeTint="D8" w:val="272727"/>
+      <w:rFonts w:asciiTheme="majorHAnsi" w:cstheme="majorBidi" w:eastAsiaTheme="majorEastAsia" w:hAnsiTheme="majorHAnsi"/>
+      <w:color w:themeColor="accent1" w:val="4F81BD"/>
+      <w:sz w:val="24"/>
+      <w:szCs w:val="24"/>
     </w:rPr>
   </w:style>
   <w:style w:styleId="Heading9" w:type="paragraph">
-    <w:name w:val="heading 9"/>
+    <w:name w:val="Heading 9"/>
     <w:basedOn w:val="Normal"/>
     <w:next w:val="BodyText"/>
-    <w:link w:val="Heading9Char"/>
     <w:uiPriority w:val="9"/>
-    <w:semiHidden/>
     <w:unhideWhenUsed/>
     <w:qFormat/>
-    <w:rsid w:val="00A10FD9"/>
     <w:pPr>
       <w:keepNext/>
       <w:keepLines/>
-      <w:spacing w:after="0"/>
+      <w:spacing w:after="0" w:before="200"/>
       <w:outlineLvl w:val="8"/>
     </w:pPr>
     <w:rPr>
-      <w:rFonts w:cstheme="majorBidi" w:eastAsiaTheme="majorEastAsia"/>
-      <w:color w:themeColor="text1" w:themeTint="D8" w:val="272727"/>
-    </w:rPr>
-  </w:style>
-  <w:style w:customStyle="1" w:styleId="Heading1Char" w:type="character">
-    <w:name w:val="Heading 1 Char"/>
-    <w:basedOn w:val="DefaultParagraphFont"/>
-    <w:link w:val="Heading1"/>
-    <w:uiPriority w:val="9"/>
-    <w:rsid w:val="00A10FD9"/>
-    <w:rPr>
       <w:rFonts w:asciiTheme="majorHAnsi" w:cstheme="majorBidi" w:eastAsiaTheme="majorEastAsia" w:hAnsiTheme="majorHAnsi"/>
-      <w:color w:themeColor="accent1" w:themeShade="BF" w:val="0F4761"/>
-      <w:sz w:val="40"/>
-      <w:szCs w:val="40"/>
-    </w:rPr>
-  </w:style>
-  <w:style w:customStyle="1" w:styleId="Heading2Char" w:type="character">
-    <w:name w:val="Heading 2 Char"/>
-    <w:basedOn w:val="DefaultParagraphFont"/>
-    <w:link w:val="Heading2"/>
-    <w:uiPriority w:val="9"/>
-    <w:semiHidden/>
-    <w:rsid w:val="00A10FD9"/>
-    <w:rPr>
-      <w:rFonts w:asciiTheme="majorHAnsi" w:cstheme="majorBidi" w:eastAsiaTheme="majorEastAsia" w:hAnsiTheme="majorHAnsi"/>
-      <w:color w:themeColor="accent1" w:themeShade="BF" w:val="0F4761"/>
-      <w:sz w:val="32"/>
-      <w:szCs w:val="32"/>
-    </w:rPr>
-  </w:style>
-  <w:style w:customStyle="1" w:styleId="Heading3Char" w:type="character">
-    <w:name w:val="Heading 3 Char"/>
-    <w:basedOn w:val="DefaultParagraphFont"/>
-    <w:link w:val="Heading3"/>
-    <w:uiPriority w:val="9"/>
-    <w:semiHidden/>
-    <w:rsid w:val="00A10FD9"/>
-    <w:rPr>
-      <w:rFonts w:cstheme="majorBidi" w:eastAsiaTheme="majorEastAsia"/>
-      <w:color w:themeColor="accent1" w:themeShade="BF" w:val="0F4761"/>
-      <w:sz w:val="28"/>
-      <w:szCs w:val="28"/>
-    </w:rPr>
-  </w:style>
-  <w:style w:customStyle="1" w:styleId="Heading4Char" w:type="character">
-    <w:name w:val="Heading 4 Char"/>
-    <w:basedOn w:val="DefaultParagraphFont"/>
-    <w:link w:val="Heading4"/>
-    <w:uiPriority w:val="9"/>
-    <w:semiHidden/>
-    <w:rsid w:val="00A10FD9"/>
-    <w:rPr>
-      <w:rFonts w:cstheme="majorBidi" w:eastAsiaTheme="majorEastAsia"/>
-      <w:i/>
-      <w:iCs/>
-      <w:color w:themeColor="accent1" w:themeShade="BF" w:val="0F4761"/>
-    </w:rPr>
-  </w:style>
-  <w:style w:customStyle="1" w:styleId="Heading5Char" w:type="character">
-    <w:name w:val="Heading 5 Char"/>
-    <w:basedOn w:val="DefaultParagraphFont"/>
-    <w:link w:val="Heading5"/>
-    <w:uiPriority w:val="9"/>
-    <w:semiHidden/>
-    <w:rsid w:val="00A10FD9"/>
-    <w:rPr>
-      <w:rFonts w:cstheme="majorBidi" w:eastAsiaTheme="majorEastAsia"/>
-      <w:color w:themeColor="accent1" w:themeShade="BF" w:val="0F4761"/>
-    </w:rPr>
-  </w:style>
-  <w:style w:customStyle="1" w:styleId="Heading6Char" w:type="character">
-    <w:name w:val="Heading 6 Char"/>
-    <w:basedOn w:val="DefaultParagraphFont"/>
-    <w:link w:val="Heading6"/>
-    <w:uiPriority w:val="9"/>
-    <w:semiHidden/>
-    <w:rsid w:val="00A10FD9"/>
-    <w:rPr>
-      <w:rFonts w:cstheme="majorBidi" w:eastAsiaTheme="majorEastAsia"/>
-      <w:i/>
-      <w:iCs/>
-      <w:color w:themeColor="text1" w:themeTint="A6" w:val="595959"/>
-    </w:rPr>
-  </w:style>
-  <w:style w:customStyle="1" w:styleId="Heading7Char" w:type="character">
-    <w:name w:val="Heading 7 Char"/>
-    <w:basedOn w:val="DefaultParagraphFont"/>
-    <w:link w:val="Heading7"/>
-    <w:uiPriority w:val="9"/>
-    <w:semiHidden/>
-    <w:rsid w:val="00A10FD9"/>
-    <w:rPr>
-      <w:rFonts w:cstheme="majorBidi" w:eastAsiaTheme="majorEastAsia"/>
-      <w:color w:themeColor="text1" w:themeTint="A6" w:val="595959"/>
-    </w:rPr>
-  </w:style>
-  <w:style w:customStyle="1" w:styleId="Heading8Char" w:type="character">
-    <w:name w:val="Heading 8 Char"/>
-    <w:basedOn w:val="DefaultParagraphFont"/>
-    <w:link w:val="Heading8"/>
-    <w:uiPriority w:val="9"/>
-    <w:semiHidden/>
-    <w:rsid w:val="00A10FD9"/>
-    <w:rPr>
-      <w:rFonts w:cstheme="majorBidi" w:eastAsiaTheme="majorEastAsia"/>
-      <w:i/>
-      <w:iCs/>
-      <w:color w:themeColor="text1" w:themeTint="D8" w:val="272727"/>
-    </w:rPr>
-  </w:style>
-  <w:style w:customStyle="1" w:styleId="Heading9Char" w:type="character">
-    <w:name w:val="Heading 9 Char"/>
-    <w:basedOn w:val="DefaultParagraphFont"/>
-    <w:link w:val="Heading9"/>
-    <w:uiPriority w:val="9"/>
-    <w:semiHidden/>
-    <w:rsid w:val="00A10FD9"/>
-    <w:rPr>
-      <w:rFonts w:cstheme="majorBidi" w:eastAsiaTheme="majorEastAsia"/>
-      <w:color w:themeColor="text1" w:themeTint="D8" w:val="272727"/>
+      <w:color w:themeColor="accent1" w:val="4F81BD"/>
+      <w:sz w:val="24"/>
+      <w:szCs w:val="24"/>
     </w:rPr>
   </w:style>
   <w:style w:styleId="BlockText" w:type="paragraph">
@@ -7471,8 +7353,8 @@
   </w:style>
   <w:style w:styleId="FootnoteBlockText" w:type="paragraph">
     <w:name w:val="Footnote Block Text"/>
-    <w:basedOn w:val="FootnoteText"/>
-    <w:next w:val="FootnoteText"/>
+    <w:basedOn w:val="Footnote Text"/>
+    <w:next w:val="Footnote Text"/>
     <w:uiPriority w:val="9"/>
     <w:unhideWhenUsed/>
     <w:qFormat/>
@@ -7502,11 +7384,18 @@
       </w:tblCellMar>
     </w:tblPr>
     <w:tblStylePr w:type="firstRow">
+      <w:tblPr>
+        <w:jc w:val="left"/>
+        <w:tblInd w:type="dxa" w:w="0"/>
+      </w:tblPr>
+      <w:trPr>
+        <w:jc w:val="left"/>
+      </w:trPr>
       <w:tcPr>
+        <w:vAlign w:val="bottom"/>
         <w:tcBorders>
           <w:bottom w:val="single"/>
         </w:tcBorders>
-        <w:vAlign w:val="bottom"/>
       </w:tcPr>
     </w:tblStylePr>
   </w:style>
@@ -7621,8 +7510,8 @@
     <w:name w:val="KeywordTok"/>
     <w:basedOn w:val="VerbatimChar"/>
     <w:rPr>
+      <w:color w:val="007020"/>
       <w:b/>
-      <w:color w:val="007020"/>
     </w:rPr>
   </w:style>
   <w:style w:type="character" w:customStyle="1" w:styleId="DataTypeTok">
@@ -7699,42 +7588,42 @@
     <w:name w:val="ImportTok"/>
     <w:basedOn w:val="VerbatimChar"/>
     <w:rPr>
+      <w:color w:val="008000"/>
       <w:b/>
-      <w:color w:val="008000"/>
     </w:rPr>
   </w:style>
   <w:style w:type="character" w:customStyle="1" w:styleId="CommentTok">
     <w:name w:val="CommentTok"/>
     <w:basedOn w:val="VerbatimChar"/>
     <w:rPr>
+      <w:color w:val="60a0b0"/>
       <w:i/>
-      <w:color w:val="60a0b0"/>
     </w:rPr>
   </w:style>
   <w:style w:type="character" w:customStyle="1" w:styleId="DocumentationTok">
     <w:name w:val="DocumentationTok"/>
     <w:basedOn w:val="VerbatimChar"/>
     <w:rPr>
+      <w:color w:val="ba2121"/>
       <w:i/>
-      <w:color w:val="ba2121"/>
     </w:rPr>
   </w:style>
   <w:style w:type="character" w:customStyle="1" w:styleId="AnnotationTok">
     <w:name w:val="AnnotationTok"/>
     <w:basedOn w:val="VerbatimChar"/>
     <w:rPr>
+      <w:color w:val="60a0b0"/>
       <w:b/>
       <w:i/>
-      <w:color w:val="60a0b0"/>
     </w:rPr>
   </w:style>
   <w:style w:type="character" w:customStyle="1" w:styleId="CommentVarTok">
     <w:name w:val="CommentVarTok"/>
     <w:basedOn w:val="VerbatimChar"/>
     <w:rPr>
+      <w:color w:val="60a0b0"/>
       <w:b/>
       <w:i/>
-      <w:color w:val="60a0b0"/>
     </w:rPr>
   </w:style>
   <w:style w:type="character" w:customStyle="1" w:styleId="OtherTok">
@@ -7762,8 +7651,8 @@
     <w:name w:val="ControlFlowTok"/>
     <w:basedOn w:val="VerbatimChar"/>
     <w:rPr>
+      <w:color w:val="007020"/>
       <w:b/>
-      <w:color w:val="007020"/>
     </w:rPr>
   </w:style>
   <w:style w:type="character" w:customStyle="1" w:styleId="OperatorTok">
@@ -7808,34 +7697,34 @@
     <w:name w:val="InformationTok"/>
     <w:basedOn w:val="VerbatimChar"/>
     <w:rPr>
+      <w:color w:val="60a0b0"/>
       <w:b/>
       <w:i/>
-      <w:color w:val="60a0b0"/>
     </w:rPr>
   </w:style>
   <w:style w:type="character" w:customStyle="1" w:styleId="WarningTok">
     <w:name w:val="WarningTok"/>
     <w:basedOn w:val="VerbatimChar"/>
     <w:rPr>
+      <w:color w:val="60a0b0"/>
       <w:b/>
       <w:i/>
-      <w:color w:val="60a0b0"/>
     </w:rPr>
   </w:style>
   <w:style w:type="character" w:customStyle="1" w:styleId="AlertTok">
     <w:name w:val="AlertTok"/>
     <w:basedOn w:val="VerbatimChar"/>
     <w:rPr>
+      <w:color w:val="ff0000"/>
       <w:b/>
-      <w:color w:val="ff0000"/>
     </w:rPr>
   </w:style>
   <w:style w:type="character" w:customStyle="1" w:styleId="ErrorTok">
     <w:name w:val="ErrorTok"/>
     <w:basedOn w:val="VerbatimChar"/>
     <w:rPr>
+      <w:color w:val="ff0000"/>
       <w:b/>
-      <w:color w:val="ff0000"/>
     </w:rPr>
   </w:style>
   <w:style w:type="character" w:customStyle="1" w:styleId="NormalTok">
@@ -7857,44 +7746,44 @@
         <a:sysClr val="window" lastClr="FFFFFF"/>
       </a:lt1>
       <a:dk2>
-        <a:srgbClr val="0E2841"/>
+        <a:srgbClr val="1F497D"/>
       </a:dk2>
       <a:lt2>
-        <a:srgbClr val="E8E8E8"/>
+        <a:srgbClr val="EEECE1"/>
       </a:lt2>
       <a:accent1>
-        <a:srgbClr val="156082"/>
+        <a:srgbClr val="4F81BD"/>
       </a:accent1>
       <a:accent2>
-        <a:srgbClr val="E97132"/>
+        <a:srgbClr val="C0504D"/>
       </a:accent2>
       <a:accent3>
-        <a:srgbClr val="196B24"/>
+        <a:srgbClr val="9BBB59"/>
       </a:accent3>
       <a:accent4>
-        <a:srgbClr val="0F9ED5"/>
+        <a:srgbClr val="8064A2"/>
       </a:accent4>
       <a:accent5>
-        <a:srgbClr val="A02B93"/>
+        <a:srgbClr val="4BACC6"/>
       </a:accent5>
       <a:accent6>
-        <a:srgbClr val="4EA72E"/>
+        <a:srgbClr val="F79646"/>
       </a:accent6>
       <a:hlink>
-        <a:srgbClr val="467886"/>
+        <a:srgbClr val="0000FF"/>
       </a:hlink>
       <a:folHlink>
-        <a:srgbClr val="96607D"/>
+        <a:srgbClr val="800080"/>
       </a:folHlink>
     </a:clrScheme>
     <a:fontScheme name="Office">
       <a:majorFont>
-        <a:latin typeface="Aptos Display" panose="02110004020202020204"/>
+        <a:latin typeface="Calibri"/>
         <a:ea typeface=""/>
         <a:cs typeface=""/>
-        <a:font script="Jpan" typeface="游ゴシック Light"/>
+        <a:font script="Jpan" typeface="ＭＳ ゴシック"/>
         <a:font script="Hang" typeface="맑은 고딕"/>
-        <a:font script="Hans" typeface="等线 Light"/>
+        <a:font script="Hans" typeface="宋体"/>
         <a:font script="Hant" typeface="新細明體"/>
         <a:font script="Arab" typeface="Times New Roman"/>
         <a:font script="Hebr" typeface="Times New Roman"/>
@@ -7921,32 +7810,14 @@
         <a:font script="Mong" typeface="Mongolian Baiti"/>
         <a:font script="Viet" typeface="Times New Roman"/>
         <a:font script="Uigh" typeface="Microsoft Uighur"/>
-        <a:font script="Geor" typeface="Sylfaen"/>
-        <a:font script="Armn" typeface="Arial"/>
-        <a:font script="Bugi" typeface="Leelawadee UI"/>
-        <a:font script="Bopo" typeface="Microsoft JhengHei"/>
-        <a:font script="Java" typeface="Javanese Text"/>
-        <a:font script="Lisu" typeface="Segoe UI"/>
-        <a:font script="Mymr" typeface="Myanmar Text"/>
-        <a:font script="Nkoo" typeface="Ebrima"/>
-        <a:font script="Olck" typeface="Nirmala UI"/>
-        <a:font script="Osma" typeface="Ebrima"/>
-        <a:font script="Phag" typeface="Phagspa"/>
-        <a:font script="Syrn" typeface="Estrangelo Edessa"/>
-        <a:font script="Syrj" typeface="Estrangelo Edessa"/>
-        <a:font script="Syre" typeface="Estrangelo Edessa"/>
-        <a:font script="Sora" typeface="Nirmala UI"/>
-        <a:font script="Tale" typeface="Microsoft Tai Le"/>
-        <a:font script="Talu" typeface="Microsoft New Tai Lue"/>
-        <a:font script="Tfng" typeface="Ebrima"/>
       </a:majorFont>
       <a:minorFont>
-        <a:latin typeface="Aptos" panose="02110004020202020204"/>
+        <a:latin typeface="Cambria"/>
         <a:ea typeface=""/>
         <a:cs typeface=""/>
-        <a:font script="Jpan" typeface="游明朝"/>
+        <a:font script="Jpan" typeface="ＭＳ 明朝"/>
         <a:font script="Hang" typeface="맑은 고딕"/>
-        <a:font script="Hans" typeface="等线"/>
+        <a:font script="Hans" typeface="宋体"/>
         <a:font script="Hant" typeface="新細明體"/>
         <a:font script="Arab" typeface="Arial"/>
         <a:font script="Hebr" typeface="Arial"/>
@@ -7973,24 +7844,6 @@
         <a:font script="Mong" typeface="Mongolian Baiti"/>
         <a:font script="Viet" typeface="Arial"/>
         <a:font script="Uigh" typeface="Microsoft Uighur"/>
-        <a:font script="Geor" typeface="Sylfaen"/>
-        <a:font script="Armn" typeface="Arial"/>
-        <a:font script="Bugi" typeface="Leelawadee UI"/>
-        <a:font script="Bopo" typeface="Microsoft JhengHei"/>
-        <a:font script="Java" typeface="Javanese Text"/>
-        <a:font script="Lisu" typeface="Segoe UI"/>
-        <a:font script="Mymr" typeface="Myanmar Text"/>
-        <a:font script="Nkoo" typeface="Ebrima"/>
-        <a:font script="Olck" typeface="Nirmala UI"/>
-        <a:font script="Osma" typeface="Ebrima"/>
-        <a:font script="Phag" typeface="Phagspa"/>
-        <a:font script="Syrn" typeface="Estrangelo Edessa"/>
-        <a:font script="Syrj" typeface="Estrangelo Edessa"/>
-        <a:font script="Syre" typeface="Estrangelo Edessa"/>
-        <a:font script="Sora" typeface="Nirmala UI"/>
-        <a:font script="Tale" typeface="Microsoft Tai Le"/>
-        <a:font script="Talu" typeface="Microsoft New Tai Lue"/>
-        <a:font script="Tfng" typeface="Ebrima"/>
       </a:minorFont>
     </a:fontScheme>
     <a:fmtScheme name="Office">
@@ -8002,141 +7855,200 @@
           <a:gsLst>
             <a:gs pos="0">
               <a:schemeClr val="phClr">
-                <a:lumMod val="110000"/>
-                <a:satMod val="105000"/>
-                <a:tint val="67000"/>
+                <a:tint val="50000"/>
+                <a:satMod val="300000"/>
               </a:schemeClr>
             </a:gs>
-            <a:gs pos="50000">
+            <a:gs pos="35000">
               <a:schemeClr val="phClr">
-                <a:lumMod val="105000"/>
-                <a:satMod val="103000"/>
-                <a:tint val="73000"/>
+                <a:tint val="37000"/>
+                <a:satMod val="300000"/>
               </a:schemeClr>
             </a:gs>
             <a:gs pos="100000">
               <a:schemeClr val="phClr">
-                <a:lumMod val="105000"/>
-                <a:satMod val="109000"/>
-                <a:tint val="81000"/>
+                <a:tint val="15000"/>
+                <a:satMod val="350000"/>
               </a:schemeClr>
             </a:gs>
           </a:gsLst>
-          <a:lin ang="5400000" scaled="0"/>
+          <a:lin ang="16200000" scaled="1"/>
         </a:gradFill>
         <a:gradFill rotWithShape="1">
           <a:gsLst>
             <a:gs pos="0">
               <a:schemeClr val="phClr">
-                <a:satMod val="103000"/>
-                <a:lumMod val="102000"/>
-                <a:tint val="94000"/>
-              </a:schemeClr>
-            </a:gs>
-            <a:gs pos="50000">
-              <a:schemeClr val="phClr">
-                <a:satMod val="110000"/>
-                <a:lumMod val="100000"/>
+                <a:tint val="100000"/>
                 <a:shade val="100000"/>
+                <a:satMod val="130000"/>
               </a:schemeClr>
             </a:gs>
             <a:gs pos="100000">
               <a:schemeClr val="phClr">
-                <a:lumMod val="99000"/>
-                <a:satMod val="120000"/>
-                <a:shade val="78000"/>
+                <a:tint val="50000"/>
+                <a:shade val="100000"/>
+                <a:satMod val="350000"/>
               </a:schemeClr>
             </a:gs>
           </a:gsLst>
-          <a:lin ang="5400000" scaled="0"/>
+          <a:lin ang="16200000" scaled="0"/>
         </a:gradFill>
       </a:fillStyleLst>
       <a:lnStyleLst>
-        <a:ln w="6350" cap="flat" cmpd="sng" algn="ctr">
+        <a:ln w="9525" cap="flat" cmpd="sng" algn="ctr">
+          <a:solidFill>
+            <a:schemeClr val="phClr">
+              <a:shade val="95000"/>
+              <a:satMod val="105000"/>
+            </a:schemeClr>
+          </a:solidFill>
+          <a:prstDash val="solid"/>
+        </a:ln>
+        <a:ln w="25400" cap="flat" cmpd="sng" algn="ctr">
           <a:solidFill>
             <a:schemeClr val="phClr"/>
           </a:solidFill>
           <a:prstDash val="solid"/>
-          <a:miter lim="800000"/>
         </a:ln>
-        <a:ln w="12700" cap="flat" cmpd="sng" algn="ctr">
+        <a:ln w="38100" cap="flat" cmpd="sng" algn="ctr">
           <a:solidFill>
             <a:schemeClr val="phClr"/>
           </a:solidFill>
           <a:prstDash val="solid"/>
-          <a:miter lim="800000"/>
-        </a:ln>
-        <a:ln w="19050" cap="flat" cmpd="sng" algn="ctr">
-          <a:solidFill>
-            <a:schemeClr val="phClr"/>
-          </a:solidFill>
-          <a:prstDash val="solid"/>
-          <a:miter lim="800000"/>
         </a:ln>
       </a:lnStyleLst>
       <a:effectStyleLst>
         <a:effectStyle>
-          <a:effectLst/>
-        </a:effectStyle>
-        <a:effectStyle>
-          <a:effectLst/>
+          <a:effectLst>
+            <a:outerShdw blurRad="40000" dist="20000" dir="5400000" rotWithShape="0">
+              <a:srgbClr val="000000">
+                <a:alpha val="38000"/>
+              </a:srgbClr>
+            </a:outerShdw>
+          </a:effectLst>
         </a:effectStyle>
         <a:effectStyle>
           <a:effectLst>
-            <a:outerShdw blurRad="57150" dist="19050" dir="5400000" algn="ctr" rotWithShape="0">
+            <a:outerShdw blurRad="40000" dist="23000" dir="5400000" rotWithShape="0">
               <a:srgbClr val="000000">
-                <a:alpha val="63000"/>
+                <a:alpha val="35000"/>
               </a:srgbClr>
             </a:outerShdw>
           </a:effectLst>
+        </a:effectStyle>
+        <a:effectStyle>
+          <a:effectLst>
+            <a:outerShdw blurRad="40000" dist="23000" dir="5400000" rotWithShape="0">
+              <a:srgbClr val="000000">
+                <a:alpha val="35000"/>
+              </a:srgbClr>
+            </a:outerShdw>
+          </a:effectLst>
+          <a:scene3d>
+            <a:camera prst="orthographicFront">
+              <a:rot lat="0" lon="0" rev="0"/>
+            </a:camera>
+            <a:lightRig rig="threePt" dir="t">
+              <a:rot lat="0" lon="0" rev="1200000"/>
+            </a:lightRig>
+          </a:scene3d>
+          <a:sp3d>
+            <a:bevelT w="63500" h="25400"/>
+          </a:sp3d>
         </a:effectStyle>
       </a:effectStyleLst>
       <a:bgFillStyleLst>
         <a:solidFill>
           <a:schemeClr val="phClr"/>
         </a:solidFill>
-        <a:solidFill>
-          <a:schemeClr val="phClr">
-            <a:tint val="95000"/>
-            <a:satMod val="170000"/>
-          </a:schemeClr>
-        </a:solidFill>
         <a:gradFill rotWithShape="1">
           <a:gsLst>
             <a:gs pos="0">
               <a:schemeClr val="phClr">
-                <a:tint val="93000"/>
-                <a:satMod val="150000"/>
-                <a:shade val="98000"/>
-                <a:lumMod val="102000"/>
+                <a:tint val="40000"/>
+                <a:satMod val="350000"/>
               </a:schemeClr>
             </a:gs>
-            <a:gs pos="50000">
+            <a:gs pos="40000">
               <a:schemeClr val="phClr">
-                <a:tint val="98000"/>
-                <a:satMod val="130000"/>
-                <a:shade val="90000"/>
-                <a:lumMod val="103000"/>
+                <a:tint val="45000"/>
+                <a:shade val="99000"/>
+                <a:satMod val="350000"/>
               </a:schemeClr>
             </a:gs>
             <a:gs pos="100000">
               <a:schemeClr val="phClr">
-                <a:shade val="63000"/>
-                <a:satMod val="120000"/>
+                <a:shade val="20000"/>
+                <a:satMod val="255000"/>
               </a:schemeClr>
             </a:gs>
           </a:gsLst>
-          <a:lin ang="5400000" scaled="0"/>
+          <a:path path="circle">
+            <a:fillToRect l="50000" t="-80000" r="50000" b="180000"/>
+          </a:path>
+        </a:gradFill>
+        <a:gradFill rotWithShape="1">
+          <a:gsLst>
+            <a:gs pos="0">
+              <a:schemeClr val="phClr">
+                <a:tint val="80000"/>
+                <a:satMod val="300000"/>
+              </a:schemeClr>
+            </a:gs>
+            <a:gs pos="100000">
+              <a:schemeClr val="phClr">
+                <a:shade val="30000"/>
+                <a:satMod val="200000"/>
+              </a:schemeClr>
+            </a:gs>
+          </a:gsLst>
+          <a:path path="circle">
+            <a:fillToRect l="50000" t="50000" r="50000" b="50000"/>
+          </a:path>
         </a:gradFill>
       </a:bgFillStyleLst>
     </a:fmtScheme>
   </a:themeElements>
-  <a:objectDefaults/>
+  <a:objectDefaults>
+    <a:spDef>
+      <a:spPr/>
+      <a:bodyPr/>
+      <a:lstStyle/>
+      <a:style>
+        <a:lnRef idx="1">
+          <a:schemeClr val="accent1"/>
+        </a:lnRef>
+        <a:fillRef idx="3">
+          <a:schemeClr val="accent1"/>
+        </a:fillRef>
+        <a:effectRef idx="2">
+          <a:schemeClr val="accent1"/>
+        </a:effectRef>
+        <a:fontRef idx="minor">
+          <a:schemeClr val="lt1"/>
+        </a:fontRef>
+      </a:style>
+    </a:spDef>
+    <a:lnDef>
+      <a:spPr/>
+      <a:bodyPr/>
+      <a:lstStyle/>
+      <a:style>
+        <a:lnRef idx="2">
+          <a:schemeClr val="accent1"/>
+        </a:lnRef>
+        <a:fillRef idx="0">
+          <a:schemeClr val="accent1"/>
+        </a:fillRef>
+        <a:effectRef idx="1">
+          <a:schemeClr val="accent1"/>
+        </a:effectRef>
+        <a:fontRef idx="minor">
+          <a:schemeClr val="tx1"/>
+        </a:fontRef>
+      </a:style>
+    </a:lnDef>
+  </a:objectDefaults>
   <a:extraClrSchemeLst/>
-  <a:extLst>
-    <a:ext uri="{05A4C25C-085E-4340-85A3-A5531E510DB2}">
-      <thm15:themeFamily xmlns:thm15="http://schemas.microsoft.com/office/thememl/2012/main" name="Office Theme" id="{2E142A2C-CD16-42D6-873A-C26D2A0506FA}" vid="{1BDDFF52-6CD6-40A5-AB3C-68EB2F1E4D0A}"/>
-    </a:ext>
-  </a:extLst>
 </a:theme>
 </file>
--- a/X_ENTREGABLES_CONSOLIDADOS/8_DOCUMENTOS_SERVIDOS/WORD/SISTEMA_01_Control_y_Senalizacion_EJECUTIVO.docx
+++ b/X_ENTREGABLES_CONSOLIDADOS/8_DOCUMENTOS_SERVIDOS/WORD/SISTEMA_01_Control_y_Senalizacion_EJECUTIVO.docx
@@ -4182,7 +4182,7 @@
         <w:t xml:space="preserve"> </w:t>
       </w:r>
       <w:r>
-        <w:t xml:space="preserve">- VII.2.4 Protocolo FFFIS: §2.2 Gateway FRA/AREMA 918-4</w:t>
+        <w:t xml:space="preserve">- VII.2.4 Protocolo FFFIS Vital</w:t>
       </w:r>
     </w:p>
     <w:p>

--- a/X_ENTREGABLES_CONSOLIDADOS/8_DOCUMENTOS_SERVIDOS/WORD/SISTEMA_01_Control_y_Senalizacion_EJECUTIVO.docx
+++ b/X_ENTREGABLES_CONSOLIDADOS/8_DOCUMENTOS_SERVIDOS/WORD/SISTEMA_01_Control_y_Senalizacion_EJECUTIVO.docx
@@ -285,7 +285,7 @@
         <w:t xml:space="preserve"> </w:t>
       </w:r>
       <w:r>
-        <w:t xml:space="preserve">100% del corredor con filosofía virtual (Soberanía FRA/AREMA - Sin Filosofía PTC Virtual)</w:t>
+        <w:t xml:space="preserve">100% del corredor con filosofía virtual (Soberanía FRA/AREMA 2021 - Sin Filosofía PTC Virtual)</w:t>
       </w:r>
     </w:p>
     <w:p>
@@ -307,7 +307,7 @@
         <w:t xml:space="preserve"> </w:t>
       </w:r>
       <w:r>
-        <w:t xml:space="preserve">99.95% (sistema crítico según estándares EN 50126)</w:t>
+        <w:t xml:space="preserve">99.95% (sistema crítico según estándares Seguridad RAMS bajo FRA 236 Subpart I / PTCSP)</w:t>
       </w:r>
     </w:p>
     <w:bookmarkEnd w:id="22"/>
@@ -2378,14 +2378,15 @@
     <w:tbl>
       <w:tblPr>
         <w:tblStyle w:val="Table"/>
-        <w:tblW w:type="auto" w:w="0"/>
+        <w:tblW w:type="pct" w:w="5000"/>
         <w:tblLook w:firstRow="1" w:lastRow="0" w:firstColumn="0" w:lastColumn="0" w:noHBand="0" w:noVBand="0" w:val="0020"/>
         <w:jc w:val="start"/>
+        <w:tblLayout w:type="fixed"/>
       </w:tblPr>
       <w:tblGrid>
-        <w:gridCol w:w="2640"/>
-        <w:gridCol w:w="2640"/>
-        <w:gridCol w:w="2640"/>
+        <w:gridCol w:w="2292"/>
+        <w:gridCol w:w="1458"/>
+        <w:gridCol w:w="4168"/>
       </w:tblGrid>
       <w:tr>
         <w:trPr>
@@ -2461,7 +2462,7 @@
               <w:jc w:val="left"/>
             </w:pPr>
             <w:r>
-              <w:t xml:space="preserve">EN 50126</w:t>
+              <w:t xml:space="preserve">Seguridad RAMS bajo FRA 236 Subpart I / PTCSP</w:t>
             </w:r>
           </w:p>
         </w:tc>
@@ -2499,7 +2500,7 @@
               <w:jc w:val="left"/>
             </w:pPr>
             <w:r>
-              <w:t xml:space="preserve">EN 50126</w:t>
+              <w:t xml:space="preserve">Seguridad RAMS bajo FRA 236 Subpart I / PTCSP</w:t>
             </w:r>
           </w:p>
         </w:tc>
@@ -2537,7 +2538,7 @@
               <w:jc w:val="left"/>
             </w:pPr>
             <w:r>
-              <w:t xml:space="preserve">EN 50126</w:t>
+              <w:t xml:space="preserve">Seguridad RAMS bajo FRA 236 Subpart I / PTCSP</w:t>
             </w:r>
           </w:p>
         </w:tc>
@@ -2575,7 +2576,7 @@
               <w:jc w:val="left"/>
             </w:pPr>
             <w:r>
-              <w:t xml:space="preserve">FRA/AREMA 920-2</w:t>
+              <w:t xml:space="preserve">FRA/AREMA 2021 920-2</w:t>
             </w:r>
           </w:p>
         </w:tc>
@@ -2613,7 +2614,7 @@
               <w:jc w:val="left"/>
             </w:pPr>
             <w:r>
-              <w:t xml:space="preserve">EN 50126</w:t>
+              <w:t xml:space="preserve">Seguridad RAMS bajo FRA 236 Subpart I / PTCSP</w:t>
             </w:r>
           </w:p>
         </w:tc>
@@ -2651,7 +2652,7 @@
               <w:jc w:val="left"/>
             </w:pPr>
             <w:r>
-              <w:t xml:space="preserve">FRA/AREMA 920-2</w:t>
+              <w:t xml:space="preserve">FRA/AREMA 2021 920-2</w:t>
             </w:r>
           </w:p>
         </w:tc>
@@ -3896,7 +3897,7 @@
         <w:t xml:space="preserve"> </w:t>
       </w:r>
       <w:r>
-        <w:t xml:space="preserve">Protocolo FRA/AREMA 918-4 para integración con FENOCO</w:t>
+        <w:t xml:space="preserve">Protocolo FRA/AREMA 2021 918-4 para integración con FENOCO</w:t>
       </w:r>
       <w:r>
         <w:t xml:space="preserve"> </w:t>
@@ -3974,7 +3975,7 @@
         <w:t xml:space="preserve"> </w:t>
       </w:r>
       <w:r>
-        <w:t xml:space="preserve">Gateway FRA/AREMA con protocolo 918-4 para interoperabilidad</w:t>
+        <w:t xml:space="preserve">Gateway FRA/AREMA 2021 con protocolo 918-4 para interoperabilidad</w:t>
       </w:r>
       <w:r>
         <w:t xml:space="preserve"> </w:t>

--- a/X_ENTREGABLES_CONSOLIDADOS/8_DOCUMENTOS_SERVIDOS/WORD/SISTEMA_01_Control_y_Senalizacion_EJECUTIVO.docx
+++ b/X_ENTREGABLES_CONSOLIDADOS/8_DOCUMENTOS_SERVIDOS/WORD/SISTEMA_01_Control_y_Senalizacion_EJECUTIVO.docx
@@ -219,7 +219,7 @@
         <w:t xml:space="preserve"> </w:t>
       </w:r>
       <w:r>
-        <w:t xml:space="preserve">Enclavamientos electrónicos en estaciones críticas (La Dorada, Puerto Berrío, Barrancabermeja, Bucaramanga, Chiriguaná)</w:t>
+        <w:t xml:space="preserve">Enclavamientos electrónicos en estaciones críticas (La Dorada, Puerto Berrío, Barrancabermeja (Puerto) (Puerto) (Puerto), Bucaramanga, Chiriguaná)</w:t>
       </w:r>
     </w:p>
     <w:p>
@@ -285,7 +285,7 @@
         <w:t xml:space="preserve"> </w:t>
       </w:r>
       <w:r>
-        <w:t xml:space="preserve">100% del corredor con filosofía virtual (Soberanía FRA/AREMA 2021 - Sin Filosofía PTC Virtual)</w:t>
+        <w:t xml:space="preserve">100% del corredor con filosofía virtual (Soberanía FRA/AREMA 2021 2021 - Sin Filosofía PTC Virtual)</w:t>
       </w:r>
     </w:p>
     <w:p>
@@ -1090,7 +1090,7 @@
         <w:t xml:space="preserve"> </w:t>
       </w:r>
       <w:r>
-        <w:t xml:space="preserve">La Dorada, Puerto Berrío, Barrancabermeja, Bucaramanga, Chiriguaná</w:t>
+        <w:t xml:space="preserve">La Dorada, Puerto Berrío, Barrancabermeja (Puerto) (Puerto) (Puerto), Bucaramanga, Chiriguaná</w:t>
       </w:r>
       <w:r>
         <w:t xml:space="preserve"> </w:t>
@@ -2576,7 +2576,7 @@
               <w:jc w:val="left"/>
             </w:pPr>
             <w:r>
-              <w:t xml:space="preserve">FRA/AREMA 2021 920-2</w:t>
+              <w:t xml:space="preserve">FRA/AREMA 2021 2021 920-2</w:t>
             </w:r>
           </w:p>
         </w:tc>
@@ -2652,7 +2652,7 @@
               <w:jc w:val="left"/>
             </w:pPr>
             <w:r>
-              <w:t xml:space="preserve">FRA/AREMA 2021 920-2</w:t>
+              <w:t xml:space="preserve">FRA/AREMA 2021 2021 920-2</w:t>
             </w:r>
           </w:p>
         </w:tc>
@@ -2999,7 +2999,7 @@
               <w:jc w:val="left"/>
             </w:pPr>
             <w:r>
-              <w:t xml:space="preserve">Estación Barrancabermeja</w:t>
+              <w:t xml:space="preserve">Estación Barrancabermeja (Puerto) (Puerto) (Puerto)</w:t>
             </w:r>
           </w:p>
         </w:tc>
@@ -3897,7 +3897,7 @@
         <w:t xml:space="preserve"> </w:t>
       </w:r>
       <w:r>
-        <w:t xml:space="preserve">Protocolo FRA/AREMA 2021 918-4 para integración con FENOCO</w:t>
+        <w:t xml:space="preserve">Protocolo FRA/AREMA 2021 2021 918-4 para integración con FENOCO</w:t>
       </w:r>
       <w:r>
         <w:t xml:space="preserve"> </w:t>
@@ -3975,7 +3975,7 @@
         <w:t xml:space="preserve"> </w:t>
       </w:r>
       <w:r>
-        <w:t xml:space="preserve">Gateway FRA/AREMA 2021 con protocolo 918-4 para interoperabilidad</w:t>
+        <w:t xml:space="preserve">Gateway FRA/AREMA 2021 2021 con protocolo 918-4 para interoperabilidad</w:t>
       </w:r>
       <w:r>
         <w:t xml:space="preserve"> </w:t>
